--- a/zht/docx/146.content.docx
+++ b/zht/docx/146.content.docx
@@ -149,27 +149,7 @@
         <w:rPr>
           <w:lang w:val="zh_TW" w:bidi="zh_TW"/>
         </w:rPr>
-        <w:t>zhang</w:t>
-      </w:r>
-      <w:r>
-        <w:rPr>
-          <w:lang w:val="zh_TW" w:bidi="zh_TW"/>
-        </w:rPr>
-      </w:r>
-    </w:p>
-    <w:p>
-      <w:pPr/>
-      <w:r>
-        <w:rPr>
-          <w:lang w:val="zh_TW" w:bidi="zh_TW"/>
-        </w:rPr>
-      </w:r>
-      <w:r>
-        <w:rPr>
-          <w:i/>
-          <w:lang w:val="zh_TW" w:bidi="zh_TW"/>
-        </w:rPr>
-        <w:t>長老, 長老</w:t>
+        <w:t>xiao</w:t>
       </w:r>
       <w:r>
         <w:rPr>
@@ -232,7 +212,7 @@
         <w:rPr>
           <w:lang w:val="zh_TW" w:bidi="zh_TW"/>
         </w:rPr>
-        <w:t>長老</w:t>
+        <w:t>小錢</w:t>
       </w:r>
       <w:r>
         <w:rPr>
@@ -251,46 +231,7 @@
         <w:rPr>
           <w:lang w:val="zh_TW" w:bidi="zh_TW"/>
         </w:rPr>
-        <w:t>古代世界中，在宗教和世俗領域中行使領導和司法職能的人。他們通常因為在家族、支派或部落中的地位，或因為個性、實力、身材或影響力；或通過任命和授職的過程來行使這種領導職責。新約和使徒後教會中的長老制度（長老團）發展起源於猶太教和舊約，但長老或長老團的角色在古代以色列周圍的世界和新約時期的希臘羅馬世界中也有所發現。</w:t>
-      </w:r>
-    </w:p>
-    <w:p>
-      <w:pPr>
-        <w:pStyle w:val="Heading3"/>
-      </w:pPr>
-      <w:r>
-        <w:rPr>
-          <w:lang w:val="zh_TW" w:bidi="zh_TW"/>
-        </w:rPr>
-        <w:t>在舊約中</w:t>
-      </w:r>
-    </w:p>
-    <w:p>
-      <w:pPr/>
-      <w:r>
-        <w:rPr>
-          <w:lang w:val="zh_TW" w:bidi="zh_TW"/>
-        </w:rPr>
-      </w:r>
-      <w:r>
-        <w:rPr>
-          <w:lang w:val="zh_TW" w:bidi="zh_TW"/>
-        </w:rPr>
-        <w:t>長老或長老制度與部落制度（the tribal system）密切相關。部落由支派組成，而支派則是由大家族單位組成。在父權制社會中，由於年齡和職能的關係，一個家庭由父親治理。年齡，以及年長者所具備的智慧和成熟，無疑是這些長老行使權威的起源。一個支派由組成它的家族首領（the heads of families）統治，形成了一個長老議會。在戰爭時期，每個支派都派出一支隊伍；這些隊伍由一位族長帶領，這位族長可能是從長老中選出的。</w:t>
-      </w:r>
-    </w:p>
-    <w:p>
-      <w:pPr/>
-      <w:r>
-        <w:rPr>
-          <w:lang w:val="zh_TW" w:bidi="zh_TW"/>
-        </w:rPr>
-      </w:r>
-      <w:r>
-        <w:rPr>
-          <w:lang w:val="zh_TW" w:bidi="zh_TW"/>
-        </w:rPr>
-        <w:t>在以色列的前君主制時期，地方行政和司法行動主要由那些長老掌管。在出埃及記的敘述中，以色列的長老（家族的首領）接受了摩西關於第一次逾越節晚餐的指示（</w:t>
+        <w:t>一種小型青銅幣或銅幣，其價值不到一分錢。</w:t>
       </w:r>
       <w:hyperlink r:id="rId13">
         <w:r>
@@ -301,1148 +242,18 @@
             <w:color w:val="0000EE"/>
             <w:u w:val="single"/>
           </w:rPr>
-          <w:t>出12:21–22</w:t>
+          <w:t>馬可福音十二章42節</w:t>
         </w:r>
       </w:hyperlink>
       <w:r>
         <w:rPr>
           <w:lang w:val="zh_TW" w:bidi="zh_TW"/>
         </w:rPr>
-        <w:t>）。在</w:t>
-      </w:r>
-      <w:hyperlink r:id="rId14">
-        <w:r>
-          <w:rPr>
-            <w:lang w:val="zh_TW" w:bidi="zh_TW"/>
-          </w:rPr>
-          <w:rPr>
-            <w:color w:val="0000EE"/>
-            <w:u w:val="single"/>
-          </w:rPr>
-          <w:t>出埃及記十八章12節</w:t>
-        </w:r>
-      </w:hyperlink>
-      <w:r>
-        <w:rPr>
-          <w:lang w:val="zh_TW" w:bidi="zh_TW"/>
-        </w:rPr>
-        <w:t>中，這些長老會見了摩西的岳父葉忒羅，並從這些長老中挑選出值得信任的代表，協助摩西解釋神的律法和執行公義（</w:t>
-      </w:r>
-      <w:hyperlink r:id="rId15">
-        <w:r>
-          <w:rPr>
-            <w:lang w:val="zh_TW" w:bidi="zh_TW"/>
-          </w:rPr>
-          <w:rPr>
-            <w:color w:val="0000EE"/>
-            <w:u w:val="single"/>
-          </w:rPr>
-          <w:t>18:13–23</w:t>
-        </w:r>
-      </w:hyperlink>
-      <w:r>
-        <w:rPr>
-          <w:lang w:val="zh_TW" w:bidi="zh_TW"/>
-        </w:rPr>
-        <w:t>）。同樣，根據</w:t>
-      </w:r>
-      <w:hyperlink r:id="rId16">
-        <w:r>
-          <w:rPr>
-            <w:lang w:val="zh_TW" w:bidi="zh_TW"/>
-          </w:rPr>
-          <w:rPr>
-            <w:color w:val="0000EE"/>
-            <w:u w:val="single"/>
-          </w:rPr>
-          <w:t>民數記十一章16至17節</w:t>
-        </w:r>
-      </w:hyperlink>
-      <w:r>
-        <w:rPr>
-          <w:lang w:val="zh_TW" w:bidi="zh_TW"/>
-        </w:rPr>
-        <w:t>，神指示摩西從以色列的長老中選出七十人來協助他領導百姓。在這段記載中，這些長老被賦予了神的靈的特殊恩賜。在前一個例子中，長老們——被選為與摩西共同管理的人——是那些是被公認為值得信賴的人。</w:t>
-      </w:r>
-    </w:p>
-    <w:p>
-      <w:pPr/>
-      <w:r>
-        <w:rPr>
-          <w:lang w:val="zh_TW" w:bidi="zh_TW"/>
-        </w:rPr>
-      </w:r>
-      <w:r>
-        <w:rPr>
-          <w:lang w:val="zh_TW" w:bidi="zh_TW"/>
-        </w:rPr>
-        <w:t>長老的一個核心職能是司法職責。他們是「審判官（judges）」，坐在「城門口」，也就是古代村莊和城的傳統法庭。在這裡，長老們解決爭端和審理案件，並討論社區事務和作出決定（</w:t>
-      </w:r>
-      <w:hyperlink r:id="rId17">
-        <w:r>
-          <w:rPr>
-            <w:lang w:val="zh_TW" w:bidi="zh_TW"/>
-          </w:rPr>
-          <w:rPr>
-            <w:color w:val="0000EE"/>
-            <w:u w:val="single"/>
-          </w:rPr>
-          <w:t>創23:10、18</w:t>
-        </w:r>
-      </w:hyperlink>
-      <w:r>
-        <w:rPr>
-          <w:lang w:val="zh_TW" w:bidi="zh_TW"/>
-        </w:rPr>
-        <w:t>；</w:t>
-      </w:r>
-      <w:hyperlink r:id="rId18">
-        <w:r>
-          <w:rPr>
-            <w:lang w:val="zh_TW" w:bidi="zh_TW"/>
-          </w:rPr>
-          <w:rPr>
-            <w:color w:val="0000EE"/>
-            <w:u w:val="single"/>
-          </w:rPr>
-          <w:t>伯29:7</w:t>
-        </w:r>
-      </w:hyperlink>
-      <w:r>
-        <w:rPr>
-          <w:lang w:val="zh_TW" w:bidi="zh_TW"/>
-        </w:rPr>
-        <w:t>；</w:t>
-      </w:r>
-      <w:hyperlink r:id="rId19">
-        <w:r>
-          <w:rPr>
-            <w:lang w:val="zh_TW" w:bidi="zh_TW"/>
-          </w:rPr>
-          <w:rPr>
-            <w:color w:val="0000EE"/>
-            <w:u w:val="single"/>
-          </w:rPr>
-          <w:t>箴24:7</w:t>
-        </w:r>
-      </w:hyperlink>
-      <w:r>
-        <w:rPr>
-          <w:lang w:val="zh_TW" w:bidi="zh_TW"/>
-        </w:rPr>
-        <w:t>，</w:t>
-      </w:r>
-      <w:hyperlink r:id="rId20">
-        <w:r>
-          <w:rPr>
-            <w:lang w:val="zh_TW" w:bidi="zh_TW"/>
-          </w:rPr>
-          <w:rPr>
-            <w:color w:val="0000EE"/>
-            <w:u w:val="single"/>
-          </w:rPr>
-          <w:t>31:23</w:t>
-        </w:r>
-      </w:hyperlink>
-      <w:r>
-        <w:rPr>
-          <w:lang w:val="zh_TW" w:bidi="zh_TW"/>
-        </w:rPr>
-        <w:t>）。律法的保存和應用顯然是由坐在城門口的長老掌握（</w:t>
-      </w:r>
-      <w:hyperlink r:id="rId21">
-        <w:r>
-          <w:rPr>
-            <w:lang w:val="zh_TW" w:bidi="zh_TW"/>
-          </w:rPr>
-          <w:rPr>
-            <w:color w:val="0000EE"/>
-            <w:u w:val="single"/>
-          </w:rPr>
-          <w:t>申19:12，</w:t>
-        </w:r>
-      </w:hyperlink>
-      <w:hyperlink r:id="rId22">
-        <w:r>
-          <w:rPr>
-            <w:lang w:val="zh_TW" w:bidi="zh_TW"/>
-          </w:rPr>
-          <w:rPr>
-            <w:color w:val="0000EE"/>
-            <w:u w:val="single"/>
-          </w:rPr>
-          <w:t>21:19，</w:t>
-        </w:r>
-      </w:hyperlink>
-      <w:hyperlink r:id="rId23">
-        <w:r>
-          <w:rPr>
-            <w:lang w:val="zh_TW" w:bidi="zh_TW"/>
-          </w:rPr>
-          <w:rPr>
-            <w:color w:val="0000EE"/>
-            <w:u w:val="single"/>
-          </w:rPr>
-          <w:t>22:15，</w:t>
-        </w:r>
-      </w:hyperlink>
-      <w:hyperlink r:id="rId24">
-        <w:r>
-          <w:rPr>
-            <w:lang w:val="zh_TW" w:bidi="zh_TW"/>
-          </w:rPr>
-          <w:rPr>
-            <w:color w:val="0000EE"/>
-            <w:u w:val="single"/>
-          </w:rPr>
-          <w:t>25:7–10</w:t>
-        </w:r>
-      </w:hyperlink>
-      <w:r>
-        <w:rPr>
-          <w:lang w:val="zh_TW" w:bidi="zh_TW"/>
-        </w:rPr>
-        <w:t>）。</w:t>
-      </w:r>
-      <w:hyperlink r:id="rId25">
-        <w:r>
-          <w:rPr>
-            <w:lang w:val="zh_TW" w:bidi="zh_TW"/>
-          </w:rPr>
-          <w:rPr>
-            <w:color w:val="0000EE"/>
-            <w:u w:val="single"/>
-          </w:rPr>
-          <w:t>路得記四章1至12節</w:t>
-        </w:r>
-      </w:hyperlink>
-      <w:r>
-        <w:rPr>
-          <w:lang w:val="zh_TW" w:bidi="zh_TW"/>
-        </w:rPr>
-        <w:t>很好地描述了這種過程。</w:t>
-      </w:r>
-    </w:p>
-    <w:p>
-      <w:pPr/>
-      <w:r>
-        <w:rPr>
-          <w:lang w:val="zh_TW" w:bidi="zh_TW"/>
-        </w:rPr>
-      </w:r>
-      <w:r>
-        <w:rPr>
-          <w:lang w:val="zh_TW" w:bidi="zh_TW"/>
-        </w:rPr>
-        <w:t>在君主制時期，地方行政和司法權力繼續由長老議會行使。在掃羅統治末期，大衛發送信息和禮物給猶大各城的長老們（</w:t>
-      </w:r>
-      <w:hyperlink r:id="rId26">
-        <w:r>
-          <w:rPr>
-            <w:lang w:val="zh_TW" w:bidi="zh_TW"/>
-          </w:rPr>
-          <w:rPr>
-            <w:color w:val="0000EE"/>
-            <w:u w:val="single"/>
-          </w:rPr>
-          <w:t>撒上30:26</w:t>
-        </w:r>
-      </w:hyperlink>
-      <w:r>
-        <w:rPr>
-          <w:lang w:val="zh_TW" w:bidi="zh_TW"/>
-        </w:rPr>
-        <w:t>），大衛顯然意識到他的有效統治將依賴於他們的善意和忠誠。為了實施對拿伯的陰謀，耶洗別寫信給耶斯列的長老和貴族（</w:t>
-      </w:r>
-      <w:hyperlink r:id="rId27">
-        <w:r>
-          <w:rPr>
-            <w:lang w:val="zh_TW" w:bidi="zh_TW"/>
-          </w:rPr>
-          <w:rPr>
-            <w:color w:val="0000EE"/>
-            <w:u w:val="single"/>
-          </w:rPr>
-          <w:t>王上21:8–11</w:t>
-        </w:r>
-      </w:hyperlink>
-      <w:r>
-        <w:rPr>
-          <w:lang w:val="zh_TW" w:bidi="zh_TW"/>
-        </w:rPr>
-        <w:t>）。這顯示出以色列的長老們已經負責在其管轄範圍內應用律法。除了行政和司法職能外，長老們還承擔了宗教儀式的角色（</w:t>
-      </w:r>
-      <w:hyperlink r:id="rId28">
-        <w:r>
-          <w:rPr>
-            <w:lang w:val="zh_TW" w:bidi="zh_TW"/>
-          </w:rPr>
-          <w:rPr>
-            <w:color w:val="0000EE"/>
-            <w:u w:val="single"/>
-          </w:rPr>
-          <w:t>出24:1、9</w:t>
-        </w:r>
-      </w:hyperlink>
-      <w:r>
-        <w:rPr>
-          <w:lang w:val="zh_TW" w:bidi="zh_TW"/>
-        </w:rPr>
-        <w:t>；</w:t>
-      </w:r>
-      <w:hyperlink r:id="rId29">
-        <w:r>
-          <w:rPr>
-            <w:lang w:val="zh_TW" w:bidi="zh_TW"/>
-          </w:rPr>
-          <w:rPr>
-            <w:color w:val="0000EE"/>
-            <w:u w:val="single"/>
-          </w:rPr>
-          <w:t>利4:14–15</w:t>
-        </w:r>
-      </w:hyperlink>
-      <w:r>
-        <w:rPr>
-          <w:lang w:val="zh_TW" w:bidi="zh_TW"/>
-        </w:rPr>
-        <w:t>）。</w:t>
-      </w:r>
-    </w:p>
-    <w:p>
-      <w:pPr/>
-      <w:r>
-        <w:rPr>
-          <w:lang w:val="zh_TW" w:bidi="zh_TW"/>
-        </w:rPr>
-      </w:r>
-      <w:r>
-        <w:rPr>
-          <w:lang w:val="zh_TW" w:bidi="zh_TW"/>
-        </w:rPr>
-        <w:t>長老制度在王國體制崩潰後依然存在。在被擄期間（</w:t>
-      </w:r>
-      <w:hyperlink r:id="rId30">
-        <w:r>
-          <w:rPr>
-            <w:lang w:val="zh_TW" w:bidi="zh_TW"/>
-          </w:rPr>
-          <w:rPr>
-            <w:color w:val="0000EE"/>
-            <w:u w:val="single"/>
-          </w:rPr>
-          <w:t>結8:1</w:t>
-        </w:r>
-      </w:hyperlink>
-      <w:r>
-        <w:rPr>
-          <w:lang w:val="zh_TW" w:bidi="zh_TW"/>
-        </w:rPr>
-        <w:t>，</w:t>
-      </w:r>
-      <w:hyperlink r:id="rId31">
-        <w:r>
-          <w:rPr>
-            <w:lang w:val="zh_TW" w:bidi="zh_TW"/>
-          </w:rPr>
-          <w:rPr>
-            <w:color w:val="0000EE"/>
-            <w:u w:val="single"/>
-          </w:rPr>
-          <w:t>14:1</w:t>
-        </w:r>
-      </w:hyperlink>
-      <w:r>
-        <w:rPr>
-          <w:lang w:val="zh_TW" w:bidi="zh_TW"/>
-        </w:rPr>
-        <w:t>，</w:t>
-      </w:r>
-      <w:hyperlink r:id="rId32">
-        <w:r>
-          <w:rPr>
-            <w:lang w:val="zh_TW" w:bidi="zh_TW"/>
-          </w:rPr>
-          <w:rPr>
-            <w:color w:val="0000EE"/>
-            <w:u w:val="single"/>
-          </w:rPr>
-          <w:t>20:1–3</w:t>
-        </w:r>
-      </w:hyperlink>
-      <w:r>
-        <w:rPr>
-          <w:lang w:val="zh_TW" w:bidi="zh_TW"/>
-        </w:rPr>
-        <w:t>）以及被擄歸回後（例如，</w:t>
-      </w:r>
-      <w:hyperlink r:id="rId33">
-        <w:r>
-          <w:rPr>
-            <w:lang w:val="zh_TW" w:bidi="zh_TW"/>
-          </w:rPr>
-          <w:rPr>
-            <w:color w:val="0000EE"/>
-            <w:u w:val="single"/>
-          </w:rPr>
-          <w:t>拉10:16</w:t>
-        </w:r>
-      </w:hyperlink>
-      <w:r>
-        <w:rPr>
-          <w:lang w:val="zh_TW" w:bidi="zh_TW"/>
-        </w:rPr>
-        <w:t>），長老們依然存在。</w:t>
-      </w:r>
-    </w:p>
-    <w:p>
-      <w:pPr>
-        <w:pStyle w:val="Heading3"/>
-      </w:pPr>
-      <w:r>
-        <w:rPr>
-          <w:lang w:val="zh_TW" w:bidi="zh_TW"/>
-        </w:rPr>
-        <w:t>在新約時期的猶太教中</w:t>
-      </w:r>
-    </w:p>
-    <w:p>
-      <w:pPr/>
-      <w:r>
-        <w:rPr>
-          <w:lang w:val="zh_TW" w:bidi="zh_TW"/>
-        </w:rPr>
-      </w:r>
-      <w:r>
-        <w:rPr>
-          <w:lang w:val="zh_TW" w:bidi="zh_TW"/>
-        </w:rPr>
-        <w:t>基督教的長老職分（office，或職能〔function〕）源自猶太教中的一個類似制度，雖然使用「長老」這一頭銜來稱呼各種希臘邪教組織的官員和村莊的地方官員，這可能影響了外邦教會中社區結構的發展。在前三卷福音書和使徒行傳中，多次提到長老作為猶太教社區和宗教生活中的職能人物。通常他們與其他一組或多組職能人員一起被提及：「長老、祭司長、文士」（</w:t>
-      </w:r>
-      <w:hyperlink r:id="rId34">
-        <w:r>
-          <w:rPr>
-            <w:lang w:val="zh_TW" w:bidi="zh_TW"/>
-          </w:rPr>
-          <w:rPr>
-            <w:color w:val="0000EE"/>
-            <w:u w:val="single"/>
-          </w:rPr>
-          <w:t>太16:21</w:t>
-        </w:r>
-      </w:hyperlink>
-      <w:r>
-        <w:rPr>
-          <w:lang w:val="zh_TW" w:bidi="zh_TW"/>
-        </w:rPr>
-        <w:t>）；「祭司長和民間的長老」（</w:t>
-      </w:r>
-      <w:hyperlink r:id="rId35">
-        <w:r>
-          <w:rPr>
-            <w:lang w:val="zh_TW" w:bidi="zh_TW"/>
-          </w:rPr>
-          <w:rPr>
-            <w:color w:val="0000EE"/>
-            <w:u w:val="single"/>
-          </w:rPr>
-          <w:t>21:23</w:t>
-        </w:r>
-      </w:hyperlink>
-      <w:r>
-        <w:rPr>
-          <w:lang w:val="zh_TW" w:bidi="zh_TW"/>
-        </w:rPr>
-        <w:t>，</w:t>
-      </w:r>
-      <w:hyperlink r:id="rId36">
-        <w:r>
-          <w:rPr>
-            <w:lang w:val="zh_TW" w:bidi="zh_TW"/>
-          </w:rPr>
-          <w:rPr>
-            <w:color w:val="0000EE"/>
-            <w:u w:val="single"/>
-          </w:rPr>
-          <w:t>26:3、47</w:t>
-        </w:r>
-      </w:hyperlink>
-      <w:r>
-        <w:rPr>
-          <w:lang w:val="zh_TW" w:bidi="zh_TW"/>
-        </w:rPr>
-        <w:t>）；「文士和長老」（</w:t>
-      </w:r>
-      <w:hyperlink r:id="rId37">
-        <w:r>
-          <w:rPr>
-            <w:lang w:val="zh_TW" w:bidi="zh_TW"/>
-          </w:rPr>
-          <w:rPr>
-            <w:color w:val="0000EE"/>
-            <w:u w:val="single"/>
-          </w:rPr>
-          <w:t>26:57</w:t>
-        </w:r>
-      </w:hyperlink>
-      <w:r>
-        <w:rPr>
-          <w:lang w:val="zh_TW" w:bidi="zh_TW"/>
-        </w:rPr>
-        <w:t>，</w:t>
-      </w:r>
-      <w:hyperlink r:id="rId38">
-        <w:r>
-          <w:rPr>
-            <w:lang w:val="zh_TW" w:bidi="zh_TW"/>
-          </w:rPr>
-          <w:rPr>
-            <w:color w:val="0000EE"/>
-            <w:u w:val="single"/>
-          </w:rPr>
-          <w:t>27:41</w:t>
-        </w:r>
-      </w:hyperlink>
-      <w:r>
-        <w:rPr>
-          <w:lang w:val="zh_TW" w:bidi="zh_TW"/>
-        </w:rPr>
-        <w:t>）；「祭司長和民間的長老」（</w:t>
-      </w:r>
-      <w:hyperlink r:id="rId39">
-        <w:r>
-          <w:rPr>
-            <w:lang w:val="zh_TW" w:bidi="zh_TW"/>
-          </w:rPr>
-          <w:rPr>
-            <w:color w:val="0000EE"/>
-            <w:u w:val="single"/>
-          </w:rPr>
-          <w:t>27:1、3、12、20</w:t>
-        </w:r>
-      </w:hyperlink>
-      <w:r>
-        <w:rPr>
-          <w:lang w:val="zh_TW" w:bidi="zh_TW"/>
-        </w:rPr>
-        <w:t>）；「官府、長老，和文士」（</w:t>
-      </w:r>
-      <w:hyperlink r:id="rId40">
-        <w:r>
-          <w:rPr>
-            <w:lang w:val="zh_TW" w:bidi="zh_TW"/>
-          </w:rPr>
-          <w:rPr>
-            <w:color w:val="0000EE"/>
-            <w:u w:val="single"/>
-          </w:rPr>
-          <w:t>徒4:5</w:t>
-        </w:r>
-      </w:hyperlink>
-      <w:r>
-        <w:rPr>
-          <w:lang w:val="zh_TW" w:bidi="zh_TW"/>
-        </w:rPr>
-        <w:t>）；「百姓的官府和長老」（</w:t>
-      </w:r>
-      <w:hyperlink r:id="rId41">
-        <w:r>
-          <w:rPr>
-            <w:lang w:val="zh_TW" w:bidi="zh_TW"/>
-          </w:rPr>
-          <w:rPr>
-            <w:color w:val="0000EE"/>
-            <w:u w:val="single"/>
-          </w:rPr>
-          <w:t>8</w:t>
-        </w:r>
-      </w:hyperlink>
-      <w:r>
-        <w:rPr>
-          <w:lang w:val="zh_TW" w:bidi="zh_TW"/>
-        </w:rPr>
-        <w:t>）。從這些新約經文中，我們無法確定他們的具體職能，或者他們與官府或文士的區別。然而，猶太長老的職責在</w:t>
-      </w:r>
-      <w:r>
-        <w:rPr>
-          <w:lang w:val="zh_TW" w:bidi="zh_TW"/>
-        </w:rPr>
-        <w:t>米示拿</w:t>
-      </w:r>
-      <w:r>
-        <w:rPr>
-          <w:lang w:val="zh_TW" w:bidi="zh_TW"/>
-        </w:rPr>
-        <w:t>的</w:t>
+        <w:t>中使用了這個詞。</w:t>
       </w:r>
       <w:r>
         <w:rPr>
           <w:i/>
-          <w:lang w:val="zh_TW" w:bidi="zh_TW"/>
-        </w:rPr>
-        <w:t>論公會</w:t>
-      </w:r>
-      <w:r>
-        <w:rPr>
-          <w:lang w:val="zh_TW" w:bidi="zh_TW"/>
-        </w:rPr>
-        <w:t>中有明確描述，以及在死海古卷中發現的昆蘭苦修社群規則書中，有明確的描述。</w:t>
-      </w:r>
-    </w:p>
-    <w:p>
-      <w:pPr/>
-      <w:r>
-        <w:rPr>
-          <w:lang w:val="zh_TW" w:bidi="zh_TW"/>
-        </w:rPr>
-      </w:r>
-      <w:r>
-        <w:rPr>
-          <w:lang w:val="zh_TW" w:bidi="zh_TW"/>
-        </w:rPr>
-        <w:t>每個猶太社區都有其長老會，負責一般的行政監督，並代表其社區與羅馬當局打交道。他們的主要職責是司法職能。他們是律法及其傳統解釋的保管人（custodians，見</w:t>
-      </w:r>
-      <w:hyperlink r:id="rId42">
-        <w:r>
-          <w:rPr>
-            <w:lang w:val="zh_TW" w:bidi="zh_TW"/>
-          </w:rPr>
-          <w:rPr>
-            <w:color w:val="0000EE"/>
-            <w:u w:val="single"/>
-          </w:rPr>
-          <w:t>太15:2</w:t>
-        </w:r>
-      </w:hyperlink>
-      <w:r>
-        <w:rPr>
-          <w:lang w:val="zh_TW" w:bidi="zh_TW"/>
-        </w:rPr>
-        <w:t>），並負責執行律法和懲罰違法者。這些長老會中最重要的是耶路撒冷的公會，這是一個由71人組成的團體，作為全國的最高法院。</w:t>
-      </w:r>
-    </w:p>
-    <w:p>
-      <w:pPr>
-        <w:pStyle w:val="Heading3"/>
-      </w:pPr>
-      <w:r>
-        <w:rPr>
-          <w:lang w:val="zh_TW" w:bidi="zh_TW"/>
-        </w:rPr>
-        <w:t>在基督教群體中</w:t>
-      </w:r>
-    </w:p>
-    <w:p>
-      <w:pPr/>
-      <w:r>
-        <w:rPr>
-          <w:lang w:val="zh_TW" w:bidi="zh_TW"/>
-        </w:rPr>
-      </w:r>
-      <w:r>
-        <w:rPr>
-          <w:lang w:val="zh_TW" w:bidi="zh_TW"/>
-        </w:rPr>
-        <w:t>由於初期教會逐漸認為自己是新的以色列（</w:t>
-      </w:r>
-      <w:hyperlink r:id="rId43">
-        <w:r>
-          <w:rPr>
-            <w:lang w:val="zh_TW" w:bidi="zh_TW"/>
-          </w:rPr>
-          <w:rPr>
-            <w:color w:val="0000EE"/>
-            <w:u w:val="single"/>
-          </w:rPr>
-          <w:t>太21:43</w:t>
-        </w:r>
-      </w:hyperlink>
-      <w:r>
-        <w:rPr>
-          <w:lang w:val="zh_TW" w:bidi="zh_TW"/>
-        </w:rPr>
-        <w:t>；</w:t>
-      </w:r>
-      <w:hyperlink r:id="rId44">
-        <w:r>
-          <w:rPr>
-            <w:lang w:val="zh_TW" w:bidi="zh_TW"/>
-          </w:rPr>
-          <w:rPr>
-            <w:color w:val="0000EE"/>
-            <w:u w:val="single"/>
-          </w:rPr>
-          <w:t>加6:16</w:t>
-        </w:r>
-      </w:hyperlink>
-      <w:r>
-        <w:rPr>
-          <w:lang w:val="zh_TW" w:bidi="zh_TW"/>
-        </w:rPr>
-        <w:t>），因此他們逐漸採用長老制度是可以理解的。雖然很難確定早期基督徒團體中所遵循的秩序，因為這些秩序根據地點和時代的不同，在形式和範圍上顯然有所不同，但長老的存在和職能確實是早期教會生活現實的一部分。</w:t>
-      </w:r>
-    </w:p>
-    <w:p>
-      <w:pPr/>
-      <w:r>
-        <w:rPr>
-          <w:lang w:val="zh_TW" w:bidi="zh_TW"/>
-        </w:rPr>
-      </w:r>
-      <w:r>
-        <w:rPr>
-          <w:lang w:val="zh_TW" w:bidi="zh_TW"/>
-        </w:rPr>
-        <w:t>在路加福音關於基督教起源和傳播的記述中，長老已經出現在耶路撒冷的教會中。在使徒行傳中，我們看到安提阿的基督徒派發饑荒救濟物資，「把捐項託巴拿巴和掃羅送到（猶大教會的）眾長老那裡」（</w:t>
-      </w:r>
-      <w:hyperlink r:id="rId45">
-        <w:r>
-          <w:rPr>
-            <w:lang w:val="zh_TW" w:bidi="zh_TW"/>
-          </w:rPr>
-          <w:rPr>
-            <w:color w:val="0000EE"/>
-            <w:u w:val="single"/>
-          </w:rPr>
-          <w:t>徒11:30</w:t>
-        </w:r>
-      </w:hyperlink>
-      <w:r>
-        <w:rPr>
-          <w:lang w:val="zh_TW" w:bidi="zh_TW"/>
-        </w:rPr>
-        <w:t>）。在保羅和巴拿巴的第一次宣教之旅中，他們「在各教會中選立了長老」（</w:t>
-      </w:r>
-      <w:hyperlink r:id="rId46">
-        <w:r>
-          <w:rPr>
-            <w:lang w:val="zh_TW" w:bidi="zh_TW"/>
-          </w:rPr>
-          <w:rPr>
-            <w:color w:val="0000EE"/>
-            <w:u w:val="single"/>
-          </w:rPr>
-          <w:t>14:23</w:t>
-        </w:r>
-      </w:hyperlink>
-      <w:r>
-        <w:rPr>
-          <w:lang w:val="zh_TW" w:bidi="zh_TW"/>
-        </w:rPr>
-        <w:t>）。後來，保羅和巴拿巴從安提阿被派往耶路撒冷，就外邦基督徒是否需要受割禮的問題「去見使徒和長老」（</w:t>
-      </w:r>
-      <w:hyperlink r:id="rId47">
-        <w:r>
-          <w:rPr>
-            <w:lang w:val="zh_TW" w:bidi="zh_TW"/>
-          </w:rPr>
-          <w:rPr>
-            <w:color w:val="0000EE"/>
-            <w:u w:val="single"/>
-          </w:rPr>
-          <w:t>15:2</w:t>
-        </w:r>
-      </w:hyperlink>
-      <w:r>
-        <w:rPr>
-          <w:lang w:val="zh_TW" w:bidi="zh_TW"/>
-        </w:rPr>
-        <w:t>），「教會和使徒並長老都接待他們」（</w:t>
-      </w:r>
-      <w:hyperlink r:id="rId48">
-        <w:r>
-          <w:rPr>
-            <w:lang w:val="zh_TW" w:bidi="zh_TW"/>
-          </w:rPr>
-          <w:rPr>
-            <w:color w:val="0000EE"/>
-            <w:u w:val="single"/>
-          </w:rPr>
-          <w:t>4</w:t>
-        </w:r>
-      </w:hyperlink>
-      <w:r>
-        <w:rPr>
-          <w:lang w:val="zh_TW" w:bidi="zh_TW"/>
-        </w:rPr>
-        <w:t>節），他們聚集起來聽取案件並解決這個問題（</w:t>
-      </w:r>
-      <w:hyperlink r:id="rId49">
-        <w:r>
-          <w:rPr>
-            <w:lang w:val="zh_TW" w:bidi="zh_TW"/>
-          </w:rPr>
-          <w:rPr>
-            <w:color w:val="0000EE"/>
-            <w:u w:val="single"/>
-          </w:rPr>
-          <w:t>6–23</w:t>
-        </w:r>
-      </w:hyperlink>
-      <w:r>
-        <w:rPr>
-          <w:lang w:val="zh_TW" w:bidi="zh_TW"/>
-        </w:rPr>
-        <w:t>節）。</w:t>
-      </w:r>
-    </w:p>
-    <w:p>
-      <w:pPr/>
-      <w:r>
-        <w:rPr>
-          <w:lang w:val="zh_TW" w:bidi="zh_TW"/>
-        </w:rPr>
-      </w:r>
-      <w:r>
-        <w:rPr>
-          <w:lang w:val="zh_TW" w:bidi="zh_TW"/>
-        </w:rPr>
-        <w:t>關於這些長老的身份以及他們是如何被選立的，聖經並沒有給予詳細的說明。然而，根據猶太人的傳統，我們似乎可以推測他們的年齡和在群體中的顯赫地位，賦予他們有資格在教會中擔任特殊的服事角色。猶太人對年長者的敬重是根深蒂固的，而「長老」（presbyter）這個名稱正是源自猶太人的用法。此外，這些耶路撒冷教會中的首批長老也有可能是由使徒透過按手禮選立的，就像選立「七個人」來執行特別的服事（徒</w:t>
-      </w:r>
-      <w:hyperlink r:id="rId50">
-        <w:r>
-          <w:rPr>
-            <w:lang w:val="zh_TW" w:bidi="zh_TW"/>
-          </w:rPr>
-          <w:rPr>
-            <w:color w:val="0000EE"/>
-            <w:u w:val="single"/>
-          </w:rPr>
-          <w:t>6:1–6</w:t>
-        </w:r>
-      </w:hyperlink>
-      <w:r>
-        <w:rPr>
-          <w:lang w:val="zh_TW" w:bidi="zh_TW"/>
-        </w:rPr>
-        <w:t>）一樣。顯然這些長老在基督徒群體中的職能與猶太社群和公會中的長老相似（</w:t>
-      </w:r>
-      <w:hyperlink r:id="rId45">
-        <w:r>
-          <w:rPr>
-            <w:lang w:val="zh_TW" w:bidi="zh_TW"/>
-          </w:rPr>
-          <w:rPr>
-            <w:color w:val="0000EE"/>
-            <w:u w:val="single"/>
-          </w:rPr>
-          <w:t>11:30</w:t>
-        </w:r>
-      </w:hyperlink>
-      <w:r>
-        <w:rPr>
-          <w:lang w:val="zh_TW" w:bidi="zh_TW"/>
-        </w:rPr>
-        <w:t>，</w:t>
-      </w:r>
-      <w:hyperlink r:id="rId51">
-        <w:r>
-          <w:rPr>
-            <w:lang w:val="zh_TW" w:bidi="zh_TW"/>
-          </w:rPr>
-          <w:rPr>
-            <w:color w:val="0000EE"/>
-            <w:u w:val="single"/>
-          </w:rPr>
-          <w:t>15:2–6、22–23</w:t>
-        </w:r>
-      </w:hyperlink>
-      <w:r>
-        <w:rPr>
-          <w:lang w:val="zh_TW" w:bidi="zh_TW"/>
-        </w:rPr>
-        <w:t>，</w:t>
-      </w:r>
-      <w:hyperlink r:id="rId52">
-        <w:r>
-          <w:rPr>
-            <w:lang w:val="zh_TW" w:bidi="zh_TW"/>
-          </w:rPr>
-          <w:rPr>
-            <w:color w:val="0000EE"/>
-            <w:u w:val="single"/>
-          </w:rPr>
-          <w:t>16:4</w:t>
-        </w:r>
-      </w:hyperlink>
-      <w:r>
-        <w:rPr>
-          <w:lang w:val="zh_TW" w:bidi="zh_TW"/>
-        </w:rPr>
-        <w:t>，</w:t>
-      </w:r>
-      <w:hyperlink r:id="rId53">
-        <w:r>
-          <w:rPr>
-            <w:lang w:val="zh_TW" w:bidi="zh_TW"/>
-          </w:rPr>
-          <w:rPr>
-            <w:color w:val="0000EE"/>
-            <w:u w:val="single"/>
-          </w:rPr>
-          <w:t>21:18</w:t>
-        </w:r>
-      </w:hyperlink>
-      <w:r>
-        <w:rPr>
-          <w:lang w:val="zh_TW" w:bidi="zh_TW"/>
-        </w:rPr>
-        <w:t>）。</w:t>
-      </w:r>
-    </w:p>
-    <w:p>
-      <w:pPr/>
-      <w:r>
-        <w:rPr>
-          <w:lang w:val="zh_TW" w:bidi="zh_TW"/>
-        </w:rPr>
-      </w:r>
-      <w:r>
-        <w:rPr>
-          <w:lang w:val="zh_TW" w:bidi="zh_TW"/>
-        </w:rPr>
-        <w:t>儘管保羅在最早的書信中並未提到長老，但保羅顯然在外邦教會中延續了這一傳統。長老僅在教牧書信（</w:t>
-      </w:r>
-      <w:hyperlink r:id="rId54">
-        <w:r>
-          <w:rPr>
-            <w:lang w:val="zh_TW" w:bidi="zh_TW"/>
-          </w:rPr>
-          <w:rPr>
-            <w:color w:val="0000EE"/>
-            <w:u w:val="single"/>
-          </w:rPr>
-          <w:t>提前5:17、19</w:t>
-        </w:r>
-      </w:hyperlink>
-      <w:r>
-        <w:rPr>
-          <w:lang w:val="zh_TW" w:bidi="zh_TW"/>
-        </w:rPr>
-        <w:t>；</w:t>
-      </w:r>
-      <w:hyperlink r:id="rId55">
-        <w:r>
-          <w:rPr>
-            <w:lang w:val="zh_TW" w:bidi="zh_TW"/>
-          </w:rPr>
-          <w:rPr>
-            <w:color w:val="0000EE"/>
-            <w:u w:val="single"/>
-          </w:rPr>
-          <w:t>多1:5</w:t>
-        </w:r>
-      </w:hyperlink>
-      <w:r>
-        <w:rPr>
-          <w:lang w:val="zh_TW" w:bidi="zh_TW"/>
-        </w:rPr>
-        <w:t>）中被提到。在保羅最後一次前往耶路撒冷的旅程中，他召集了以弗所教會的長老到米利都（</w:t>
-      </w:r>
-      <w:hyperlink r:id="rId56">
-        <w:r>
-          <w:rPr>
-            <w:lang w:val="zh_TW" w:bidi="zh_TW"/>
-          </w:rPr>
-          <w:rPr>
-            <w:color w:val="0000EE"/>
-            <w:u w:val="single"/>
-          </w:rPr>
-          <w:t>徒20:17</w:t>
-        </w:r>
-      </w:hyperlink>
-      <w:r>
-        <w:rPr>
-          <w:lang w:val="zh_TW" w:bidi="zh_TW"/>
-        </w:rPr>
-        <w:t>），向他們告別，並囑咐他們要忠實地履行監督和牧養基督徒群羊，即神的教會這一責任（</w:t>
-      </w:r>
-      <w:hyperlink r:id="rId57">
-        <w:r>
-          <w:rPr>
-            <w:lang w:val="zh_TW" w:bidi="zh_TW"/>
-          </w:rPr>
-          <w:rPr>
-            <w:color w:val="0000EE"/>
-            <w:u w:val="single"/>
-          </w:rPr>
-          <w:t>20:28</w:t>
-        </w:r>
-      </w:hyperlink>
-      <w:r>
-        <w:rPr>
-          <w:lang w:val="zh_TW" w:bidi="zh_TW"/>
-        </w:rPr>
-        <w:t>）。</w:t>
-      </w:r>
-    </w:p>
-    <w:p>
-      <w:pPr/>
-      <w:r>
-        <w:rPr>
-          <w:lang w:val="zh_TW" w:bidi="zh_TW"/>
-        </w:rPr>
-      </w:r>
-      <w:r>
-        <w:rPr>
-          <w:lang w:val="zh_TW" w:bidi="zh_TW"/>
-        </w:rPr>
-        <w:t>在保羅的早期書信中，雖然沒有明確提到長老，但他們可能是領導教會聚會的領袖之一（</w:t>
-      </w:r>
-      <w:hyperlink r:id="rId58">
-        <w:r>
-          <w:rPr>
-            <w:lang w:val="zh_TW" w:bidi="zh_TW"/>
-          </w:rPr>
-          <w:rPr>
-            <w:color w:val="0000EE"/>
-            <w:u w:val="single"/>
-          </w:rPr>
-          <w:t>羅12:8</w:t>
-        </w:r>
-      </w:hyperlink>
-      <w:r>
-        <w:rPr>
-          <w:lang w:val="zh_TW" w:bidi="zh_TW"/>
-        </w:rPr>
-        <w:t>；</w:t>
-      </w:r>
-      <w:hyperlink r:id="rId59">
-        <w:r>
-          <w:rPr>
-            <w:lang w:val="zh_TW" w:bidi="zh_TW"/>
-          </w:rPr>
-          <w:rPr>
-            <w:color w:val="0000EE"/>
-            <w:u w:val="single"/>
-          </w:rPr>
-          <w:t>帖前5:12–13</w:t>
-        </w:r>
-      </w:hyperlink>
-      <w:r>
-        <w:rPr>
-          <w:lang w:val="zh_TW" w:bidi="zh_TW"/>
-        </w:rPr>
-        <w:t>）。</w:t>
-      </w:r>
-      <w:hyperlink r:id="rId60">
-        <w:r>
-          <w:rPr>
-            <w:lang w:val="zh_TW" w:bidi="zh_TW"/>
-          </w:rPr>
-          <w:rPr>
-            <w:color w:val="0000EE"/>
-            <w:u w:val="single"/>
-          </w:rPr>
-          <w:t>腓立比書一章1節</w:t>
-        </w:r>
-      </w:hyperlink>
-      <w:r>
-        <w:rPr>
-          <w:lang w:val="zh_TW" w:bidi="zh_TW"/>
-        </w:rPr>
-        <w:t>清楚的顯示了在年輕的保羅教會中已經有明確的領導層次（「監督和執事」）。而</w:t>
-      </w:r>
-      <w:hyperlink r:id="rId54">
-        <w:r>
-          <w:rPr>
-            <w:lang w:val="zh_TW" w:bidi="zh_TW"/>
-          </w:rPr>
-          <w:rPr>
-            <w:color w:val="0000EE"/>
-            <w:u w:val="single"/>
-          </w:rPr>
-          <w:t>提摩太前書五章17節</w:t>
-        </w:r>
-      </w:hyperlink>
-      <w:r>
-        <w:rPr>
-          <w:lang w:val="zh_TW" w:bidi="zh_TW"/>
-        </w:rPr>
-        <w:t>反映了通常被認為是教會治理發展的後期階段，將講道和教導的職能歸於管理教會的長老。此外，</w:t>
-      </w:r>
-      <w:hyperlink r:id="rId61">
-        <w:r>
-          <w:rPr>
-            <w:lang w:val="zh_TW" w:bidi="zh_TW"/>
-          </w:rPr>
-          <w:rPr>
-            <w:color w:val="0000EE"/>
-            <w:u w:val="single"/>
-          </w:rPr>
-          <w:t>彼得前書五章1至5節</w:t>
-        </w:r>
-      </w:hyperlink>
-      <w:r>
-        <w:rPr>
-          <w:lang w:val="zh_TW" w:bidi="zh_TW"/>
-        </w:rPr>
-        <w:t>和</w:t>
-      </w:r>
-      <w:hyperlink r:id="rId62">
-        <w:r>
-          <w:rPr>
-            <w:lang w:val="zh_TW" w:bidi="zh_TW"/>
-          </w:rPr>
-          <w:rPr>
-            <w:color w:val="0000EE"/>
-            <w:u w:val="single"/>
-          </w:rPr>
-          <w:t>雅各書五章14節</w:t>
-        </w:r>
-      </w:hyperlink>
-      <w:r>
-        <w:rPr>
-          <w:lang w:val="zh_TW" w:bidi="zh_TW"/>
-        </w:rPr>
-        <w:t>中的經文也暗示基督教長老承擔了牧養的職責。</w:t>
-      </w:r>
-    </w:p>
-    <w:p>
-      <w:pPr/>
-      <w:r>
-        <w:rPr>
-          <w:lang w:val="zh_TW" w:bidi="zh_TW"/>
-        </w:rPr>
-      </w:r>
-      <w:r>
-        <w:rPr>
-          <w:lang w:val="zh_TW" w:bidi="zh_TW"/>
-        </w:rPr>
-        <w:t>有一段經文可能表明使徒（彼得）也是一位長老：「我這作長老、作基督受苦的見證……勸你們中間與我同作長老的人」（</w:t>
-      </w:r>
-      <w:hyperlink r:id="rId63">
-        <w:r>
-          <w:rPr>
-            <w:lang w:val="zh_TW" w:bidi="zh_TW"/>
-          </w:rPr>
-          <w:rPr>
-            <w:color w:val="0000EE"/>
-            <w:u w:val="single"/>
-          </w:rPr>
-          <w:t>彼前5:1a</w:t>
-        </w:r>
-      </w:hyperlink>
-      <w:r>
-        <w:rPr>
-          <w:lang w:val="zh_TW" w:bidi="zh_TW"/>
-        </w:rPr>
-        <w:t>）。這段經文可能表明長老是被任命的，其職責是使徒事奉的延伸。保羅在離開某些教會之前，他在教會中任命長老的做法或許也支持這一看法。後來教會傳統中將約翰</w:t>
-      </w:r>
-      <w:r>
-        <w:rPr>
-          <w:lang w:val="zh_TW" w:bidi="zh_TW"/>
-        </w:rPr>
-        <w:t>貳</w:t>
-      </w:r>
-      <w:r>
-        <w:rPr>
-          <w:lang w:val="zh_TW" w:bidi="zh_TW"/>
-        </w:rPr>
-        <w:t>書和約翰</w:t>
-      </w:r>
-      <w:r>
-        <w:rPr>
           <w:lang w:val="zh_TW" w:bidi="zh_TW"/>
         </w:rPr>
         <w:t>參</w:t>
@@ -1451,274 +262,13 @@
         <w:rPr>
           <w:lang w:val="zh_TW" w:bidi="zh_TW"/>
         </w:rPr>
-        <w:t>書中的「長老」視為使徒約翰，也指向類似的方向。儘管這樣的認定是隱含的，即使徒可以擔任長老的功能，但長老卻不能擔任使徒的職責。</w:t>
-      </w:r>
-    </w:p>
-    <w:p>
-      <w:pPr/>
-      <w:r>
-        <w:rPr>
-          <w:lang w:val="zh_TW" w:bidi="zh_TW"/>
-        </w:rPr>
+        <w:t xml:space="preserve">： </w:t>
       </w:r>
       <w:r>
         <w:rPr>
           <w:lang w:val="zh_TW" w:bidi="zh_TW"/>
         </w:rPr>
-        <w:t>長老承擔了多項職責。例如，</w:t>
-      </w:r>
-      <w:hyperlink r:id="rId54">
-        <w:r>
-          <w:rPr>
-            <w:lang w:val="zh_TW" w:bidi="zh_TW"/>
-          </w:rPr>
-          <w:rPr>
-            <w:color w:val="0000EE"/>
-            <w:u w:val="single"/>
-          </w:rPr>
-          <w:t>提摩太前書五章17節</w:t>
-        </w:r>
-      </w:hyperlink>
-      <w:r>
-        <w:rPr>
-          <w:lang w:val="zh_TW" w:bidi="zh_TW"/>
-        </w:rPr>
-        <w:t>提到長老參與講道和教導的事工；</w:t>
-      </w:r>
-      <w:hyperlink r:id="rId62">
-        <w:r>
-          <w:rPr>
-            <w:lang w:val="zh_TW" w:bidi="zh_TW"/>
-          </w:rPr>
-          <w:rPr>
-            <w:color w:val="0000EE"/>
-            <w:u w:val="single"/>
-          </w:rPr>
-          <w:t>雅各書五章14節</w:t>
-        </w:r>
-      </w:hyperlink>
-      <w:r>
-        <w:rPr>
-          <w:lang w:val="zh_TW" w:bidi="zh_TW"/>
-        </w:rPr>
-        <w:t>看見他們參與醫治事工；</w:t>
-      </w:r>
-      <w:hyperlink r:id="rId64">
-        <w:r>
-          <w:rPr>
-            <w:lang w:val="zh_TW" w:bidi="zh_TW"/>
-          </w:rPr>
-          <w:rPr>
-            <w:color w:val="0000EE"/>
-            <w:u w:val="single"/>
-          </w:rPr>
-          <w:t>彼得前書五章2節</w:t>
-        </w:r>
-      </w:hyperlink>
-      <w:r>
-        <w:rPr>
-          <w:lang w:val="zh_TW" w:bidi="zh_TW"/>
-        </w:rPr>
-        <w:t>勸勉他們牧養群羊。因此，帶領安提阿教會的先知和教師（根據</w:t>
-      </w:r>
-      <w:hyperlink r:id="rId65">
-        <w:r>
-          <w:rPr>
-            <w:lang w:val="zh_TW" w:bidi="zh_TW"/>
-          </w:rPr>
-          <w:rPr>
-            <w:color w:val="0000EE"/>
-            <w:u w:val="single"/>
-          </w:rPr>
-          <w:t>徒13:1–3</w:t>
-        </w:r>
-      </w:hyperlink>
-      <w:r>
-        <w:rPr>
-          <w:lang w:val="zh_TW" w:bidi="zh_TW"/>
-        </w:rPr>
-        <w:t>）很可能就是這個群體的長老。</w:t>
-      </w:r>
-    </w:p>
-    <w:p>
-      <w:pPr/>
-      <w:r>
-        <w:rPr>
-          <w:lang w:val="zh_TW" w:bidi="zh_TW"/>
-        </w:rPr>
-      </w:r>
-      <w:r>
-        <w:rPr>
-          <w:lang w:val="zh_TW" w:bidi="zh_TW"/>
-        </w:rPr>
-        <w:t>而在後來的教會中，監督和長老有明顯的區別，但新約聖經反映了一個早期的時期，當時這些職分幾乎是同義的。保羅在米利都的告別演說中（</w:t>
-      </w:r>
-      <w:hyperlink r:id="rId66">
-        <w:r>
-          <w:rPr>
-            <w:lang w:val="zh_TW" w:bidi="zh_TW"/>
-          </w:rPr>
-          <w:rPr>
-            <w:color w:val="0000EE"/>
-            <w:u w:val="single"/>
-          </w:rPr>
-          <w:t>徒20章</w:t>
-        </w:r>
-      </w:hyperlink>
-      <w:r>
-        <w:rPr>
-          <w:lang w:val="zh_TW" w:bidi="zh_TW"/>
-        </w:rPr>
-        <w:t>），特別對以弗所教會的長老說（</w:t>
-      </w:r>
-      <w:hyperlink r:id="rId56">
-        <w:r>
-          <w:rPr>
-            <w:lang w:val="zh_TW" w:bidi="zh_TW"/>
-          </w:rPr>
-          <w:rPr>
-            <w:color w:val="0000EE"/>
-            <w:u w:val="single"/>
-          </w:rPr>
-          <w:t>17</w:t>
-        </w:r>
-      </w:hyperlink>
-      <w:r>
-        <w:rPr>
-          <w:lang w:val="zh_TW" w:bidi="zh_TW"/>
-        </w:rPr>
-        <w:t>節），聖靈已經立他們作「監督……牧養神的教會」（</w:t>
-      </w:r>
-      <w:hyperlink r:id="rId57">
-        <w:r>
-          <w:rPr>
-            <w:lang w:val="zh_TW" w:bidi="zh_TW"/>
-          </w:rPr>
-          <w:rPr>
-            <w:color w:val="0000EE"/>
-            <w:u w:val="single"/>
-          </w:rPr>
-          <w:t>28</w:t>
-        </w:r>
-      </w:hyperlink>
-      <w:r>
-        <w:rPr>
-          <w:lang w:val="zh_TW" w:bidi="zh_TW"/>
-        </w:rPr>
-        <w:t>節）。「監督（overseer）」這個詞在這裡是否具有後來技術性的「主教」意義，還是更一般的「監護人（guardian）」意義，尚不明確。然而，在</w:t>
-      </w:r>
-      <w:hyperlink r:id="rId67">
-        <w:r>
-          <w:rPr>
-            <w:lang w:val="zh_TW" w:bidi="zh_TW"/>
-          </w:rPr>
-          <w:rPr>
-            <w:color w:val="0000EE"/>
-            <w:u w:val="single"/>
-          </w:rPr>
-          <w:t>提多書一章5至7節</w:t>
-        </w:r>
-      </w:hyperlink>
-      <w:r>
-        <w:rPr>
-          <w:lang w:val="zh_TW" w:bidi="zh_TW"/>
-        </w:rPr>
-        <w:t>中，第</w:t>
-      </w:r>
-      <w:hyperlink r:id="rId55">
-        <w:r>
-          <w:rPr>
-            <w:lang w:val="zh_TW" w:bidi="zh_TW"/>
-          </w:rPr>
-          <w:rPr>
-            <w:color w:val="0000EE"/>
-            <w:u w:val="single"/>
-          </w:rPr>
-          <w:t>5</w:t>
-        </w:r>
-      </w:hyperlink>
-      <w:r>
-        <w:rPr>
-          <w:lang w:val="zh_TW" w:bidi="zh_TW"/>
-        </w:rPr>
-        <w:t>節的長老顯然與第</w:t>
-      </w:r>
-      <w:hyperlink r:id="rId68">
-        <w:r>
-          <w:rPr>
-            <w:lang w:val="zh_TW" w:bidi="zh_TW"/>
-          </w:rPr>
-          <w:rPr>
-            <w:color w:val="0000EE"/>
-            <w:u w:val="single"/>
-          </w:rPr>
-          <w:t>7</w:t>
-        </w:r>
-      </w:hyperlink>
-      <w:r>
-        <w:rPr>
-          <w:lang w:val="zh_TW" w:bidi="zh_TW"/>
-        </w:rPr>
-        <w:t>節的監督是同一群人。同樣地，</w:t>
-      </w:r>
-      <w:hyperlink r:id="rId60">
-        <w:r>
-          <w:rPr>
-            <w:lang w:val="zh_TW" w:bidi="zh_TW"/>
-          </w:rPr>
-          <w:rPr>
-            <w:color w:val="0000EE"/>
-            <w:u w:val="single"/>
-          </w:rPr>
-          <w:t>腓立比書一章1節</w:t>
-        </w:r>
-      </w:hyperlink>
-      <w:r>
-        <w:rPr>
-          <w:lang w:val="zh_TW" w:bidi="zh_TW"/>
-        </w:rPr>
-        <w:t>的監督很可能被理解為保羅在離開這個宣教據點時所任命的長老。</w:t>
-      </w:r>
-    </w:p>
-    <w:p>
-      <w:pPr/>
-      <w:r>
-        <w:rPr>
-          <w:lang w:val="zh_TW" w:bidi="zh_TW"/>
-        </w:rPr>
-      </w:r>
-      <w:r>
-        <w:rPr>
-          <w:lang w:val="zh_TW" w:bidi="zh_TW"/>
-        </w:rPr>
-        <w:t>顯然，新約時期的教會治理仍然相對靈活，但肯定為後來的教會治理結構播下了種子。根據猶太傳統，長老制度是核心。主教職分（監督/主教）可能從長老職分（長老）中發展出來的，由整個長老議會任命一位長老為監督。</w:t>
-      </w:r>
-    </w:p>
-    <w:p>
-      <w:pPr/>
-      <w:r>
-        <w:rPr>
-          <w:lang w:val="zh_TW" w:bidi="zh_TW"/>
-        </w:rPr>
-      </w:r>
-      <w:r>
-        <w:rPr>
-          <w:i/>
-          <w:lang w:val="zh_TW" w:bidi="zh_TW"/>
-        </w:rPr>
-        <w:t>另見</w:t>
-      </w:r>
-      <w:r>
-        <w:rPr>
-          <w:lang w:val="zh_TW" w:bidi="zh_TW"/>
-        </w:rPr>
-        <w:t xml:space="preserve"> </w:t>
-      </w:r>
-      <w:r>
-        <w:rPr>
-          <w:lang w:val="zh_TW" w:bidi="zh_TW"/>
-        </w:rPr>
-        <w:t>監督</w:t>
+        <w:t>硬幣</w:t>
       </w:r>
       <w:r>
         <w:rPr>
@@ -1730,447 +280,7 @@
         <w:rPr>
           <w:lang w:val="zh_TW" w:bidi="zh_TW"/>
         </w:rPr>
-        <w:t>執事、女執事</w:t>
-      </w:r>
-      <w:r>
-        <w:rPr>
-          <w:lang w:val="zh_TW" w:bidi="zh_TW"/>
-        </w:rPr>
-        <w:t>；</w:t>
-      </w:r>
-      <w:r>
-        <w:rPr>
-          <w:lang w:val="zh_TW" w:bidi="zh_TW"/>
-        </w:rPr>
-        <w:t>牧師</w:t>
-      </w:r>
-      <w:r>
-        <w:rPr>
-          <w:lang w:val="zh_TW" w:bidi="zh_TW"/>
-        </w:rPr>
-        <w:t>；</w:t>
-      </w:r>
-      <w:r>
-        <w:rPr>
-          <w:lang w:val="zh_TW" w:bidi="zh_TW"/>
-        </w:rPr>
-        <w:t>長老</w:t>
-      </w:r>
-      <w:r>
-        <w:rPr>
-          <w:lang w:val="zh_TW" w:bidi="zh_TW"/>
-        </w:rPr>
-        <w:t>；</w:t>
-      </w:r>
-      <w:r>
-        <w:rPr>
-          <w:lang w:val="zh_TW" w:bidi="zh_TW"/>
-        </w:rPr>
-        <w:t>屬靈恩賜</w:t>
-      </w:r>
-      <w:r>
-        <w:rPr>
-          <w:lang w:val="zh_TW" w:bidi="zh_TW"/>
-        </w:rPr>
-        <w:t>。</w:t>
-      </w:r>
-      <w:r>
-        <w:rPr>
-          <w:lang w:val="zh_TW" w:bidi="zh_TW"/>
-        </w:rPr>
-      </w:r>
-      <w:r>
-        <w:rPr>
-          <w:lang w:val="zh_TW" w:bidi="zh_TW"/>
-        </w:rPr>
-      </w:r>
-    </w:p>
-    <w:p>
-      <w:pPr/>
-      <w:r>
-        <w:rPr>
-          <w:lang w:val="zh_TW" w:bidi="zh_TW"/>
-        </w:rPr>
-      </w:r>
-    </w:p>
-    <w:p>
-      <w:pPr>
-        <w:pStyle w:val="Heading2"/>
-      </w:pPr>
-      <w:r>
-        <w:rPr>
-          <w:lang w:val="zh_TW" w:bidi="zh_TW"/>
-        </w:rPr>
-        <w:t>長老</w:t>
-      </w:r>
-      <w:r>
-        <w:rPr>
-          <w:lang w:val="zh_TW" w:bidi="zh_TW"/>
-        </w:rPr>
-      </w:r>
-    </w:p>
-    <w:p>
-      <w:pPr/>
-      <w:r>
-        <w:rPr>
-          <w:lang w:val="zh_TW" w:bidi="zh_TW"/>
-        </w:rPr>
-      </w:r>
-      <w:r>
-        <w:rPr>
-          <w:lang w:val="zh_TW" w:bidi="zh_TW"/>
-        </w:rPr>
-        <w:t>新約中的一個術語，指教會中的長老。在舊約中，會堂由眾長老管理。按照這個模式，新約教會也設有長老（</w:t>
-      </w:r>
-      <w:r>
-        <w:rPr>
-          <w:i/>
-          <w:lang w:val="zh_TW" w:bidi="zh_TW"/>
-        </w:rPr>
-        <w:t>presbuteroi</w:t>
-      </w:r>
-      <w:r>
-        <w:rPr>
-          <w:lang w:val="zh_TW" w:bidi="zh_TW"/>
-        </w:rPr>
-        <w:t>，「年長者」）。長老的職責是照管（</w:t>
-      </w:r>
-      <w:hyperlink r:id="rId64">
-        <w:r>
-          <w:rPr>
-            <w:lang w:val="zh_TW" w:bidi="zh_TW"/>
-          </w:rPr>
-          <w:rPr>
-            <w:color w:val="0000EE"/>
-            <w:u w:val="single"/>
-          </w:rPr>
-          <w:t>彼前5:2</w:t>
-        </w:r>
-      </w:hyperlink>
-      <w:r>
-        <w:rPr>
-          <w:lang w:val="zh_TW" w:bidi="zh_TW"/>
-        </w:rPr>
-        <w:t>）神的羊群（就像牧羊人看顧羊群一樣）。因此，長老有以下責任：</w:t>
-      </w:r>
-    </w:p>
-    <w:p>
-      <w:pPr>
-        <w:pStyle w:val="ListBullet"/>
-        <w:spacing w:line="240" w:lineRule="auto"/>
-        <w:ind w:left="720"/>
-      </w:pPr>
-      <w:r>
-        <w:rPr>
-          <w:lang w:val="zh_TW" w:bidi="zh_TW"/>
-        </w:rPr>
-      </w:r>
-      <w:r>
-        <w:rPr>
-          <w:lang w:val="zh_TW" w:bidi="zh_TW"/>
-        </w:rPr>
-        <w:t>長老被呼召在傳道和教導人上勞苦（</w:t>
-      </w:r>
-      <w:hyperlink r:id="rId54">
-        <w:r>
-          <w:rPr>
-            <w:lang w:val="zh_TW" w:bidi="zh_TW"/>
-          </w:rPr>
-          <w:rPr>
-            <w:color w:val="0000EE"/>
-            <w:u w:val="single"/>
-          </w:rPr>
-          <w:t>提前5:17</w:t>
-        </w:r>
-      </w:hyperlink>
-      <w:r>
-        <w:rPr>
-          <w:lang w:val="zh_TW" w:bidi="zh_TW"/>
-        </w:rPr>
-        <w:t>）。</w:t>
-      </w:r>
-    </w:p>
-    <w:p>
-      <w:pPr>
-        <w:pStyle w:val="ListBullet"/>
-        <w:spacing w:line="240" w:lineRule="auto"/>
-        <w:ind w:left="720"/>
-      </w:pPr>
-      <w:r>
-        <w:rPr>
-          <w:lang w:val="zh_TW" w:bidi="zh_TW"/>
-        </w:rPr>
-      </w:r>
-      <w:r>
-        <w:rPr>
-          <w:lang w:val="zh_TW" w:bidi="zh_TW"/>
-        </w:rPr>
-        <w:t>長老受召去探訪、為病人禱告並用油抹他們（</w:t>
-      </w:r>
-      <w:hyperlink r:id="rId62">
-        <w:r>
-          <w:rPr>
-            <w:lang w:val="zh_TW" w:bidi="zh_TW"/>
-          </w:rPr>
-          <w:rPr>
-            <w:color w:val="0000EE"/>
-            <w:u w:val="single"/>
-          </w:rPr>
-          <w:t>雅5:14</w:t>
-        </w:r>
-      </w:hyperlink>
-      <w:r>
-        <w:rPr>
-          <w:lang w:val="zh_TW" w:bidi="zh_TW"/>
-        </w:rPr>
-        <w:t>）。</w:t>
-      </w:r>
-    </w:p>
-    <w:p>
-      <w:pPr>
-        <w:pStyle w:val="ListBullet"/>
-        <w:spacing w:line="240" w:lineRule="auto"/>
-        <w:ind w:left="720"/>
-      </w:pPr>
-      <w:r>
-        <w:rPr>
-          <w:lang w:val="zh_TW" w:bidi="zh_TW"/>
-        </w:rPr>
-      </w:r>
-      <w:r>
-        <w:rPr>
-          <w:lang w:val="zh_TW" w:bidi="zh_TW"/>
-        </w:rPr>
-        <w:t>長老被呼召去管理饑荒救濟事工（</w:t>
-      </w:r>
-      <w:hyperlink r:id="rId69">
-        <w:r>
-          <w:rPr>
-            <w:lang w:val="zh_TW" w:bidi="zh_TW"/>
-          </w:rPr>
-          <w:rPr>
-            <w:color w:val="0000EE"/>
-            <w:u w:val="single"/>
-          </w:rPr>
-          <w:t>徒11:29–30</w:t>
-        </w:r>
-      </w:hyperlink>
-      <w:r>
-        <w:rPr>
-          <w:lang w:val="zh_TW" w:bidi="zh_TW"/>
-        </w:rPr>
-        <w:t>）。</w:t>
-      </w:r>
-    </w:p>
-    <w:p>
-      <w:pPr>
-        <w:pStyle w:val="ListBullet"/>
-        <w:spacing w:line="240" w:lineRule="auto"/>
-        <w:ind w:left="720"/>
-      </w:pPr>
-      <w:r>
-        <w:rPr>
-          <w:lang w:val="zh_TW" w:bidi="zh_TW"/>
-        </w:rPr>
-      </w:r>
-      <w:r>
-        <w:rPr>
-          <w:lang w:val="zh_TW" w:bidi="zh_TW"/>
-        </w:rPr>
-        <w:t>長老受呼召去監督教會事務（</w:t>
-      </w:r>
-      <w:hyperlink r:id="rId48">
-        <w:r>
-          <w:rPr>
-            <w:lang w:val="zh_TW" w:bidi="zh_TW"/>
-          </w:rPr>
-          <w:rPr>
-            <w:color w:val="0000EE"/>
-            <w:u w:val="single"/>
-          </w:rPr>
-          <w:t>徒15:4</w:t>
-        </w:r>
-      </w:hyperlink>
-      <w:r>
-        <w:rPr>
-          <w:lang w:val="zh_TW" w:bidi="zh_TW"/>
-        </w:rPr>
-        <w:t>，</w:t>
-      </w:r>
-      <w:hyperlink r:id="rId52">
-        <w:r>
-          <w:rPr>
-            <w:lang w:val="zh_TW" w:bidi="zh_TW"/>
-          </w:rPr>
-          <w:rPr>
-            <w:color w:val="0000EE"/>
-            <w:u w:val="single"/>
-          </w:rPr>
-          <w:t>16:4</w:t>
-        </w:r>
-      </w:hyperlink>
-      <w:r>
-        <w:rPr>
-          <w:lang w:val="zh_TW" w:bidi="zh_TW"/>
-        </w:rPr>
-        <w:t>）。</w:t>
-      </w:r>
-    </w:p>
-    <w:p>
-      <w:pPr/>
-      <w:r>
-        <w:rPr>
-          <w:lang w:val="zh_TW" w:bidi="zh_TW"/>
-        </w:rPr>
-      </w:r>
-      <w:r>
-        <w:rPr>
-          <w:lang w:val="zh_TW" w:bidi="zh_TW"/>
-        </w:rPr>
-        <w:t>證據表明，所有長老的地位都是平等的。「長老（presbyter）」和「監督（bishop）」這兩個稱謂在初期可以互換使用（</w:t>
-      </w:r>
-      <w:hyperlink r:id="rId56">
-        <w:r>
-          <w:rPr>
-            <w:lang w:val="zh_TW" w:bidi="zh_TW"/>
-          </w:rPr>
-          <w:rPr>
-            <w:color w:val="0000EE"/>
-            <w:u w:val="single"/>
-          </w:rPr>
-          <w:t>徒20:17、28</w:t>
-        </w:r>
-      </w:hyperlink>
-      <w:r>
-        <w:rPr>
-          <w:lang w:val="zh_TW" w:bidi="zh_TW"/>
-        </w:rPr>
-        <w:t>；</w:t>
-      </w:r>
-      <w:hyperlink r:id="rId60">
-        <w:r>
-          <w:rPr>
-            <w:lang w:val="zh_TW" w:bidi="zh_TW"/>
-          </w:rPr>
-          <w:rPr>
-            <w:color w:val="0000EE"/>
-            <w:u w:val="single"/>
-          </w:rPr>
-          <w:t>腓1:1</w:t>
-        </w:r>
-      </w:hyperlink>
-      <w:r>
-        <w:rPr>
-          <w:lang w:val="zh_TW" w:bidi="zh_TW"/>
-        </w:rPr>
-        <w:t>；</w:t>
-      </w:r>
-      <w:hyperlink r:id="rId67">
-        <w:r>
-          <w:rPr>
-            <w:lang w:val="zh_TW" w:bidi="zh_TW"/>
-          </w:rPr>
-          <w:rPr>
-            <w:color w:val="0000EE"/>
-            <w:u w:val="single"/>
-          </w:rPr>
-          <w:t>多1:5–7</w:t>
-        </w:r>
-      </w:hyperlink>
-      <w:r>
-        <w:rPr>
-          <w:lang w:val="zh_TW" w:bidi="zh_TW"/>
-        </w:rPr>
-        <w:t>）。然而，在公元二世紀，主理長老（presiding presbyter）逐漸成為一個特殊的角色，並成為最高權威的來源。後來，「長老」這個稱謂被簡稱為「祭司（priest）」。在主教制（episcopal）教會（由主教管理的教會）中，這一稱謂一直沿用至今。</w:t>
-      </w:r>
-    </w:p>
-    <w:p>
-      <w:pPr/>
-      <w:r>
-        <w:rPr>
-          <w:lang w:val="zh_TW" w:bidi="zh_TW"/>
-        </w:rPr>
-      </w:r>
-      <w:r>
-        <w:rPr>
-          <w:lang w:val="zh_TW" w:bidi="zh_TW"/>
-        </w:rPr>
-        <w:t>然而，重要的是，新約從未將祭司職能與長老職分聯繫起來。隨著基督教的傳播和發展，祭司成為一個強大權勢的角色。一些不合聖經的附加內容也開始與有關聖餐的教義一同發展出來。當宗教改革者（the Reformers）在公元16世紀取得勝利時，這些附加的教義就受揭露和被拒絕。宗教改革者強調所有信徒皆為祭司的教義，這一教義宣告所有信徒通過基督可以直接接近神，而不需要祭司作為中保。宗教改革者是新教改革的領袖，新教改革（the Protestant Reformation）是一場改革（或改變）天主教會的宗教運動。在新教中，祭司成為牧師、傳道人或（在現代）教士。在非羅馬主教制教會中，「祭司」這個稱號今天仍在使用。即使在與羅馬用法不同的解釋中，大多數福音派聖公會信徒仍然拒絕使用它。在長老會和類似的教會中，長老（無論是教導的還是管理的）仍然正式稱為長老，並且他們的地位都是平等的。</w:t>
-      </w:r>
-    </w:p>
-    <w:p>
-      <w:pPr/>
-      <w:r>
-        <w:rPr>
-          <w:lang w:val="zh_TW" w:bidi="zh_TW"/>
-        </w:rPr>
-      </w:r>
-      <w:r>
-        <w:rPr>
-          <w:i/>
-          <w:lang w:val="zh_TW" w:bidi="zh_TW"/>
-        </w:rPr>
-        <w:t>另見</w:t>
-      </w:r>
-      <w:r>
-        <w:rPr>
-          <w:lang w:val="zh_TW" w:bidi="zh_TW"/>
-        </w:rPr>
-        <w:t xml:space="preserve"> </w:t>
-      </w:r>
-      <w:r>
-        <w:rPr>
-          <w:lang w:val="zh_TW" w:bidi="zh_TW"/>
-        </w:rPr>
-        <w:t>監督</w:t>
-      </w:r>
-      <w:r>
-        <w:rPr>
-          <w:lang w:val="zh_TW" w:bidi="zh_TW"/>
-        </w:rPr>
-        <w:t>；</w:t>
-      </w:r>
-      <w:r>
-        <w:rPr>
-          <w:lang w:val="zh_TW" w:bidi="zh_TW"/>
-        </w:rPr>
-        <w:t>執事、女執事</w:t>
-      </w:r>
-      <w:r>
-        <w:rPr>
-          <w:lang w:val="zh_TW" w:bidi="zh_TW"/>
-        </w:rPr>
-        <w:t>；</w:t>
-      </w:r>
-      <w:r>
-        <w:rPr>
-          <w:lang w:val="zh_TW" w:bidi="zh_TW"/>
-        </w:rPr>
-        <w:t>長老</w:t>
-      </w:r>
-      <w:r>
-        <w:rPr>
-          <w:lang w:val="zh_TW" w:bidi="zh_TW"/>
-        </w:rPr>
-        <w:t>；</w:t>
-      </w:r>
-      <w:r>
-        <w:rPr>
-          <w:lang w:val="zh_TW" w:bidi="zh_TW"/>
-        </w:rPr>
-        <w:t>牧師</w:t>
-      </w:r>
-      <w:r>
-        <w:rPr>
-          <w:lang w:val="zh_TW" w:bidi="zh_TW"/>
-        </w:rPr>
-        <w:t>；</w:t>
-      </w:r>
-      <w:r>
-        <w:rPr>
-          <w:lang w:val="zh_TW" w:bidi="zh_TW"/>
-        </w:rPr>
-        <w:t>屬靈恩賜</w:t>
+        <w:t>金錢</w:t>
       </w:r>
       <w:r>
         <w:rPr>

--- a/zht/docx/146.content.docx
+++ b/zht/docx/146.content.docx
@@ -19,7 +19,7 @@
         <w:rPr>
           <w:lang w:val="zh_TW" w:bidi="zh_TW"/>
         </w:rPr>
-        <w:t>Resource: 聖經詞典 (Tyndale)</w:t>
+        <w:t>Resource: Tyndale Open Bible Dictionary</w:t>
       </w:r>
       <w:r>
         <w:rPr>
@@ -112,7 +112,7 @@
         <w:rPr>
           <w:lang w:val="zh_TW" w:bidi="zh_TW"/>
         </w:rPr>
-        <w:t>聖經詞典 (Tyndale)</w:t>
+        <w:t>Tyndale Open Bible Dictionary</w:t>
       </w:r>
     </w:p>
     <w:p>
@@ -149,7 +149,7 @@
         <w:rPr>
           <w:lang w:val="zh_TW" w:bidi="zh_TW"/>
         </w:rPr>
-        <w:t>xiao</w:t>
+        <w:t>wai</w:t>
       </w:r>
       <w:r>
         <w:rPr>
@@ -212,7 +212,7 @@
         <w:rPr>
           <w:lang w:val="zh_TW" w:bidi="zh_TW"/>
         </w:rPr>
-        <w:t>小錢</w:t>
+        <w:t>外邦人院</w:t>
       </w:r>
       <w:r>
         <w:rPr>
@@ -231,7 +231,21 @@
         <w:rPr>
           <w:lang w:val="zh_TW" w:bidi="zh_TW"/>
         </w:rPr>
-        <w:t>一種小型青銅幣或銅幣，其價值不到一分錢。</w:t>
+        <w:t>外邦人院是希律王建造的耶路撒冷聖殿中最大的外圍區域。這個庭院呈長方形，但四邊不完全均勻，北端比南端更寬。猶太人和非猶太人（外邦人）都可以進入這個區域。</w:t>
+      </w:r>
+    </w:p>
+    <w:p>
+      <w:pPr/>
+      <w:r>
+        <w:rPr>
+          <w:lang w:val="zh_TW" w:bidi="zh_TW"/>
+        </w:rPr>
+      </w:r>
+      <w:r>
+        <w:rPr>
+          <w:lang w:val="zh_TW" w:bidi="zh_TW"/>
+        </w:rPr>
+        <w:t>在這個庭院內，商販出售用於聖殿獻祭的動物，兌換銀錢的人則幫助訪客將硬幣兌換成適合使用的貨幣。庭院內有一道隔牆，上面有警告標誌，禁止外邦人進入聖殿的內部區域。耶穌曾在這裡驅趕那些濫用聖殿做買賣的人和兌換銀錢的人（</w:t>
       </w:r>
       <w:hyperlink r:id="rId13">
         <w:r>
@@ -242,45 +256,77 @@
             <w:color w:val="0000EE"/>
             <w:u w:val="single"/>
           </w:rPr>
-          <w:t>馬可福音十二章42節</w:t>
+          <w:t>太21:12–13</w:t>
         </w:r>
       </w:hyperlink>
       <w:r>
         <w:rPr>
           <w:lang w:val="zh_TW" w:bidi="zh_TW"/>
         </w:rPr>
-        <w:t>中使用了這個詞。</w:t>
+        <w:t>；</w:t>
+      </w:r>
+      <w:hyperlink r:id="rId14">
+        <w:r>
+          <w:rPr>
+            <w:lang w:val="zh_TW" w:bidi="zh_TW"/>
+          </w:rPr>
+          <w:rPr>
+            <w:color w:val="0000EE"/>
+            <w:u w:val="single"/>
+          </w:rPr>
+          <w:t>可11:15–18</w:t>
+        </w:r>
+      </w:hyperlink>
+      <w:r>
+        <w:rPr>
+          <w:lang w:val="zh_TW" w:bidi="zh_TW"/>
+        </w:rPr>
+        <w:t>；</w:t>
+      </w:r>
+      <w:hyperlink r:id="rId15">
+        <w:r>
+          <w:rPr>
+            <w:lang w:val="zh_TW" w:bidi="zh_TW"/>
+          </w:rPr>
+          <w:rPr>
+            <w:color w:val="0000EE"/>
+            <w:u w:val="single"/>
+          </w:rPr>
+          <w:t>約2:14–16</w:t>
+        </w:r>
+      </w:hyperlink>
+      <w:r>
+        <w:rPr>
+          <w:lang w:val="zh_TW" w:bidi="zh_TW"/>
+        </w:rPr>
+        <w:t>）。</w:t>
+      </w:r>
+    </w:p>
+    <w:p>
+      <w:pPr/>
+      <w:r>
+        <w:rPr>
+          <w:lang w:val="zh_TW" w:bidi="zh_TW"/>
+        </w:rPr>
       </w:r>
       <w:r>
         <w:rPr>
           <w:i/>
           <w:lang w:val="zh_TW" w:bidi="zh_TW"/>
         </w:rPr>
-        <w:t>參</w:t>
+        <w:t>另見</w:t>
       </w:r>
       <w:r>
         <w:rPr>
           <w:lang w:val="zh_TW" w:bidi="zh_TW"/>
         </w:rPr>
-        <w:t xml:space="preserve">： </w:t>
+        <w:t xml:space="preserve"> </w:t>
       </w:r>
       <w:r>
         <w:rPr>
           <w:lang w:val="zh_TW" w:bidi="zh_TW"/>
         </w:rPr>
-        <w:t>硬幣</w:t>
-      </w:r>
-      <w:r>
-        <w:rPr>
-          <w:lang w:val="zh_TW" w:bidi="zh_TW"/>
-        </w:rPr>
-        <w:t>；</w:t>
-      </w:r>
-      <w:r>
-        <w:rPr>
-          <w:lang w:val="zh_TW" w:bidi="zh_TW"/>
-        </w:rPr>
-        <w:t>金錢</w:t>
+        <w:t>聖殿</w:t>
       </w:r>
       <w:r>
         <w:rPr>

--- a/zht/docx/146.content.docx
+++ b/zht/docx/146.content.docx
@@ -149,7 +149,7 @@
         <w:rPr>
           <w:lang w:val="zh_TW" w:bidi="zh_TW"/>
         </w:rPr>
-        <w:t>wai</w:t>
+        <w:t>tu</w:t>
       </w:r>
       <w:r>
         <w:rPr>
@@ -212,7 +212,7 @@
         <w:rPr>
           <w:lang w:val="zh_TW" w:bidi="zh_TW"/>
         </w:rPr>
-        <w:t>外邦人院</w:t>
+        <w:t>土八‧該隱</w:t>
       </w:r>
       <w:r>
         <w:rPr>
@@ -231,7 +231,71 @@
         <w:rPr>
           <w:lang w:val="zh_TW" w:bidi="zh_TW"/>
         </w:rPr>
-        <w:t>外邦人院是希律王建造的耶路撒冷聖殿中最大的外圍區域。這個庭院呈長方形，但四邊不完全均勻，北端比南端更寬。猶太人和非猶太人（外邦人）都可以進入這個區域。</w:t>
+        <w:t>拉麥和他的妻子洗拉的兒子（</w:t>
+      </w:r>
+      <w:hyperlink r:id="rId13">
+        <w:r>
+          <w:rPr>
+            <w:lang w:val="zh_TW" w:bidi="zh_TW"/>
+          </w:rPr>
+          <w:rPr>
+            <w:color w:val="0000EE"/>
+            <w:u w:val="single"/>
+          </w:rPr>
+          <w:t>創4:22</w:t>
+        </w:r>
+      </w:hyperlink>
+      <w:r>
+        <w:rPr>
+          <w:lang w:val="zh_TW" w:bidi="zh_TW"/>
+        </w:rPr>
+        <w:t>）。他是「打造各樣銅鐵利器的」。雖然文本並未聲稱他是第一位或所有鐵匠的「祖師」，但許多學者認為，文本原先與第</w:t>
+      </w:r>
+      <w:hyperlink r:id="rId14">
+        <w:r>
+          <w:rPr>
+            <w:lang w:val="zh_TW" w:bidi="zh_TW"/>
+          </w:rPr>
+          <w:rPr>
+            <w:color w:val="0000EE"/>
+            <w:u w:val="single"/>
+          </w:rPr>
+          <w:t>20</w:t>
+        </w:r>
+      </w:hyperlink>
+      <w:r>
+        <w:rPr>
+          <w:lang w:val="zh_TW" w:bidi="zh_TW"/>
+        </w:rPr>
+        <w:t>和</w:t>
+      </w:r>
+      <w:hyperlink r:id="rId15">
+        <w:r>
+          <w:rPr>
+            <w:lang w:val="zh_TW" w:bidi="zh_TW"/>
+          </w:rPr>
+          <w:rPr>
+            <w:color w:val="0000EE"/>
+            <w:u w:val="single"/>
+          </w:rPr>
+          <w:t>21</w:t>
+        </w:r>
+      </w:hyperlink>
+      <w:r>
+        <w:rPr>
+          <w:lang w:val="zh_TW" w:bidi="zh_TW"/>
+        </w:rPr>
+        <w:t>節呈平行，以暗示他是第一位。</w:t>
+      </w:r>
+      <w:r>
+        <w:rPr>
+          <w:lang w:val="zh_TW" w:bidi="zh_TW"/>
+        </w:rPr>
+      </w:r>
+      <w:r>
+        <w:rPr>
+          <w:lang w:val="zh_TW" w:bidi="zh_TW"/>
+        </w:rPr>
       </w:r>
     </w:p>
     <w:p>
@@ -241,65 +305,21 @@
           <w:lang w:val="zh_TW" w:bidi="zh_TW"/>
         </w:rPr>
       </w:r>
-      <w:r>
-        <w:rPr>
-          <w:lang w:val="zh_TW" w:bidi="zh_TW"/>
-        </w:rPr>
-        <w:t>在這個庭院內，商販出售用於聖殿獻祭的動物，兌換銀錢的人則幫助訪客將硬幣兌換成適合使用的貨幣。庭院內有一道隔牆，上面有警告標誌，禁止外邦人進入聖殿的內部區域。耶穌曾在這裡驅趕那些濫用聖殿做買賣的人和兌換銀錢的人（</w:t>
-      </w:r>
-      <w:hyperlink r:id="rId13">
-        <w:r>
-          <w:rPr>
-            <w:lang w:val="zh_TW" w:bidi="zh_TW"/>
-          </w:rPr>
-          <w:rPr>
-            <w:color w:val="0000EE"/>
-            <w:u w:val="single"/>
-          </w:rPr>
-          <w:t>太21:12–13</w:t>
-        </w:r>
-      </w:hyperlink>
-      <w:r>
-        <w:rPr>
-          <w:lang w:val="zh_TW" w:bidi="zh_TW"/>
-        </w:rPr>
-        <w:t>；</w:t>
-      </w:r>
-      <w:hyperlink r:id="rId14">
-        <w:r>
-          <w:rPr>
-            <w:lang w:val="zh_TW" w:bidi="zh_TW"/>
-          </w:rPr>
-          <w:rPr>
-            <w:color w:val="0000EE"/>
-            <w:u w:val="single"/>
-          </w:rPr>
-          <w:t>可11:15–18</w:t>
-        </w:r>
-      </w:hyperlink>
-      <w:r>
-        <w:rPr>
-          <w:lang w:val="zh_TW" w:bidi="zh_TW"/>
-        </w:rPr>
-        <w:t>；</w:t>
-      </w:r>
-      <w:hyperlink r:id="rId15">
-        <w:r>
-          <w:rPr>
-            <w:lang w:val="zh_TW" w:bidi="zh_TW"/>
-          </w:rPr>
-          <w:rPr>
-            <w:color w:val="0000EE"/>
-            <w:u w:val="single"/>
-          </w:rPr>
-          <w:t>約2:14–16</w:t>
-        </w:r>
-      </w:hyperlink>
-      <w:r>
-        <w:rPr>
-          <w:lang w:val="zh_TW" w:bidi="zh_TW"/>
-        </w:rPr>
-        <w:t>）。</w:t>
+    </w:p>
+    <w:p>
+      <w:pPr>
+        <w:pStyle w:val="Heading2"/>
+      </w:pPr>
+      <w:r>
+        <w:rPr>
+          <w:lang w:val="zh_TW" w:bidi="zh_TW"/>
+        </w:rPr>
+        <w:t>土地</w:t>
+      </w:r>
+      <w:r>
+        <w:rPr>
+          <w:lang w:val="zh_TW" w:bidi="zh_TW"/>
+        </w:rPr>
       </w:r>
     </w:p>
     <w:p>
@@ -311,28 +331,998 @@
       </w:r>
       <w:r>
         <w:rPr>
-          <w:i/>
-          <w:lang w:val="zh_TW" w:bidi="zh_TW"/>
-        </w:rPr>
-        <w:t>另見</w:t>
-      </w:r>
-      <w:r>
-        <w:rPr>
-          <w:lang w:val="zh_TW" w:bidi="zh_TW"/>
-        </w:rPr>
-        <w:t xml:space="preserve"> </w:t>
-      </w:r>
-      <w:r>
-        <w:rPr>
-          <w:lang w:val="zh_TW" w:bidi="zh_TW"/>
-        </w:rPr>
-        <w:t>聖殿</w:t>
-      </w:r>
-      <w:r>
-        <w:rPr>
-          <w:lang w:val="zh_TW" w:bidi="zh_TW"/>
-        </w:rPr>
-        <w:t>。</w:t>
+          <w:lang w:val="zh_TW" w:bidi="zh_TW"/>
+        </w:rPr>
+        <w:t>人與土地的關係是舊約聖經中的重要主題。在創世記裡，地與旱地被造，成為人居住並與神相交的地方。人被賦予管理大地、治理動物的任務，好使自己的需要得以滿足，並將榮耀歸給造物主。然而，自從人墮落之後，他們不僅與神和彼此隔絕，也與他們所居住的土地隔絕。他們被趕出伊甸園，大地也受咒詛。他們不得不汗流滿面地勞苦，才能制服土地並維持生計，因為收成被荊棘和蒺藜所阻。</w:t>
+      </w:r>
+    </w:p>
+    <w:p>
+      <w:pPr/>
+      <w:r>
+        <w:rPr>
+          <w:lang w:val="zh_TW" w:bidi="zh_TW"/>
+        </w:rPr>
+      </w:r>
+      <w:r>
+        <w:rPr>
+          <w:lang w:val="zh_TW" w:bidi="zh_TW"/>
+        </w:rPr>
+        <w:t>該隱殺了他的弟弟之後，受到刑罰，要承受更嚴重的土地咒詛。神告訴他，即使他辛苦勞作，土地也不會為他效力，迫使他漂流無定。該隱失去永久的居所，被剝奪享受安息與昌盛的機會。該隱因為犯罪，無法實現他對「歸屬之地」的渴望。（</w:t>
+      </w:r>
+      <w:hyperlink r:id="rId16">
+        <w:r>
+          <w:rPr>
+            <w:lang w:val="zh_TW" w:bidi="zh_TW"/>
+          </w:rPr>
+          <w:rPr>
+            <w:color w:val="0000EE"/>
+            <w:u w:val="single"/>
+          </w:rPr>
+          <w:t>創4:12</w:t>
+        </w:r>
+      </w:hyperlink>
+      <w:r>
+        <w:rPr>
+          <w:lang w:val="zh_TW" w:bidi="zh_TW"/>
+        </w:rPr>
+        <w:t>）。</w:t>
+      </w:r>
+    </w:p>
+    <w:p>
+      <w:pPr/>
+      <w:r>
+        <w:rPr>
+          <w:lang w:val="zh_TW" w:bidi="zh_TW"/>
+        </w:rPr>
+      </w:r>
+      <w:r>
+        <w:rPr>
+          <w:lang w:val="zh_TW" w:bidi="zh_TW"/>
+        </w:rPr>
+        <w:t>洪水之後，神因著審判極其邪惡的人而毀滅世界，但人又再一次惹動神的忿怒；人建造巴別塔，是要在不依靠神的情況下高舉人的能力。於是神介入，使人的語言混亂，並「使眾人分散在全地上」（</w:t>
+      </w:r>
+      <w:hyperlink r:id="rId17">
+        <w:r>
+          <w:rPr>
+            <w:lang w:val="zh_TW" w:bidi="zh_TW"/>
+          </w:rPr>
+          <w:rPr>
+            <w:color w:val="0000EE"/>
+            <w:u w:val="single"/>
+          </w:rPr>
+          <w:t>11:9</w:t>
+        </w:r>
+      </w:hyperlink>
+      <w:r>
+        <w:rPr>
+          <w:lang w:val="zh_TW" w:bidi="zh_TW"/>
+        </w:rPr>
+        <w:t>）。</w:t>
+      </w:r>
+      <w:hyperlink r:id="rId18">
+        <w:r>
+          <w:rPr>
+            <w:lang w:val="zh_TW" w:bidi="zh_TW"/>
+          </w:rPr>
+          <w:rPr>
+            <w:color w:val="0000EE"/>
+            <w:u w:val="single"/>
+          </w:rPr>
+          <w:t>創世記一至十一章</w:t>
+        </w:r>
+      </w:hyperlink>
+      <w:r>
+        <w:rPr>
+          <w:lang w:val="zh_TW" w:bidi="zh_TW"/>
+        </w:rPr>
+        <w:t>的敘事呈現出一個連續的脈絡：人因著罪與悖逆，不斷失去土地，並承受隨之而來的匱乏。</w:t>
+      </w:r>
+    </w:p>
+    <w:p>
+      <w:pPr>
+        <w:pStyle w:val="Heading3"/>
+      </w:pPr>
+      <w:r>
+        <w:rPr>
+          <w:lang w:val="zh_TW" w:bidi="zh_TW"/>
+        </w:rPr>
+        <w:t>土地與亞伯拉罕之約</w:t>
+      </w:r>
+    </w:p>
+    <w:p>
+      <w:pPr/>
+      <w:r>
+        <w:rPr>
+          <w:lang w:val="zh_TW" w:bidi="zh_TW"/>
+        </w:rPr>
+      </w:r>
+      <w:r>
+        <w:rPr>
+          <w:lang w:val="zh_TW" w:bidi="zh_TW"/>
+        </w:rPr>
+        <w:t>在亞伯拉罕的時代，神介入人類歷史，為一群分別出來歸於自己的人，預備一個特別的家園。在這裡，聖經中首次提到應許之地的主題。神對亞伯拉罕說：「你要離開本地、本族、父家，往我所要指示你的地去。我必叫你成為大國」（</w:t>
+      </w:r>
+      <w:hyperlink r:id="rId19">
+        <w:r>
+          <w:rPr>
+            <w:lang w:val="zh_TW" w:bidi="zh_TW"/>
+          </w:rPr>
+          <w:rPr>
+            <w:color w:val="0000EE"/>
+            <w:u w:val="single"/>
+          </w:rPr>
+          <w:t>創12:1–2</w:t>
+        </w:r>
+      </w:hyperlink>
+      <w:r>
+        <w:rPr>
+          <w:lang w:val="zh_TW" w:bidi="zh_TW"/>
+        </w:rPr>
+        <w:t>）。這個應許在</w:t>
+      </w:r>
+      <w:hyperlink r:id="rId20">
+        <w:r>
+          <w:rPr>
+            <w:lang w:val="zh_TW" w:bidi="zh_TW"/>
+          </w:rPr>
+          <w:rPr>
+            <w:color w:val="0000EE"/>
+            <w:u w:val="single"/>
+          </w:rPr>
+          <w:t>創十二章7節</w:t>
+        </w:r>
+      </w:hyperlink>
+      <w:r>
+        <w:rPr>
+          <w:lang w:val="zh_TW" w:bidi="zh_TW"/>
+        </w:rPr>
+        <w:t>，</w:t>
+      </w:r>
+      <w:hyperlink r:id="rId21">
+        <w:r>
+          <w:rPr>
+            <w:lang w:val="zh_TW" w:bidi="zh_TW"/>
+          </w:rPr>
+          <w:rPr>
+            <w:color w:val="0000EE"/>
+            <w:u w:val="single"/>
+          </w:rPr>
+          <w:t>十三章14至18節</w:t>
+        </w:r>
+      </w:hyperlink>
+      <w:r>
+        <w:rPr>
+          <w:lang w:val="zh_TW" w:bidi="zh_TW"/>
+        </w:rPr>
+        <w:t>，</w:t>
+      </w:r>
+      <w:hyperlink r:id="rId22">
+        <w:r>
+          <w:rPr>
+            <w:lang w:val="zh_TW" w:bidi="zh_TW"/>
+          </w:rPr>
+          <w:rPr>
+            <w:color w:val="0000EE"/>
+            <w:u w:val="single"/>
+          </w:rPr>
+          <w:t>十五章7至21節</w:t>
+        </w:r>
+      </w:hyperlink>
+      <w:r>
+        <w:rPr>
+          <w:lang w:val="zh_TW" w:bidi="zh_TW"/>
+        </w:rPr>
+        <w:t>，</w:t>
+      </w:r>
+      <w:hyperlink r:id="rId23">
+        <w:r>
+          <w:rPr>
+            <w:lang w:val="zh_TW" w:bidi="zh_TW"/>
+          </w:rPr>
+          <w:rPr>
+            <w:color w:val="0000EE"/>
+            <w:u w:val="single"/>
+          </w:rPr>
+          <w:t>十七章7至8節</w:t>
+        </w:r>
+      </w:hyperlink>
+      <w:r>
+        <w:rPr>
+          <w:lang w:val="zh_TW" w:bidi="zh_TW"/>
+        </w:rPr>
+        <w:t>中進一步擴展。神告訴亞伯拉罕，他的後裔要以迦南地「永遠為業」（</w:t>
+      </w:r>
+      <w:hyperlink r:id="rId24">
+        <w:r>
+          <w:rPr>
+            <w:lang w:val="zh_TW" w:bidi="zh_TW"/>
+          </w:rPr>
+          <w:rPr>
+            <w:color w:val="0000EE"/>
+            <w:u w:val="single"/>
+          </w:rPr>
+          <w:t>17:8</w:t>
+        </w:r>
+      </w:hyperlink>
+      <w:r>
+        <w:rPr>
+          <w:lang w:val="zh_TW" w:bidi="zh_TW"/>
+        </w:rPr>
+        <w:t>）。</w:t>
+      </w:r>
+    </w:p>
+    <w:p>
+      <w:pPr/>
+      <w:r>
+        <w:rPr>
+          <w:lang w:val="zh_TW" w:bidi="zh_TW"/>
+        </w:rPr>
+      </w:r>
+      <w:r>
+        <w:rPr>
+          <w:lang w:val="zh_TW" w:bidi="zh_TW"/>
+        </w:rPr>
+        <w:t>舊約聖經的敘事隨後追溯亞伯拉罕的後裔，經由以撒和雅各，並記載雅各的家族遷往埃及，在那裡大約經過四百年，他們成為強大而人數眾多的民族。在這段時期，神再次重申關於迦南地要歸屬的應許（</w:t>
+      </w:r>
+      <w:hyperlink r:id="rId25">
+        <w:r>
+          <w:rPr>
+            <w:lang w:val="zh_TW" w:bidi="zh_TW"/>
+          </w:rPr>
+          <w:rPr>
+            <w:color w:val="0000EE"/>
+            <w:u w:val="single"/>
+          </w:rPr>
+          <w:t>創28:15，</w:t>
+        </w:r>
+      </w:hyperlink>
+      <w:hyperlink r:id="rId26">
+        <w:r>
+          <w:rPr>
+            <w:lang w:val="zh_TW" w:bidi="zh_TW"/>
+          </w:rPr>
+          <w:rPr>
+            <w:color w:val="0000EE"/>
+            <w:u w:val="single"/>
+          </w:rPr>
+          <w:t>35:11–12，</w:t>
+        </w:r>
+      </w:hyperlink>
+      <w:hyperlink r:id="rId27">
+        <w:r>
+          <w:rPr>
+            <w:lang w:val="zh_TW" w:bidi="zh_TW"/>
+          </w:rPr>
+          <w:rPr>
+            <w:color w:val="0000EE"/>
+            <w:u w:val="single"/>
+          </w:rPr>
+          <w:t>46:3–4，</w:t>
+        </w:r>
+      </w:hyperlink>
+      <w:hyperlink r:id="rId28">
+        <w:r>
+          <w:rPr>
+            <w:lang w:val="zh_TW" w:bidi="zh_TW"/>
+          </w:rPr>
+          <w:rPr>
+            <w:color w:val="0000EE"/>
+            <w:u w:val="single"/>
+          </w:rPr>
+          <w:t>50:24</w:t>
+        </w:r>
+      </w:hyperlink>
+      <w:r>
+        <w:rPr>
+          <w:lang w:val="zh_TW" w:bidi="zh_TW"/>
+        </w:rPr>
+        <w:t>），並且不斷擺在亞伯拉罕後裔面前，作為神立約應許中不可或缺的一部分。</w:t>
+      </w:r>
+    </w:p>
+    <w:p>
+      <w:pPr>
+        <w:pStyle w:val="Heading3"/>
+      </w:pPr>
+      <w:r>
+        <w:rPr>
+          <w:lang w:val="zh_TW" w:bidi="zh_TW"/>
+        </w:rPr>
+        <w:t>土地與摩西之約</w:t>
+      </w:r>
+    </w:p>
+    <w:p>
+      <w:pPr/>
+      <w:r>
+        <w:rPr>
+          <w:lang w:val="zh_TW" w:bidi="zh_TW"/>
+        </w:rPr>
+      </w:r>
+      <w:r>
+        <w:rPr>
+          <w:lang w:val="zh_TW" w:bidi="zh_TW"/>
+        </w:rPr>
+        <w:t>當神呼召摩西帶領以色列人出埃及時，祂將摩西的使命與祂對列祖成就的應許連繫在一起：「我也記念我的約……我要以你們為我的百姓，我也要作你們的神……我起誓應許給亞伯拉罕、以撒、雅各的那地，我要把你們領進去，將那地賜給你們為業」（</w:t>
+      </w:r>
+      <w:hyperlink r:id="rId29">
+        <w:r>
+          <w:rPr>
+            <w:lang w:val="zh_TW" w:bidi="zh_TW"/>
+          </w:rPr>
+          <w:rPr>
+            <w:color w:val="0000EE"/>
+            <w:u w:val="single"/>
+          </w:rPr>
+          <w:t>出6:5–8</w:t>
+        </w:r>
+      </w:hyperlink>
+      <w:r>
+        <w:rPr>
+          <w:lang w:val="zh_TW" w:bidi="zh_TW"/>
+        </w:rPr>
+        <w:t>）。神拯救以色列人出埃及，有兩個原因：第一，是要以色列人在西奈山成為神的約民；第二，是要以色列人承受神應許他們列祖的地。然而，至關重要的是，隨著摩西之約的建立，以色列人能否繼續擁有那地，已取決於他們是否順服。如果以色列人違背約中的義務，他們就要招來咒詛，其中最嚴厲的，便是被趕逐出應許之地（</w:t>
+      </w:r>
+      <w:hyperlink r:id="rId30">
+        <w:r>
+          <w:rPr>
+            <w:lang w:val="zh_TW" w:bidi="zh_TW"/>
+          </w:rPr>
+          <w:rPr>
+            <w:color w:val="0000EE"/>
+            <w:u w:val="single"/>
+          </w:rPr>
+          <w:t>利26:32–33</w:t>
+        </w:r>
+      </w:hyperlink>
+      <w:r>
+        <w:rPr>
+          <w:lang w:val="zh_TW" w:bidi="zh_TW"/>
+        </w:rPr>
+        <w:t>）。這並不表示神會完全或永遠棄絕祂的百姓與那地，因為神也應許說，當祂的百姓悔改時，「我就要記念我與雅各所立的約……並要記念這地」（</w:t>
+      </w:r>
+      <w:hyperlink r:id="rId31">
+        <w:r>
+          <w:rPr>
+            <w:lang w:val="zh_TW" w:bidi="zh_TW"/>
+          </w:rPr>
+          <w:rPr>
+            <w:color w:val="0000EE"/>
+            <w:u w:val="single"/>
+          </w:rPr>
+          <w:t>利26:42</w:t>
+        </w:r>
+      </w:hyperlink>
+      <w:r>
+        <w:rPr>
+          <w:lang w:val="zh_TW" w:bidi="zh_TW"/>
+        </w:rPr>
+        <w:t>）。</w:t>
+      </w:r>
+    </w:p>
+    <w:p>
+      <w:pPr/>
+      <w:r>
+        <w:rPr>
+          <w:lang w:val="zh_TW" w:bidi="zh_TW"/>
+        </w:rPr>
+      </w:r>
+      <w:r>
+        <w:rPr>
+          <w:lang w:val="zh_TW" w:bidi="zh_TW"/>
+        </w:rPr>
+        <w:t>在大衛作王期間，有關土地的應許至少已經部分應驗。雖然約書亞帶領百姓進入那地時，應許已經開始成就，但那時的疆界並未達到神對亞伯拉罕所應許的範圍（</w:t>
+      </w:r>
+      <w:hyperlink r:id="rId32">
+        <w:r>
+          <w:rPr>
+            <w:lang w:val="zh_TW" w:bidi="zh_TW"/>
+          </w:rPr>
+          <w:rPr>
+            <w:color w:val="0000EE"/>
+            <w:u w:val="single"/>
+          </w:rPr>
+          <w:t>創15:18</w:t>
+        </w:r>
+      </w:hyperlink>
+      <w:r>
+        <w:rPr>
+          <w:lang w:val="zh_TW" w:bidi="zh_TW"/>
+        </w:rPr>
+        <w:t>），而且許多已佔領的地方仍有舊居民的抵抗勢力（</w:t>
+      </w:r>
+      <w:hyperlink r:id="rId33">
+        <w:r>
+          <w:rPr>
+            <w:lang w:val="zh_TW" w:bidi="zh_TW"/>
+          </w:rPr>
+          <w:rPr>
+            <w:color w:val="0000EE"/>
+            <w:u w:val="single"/>
+          </w:rPr>
+          <w:t>書13:1–6</w:t>
+        </w:r>
+      </w:hyperlink>
+      <w:r>
+        <w:rPr>
+          <w:lang w:val="zh_TW" w:bidi="zh_TW"/>
+        </w:rPr>
+        <w:t>；</w:t>
+      </w:r>
+      <w:hyperlink r:id="rId34">
+        <w:r>
+          <w:rPr>
+            <w:lang w:val="zh_TW" w:bidi="zh_TW"/>
+          </w:rPr>
+          <w:rPr>
+            <w:color w:val="0000EE"/>
+            <w:u w:val="single"/>
+          </w:rPr>
+          <w:t>士1章</w:t>
+        </w:r>
+      </w:hyperlink>
+      <w:r>
+        <w:rPr>
+          <w:lang w:val="zh_TW" w:bidi="zh_TW"/>
+        </w:rPr>
+        <w:t>）。直到大衛的時代，他們才完全奪取這地，如同起初所應許的一樣。（</w:t>
+      </w:r>
+      <w:hyperlink r:id="rId35">
+        <w:r>
+          <w:rPr>
+            <w:lang w:val="zh_TW" w:bidi="zh_TW"/>
+          </w:rPr>
+          <w:rPr>
+            <w:color w:val="0000EE"/>
+            <w:u w:val="single"/>
+          </w:rPr>
+          <w:t>撒下8章</w:t>
+        </w:r>
+      </w:hyperlink>
+      <w:r>
+        <w:rPr>
+          <w:lang w:val="zh_TW" w:bidi="zh_TW"/>
+        </w:rPr>
+        <w:t>；</w:t>
+      </w:r>
+      <w:hyperlink r:id="rId36">
+        <w:r>
+          <w:rPr>
+            <w:lang w:val="zh_TW" w:bidi="zh_TW"/>
+          </w:rPr>
+          <w:rPr>
+            <w:color w:val="0000EE"/>
+            <w:u w:val="single"/>
+          </w:rPr>
+          <w:t>王上4:21、24</w:t>
+        </w:r>
+      </w:hyperlink>
+      <w:r>
+        <w:rPr>
+          <w:lang w:val="zh_TW" w:bidi="zh_TW"/>
+        </w:rPr>
+        <w:t>）。</w:t>
+      </w:r>
+    </w:p>
+    <w:p>
+      <w:pPr/>
+      <w:r>
+        <w:rPr>
+          <w:lang w:val="zh_TW" w:bidi="zh_TW"/>
+        </w:rPr>
+      </w:r>
+      <w:r>
+        <w:rPr>
+          <w:lang w:val="zh_TW" w:bidi="zh_TW"/>
+        </w:rPr>
+        <w:t>所羅門獻殿時，再一次強調君王要遵守律法，以及約中的順服與承受土地之間的關聯。（</w:t>
+      </w:r>
+      <w:hyperlink r:id="rId37">
+        <w:r>
+          <w:rPr>
+            <w:lang w:val="zh_TW" w:bidi="zh_TW"/>
+          </w:rPr>
+          <w:rPr>
+            <w:color w:val="0000EE"/>
+            <w:u w:val="single"/>
+          </w:rPr>
+          <w:t>王上9:4–9</w:t>
+        </w:r>
+      </w:hyperlink>
+      <w:r>
+        <w:rPr>
+          <w:lang w:val="zh_TW" w:bidi="zh_TW"/>
+        </w:rPr>
+        <w:t>）。百姓不順服神便會失去土地，也使聖殿毀壞。</w:t>
+      </w:r>
+    </w:p>
+    <w:p>
+      <w:pPr/>
+      <w:r>
+        <w:rPr>
+          <w:lang w:val="zh_TW" w:bidi="zh_TW"/>
+        </w:rPr>
+      </w:r>
+      <w:r>
+        <w:rPr>
+          <w:lang w:val="zh_TW" w:bidi="zh_TW"/>
+        </w:rPr>
+        <w:t>分裂王國時期的歷史，大多是百姓與君王共同背約的歷史。耶和華一再藉著先知警告他們，這樣的不順服只會導致被逐出那地，但他們充耳不聞（</w:t>
+      </w:r>
+      <w:hyperlink r:id="rId38">
+        <w:r>
+          <w:rPr>
+            <w:lang w:val="zh_TW" w:bidi="zh_TW"/>
+          </w:rPr>
+          <w:rPr>
+            <w:color w:val="0000EE"/>
+            <w:u w:val="single"/>
+          </w:rPr>
+          <w:t>賽6:11–12</w:t>
+        </w:r>
+      </w:hyperlink>
+      <w:r>
+        <w:rPr>
+          <w:lang w:val="zh_TW" w:bidi="zh_TW"/>
+        </w:rPr>
+        <w:t>；</w:t>
+      </w:r>
+      <w:hyperlink r:id="rId39">
+        <w:r>
+          <w:rPr>
+            <w:lang w:val="zh_TW" w:bidi="zh_TW"/>
+          </w:rPr>
+          <w:rPr>
+            <w:color w:val="0000EE"/>
+            <w:u w:val="single"/>
+          </w:rPr>
+          <w:t>摩5:27，</w:t>
+        </w:r>
+      </w:hyperlink>
+      <w:hyperlink r:id="rId40">
+        <w:r>
+          <w:rPr>
+            <w:lang w:val="zh_TW" w:bidi="zh_TW"/>
+          </w:rPr>
+          <w:rPr>
+            <w:color w:val="0000EE"/>
+            <w:u w:val="single"/>
+          </w:rPr>
+          <w:t>7:17</w:t>
+        </w:r>
+      </w:hyperlink>
+      <w:r>
+        <w:rPr>
+          <w:lang w:val="zh_TW" w:bidi="zh_TW"/>
+        </w:rPr>
+        <w:t>；</w:t>
+      </w:r>
+      <w:hyperlink r:id="rId41">
+        <w:r>
+          <w:rPr>
+            <w:lang w:val="zh_TW" w:bidi="zh_TW"/>
+          </w:rPr>
+          <w:rPr>
+            <w:color w:val="0000EE"/>
+            <w:u w:val="single"/>
+          </w:rPr>
+          <w:t>何9:17</w:t>
+        </w:r>
+      </w:hyperlink>
+      <w:r>
+        <w:rPr>
+          <w:lang w:val="zh_TW" w:bidi="zh_TW"/>
+        </w:rPr>
+        <w:t>）。君王一次又一次證明自己不配擔任這職分。</w:t>
+      </w:r>
+    </w:p>
+    <w:p>
+      <w:pPr/>
+      <w:r>
+        <w:rPr>
+          <w:lang w:val="zh_TW" w:bidi="zh_TW"/>
+        </w:rPr>
+      </w:r>
+      <w:r>
+        <w:rPr>
+          <w:lang w:val="zh_TW" w:bidi="zh_TW"/>
+        </w:rPr>
+        <w:t>當百姓執意行惡時，耶利米宣告尼布甲尼撒要成為耶和華的器皿，把他們趕出那地（</w:t>
+      </w:r>
+      <w:hyperlink r:id="rId42">
+        <w:r>
+          <w:rPr>
+            <w:lang w:val="zh_TW" w:bidi="zh_TW"/>
+          </w:rPr>
+          <w:rPr>
+            <w:color w:val="0000EE"/>
+            <w:u w:val="single"/>
+          </w:rPr>
+          <w:t>耶21:2，</w:t>
+        </w:r>
+      </w:hyperlink>
+      <w:hyperlink r:id="rId43">
+        <w:r>
+          <w:rPr>
+            <w:lang w:val="zh_TW" w:bidi="zh_TW"/>
+          </w:rPr>
+          <w:rPr>
+            <w:color w:val="0000EE"/>
+            <w:u w:val="single"/>
+          </w:rPr>
+          <w:t>22:25，</w:t>
+        </w:r>
+      </w:hyperlink>
+      <w:hyperlink r:id="rId44">
+        <w:r>
+          <w:rPr>
+            <w:lang w:val="zh_TW" w:bidi="zh_TW"/>
+          </w:rPr>
+          <w:rPr>
+            <w:color w:val="0000EE"/>
+            <w:u w:val="single"/>
+          </w:rPr>
+          <w:t>25:8–9，</w:t>
+        </w:r>
+      </w:hyperlink>
+      <w:hyperlink r:id="rId45">
+        <w:r>
+          <w:rPr>
+            <w:lang w:val="zh_TW" w:bidi="zh_TW"/>
+          </w:rPr>
+          <w:rPr>
+            <w:color w:val="0000EE"/>
+            <w:u w:val="single"/>
+          </w:rPr>
+          <w:t>27:6，</w:t>
+        </w:r>
+      </w:hyperlink>
+      <w:hyperlink r:id="rId46">
+        <w:r>
+          <w:rPr>
+            <w:lang w:val="zh_TW" w:bidi="zh_TW"/>
+          </w:rPr>
+          <w:rPr>
+            <w:color w:val="0000EE"/>
+            <w:u w:val="single"/>
+          </w:rPr>
+          <w:t>28:14，</w:t>
+        </w:r>
+      </w:hyperlink>
+      <w:hyperlink r:id="rId47">
+        <w:r>
+          <w:rPr>
+            <w:lang w:val="zh_TW" w:bidi="zh_TW"/>
+          </w:rPr>
+          <w:rPr>
+            <w:color w:val="0000EE"/>
+            <w:u w:val="single"/>
+          </w:rPr>
+          <w:t>29:21</w:t>
+        </w:r>
+      </w:hyperlink>
+      <w:r>
+        <w:rPr>
+          <w:lang w:val="zh_TW" w:bidi="zh_TW"/>
+        </w:rPr>
+        <w:t>）。然而，耶利米與其他先知也把眼光放在被擄以後，宣告將來會復興與歸回應許之地（</w:t>
+      </w:r>
+      <w:hyperlink r:id="rId48">
+        <w:r>
+          <w:rPr>
+            <w:lang w:val="zh_TW" w:bidi="zh_TW"/>
+          </w:rPr>
+          <w:rPr>
+            <w:color w:val="0000EE"/>
+            <w:u w:val="single"/>
+          </w:rPr>
+          <w:t>耶32:6–25</w:t>
+        </w:r>
+      </w:hyperlink>
+      <w:r>
+        <w:rPr>
+          <w:lang w:val="zh_TW" w:bidi="zh_TW"/>
+        </w:rPr>
+        <w:t>）。在歷史上，這些事實際成就於波斯王塞魯士大帝統治時期（公元前538年），並記載在以斯拉記和尼希米記中。</w:t>
+      </w:r>
+    </w:p>
+    <w:p>
+      <w:pPr/>
+      <w:r>
+        <w:rPr>
+          <w:lang w:val="zh_TW" w:bidi="zh_TW"/>
+        </w:rPr>
+      </w:r>
+      <w:r>
+        <w:rPr>
+          <w:lang w:val="zh_TW" w:bidi="zh_TW"/>
+        </w:rPr>
+        <w:t>在解釋時出現的難題，就是要尋找某些有關被擄歸回的預言，如何得到充分的應驗（參</w:t>
+      </w:r>
+      <w:hyperlink r:id="rId49">
+        <w:r>
+          <w:rPr>
+            <w:lang w:val="zh_TW" w:bidi="zh_TW"/>
+          </w:rPr>
+          <w:rPr>
+            <w:color w:val="0000EE"/>
+            <w:u w:val="single"/>
+          </w:rPr>
+          <w:t>結37章</w:t>
+        </w:r>
+      </w:hyperlink>
+      <w:r>
+        <w:rPr>
+          <w:lang w:val="zh_TW" w:bidi="zh_TW"/>
+        </w:rPr>
+        <w:t>；</w:t>
+      </w:r>
+      <w:hyperlink r:id="rId50">
+        <w:r>
+          <w:rPr>
+            <w:lang w:val="zh_TW" w:bidi="zh_TW"/>
+          </w:rPr>
+          <w:rPr>
+            <w:color w:val="0000EE"/>
+            <w:u w:val="single"/>
+          </w:rPr>
+          <w:t>摩9:14–15</w:t>
+        </w:r>
+      </w:hyperlink>
+      <w:r>
+        <w:rPr>
+          <w:lang w:val="zh_TW" w:bidi="zh_TW"/>
+        </w:rPr>
+        <w:t>），因為這些預言描繪的是在一位大衛後裔君王統治下，以色列將大大昌盛，並且永遠得享那地為業。兩約之間似乎並不能成為這些預言的合理應驗。</w:t>
+      </w:r>
+    </w:p>
+    <w:p>
+      <w:pPr>
+        <w:pStyle w:val="Heading3"/>
+      </w:pPr>
+      <w:r>
+        <w:rPr>
+          <w:lang w:val="zh_TW" w:bidi="zh_TW"/>
+        </w:rPr>
+        <w:t>土地與新約</w:t>
+      </w:r>
+    </w:p>
+    <w:p>
+      <w:pPr/>
+      <w:r>
+        <w:rPr>
+          <w:lang w:val="zh_TW" w:bidi="zh_TW"/>
+        </w:rPr>
+      </w:r>
+      <w:r>
+        <w:rPr>
+          <w:lang w:val="zh_TW" w:bidi="zh_TW"/>
+        </w:rPr>
+        <w:t>在新約聖經裡，「土地」的主題不再那麼突出，並且多半被賦予屬靈的象徵意義。希伯來書的作者暗示，亞伯拉罕明白這土地的應許並不只是地理上的成就，而是指向更高且更令人滿足的天家。亞伯拉看透了世界上一切事物的不完全與暫時性，所以眼光超越了土地應許在今世的成就，仰望那有根基的城，就是神所經營所建造的（</w:t>
+      </w:r>
+      <w:hyperlink r:id="rId51">
+        <w:r>
+          <w:rPr>
+            <w:lang w:val="zh_TW" w:bidi="zh_TW"/>
+          </w:rPr>
+          <w:rPr>
+            <w:color w:val="0000EE"/>
+            <w:u w:val="single"/>
+          </w:rPr>
+          <w:t>來11:10</w:t>
+        </w:r>
+      </w:hyperlink>
+      <w:r>
+        <w:rPr>
+          <w:lang w:val="zh_TW" w:bidi="zh_TW"/>
+        </w:rPr>
+        <w:t>），並且尋求一個「更美的家鄉，就是在天上的」（</w:t>
+      </w:r>
+      <w:hyperlink r:id="rId52">
+        <w:r>
+          <w:rPr>
+            <w:lang w:val="zh_TW" w:bidi="zh_TW"/>
+          </w:rPr>
+          <w:rPr>
+            <w:color w:val="0000EE"/>
+            <w:u w:val="single"/>
+          </w:rPr>
+          <w:t>16節</w:t>
+        </w:r>
+      </w:hyperlink>
+      <w:r>
+        <w:rPr>
+          <w:lang w:val="zh_TW" w:bidi="zh_TW"/>
+        </w:rPr>
+        <w:t>）。在新約聖經中，以色列所得的土地應許與進入迦南，被理解為預表將來神子民要進入的天上安息（</w:t>
+      </w:r>
+      <w:hyperlink r:id="rId53">
+        <w:r>
+          <w:rPr>
+            <w:lang w:val="zh_TW" w:bidi="zh_TW"/>
+          </w:rPr>
+          <w:rPr>
+            <w:color w:val="0000EE"/>
+            <w:u w:val="single"/>
+          </w:rPr>
+          <w:t>來3–4章</w:t>
+        </w:r>
+      </w:hyperlink>
+      <w:r>
+        <w:rPr>
+          <w:lang w:val="zh_TW" w:bidi="zh_TW"/>
+        </w:rPr>
+        <w:t>）。或許，這也解釋了舊約聖經為何強調以色列人遵行神律法與承受土地之間的關聯。當以色列人未能活出聖潔，他們就失去預表蒙福的資格，因此不得進入那地，或被逐出那地。新約聖經顯明，神的旨意是為祂的子民預備一個永恆的家鄉。在那裡，神這位君王直接而公義地掌權，萬事都順服祂的旨意，死亡與罪惡被廢去，祂子民一切的需要都要完全得著滿足（</w:t>
+      </w:r>
+      <w:hyperlink r:id="rId54">
+        <w:r>
+          <w:rPr>
+            <w:lang w:val="zh_TW" w:bidi="zh_TW"/>
+          </w:rPr>
+          <w:rPr>
+            <w:color w:val="0000EE"/>
+            <w:u w:val="single"/>
+          </w:rPr>
+          <w:t>來11:13–16</w:t>
+        </w:r>
+      </w:hyperlink>
+      <w:r>
+        <w:rPr>
+          <w:lang w:val="zh_TW" w:bidi="zh_TW"/>
+        </w:rPr>
+        <w:t>；</w:t>
+      </w:r>
+      <w:hyperlink r:id="rId55">
+        <w:r>
+          <w:rPr>
+            <w:lang w:val="zh_TW" w:bidi="zh_TW"/>
+          </w:rPr>
+          <w:rPr>
+            <w:color w:val="0000EE"/>
+            <w:u w:val="single"/>
+          </w:rPr>
+          <w:t>啟21章</w:t>
+        </w:r>
+      </w:hyperlink>
+      <w:r>
+        <w:rPr>
+          <w:lang w:val="zh_TW" w:bidi="zh_TW"/>
+        </w:rPr>
+        <w:t>）。</w:t>
+      </w:r>
+    </w:p>
+    <w:p>
+      <w:pPr/>
+      <w:r>
+        <w:rPr>
+          <w:lang w:val="zh_TW" w:bidi="zh_TW"/>
+        </w:rPr>
+      </w:r>
+      <w:r>
+        <w:rPr>
+          <w:lang w:val="zh_TW" w:bidi="zh_TW"/>
+        </w:rPr>
+        <w:t>一些人認為，舊約有關土地的應許僅具有預表性的意義。因著基督道成肉身的光照，凡聖經中有關將來那地的應許，都要在教會裡得著屬靈層面得著應驗。如今教會就是新的以色列，承受舊約聖經應許的後嗣。因為神的國如今是一個屬靈的現實，所以若仍期待舊約中有關以色列歸回那地、並在大衛之子基督的統治下，進入和平與昌盛時期的預言，在將來會有實際的應驗，就被視為誤解舊約（參</w:t>
+      </w:r>
+      <w:hyperlink r:id="rId56">
+        <w:r>
+          <w:rPr>
+            <w:lang w:val="zh_TW" w:bidi="zh_TW"/>
+          </w:rPr>
+          <w:rPr>
+            <w:color w:val="0000EE"/>
+            <w:u w:val="single"/>
+          </w:rPr>
+          <w:t>賽2:1–5，</w:t>
+        </w:r>
+      </w:hyperlink>
+      <w:hyperlink r:id="rId57">
+        <w:r>
+          <w:rPr>
+            <w:lang w:val="zh_TW" w:bidi="zh_TW"/>
+          </w:rPr>
+          <w:rPr>
+            <w:color w:val="0000EE"/>
+            <w:u w:val="single"/>
+          </w:rPr>
+          <w:t>11:6–11；</w:t>
+        </w:r>
+      </w:hyperlink>
+      <w:hyperlink r:id="rId49">
+        <w:r>
+          <w:rPr>
+            <w:lang w:val="zh_TW" w:bidi="zh_TW"/>
+          </w:rPr>
+          <w:rPr>
+            <w:color w:val="0000EE"/>
+            <w:u w:val="single"/>
+          </w:rPr>
+          <w:t>結37；</w:t>
+        </w:r>
+      </w:hyperlink>
+      <w:hyperlink r:id="rId50">
+        <w:r>
+          <w:rPr>
+            <w:lang w:val="zh_TW" w:bidi="zh_TW"/>
+          </w:rPr>
+          <w:rPr>
+            <w:color w:val="0000EE"/>
+            <w:u w:val="single"/>
+          </w:rPr>
+          <w:t>摩9:14–15</w:t>
+        </w:r>
+      </w:hyperlink>
+      <w:r>
+        <w:rPr>
+          <w:lang w:val="zh_TW" w:bidi="zh_TW"/>
+        </w:rPr>
+        <w:t>）。住在基督裡，就被看作是對舊約時代有形地理應許的充分應驗。</w:t>
+      </w:r>
+    </w:p>
+    <w:p>
+      <w:pPr/>
+      <w:r>
+        <w:rPr>
+          <w:lang w:val="zh_TW" w:bidi="zh_TW"/>
+        </w:rPr>
+      </w:r>
+      <w:r>
+        <w:rPr>
+          <w:lang w:val="zh_TW" w:bidi="zh_TW"/>
+        </w:rPr>
+        <w:t>另一些人雖然不否認這些舊約現實具有預表性的意義，但他們認為有關土地的應許，仍然在其原本的具體、地理層面上有效。他們指出，保羅在</w:t>
+      </w:r>
+      <w:hyperlink r:id="rId58">
+        <w:r>
+          <w:rPr>
+            <w:lang w:val="zh_TW" w:bidi="zh_TW"/>
+          </w:rPr>
+          <w:rPr>
+            <w:color w:val="0000EE"/>
+            <w:u w:val="single"/>
+          </w:rPr>
+          <w:t>羅馬書九至十一章</w:t>
+        </w:r>
+      </w:hyperlink>
+      <w:r>
+        <w:rPr>
+          <w:lang w:val="zh_TW" w:bidi="zh_TW"/>
+        </w:rPr>
+        <w:t>論證，以色列民族仍有未來。雖然以色列在歷史中不斷不順服神，最終更拒絕彌賽亞，但神的揀選與呼召是不可廢棄的，以色列仍要被接回到那棵他們先前被折下的橄欖樹上。路加福音記載，耶路撒冷要被外邦人踐踏，直到外邦人的日期滿足（</w:t>
+      </w:r>
+      <w:hyperlink r:id="rId59">
+        <w:r>
+          <w:rPr>
+            <w:lang w:val="zh_TW" w:bidi="zh_TW"/>
+          </w:rPr>
+          <w:rPr>
+            <w:color w:val="0000EE"/>
+            <w:u w:val="single"/>
+          </w:rPr>
+          <w:t>路21:24</w:t>
+        </w:r>
+      </w:hyperlink>
+      <w:r>
+        <w:rPr>
+          <w:lang w:val="zh_TW" w:bidi="zh_TW"/>
+        </w:rPr>
+        <w:t>），表明將來必有一個時期，耶路撒冷要再度歸於猶太民族。然而，這並不必然意味著今日的以色列國，就是直接應驗舊約應許的歸回。舊約顯明，歸回的契機要出於信心（</w:t>
+      </w:r>
+      <w:hyperlink r:id="rId60">
+        <w:r>
+          <w:rPr>
+            <w:lang w:val="zh_TW" w:bidi="zh_TW"/>
+          </w:rPr>
+          <w:rPr>
+            <w:color w:val="0000EE"/>
+            <w:u w:val="single"/>
+          </w:rPr>
+          <w:t>申30:1–16</w:t>
+        </w:r>
+      </w:hyperlink>
+      <w:r>
+        <w:rPr>
+          <w:lang w:val="zh_TW" w:bidi="zh_TW"/>
+        </w:rPr>
+        <w:t>）；以色列人今天回到故土，卻仍舊不信神。同時，猶太民族在歷世歷代中的奇妙保存，以及近代以色列國的重建，也許可以理解為預示或徵象，舊約土地的應許將來會更完全成就。</w:t>
       </w:r>
       <w:r>
         <w:rPr>

--- a/zht/docx/146.content.docx
+++ b/zht/docx/146.content.docx
@@ -149,7 +149,7 @@
         <w:rPr>
           <w:lang w:val="zh_TW" w:bidi="zh_TW"/>
         </w:rPr>
-        <w:t>tu</w:t>
+        <w:t>si</w:t>
       </w:r>
       <w:r>
         <w:rPr>
@@ -212,7 +212,7 @@
         <w:rPr>
           <w:lang w:val="zh_TW" w:bidi="zh_TW"/>
         </w:rPr>
-        <w:t>土八‧該隱</w:t>
+        <w:t>死海</w:t>
       </w:r>
       <w:r>
         <w:rPr>
@@ -231,7 +231,7 @@
         <w:rPr>
           <w:lang w:val="zh_TW" w:bidi="zh_TW"/>
         </w:rPr>
-        <w:t>拉麥和他的妻子洗拉的兒子（</w:t>
+        <w:t>大型鹹水湖，約旦河流入其中。自希臘時期以來，西方文化稱其為「死海」。然而，在舊約聖經中，它常被稱為「鹽海」（</w:t>
       </w:r>
       <w:hyperlink r:id="rId13">
         <w:r>
@@ -242,14 +242,14 @@
             <w:color w:val="0000EE"/>
             <w:u w:val="single"/>
           </w:rPr>
-          <w:t>創4:22</w:t>
-        </w:r>
-      </w:hyperlink>
-      <w:r>
-        <w:rPr>
-          <w:lang w:val="zh_TW" w:bidi="zh_TW"/>
-        </w:rPr>
-        <w:t>）。他是「打造各樣銅鐵利器的」。雖然文本並未聲稱他是第一位或所有鐵匠的「祖師」，但許多學者認為，文本原先與第</w:t>
+          <w:t>創14:3</w:t>
+        </w:r>
+      </w:hyperlink>
+      <w:r>
+        <w:rPr>
+          <w:lang w:val="zh_TW" w:bidi="zh_TW"/>
+        </w:rPr>
+        <w:t>；</w:t>
       </w:r>
       <w:hyperlink r:id="rId14">
         <w:r>
@@ -260,14 +260,14 @@
             <w:color w:val="0000EE"/>
             <w:u w:val="single"/>
           </w:rPr>
-          <w:t>20</w:t>
-        </w:r>
-      </w:hyperlink>
-      <w:r>
-        <w:rPr>
-          <w:lang w:val="zh_TW" w:bidi="zh_TW"/>
-        </w:rPr>
-        <w:t>和</w:t>
+          <w:t>民34:3、12</w:t>
+        </w:r>
+      </w:hyperlink>
+      <w:r>
+        <w:rPr>
+          <w:lang w:val="zh_TW" w:bidi="zh_TW"/>
+        </w:rPr>
+        <w:t>；</w:t>
       </w:r>
       <w:hyperlink r:id="rId15">
         <w:r>
@@ -278,24 +278,266 @@
             <w:color w:val="0000EE"/>
             <w:u w:val="single"/>
           </w:rPr>
-          <w:t>21</w:t>
-        </w:r>
-      </w:hyperlink>
-      <w:r>
-        <w:rPr>
-          <w:lang w:val="zh_TW" w:bidi="zh_TW"/>
-        </w:rPr>
-        <w:t>節呈平行，以暗示他是第一位。</w:t>
-      </w:r>
-      <w:r>
-        <w:rPr>
-          <w:lang w:val="zh_TW" w:bidi="zh_TW"/>
-        </w:rPr>
-      </w:r>
-      <w:r>
-        <w:rPr>
-          <w:lang w:val="zh_TW" w:bidi="zh_TW"/>
-        </w:rPr>
+          <w:t>申3:17</w:t>
+        </w:r>
+      </w:hyperlink>
+      <w:r>
+        <w:rPr>
+          <w:lang w:val="zh_TW" w:bidi="zh_TW"/>
+        </w:rPr>
+        <w:t>；</w:t>
+      </w:r>
+      <w:hyperlink r:id="rId16">
+        <w:r>
+          <w:rPr>
+            <w:lang w:val="zh_TW" w:bidi="zh_TW"/>
+          </w:rPr>
+          <w:rPr>
+            <w:color w:val="0000EE"/>
+            <w:u w:val="single"/>
+          </w:rPr>
+          <w:t>書3:16</w:t>
+        </w:r>
+      </w:hyperlink>
+      <w:r>
+        <w:rPr>
+          <w:lang w:val="zh_TW" w:bidi="zh_TW"/>
+        </w:rPr>
+        <w:t>，</w:t>
+      </w:r>
+      <w:hyperlink r:id="rId17">
+        <w:r>
+          <w:rPr>
+            <w:lang w:val="zh_TW" w:bidi="zh_TW"/>
+          </w:rPr>
+          <w:rPr>
+            <w:color w:val="0000EE"/>
+            <w:u w:val="single"/>
+          </w:rPr>
+          <w:t>12:3</w:t>
+        </w:r>
+      </w:hyperlink>
+      <w:r>
+        <w:rPr>
+          <w:lang w:val="zh_TW" w:bidi="zh_TW"/>
+        </w:rPr>
+        <w:t>，</w:t>
+      </w:r>
+      <w:hyperlink r:id="rId18">
+        <w:r>
+          <w:rPr>
+            <w:lang w:val="zh_TW" w:bidi="zh_TW"/>
+          </w:rPr>
+          <w:rPr>
+            <w:color w:val="0000EE"/>
+            <w:u w:val="single"/>
+          </w:rPr>
+          <w:t>15:2、5</w:t>
+        </w:r>
+      </w:hyperlink>
+      <w:r>
+        <w:rPr>
+          <w:lang w:val="zh_TW" w:bidi="zh_TW"/>
+        </w:rPr>
+        <w:t>，</w:t>
+      </w:r>
+      <w:hyperlink r:id="rId19">
+        <w:r>
+          <w:rPr>
+            <w:lang w:val="zh_TW" w:bidi="zh_TW"/>
+          </w:rPr>
+          <w:rPr>
+            <w:color w:val="0000EE"/>
+            <w:u w:val="single"/>
+          </w:rPr>
+          <w:t>18:19</w:t>
+        </w:r>
+      </w:hyperlink>
+      <w:r>
+        <w:rPr>
+          <w:lang w:val="zh_TW" w:bidi="zh_TW"/>
+        </w:rPr>
+        <w:t>）。該湖中含有大量的鹽，這在古代是寶貴的資源。聖經也稱死海為：</w:t>
+      </w:r>
+    </w:p>
+    <w:p>
+      <w:pPr>
+        <w:pStyle w:val="ListBullet"/>
+        <w:spacing w:line="240" w:lineRule="auto"/>
+        <w:ind w:left="720"/>
+      </w:pPr>
+      <w:r>
+        <w:rPr>
+          <w:lang w:val="zh_TW" w:bidi="zh_TW"/>
+        </w:rPr>
+      </w:r>
+      <w:r>
+        <w:rPr>
+          <w:lang w:val="zh_TW" w:bidi="zh_TW"/>
+        </w:rPr>
+        <w:t>亞拉巴海（</w:t>
+      </w:r>
+      <w:hyperlink r:id="rId15">
+        <w:r>
+          <w:rPr>
+            <w:lang w:val="zh_TW" w:bidi="zh_TW"/>
+          </w:rPr>
+          <w:rPr>
+            <w:color w:val="0000EE"/>
+            <w:u w:val="single"/>
+          </w:rPr>
+          <w:t>申3:17</w:t>
+        </w:r>
+      </w:hyperlink>
+      <w:r>
+        <w:rPr>
+          <w:lang w:val="zh_TW" w:bidi="zh_TW"/>
+        </w:rPr>
+        <w:t>，</w:t>
+      </w:r>
+      <w:hyperlink r:id="rId20">
+        <w:r>
+          <w:rPr>
+            <w:lang w:val="zh_TW" w:bidi="zh_TW"/>
+          </w:rPr>
+          <w:rPr>
+            <w:color w:val="0000EE"/>
+            <w:u w:val="single"/>
+          </w:rPr>
+          <w:t>4:49</w:t>
+        </w:r>
+      </w:hyperlink>
+      <w:r>
+        <w:rPr>
+          <w:lang w:val="zh_TW" w:bidi="zh_TW"/>
+        </w:rPr>
+        <w:t>；</w:t>
+      </w:r>
+      <w:hyperlink r:id="rId16">
+        <w:r>
+          <w:rPr>
+            <w:lang w:val="zh_TW" w:bidi="zh_TW"/>
+          </w:rPr>
+          <w:rPr>
+            <w:color w:val="0000EE"/>
+            <w:u w:val="single"/>
+          </w:rPr>
+          <w:t>書3:16</w:t>
+        </w:r>
+      </w:hyperlink>
+      <w:r>
+        <w:rPr>
+          <w:lang w:val="zh_TW" w:bidi="zh_TW"/>
+        </w:rPr>
+        <w:t>，</w:t>
+      </w:r>
+      <w:hyperlink r:id="rId17">
+        <w:r>
+          <w:rPr>
+            <w:lang w:val="zh_TW" w:bidi="zh_TW"/>
+          </w:rPr>
+          <w:rPr>
+            <w:color w:val="0000EE"/>
+            <w:u w:val="single"/>
+          </w:rPr>
+          <w:t>12:3</w:t>
+        </w:r>
+      </w:hyperlink>
+      <w:r>
+        <w:rPr>
+          <w:lang w:val="zh_TW" w:bidi="zh_TW"/>
+        </w:rPr>
+        <w:t>；</w:t>
+      </w:r>
+      <w:hyperlink r:id="rId21">
+        <w:r>
+          <w:rPr>
+            <w:lang w:val="zh_TW" w:bidi="zh_TW"/>
+          </w:rPr>
+          <w:rPr>
+            <w:color w:val="0000EE"/>
+            <w:u w:val="single"/>
+          </w:rPr>
+          <w:t>王下14:25</w:t>
+        </w:r>
+      </w:hyperlink>
+      <w:r>
+        <w:rPr>
+          <w:lang w:val="zh_TW" w:bidi="zh_TW"/>
+        </w:rPr>
+        <w:t>）</w:t>
+      </w:r>
+    </w:p>
+    <w:p>
+      <w:pPr>
+        <w:pStyle w:val="ListBullet"/>
+        <w:spacing w:line="240" w:lineRule="auto"/>
+        <w:ind w:left="720"/>
+      </w:pPr>
+      <w:r>
+        <w:rPr>
+          <w:lang w:val="zh_TW" w:bidi="zh_TW"/>
+        </w:rPr>
+      </w:r>
+      <w:r>
+        <w:rPr>
+          <w:lang w:val="zh_TW" w:bidi="zh_TW"/>
+        </w:rPr>
+        <w:t>東海（</w:t>
+      </w:r>
+      <w:hyperlink r:id="rId22">
+        <w:r>
+          <w:rPr>
+            <w:lang w:val="zh_TW" w:bidi="zh_TW"/>
+          </w:rPr>
+          <w:rPr>
+            <w:color w:val="0000EE"/>
+            <w:u w:val="single"/>
+          </w:rPr>
+          <w:t>結47:18</w:t>
+        </w:r>
+      </w:hyperlink>
+      <w:r>
+        <w:rPr>
+          <w:lang w:val="zh_TW" w:bidi="zh_TW"/>
+        </w:rPr>
+        <w:t>；</w:t>
+      </w:r>
+      <w:hyperlink r:id="rId23">
+        <w:r>
+          <w:rPr>
+            <w:lang w:val="zh_TW" w:bidi="zh_TW"/>
+          </w:rPr>
+          <w:rPr>
+            <w:color w:val="0000EE"/>
+            <w:u w:val="single"/>
+          </w:rPr>
+          <w:t>珥2:20</w:t>
+        </w:r>
+      </w:hyperlink>
+      <w:r>
+        <w:rPr>
+          <w:lang w:val="zh_TW" w:bidi="zh_TW"/>
+        </w:rPr>
+        <w:t>；</w:t>
+      </w:r>
+      <w:hyperlink r:id="rId24">
+        <w:r>
+          <w:rPr>
+            <w:lang w:val="zh_TW" w:bidi="zh_TW"/>
+          </w:rPr>
+          <w:rPr>
+            <w:color w:val="0000EE"/>
+            <w:u w:val="single"/>
+          </w:rPr>
+          <w:t>亞14:8</w:t>
+        </w:r>
+      </w:hyperlink>
+      <w:r>
+        <w:rPr>
+          <w:lang w:val="zh_TW" w:bidi="zh_TW"/>
+        </w:rPr>
+        <w:t>）</w:t>
       </w:r>
     </w:p>
     <w:p>
@@ -305,6 +547,482 @@
           <w:lang w:val="zh_TW" w:bidi="zh_TW"/>
         </w:rPr>
       </w:r>
+      <w:r>
+        <w:rPr>
+          <w:lang w:val="zh_TW" w:bidi="zh_TW"/>
+        </w:rPr>
+        <w:t>其他古代作家將死海稱為：</w:t>
+      </w:r>
+    </w:p>
+    <w:p>
+      <w:pPr>
+        <w:pStyle w:val="ListBullet"/>
+        <w:spacing w:line="240" w:lineRule="auto"/>
+        <w:ind w:left="720"/>
+      </w:pPr>
+      <w:r>
+        <w:rPr>
+          <w:lang w:val="zh_TW" w:bidi="zh_TW"/>
+        </w:rPr>
+      </w:r>
+      <w:r>
+        <w:rPr>
+          <w:lang w:val="zh_TW" w:bidi="zh_TW"/>
+        </w:rPr>
+        <w:t>所多瑪海</w:t>
+      </w:r>
+    </w:p>
+    <w:p>
+      <w:pPr>
+        <w:pStyle w:val="ListBullet"/>
+        <w:spacing w:line="240" w:lineRule="auto"/>
+        <w:ind w:left="720"/>
+      </w:pPr>
+      <w:r>
+        <w:rPr>
+          <w:lang w:val="zh_TW" w:bidi="zh_TW"/>
+        </w:rPr>
+      </w:r>
+      <w:r>
+        <w:rPr>
+          <w:lang w:val="zh_TW" w:bidi="zh_TW"/>
+        </w:rPr>
+        <w:t>瀝青海</w:t>
+      </w:r>
+    </w:p>
+    <w:p>
+      <w:pPr>
+        <w:pStyle w:val="ListBullet"/>
+        <w:spacing w:line="240" w:lineRule="auto"/>
+        <w:ind w:left="720"/>
+      </w:pPr>
+      <w:r>
+        <w:rPr>
+          <w:lang w:val="zh_TW" w:bidi="zh_TW"/>
+        </w:rPr>
+      </w:r>
+      <w:r>
+        <w:rPr>
+          <w:lang w:val="zh_TW" w:bidi="zh_TW"/>
+        </w:rPr>
+        <w:t>羅得海</w:t>
+      </w:r>
+    </w:p>
+    <w:p>
+      <w:pPr/>
+      <w:r>
+        <w:rPr>
+          <w:lang w:val="zh_TW" w:bidi="zh_TW"/>
+        </w:rPr>
+      </w:r>
+      <w:r>
+        <w:rPr>
+          <w:lang w:val="zh_TW" w:bidi="zh_TW"/>
+        </w:rPr>
+        <w:t>新約聖經中沒有提到死海。</w:t>
+      </w:r>
+    </w:p>
+    <w:p>
+      <w:pPr>
+        <w:pStyle w:val="Heading3"/>
+      </w:pPr>
+      <w:r>
+        <w:rPr>
+          <w:lang w:val="zh_TW" w:bidi="zh_TW"/>
+        </w:rPr>
+        <w:t>死海位於何處？</w:t>
+      </w:r>
+    </w:p>
+    <w:p>
+      <w:pPr/>
+      <w:r>
+        <w:rPr>
+          <w:lang w:val="zh_TW" w:bidi="zh_TW"/>
+        </w:rPr>
+      </w:r>
+      <w:r>
+        <w:rPr>
+          <w:lang w:val="zh_TW" w:bidi="zh_TW"/>
+        </w:rPr>
+        <w:t>死海位於名為約旦谷的深谷中。這個谷也被稱為裂谷（the Rift Valley），因為它位於地球表面的狹長裂縫中。這個裂縫是世界上同類型裂縫中最長且最深的，始於土耳其南部的托羅斯山脈（Taurus Mountains），並穿過好幾個國家：敘利亞、黎巴嫩和巴勒斯坦。它還延伸穿過亞喀巴灣和紅海，最終到達東非的莫桑比克，在那裡被稱為非洲大裂谷（the Great African Rift Valley）。</w:t>
+      </w:r>
+    </w:p>
+    <w:p>
+      <w:pPr/>
+      <w:r>
+        <w:rPr>
+          <w:lang w:val="zh_TW" w:bidi="zh_TW"/>
+        </w:rPr>
+      </w:r>
+      <w:r>
+        <w:rPr>
+          <w:lang w:val="zh_TW" w:bidi="zh_TW"/>
+        </w:rPr>
+        <w:t>該谷寬3.2公里到24.1公里（2到15英里）不等。在最深處，靠近死海岸邊，裂谷下降到海平面以下396米（1300英尺），是地球上未被水覆蓋的最低點。</w:t>
+      </w:r>
+    </w:p>
+    <w:p>
+      <w:pPr>
+        <w:pStyle w:val="Heading3"/>
+      </w:pPr>
+      <w:r>
+        <w:rPr>
+          <w:lang w:val="zh_TW" w:bidi="zh_TW"/>
+        </w:rPr>
+        <w:t>死海有多大？</w:t>
+      </w:r>
+    </w:p>
+    <w:p>
+      <w:pPr/>
+      <w:r>
+        <w:rPr>
+          <w:lang w:val="zh_TW" w:bidi="zh_TW"/>
+        </w:rPr>
+      </w:r>
+      <w:r>
+        <w:rPr>
+          <w:lang w:val="zh_TW" w:bidi="zh_TW"/>
+        </w:rPr>
+        <w:t>死海呈矩形。由北向南，死海從約旦河流入的地方延伸約85公里（53英里）到南部的塞卜哈（Sebkha）鹽灘。死海寬約16公里（10英里）。陡峭的岩石懸崖在海的兩側拔地而起。</w:t>
+      </w:r>
+    </w:p>
+    <w:p>
+      <w:pPr/>
+      <w:r>
+        <w:rPr>
+          <w:lang w:val="zh_TW" w:bidi="zh_TW"/>
+        </w:rPr>
+      </w:r>
+      <w:r>
+        <w:rPr>
+          <w:lang w:val="zh_TW" w:bidi="zh_TW"/>
+        </w:rPr>
+        <w:t>死海被一片名為里桑半島的土地分為兩部分。這個半島從東岸延伸出約13.7公里（8.5英里）。死海北部較大且較深，最深點位於東北區域，深度約396米（1300英尺）。南部較淺，水深在1到9米（3到30英尺）之間。</w:t>
+      </w:r>
+    </w:p>
+    <w:p>
+      <w:pPr>
+        <w:pStyle w:val="Heading3"/>
+      </w:pPr>
+      <w:r>
+        <w:rPr>
+          <w:lang w:val="zh_TW" w:bidi="zh_TW"/>
+        </w:rPr>
+        <w:t>死海的水從哪裡來？</w:t>
+      </w:r>
+    </w:p>
+    <w:p>
+      <w:pPr/>
+      <w:r>
+        <w:rPr>
+          <w:lang w:val="zh_TW" w:bidi="zh_TW"/>
+        </w:rPr>
+      </w:r>
+      <w:r>
+        <w:rPr>
+          <w:lang w:val="zh_TW" w:bidi="zh_TW"/>
+        </w:rPr>
+        <w:t>死海的水有多個來源，約旦河是主要來源；也有來自全年流動的四到五條溪流，以及許多季節性溪流（稱為瓦迪，wadis）。每天約有640萬公噸（700萬噸）的水流入死海。然而，這些水只能通過蒸發消散，因為死海沒有出口。</w:t>
+      </w:r>
+    </w:p>
+    <w:p>
+      <w:pPr/>
+      <w:r>
+        <w:rPr>
+          <w:lang w:val="zh_TW" w:bidi="zh_TW"/>
+        </w:rPr>
+      </w:r>
+      <w:r>
+        <w:rPr>
+          <w:lang w:val="zh_TW" w:bidi="zh_TW"/>
+        </w:rPr>
+        <w:t>死海周圍地區非常乾燥。每年降雨量僅有5到13公分（2到5英寸）。天氣極其炎熱，尤其是在夏季，氣溫可達52攝氏度（125華氏度）。這種高溫導致大量水分蒸發，經常形成難以看透的濃霧。</w:t>
+      </w:r>
+    </w:p>
+    <w:p>
+      <w:pPr>
+        <w:pStyle w:val="Heading3"/>
+      </w:pPr>
+      <w:r>
+        <w:rPr>
+          <w:lang w:val="zh_TW" w:bidi="zh_TW"/>
+        </w:rPr>
+        <w:t>為什麼死海這麼鹹？</w:t>
+      </w:r>
+    </w:p>
+    <w:p>
+      <w:pPr/>
+      <w:r>
+        <w:rPr>
+          <w:lang w:val="zh_TW" w:bidi="zh_TW"/>
+        </w:rPr>
+      </w:r>
+      <w:r>
+        <w:rPr>
+          <w:lang w:val="zh_TW" w:bidi="zh_TW"/>
+        </w:rPr>
+        <w:t>流入死海的水已經非常鹹。這些水流經過含有氮和硫等礦物質的土壤，海底下的地下泉水為海水增加更多礦物質，包括溴、鎂和鈣。海岸有大量的硫磺和油泉沉積。</w:t>
+      </w:r>
+    </w:p>
+    <w:p>
+      <w:pPr/>
+      <w:r>
+        <w:rPr>
+          <w:lang w:val="zh_TW" w:bidi="zh_TW"/>
+        </w:rPr>
+      </w:r>
+      <w:r>
+        <w:rPr>
+          <w:lang w:val="zh_TW" w:bidi="zh_TW"/>
+        </w:rPr>
+        <w:t>在死海的東南部，有一個巨大的岩鹽礦床，可見的部分厚達91.4米（300英尺），但這僅是更大鹽層的頂部。整個鹽層約1371米（4500英尺）深，延伸約8公里（5英里）長。海底也有鹽晶體。</w:t>
+      </w:r>
+    </w:p>
+    <w:p>
+      <w:pPr/>
+      <w:r>
+        <w:rPr>
+          <w:lang w:val="zh_TW" w:bidi="zh_TW"/>
+        </w:rPr>
+      </w:r>
+      <w:r>
+        <w:rPr>
+          <w:lang w:val="zh_TW" w:bidi="zh_TW"/>
+        </w:rPr>
+        <w:t>所有這些因素使得死海非常鹹。死海水中含有約26%鹽分，而普通海水僅含有3.5%鹽分。這使得死海成為地球上最鹹的大型水域。死海的水鹹到沒有魚或植物可以生存，且鹽分含量還在增加。</w:t>
+      </w:r>
+    </w:p>
+    <w:p>
+      <w:pPr/>
+      <w:r>
+        <w:rPr>
+          <w:lang w:val="zh_TW" w:bidi="zh_TW"/>
+        </w:rPr>
+      </w:r>
+      <w:r>
+        <w:rPr>
+          <w:lang w:val="zh_TW" w:bidi="zh_TW"/>
+        </w:rPr>
+        <w:t>古代人們因為兩大原因而重視死海，就是其中的鹽和一種稱為瀝青的特殊物質。瀝青是天然的黑色物質，類似暴露在空氣中硬化後形成的焦油（tar）。人們用它來製作防水物品。</w:t>
+      </w:r>
+    </w:p>
+    <w:p>
+      <w:pPr/>
+      <w:r>
+        <w:rPr>
+          <w:lang w:val="zh_TW" w:bidi="zh_TW"/>
+        </w:rPr>
+      </w:r>
+      <w:r>
+        <w:rPr>
+          <w:lang w:val="zh_TW" w:bidi="zh_TW"/>
+        </w:rPr>
+        <w:t>在新約聖經時期，人稱納巴泰人的群體控制了來自死海的瀝青貿易。他們將這些瀝青賣給埃及，埃及人用它來保存屍體（這個過程稱為木乃伊化）。一些歷史學家認為，埃及的克麗奧佩特拉女王想要控制死海地區，以便掌控這項重要的瀝青貿易。</w:t>
+      </w:r>
+    </w:p>
+    <w:p>
+      <w:pPr>
+        <w:pStyle w:val="Heading3"/>
+      </w:pPr>
+      <w:r>
+        <w:rPr>
+          <w:lang w:val="zh_TW" w:bidi="zh_TW"/>
+        </w:rPr>
+        <w:t>聖經中的死海</w:t>
+      </w:r>
+    </w:p>
+    <w:p>
+      <w:pPr>
+        <w:pStyle w:val="Heading4"/>
+      </w:pPr>
+      <w:r>
+        <w:rPr>
+          <w:lang w:val="zh_TW" w:bidi="zh_TW"/>
+        </w:rPr>
+        <w:t>所多瑪和蛾摩拉</w:t>
+      </w:r>
+    </w:p>
+    <w:p>
+      <w:pPr/>
+      <w:r>
+        <w:rPr>
+          <w:lang w:val="zh_TW" w:bidi="zh_TW"/>
+        </w:rPr>
+      </w:r>
+      <w:r>
+        <w:rPr>
+          <w:lang w:val="zh_TW" w:bidi="zh_TW"/>
+        </w:rPr>
+        <w:t>今天，死海地區看起來空無一物且毫無生氣。這與我們所知的歷史相符。根據</w:t>
+      </w:r>
+      <w:hyperlink r:id="rId25">
+        <w:r>
+          <w:rPr>
+            <w:lang w:val="zh_TW" w:bidi="zh_TW"/>
+          </w:rPr>
+          <w:rPr>
+            <w:color w:val="0000EE"/>
+            <w:u w:val="single"/>
+          </w:rPr>
+          <w:t>創世記十九章</w:t>
+        </w:r>
+      </w:hyperlink>
+      <w:r>
+        <w:rPr>
+          <w:lang w:val="zh_TW" w:bidi="zh_TW"/>
+        </w:rPr>
+        <w:t>，這裡是古代城市所多瑪和蛾摩拉被毀滅的地方。位於海東南角的巨大鹽山，西頓山，因所多瑪城而得名。</w:t>
+      </w:r>
+    </w:p>
+    <w:p>
+      <w:pPr/>
+      <w:r>
+        <w:rPr>
+          <w:lang w:val="zh_TW" w:bidi="zh_TW"/>
+        </w:rPr>
+      </w:r>
+      <w:r>
+        <w:rPr>
+          <w:lang w:val="zh_TW" w:bidi="zh_TW"/>
+        </w:rPr>
+        <w:t>一位名叫尼爾森·格魯克（Nelson Glueck）的考古學家發現證據顯示，大約在5000年前（約公元前3000年），有多達70個城鎮存在於西頓山周圍地區。學者對於所多瑪和蛾摩拉如何被毀有不同看法。有些人認為是火山爆發造成的，另一些人則相信是地下富含石油的土壤自發爆炸所致。</w:t>
+      </w:r>
+    </w:p>
+    <w:p>
+      <w:pPr/>
+      <w:r>
+        <w:rPr>
+          <w:lang w:val="zh_TW" w:bidi="zh_TW"/>
+        </w:rPr>
+      </w:r>
+      <w:r>
+        <w:rPr>
+          <w:lang w:val="zh_TW" w:bidi="zh_TW"/>
+        </w:rPr>
+        <w:t>在這個地區，有許多由鹽製成的高柱。人們常稱這些柱子為「羅得的妻子」，因為在聖經故事中，羅得的妻子變成了一根鹽柱。</w:t>
+      </w:r>
+    </w:p>
+    <w:p>
+      <w:pPr>
+        <w:pStyle w:val="Heading4"/>
+      </w:pPr>
+      <w:r>
+        <w:rPr>
+          <w:lang w:val="zh_TW" w:bidi="zh_TW"/>
+        </w:rPr>
+        <w:t>死海作為藏身之所</w:t>
+      </w:r>
+    </w:p>
+    <w:p>
+      <w:pPr/>
+      <w:r>
+        <w:rPr>
+          <w:lang w:val="zh_TW" w:bidi="zh_TW"/>
+        </w:rPr>
+      </w:r>
+      <w:r>
+        <w:rPr>
+          <w:lang w:val="zh_TW" w:bidi="zh_TW"/>
+        </w:rPr>
+        <w:t>圍繞死海的空曠曠野，在歷史上一直是許多人藏身之地。後來成為以色列王的大衛，也曾在那裡躲避敵人（</w:t>
+      </w:r>
+      <w:hyperlink r:id="rId26">
+        <w:r>
+          <w:rPr>
+            <w:lang w:val="zh_TW" w:bidi="zh_TW"/>
+          </w:rPr>
+          <w:rPr>
+            <w:color w:val="0000EE"/>
+            <w:u w:val="single"/>
+          </w:rPr>
+          <w:t>撒上23:29–24:22</w:t>
+        </w:r>
+      </w:hyperlink>
+      <w:r>
+        <w:rPr>
+          <w:lang w:val="zh_TW" w:bidi="zh_TW"/>
+        </w:rPr>
+        <w:t>）。後來，一個名為愛色尼派的宗教團體在靠近死海的昆蘭居住，以便在平靜祥和中學習和禱告。在第二次猶太人反抗羅馬的過程中，猶太戰士也利用這個地區來藏身。</w:t>
+      </w:r>
+    </w:p>
+    <w:p>
+      <w:pPr>
+        <w:pStyle w:val="Heading4"/>
+      </w:pPr>
+      <w:r>
+        <w:rPr>
+          <w:lang w:val="zh_TW" w:bidi="zh_TW"/>
+        </w:rPr>
+        <w:t>預言中的死海</w:t>
+      </w:r>
+    </w:p>
+    <w:p>
+      <w:pPr/>
+      <w:r>
+        <w:rPr>
+          <w:lang w:val="zh_TW" w:bidi="zh_TW"/>
+        </w:rPr>
+      </w:r>
+      <w:r>
+        <w:rPr>
+          <w:lang w:val="zh_TW" w:bidi="zh_TW"/>
+        </w:rPr>
+        <w:t>先知以西結提及在未來的時候，死海將會改變（</w:t>
+      </w:r>
+      <w:hyperlink r:id="rId27">
+        <w:r>
+          <w:rPr>
+            <w:lang w:val="zh_TW" w:bidi="zh_TW"/>
+          </w:rPr>
+          <w:rPr>
+            <w:color w:val="0000EE"/>
+            <w:u w:val="single"/>
+          </w:rPr>
+          <w:t>結47:1–12</w:t>
+        </w:r>
+      </w:hyperlink>
+      <w:r>
+        <w:rPr>
+          <w:lang w:val="zh_TW" w:bidi="zh_TW"/>
+        </w:rPr>
+        <w:t>；參</w:t>
+      </w:r>
+      <w:hyperlink r:id="rId24">
+        <w:r>
+          <w:rPr>
+            <w:lang w:val="zh_TW" w:bidi="zh_TW"/>
+          </w:rPr>
+          <w:rPr>
+            <w:color w:val="0000EE"/>
+            <w:u w:val="single"/>
+          </w:rPr>
+          <w:t>亞14:8</w:t>
+        </w:r>
+      </w:hyperlink>
+      <w:r>
+        <w:rPr>
+          <w:lang w:val="zh_TW" w:bidi="zh_TW"/>
+        </w:rPr>
+        <w:t>）。他說有一天，海水會變甜，百物無法生活的海中將充滿生物。</w:t>
+      </w:r>
+      <w:r>
+        <w:rPr>
+          <w:lang w:val="zh_TW" w:bidi="zh_TW"/>
+        </w:rPr>
+      </w:r>
+      <w:r>
+        <w:rPr>
+          <w:lang w:val="zh_TW" w:bidi="zh_TW"/>
+        </w:rPr>
+      </w:r>
+    </w:p>
+    <w:p>
+      <w:pPr/>
+      <w:r>
+        <w:rPr>
+          <w:lang w:val="zh_TW" w:bidi="zh_TW"/>
+        </w:rPr>
+      </w:r>
     </w:p>
     <w:p>
       <w:pPr>
@@ -314,7 +1032,7 @@
         <w:rPr>
           <w:lang w:val="zh_TW" w:bidi="zh_TW"/>
         </w:rPr>
-        <w:t>土地</w:t>
+        <w:t>死亡</w:t>
       </w:r>
       <w:r>
         <w:rPr>
@@ -333,7 +1051,18 @@
         <w:rPr>
           <w:lang w:val="zh_TW" w:bidi="zh_TW"/>
         </w:rPr>
-        <w:t>人與土地的關係是舊約聖經中的重要主題。在創世記裡，地與旱地被造，成為人居住並與神相交的地方。人被賦予管理大地、治理動物的任務，好使自己的需要得以滿足，並將榮耀歸給造物主。然而，自從人墮落之後，他們不僅與神和彼此隔絕，也與他們所居住的土地隔絕。他們被趕出伊甸園，大地也受咒詛。他們不得不汗流滿面地勞苦，才能制服土地並維持生計，因為收成被荊棘和蒺藜所阻。</w:t>
+        <w:t>生命的終止（身體的死亡）或與神的分離（靈性的死亡）。</w:t>
+      </w:r>
+    </w:p>
+    <w:p>
+      <w:pPr>
+        <w:pStyle w:val="Heading3"/>
+      </w:pPr>
+      <w:r>
+        <w:rPr>
+          <w:lang w:val="zh_TW" w:bidi="zh_TW"/>
+        </w:rPr>
+        <w:t>舊約中的觀點</w:t>
       </w:r>
     </w:p>
     <w:p>
@@ -347,18 +1076,172 @@
         <w:rPr>
           <w:lang w:val="zh_TW" w:bidi="zh_TW"/>
         </w:rPr>
-        <w:t>該隱殺了他的弟弟之後，受到刑罰，要承受更嚴重的土地咒詛。神告訴他，即使他辛苦勞作，土地也不會為他效力，迫使他漂流無定。該隱失去永久的居所，被剝奪享受安息與昌盛的機會。該隱因為犯罪，無法實現他對「歸屬之地」的渴望。（</w:t>
-      </w:r>
-      <w:hyperlink r:id="rId16">
-        <w:r>
-          <w:rPr>
-            <w:lang w:val="zh_TW" w:bidi="zh_TW"/>
-          </w:rPr>
-          <w:rPr>
-            <w:color w:val="0000EE"/>
-            <w:u w:val="single"/>
-          </w:rPr>
-          <w:t>創4:12</w:t>
+        <w:t>在舊約中，死亡被視為生命的自然結束。一個以色列人的目標是過一個長壽而圓滿的生活，生養眾多的後代，並在兒孫滿堂的情況下，平安地去世。舊約多次表達對早逝的不滿（例如，希西家的哀求，</w:t>
+      </w:r>
+      <w:hyperlink r:id="rId28">
+        <w:r>
+          <w:rPr>
+            <w:lang w:val="zh_TW" w:bidi="zh_TW"/>
+          </w:rPr>
+          <w:rPr>
+            <w:color w:val="0000EE"/>
+            <w:u w:val="single"/>
+          </w:rPr>
+          <w:t>王下20:1–11</w:t>
+        </w:r>
+      </w:hyperlink>
+      <w:r>
+        <w:rPr>
+          <w:lang w:val="zh_TW" w:bidi="zh_TW"/>
+        </w:rPr>
+        <w:t>）。早逝可能被視為神審判的結果；因此，約伯認為需要在死亡之前為自己的品格辯護（</w:t>
+      </w:r>
+      <w:hyperlink r:id="rId29">
+        <w:r>
+          <w:rPr>
+            <w:lang w:val="zh_TW" w:bidi="zh_TW"/>
+          </w:rPr>
+          <w:rPr>
+            <w:color w:val="0000EE"/>
+            <w:u w:val="single"/>
+          </w:rPr>
+          <w:t>伯19:25–26</w:t>
+        </w:r>
+      </w:hyperlink>
+      <w:r>
+        <w:rPr>
+          <w:lang w:val="zh_TW" w:bidi="zh_TW"/>
+        </w:rPr>
+        <w:t>）。只有</w:t>
+      </w:r>
+      <w:hyperlink r:id="rId30">
+        <w:r>
+          <w:rPr>
+            <w:lang w:val="zh_TW" w:bidi="zh_TW"/>
+          </w:rPr>
+          <w:rPr>
+            <w:color w:val="0000EE"/>
+            <w:u w:val="single"/>
+          </w:rPr>
+          <w:t>傳道書三章19至20節</w:t>
+        </w:r>
+      </w:hyperlink>
+      <w:r>
+        <w:rPr>
+          <w:lang w:val="zh_TW" w:bidi="zh_TW"/>
+        </w:rPr>
+        <w:t>對死亡表達徹頭徹尾的悲觀情緒——該書可能受到當時非希伯來文化相當大的影響。</w:t>
+      </w:r>
+    </w:p>
+    <w:p>
+      <w:pPr/>
+      <w:r>
+        <w:rPr>
+          <w:lang w:val="zh_TW" w:bidi="zh_TW"/>
+        </w:rPr>
+      </w:r>
+      <w:r>
+        <w:rPr>
+          <w:lang w:val="zh_TW" w:bidi="zh_TW"/>
+        </w:rPr>
+        <w:t>雖然死亡是生命的自然終結，卻從未被視為是令人愉快的事。死亡將人與人類群體斷絕，也與神的同在和事奉隔絕。雖然神可能會在人面對死亡時提供安慰（</w:t>
+      </w:r>
+      <w:hyperlink r:id="rId31">
+        <w:r>
+          <w:rPr>
+            <w:lang w:val="zh_TW" w:bidi="zh_TW"/>
+          </w:rPr>
+          <w:rPr>
+            <w:color w:val="0000EE"/>
+            <w:u w:val="single"/>
+          </w:rPr>
+          <w:t>詩73:23–28</w:t>
+        </w:r>
+      </w:hyperlink>
+      <w:r>
+        <w:rPr>
+          <w:lang w:val="zh_TW" w:bidi="zh_TW"/>
+        </w:rPr>
+        <w:t>），但在聖經中，神很少被描述為與死者同在，只有在較晚期的聖經文獻中才有此描寫（</w:t>
+      </w:r>
+      <w:hyperlink r:id="rId32">
+        <w:r>
+          <w:rPr>
+            <w:lang w:val="zh_TW" w:bidi="zh_TW"/>
+          </w:rPr>
+          <w:rPr>
+            <w:color w:val="0000EE"/>
+            <w:u w:val="single"/>
+          </w:rPr>
+          <w:t>詩139:8</w:t>
+        </w:r>
+      </w:hyperlink>
+      <w:r>
+        <w:rPr>
+          <w:lang w:val="zh_TW" w:bidi="zh_TW"/>
+        </w:rPr>
+        <w:t>）。因此，死亡從未被視為通向更美好生命的門檻。</w:t>
+      </w:r>
+    </w:p>
+    <w:p>
+      <w:pPr/>
+      <w:r>
+        <w:rPr>
+          <w:lang w:val="zh_TW" w:bidi="zh_TW"/>
+        </w:rPr>
+      </w:r>
+      <w:r>
+        <w:rPr>
+          <w:lang w:val="zh_TW" w:bidi="zh_TW"/>
+        </w:rPr>
+        <w:t>罪與死亡的關係可以在摩西律法的死刑中一窺究竟。一位嚴重的罪犯會被處死。處罰性短語「他必被剪除」表明，儘管整個民族繼續存活，但犯罪者因死亡與民族分離。以色列人被警告，若不遵守神的誡命，可能會因與神的團契破裂而導致早逝（</w:t>
+      </w:r>
+      <w:hyperlink r:id="rId33">
+        <w:r>
+          <w:rPr>
+            <w:lang w:val="zh_TW" w:bidi="zh_TW"/>
+          </w:rPr>
+          <w:rPr>
+            <w:color w:val="0000EE"/>
+            <w:u w:val="single"/>
+          </w:rPr>
+          <w:t>申30:15–20</w:t>
+        </w:r>
+      </w:hyperlink>
+      <w:r>
+        <w:rPr>
+          <w:lang w:val="zh_TW" w:bidi="zh_TW"/>
+        </w:rPr>
+        <w:t>；</w:t>
+      </w:r>
+      <w:hyperlink r:id="rId34">
+        <w:r>
+          <w:rPr>
+            <w:lang w:val="zh_TW" w:bidi="zh_TW"/>
+          </w:rPr>
+          <w:rPr>
+            <w:color w:val="0000EE"/>
+            <w:u w:val="single"/>
+          </w:rPr>
+          <w:t>耶21:8</w:t>
+        </w:r>
+      </w:hyperlink>
+      <w:r>
+        <w:rPr>
+          <w:lang w:val="zh_TW" w:bidi="zh_TW"/>
+        </w:rPr>
+        <w:t>；</w:t>
+      </w:r>
+      <w:hyperlink r:id="rId35">
+        <w:r>
+          <w:rPr>
+            <w:lang w:val="zh_TW" w:bidi="zh_TW"/>
+          </w:rPr>
+          <w:rPr>
+            <w:color w:val="0000EE"/>
+            <w:u w:val="single"/>
+          </w:rPr>
+          <w:t>結18:21–32</w:t>
         </w:r>
       </w:hyperlink>
       <w:r>
@@ -379,18 +1262,401 @@
         <w:rPr>
           <w:lang w:val="zh_TW" w:bidi="zh_TW"/>
         </w:rPr>
-        <w:t>洪水之後，神因著審判極其邪惡的人而毀滅世界，但人又再一次惹動神的忿怒；人建造巴別塔，是要在不依靠神的情況下高舉人的能力。於是神介入，使人的語言混亂，並「使眾人分散在全地上」（</w:t>
-      </w:r>
-      <w:hyperlink r:id="rId17">
-        <w:r>
-          <w:rPr>
-            <w:lang w:val="zh_TW" w:bidi="zh_TW"/>
-          </w:rPr>
-          <w:rPr>
-            <w:color w:val="0000EE"/>
-            <w:u w:val="single"/>
-          </w:rPr>
-          <w:t>11:9</w:t>
+        <w:t>在兩約之間時期，隨著猶太人對來世和復活的觀念更加明確，對死亡的思考也隨之發展。死亡本身，而非僅僅是早逝，開始被視為是罪惡的結果（</w:t>
+      </w:r>
+      <w:hyperlink r:id="rId36">
+        <w:r>
+          <w:rPr>
+            <w:lang w:val="zh_TW" w:bidi="zh_TW"/>
+          </w:rPr>
+          <w:rPr>
+            <w:color w:val="0000EE"/>
+            <w:u w:val="single"/>
+          </w:rPr>
+          <w:t>以斯拉二書3:7</w:t>
+        </w:r>
+      </w:hyperlink>
+      <w:r>
+        <w:rPr>
+          <w:lang w:val="zh_TW" w:bidi="zh_TW"/>
+        </w:rPr>
+        <w:t>；</w:t>
+      </w:r>
+      <w:hyperlink r:id="rId37">
+        <w:r>
+          <w:rPr>
+            <w:lang w:val="zh_TW" w:bidi="zh_TW"/>
+          </w:rPr>
+          <w:rPr>
+            <w:color w:val="0000EE"/>
+            <w:u w:val="single"/>
+          </w:rPr>
+          <w:t>便西拉智訓25:24</w:t>
+        </w:r>
+      </w:hyperlink>
+      <w:r>
+        <w:rPr>
+          <w:lang w:val="zh_TW" w:bidi="zh_TW"/>
+        </w:rPr>
+        <w:t>）。有時會將所有的死亡描繪為「第一次犯罪」（亞當和夏娃的悖逆）的結果。在其它記載中，人是因自己的罪而死。聖經中首次明確指出死人復活和最終審判或懲罰的概念出現在但以理書（</w:t>
+      </w:r>
+      <w:hyperlink r:id="rId38">
+        <w:r>
+          <w:rPr>
+            <w:lang w:val="zh_TW" w:bidi="zh_TW"/>
+          </w:rPr>
+          <w:rPr>
+            <w:color w:val="0000EE"/>
+            <w:u w:val="single"/>
+          </w:rPr>
+          <w:t>但12:2</w:t>
+        </w:r>
+      </w:hyperlink>
+      <w:r>
+        <w:rPr>
+          <w:lang w:val="zh_TW" w:bidi="zh_TW"/>
+        </w:rPr>
+        <w:t>），這是舊約中最後完成的書卷之一。這一教導在兩約中間期被反覆提及（以斯拉二書7:31–44）。在此期間，人們認為靈魂在死亡後依然存在，或者以某種永生的形式存在（所羅門智訓3:4，4:1；馬加比四書16:13，17:12）又或等待復活（以諾一書102章）。一些經外文獻融入了希臘的思想，認為身體是應該擺脫的負擔——這種觀念與希伯來思想格格不入。</w:t>
+      </w:r>
+    </w:p>
+    <w:p>
+      <w:pPr/>
+      <w:r>
+        <w:rPr>
+          <w:lang w:val="zh_TW" w:bidi="zh_TW"/>
+        </w:rPr>
+      </w:r>
+      <w:r>
+        <w:rPr>
+          <w:lang w:val="zh_TW" w:bidi="zh_TW"/>
+        </w:rPr>
+        <w:t>然而，復活以及從死亡中救贖生命的概念，為新約的啟示——聚焦於基督的復活及其勝過死亡的啟示——奠定了基礎。</w:t>
+      </w:r>
+    </w:p>
+    <w:p>
+      <w:pPr>
+        <w:pStyle w:val="Heading3"/>
+      </w:pPr>
+      <w:r>
+        <w:rPr>
+          <w:lang w:val="zh_TW" w:bidi="zh_TW"/>
+        </w:rPr>
+        <w:t>新約中的觀點</w:t>
+      </w:r>
+    </w:p>
+    <w:p>
+      <w:pPr/>
+      <w:r>
+        <w:rPr>
+          <w:lang w:val="zh_TW" w:bidi="zh_TW"/>
+        </w:rPr>
+      </w:r>
+      <w:r>
+        <w:rPr>
+          <w:lang w:val="zh_TW" w:bidi="zh_TW"/>
+        </w:rPr>
+        <w:t>在新約中，死亡被視為一個神學問題，而非僅僅是一個個人事件。死亡超越了僅僅是生命的結束，作者們幾乎毫無困難地接受這一事實。死亡被認為會影響個人生命的每一個層面。唯有神是不朽的，是世界上所有生命的源頭（</w:t>
+      </w:r>
+      <w:hyperlink r:id="rId39">
+        <w:r>
+          <w:rPr>
+            <w:lang w:val="zh_TW" w:bidi="zh_TW"/>
+          </w:rPr>
+          <w:rPr>
+            <w:color w:val="0000EE"/>
+            <w:u w:val="single"/>
+          </w:rPr>
+          <w:t>羅4:17</w:t>
+        </w:r>
+      </w:hyperlink>
+      <w:r>
+        <w:rPr>
+          <w:lang w:val="zh_TW" w:bidi="zh_TW"/>
+        </w:rPr>
+        <w:t>；</w:t>
+      </w:r>
+      <w:hyperlink r:id="rId40">
+        <w:r>
+          <w:rPr>
+            <w:lang w:val="zh_TW" w:bidi="zh_TW"/>
+          </w:rPr>
+          <w:rPr>
+            <w:color w:val="0000EE"/>
+            <w:u w:val="single"/>
+          </w:rPr>
+          <w:t>提前6:16</w:t>
+        </w:r>
+      </w:hyperlink>
+      <w:r>
+        <w:rPr>
+          <w:lang w:val="zh_TW" w:bidi="zh_TW"/>
+        </w:rPr>
+        <w:t>）。唯有當人與神的生命有適當的關係時，他們才能真正活著。但自從罪進入世界以來，人與神之間的個人交流已經變得不自然（</w:t>
+      </w:r>
+      <w:hyperlink r:id="rId41">
+        <w:r>
+          <w:rPr>
+            <w:lang w:val="zh_TW" w:bidi="zh_TW"/>
+          </w:rPr>
+          <w:rPr>
+            <w:color w:val="0000EE"/>
+            <w:u w:val="single"/>
+          </w:rPr>
+          <w:t>羅5:12、17–18</w:t>
+        </w:r>
+      </w:hyperlink>
+      <w:r>
+        <w:rPr>
+          <w:lang w:val="zh_TW" w:bidi="zh_TW"/>
+        </w:rPr>
+        <w:t>；</w:t>
+      </w:r>
+      <w:hyperlink r:id="rId42">
+        <w:r>
+          <w:rPr>
+            <w:lang w:val="zh_TW" w:bidi="zh_TW"/>
+          </w:rPr>
+          <w:rPr>
+            <w:color w:val="0000EE"/>
+            <w:u w:val="single"/>
+          </w:rPr>
+          <w:t>林前15:22</w:t>
+        </w:r>
+      </w:hyperlink>
+      <w:r>
+        <w:rPr>
+          <w:lang w:val="zh_TW" w:bidi="zh_TW"/>
+        </w:rPr>
+        <w:t>）。當亞當與神分離時，這種分離帶來了死亡。每個人都追隨亞當的腳步（</w:t>
+      </w:r>
+      <w:hyperlink r:id="rId43">
+        <w:r>
+          <w:rPr>
+            <w:lang w:val="zh_TW" w:bidi="zh_TW"/>
+          </w:rPr>
+          <w:rPr>
+            <w:color w:val="0000EE"/>
+            <w:u w:val="single"/>
+          </w:rPr>
+          <w:t>羅3:23，</w:t>
+        </w:r>
+      </w:hyperlink>
+      <w:hyperlink r:id="rId44">
+        <w:r>
+          <w:rPr>
+            <w:lang w:val="zh_TW" w:bidi="zh_TW"/>
+          </w:rPr>
+          <w:rPr>
+            <w:color w:val="0000EE"/>
+            <w:u w:val="single"/>
+          </w:rPr>
+          <w:t>5:12</w:t>
+        </w:r>
+      </w:hyperlink>
+      <w:r>
+        <w:rPr>
+          <w:lang w:val="zh_TW" w:bidi="zh_TW"/>
+        </w:rPr>
+        <w:t>），因此死亡成為每個人的必然結果（</w:t>
+      </w:r>
+      <w:hyperlink r:id="rId45">
+        <w:r>
+          <w:rPr>
+            <w:lang w:val="zh_TW" w:bidi="zh_TW"/>
+          </w:rPr>
+          <w:rPr>
+            <w:color w:val="0000EE"/>
+            <w:u w:val="single"/>
+          </w:rPr>
+          <w:t>羅6:23</w:t>
+        </w:r>
+      </w:hyperlink>
+      <w:r>
+        <w:rPr>
+          <w:lang w:val="zh_TW" w:bidi="zh_TW"/>
+        </w:rPr>
+        <w:t>；</w:t>
+      </w:r>
+      <w:hyperlink r:id="rId46">
+        <w:r>
+          <w:rPr>
+            <w:lang w:val="zh_TW" w:bidi="zh_TW"/>
+          </w:rPr>
+          <w:rPr>
+            <w:color w:val="0000EE"/>
+            <w:u w:val="single"/>
+          </w:rPr>
+          <w:t>來9:27</w:t>
+        </w:r>
+      </w:hyperlink>
+      <w:r>
+        <w:rPr>
+          <w:lang w:val="zh_TW" w:bidi="zh_TW"/>
+        </w:rPr>
+        <w:t>）。因此，死亡不僅僅是人生命結束時發生的事情，也體現在人與神的隔絕中。</w:t>
+      </w:r>
+    </w:p>
+    <w:p>
+      <w:pPr/>
+      <w:r>
+        <w:rPr>
+          <w:lang w:val="zh_TW" w:bidi="zh_TW"/>
+        </w:rPr>
+      </w:r>
+      <w:r>
+        <w:rPr>
+          <w:lang w:val="zh_TW" w:bidi="zh_TW"/>
+        </w:rPr>
+        <w:t>死亡的影響極其廣泛。它影響文化的每一個層面。所有人的生活都籠罩在對死亡的恐懼之下（</w:t>
+      </w:r>
+      <w:hyperlink r:id="rId47">
+        <w:r>
+          <w:rPr>
+            <w:lang w:val="zh_TW" w:bidi="zh_TW"/>
+          </w:rPr>
+          <w:rPr>
+            <w:color w:val="0000EE"/>
+            <w:u w:val="single"/>
+          </w:rPr>
+          <w:t>羅8:15</w:t>
+        </w:r>
+      </w:hyperlink>
+      <w:r>
+        <w:rPr>
+          <w:lang w:val="zh_TW" w:bidi="zh_TW"/>
+        </w:rPr>
+        <w:t>；</w:t>
+      </w:r>
+      <w:hyperlink r:id="rId48">
+        <w:r>
+          <w:rPr>
+            <w:lang w:val="zh_TW" w:bidi="zh_TW"/>
+          </w:rPr>
+          <w:rPr>
+            <w:color w:val="0000EE"/>
+            <w:u w:val="single"/>
+          </w:rPr>
+          <w:t>來2:15</w:t>
+        </w:r>
+      </w:hyperlink>
+      <w:r>
+        <w:rPr>
+          <w:lang w:val="zh_TW" w:bidi="zh_TW"/>
+        </w:rPr>
+        <w:t>）。死亡掌管一切「體貼肉體」的事物（</w:t>
+      </w:r>
+      <w:hyperlink r:id="rId49">
+        <w:r>
+          <w:rPr>
+            <w:lang w:val="zh_TW" w:bidi="zh_TW"/>
+          </w:rPr>
+          <w:rPr>
+            <w:color w:val="0000EE"/>
+            <w:u w:val="single"/>
+          </w:rPr>
+          <w:t>羅8:6</w:t>
+        </w:r>
+      </w:hyperlink>
+      <w:r>
+        <w:rPr>
+          <w:lang w:val="zh_TW" w:bidi="zh_TW"/>
+        </w:rPr>
+        <w:t>）。凡不與基督建立關係的人，都活在死亡的狀態中（</w:t>
+      </w:r>
+      <w:hyperlink r:id="rId50">
+        <w:r>
+          <w:rPr>
+            <w:lang w:val="zh_TW" w:bidi="zh_TW"/>
+          </w:rPr>
+          <w:rPr>
+            <w:color w:val="0000EE"/>
+            <w:u w:val="single"/>
+          </w:rPr>
+          <w:t>約3:16–18</w:t>
+        </w:r>
+      </w:hyperlink>
+      <w:r>
+        <w:rPr>
+          <w:lang w:val="zh_TW" w:bidi="zh_TW"/>
+        </w:rPr>
+        <w:t>；</w:t>
+      </w:r>
+      <w:hyperlink r:id="rId51">
+        <w:r>
+          <w:rPr>
+            <w:lang w:val="zh_TW" w:bidi="zh_TW"/>
+          </w:rPr>
+          <w:rPr>
+            <w:color w:val="0000EE"/>
+            <w:u w:val="single"/>
+          </w:rPr>
+          <w:t>約一5:12</w:t>
+        </w:r>
+      </w:hyperlink>
+      <w:r>
+        <w:rPr>
+          <w:lang w:val="zh_TW" w:bidi="zh_TW"/>
+        </w:rPr>
+        <w:t>）。統治世界的魔鬼被稱為死亡之主（</w:t>
+      </w:r>
+      <w:hyperlink r:id="rId52">
+        <w:r>
+          <w:rPr>
+            <w:lang w:val="zh_TW" w:bidi="zh_TW"/>
+          </w:rPr>
+          <w:rPr>
+            <w:color w:val="0000EE"/>
+            <w:u w:val="single"/>
+          </w:rPr>
+          <w:t>來2:14</w:t>
+        </w:r>
+      </w:hyperlink>
+      <w:r>
+        <w:rPr>
+          <w:lang w:val="zh_TW" w:bidi="zh_TW"/>
+        </w:rPr>
+        <w:t>）。有時，死亡被人格化為一個在世界上肆虐的鬼魔力量，但最終被基督自己制服，祂是唯一能戰勝死亡的（</w:t>
+      </w:r>
+      <w:hyperlink r:id="rId53">
+        <w:r>
+          <w:rPr>
+            <w:lang w:val="zh_TW" w:bidi="zh_TW"/>
+          </w:rPr>
+          <w:rPr>
+            <w:color w:val="0000EE"/>
+            <w:u w:val="single"/>
+          </w:rPr>
+          <w:t>林前15:26–27</w:t>
+        </w:r>
+      </w:hyperlink>
+      <w:r>
+        <w:rPr>
+          <w:lang w:val="zh_TW" w:bidi="zh_TW"/>
+        </w:rPr>
+        <w:t>；</w:t>
+      </w:r>
+      <w:hyperlink r:id="rId54">
+        <w:r>
+          <w:rPr>
+            <w:lang w:val="zh_TW" w:bidi="zh_TW"/>
+          </w:rPr>
+          <w:rPr>
+            <w:color w:val="0000EE"/>
+            <w:u w:val="single"/>
+          </w:rPr>
+          <w:t>啟6:8，</w:t>
+        </w:r>
+      </w:hyperlink>
+      <w:hyperlink r:id="rId55">
+        <w:r>
+          <w:rPr>
+            <w:lang w:val="zh_TW" w:bidi="zh_TW"/>
+          </w:rPr>
+          <w:rPr>
+            <w:color w:val="0000EE"/>
+            <w:u w:val="single"/>
+          </w:rPr>
+          <w:t>20:13–14</w:t>
         </w:r>
       </w:hyperlink>
       <w:r>
@@ -399,23 +1665,858 @@
         </w:rPr>
         <w:t>）。</w:t>
       </w:r>
-      <w:hyperlink r:id="rId18">
-        <w:r>
-          <w:rPr>
-            <w:lang w:val="zh_TW" w:bidi="zh_TW"/>
-          </w:rPr>
-          <w:rPr>
-            <w:color w:val="0000EE"/>
-            <w:u w:val="single"/>
-          </w:rPr>
-          <w:t>創世記一至十一章</w:t>
-        </w:r>
-      </w:hyperlink>
-      <w:r>
-        <w:rPr>
-          <w:lang w:val="zh_TW" w:bidi="zh_TW"/>
-        </w:rPr>
-        <w:t>的敘事呈現出一個連續的脈絡：人因著罪與悖逆，不斷失去土地，並承受隨之而來的匱乏。</w:t>
+    </w:p>
+    <w:p>
+      <w:pPr/>
+      <w:r>
+        <w:rPr>
+          <w:lang w:val="zh_TW" w:bidi="zh_TW"/>
+        </w:rPr>
+      </w:r>
+      <w:r>
+        <w:rPr>
+          <w:lang w:val="zh_TW" w:bidi="zh_TW"/>
+        </w:rPr>
+        <w:t>基督死了，埋葬了，並在第三天復活（</w:t>
+      </w:r>
+      <w:hyperlink r:id="rId56">
+        <w:r>
+          <w:rPr>
+            <w:lang w:val="zh_TW" w:bidi="zh_TW"/>
+          </w:rPr>
+          <w:rPr>
+            <w:color w:val="0000EE"/>
+            <w:u w:val="single"/>
+          </w:rPr>
+          <w:t>羅4:25</w:t>
+        </w:r>
+      </w:hyperlink>
+      <w:r>
+        <w:rPr>
+          <w:lang w:val="zh_TW" w:bidi="zh_TW"/>
+        </w:rPr>
+        <w:t>；</w:t>
+      </w:r>
+      <w:hyperlink r:id="rId57">
+        <w:r>
+          <w:rPr>
+            <w:lang w:val="zh_TW" w:bidi="zh_TW"/>
+          </w:rPr>
+          <w:rPr>
+            <w:color w:val="0000EE"/>
+            <w:u w:val="single"/>
+          </w:rPr>
+          <w:t>林前15:3–4</w:t>
+        </w:r>
+      </w:hyperlink>
+      <w:r>
+        <w:rPr>
+          <w:lang w:val="zh_TW" w:bidi="zh_TW"/>
+        </w:rPr>
+        <w:t>；</w:t>
+      </w:r>
+      <w:hyperlink r:id="rId58">
+        <w:r>
+          <w:rPr>
+            <w:lang w:val="zh_TW" w:bidi="zh_TW"/>
+          </w:rPr>
+          <w:rPr>
+            <w:color w:val="0000EE"/>
+            <w:u w:val="single"/>
+          </w:rPr>
+          <w:t>帖前4:14</w:t>
+        </w:r>
+      </w:hyperlink>
+      <w:r>
+        <w:rPr>
+          <w:lang w:val="zh_TW" w:bidi="zh_TW"/>
+        </w:rPr>
+        <w:t>）。通過這一歷史事件，死亡的權勢被破壞了。新約以多種方式表達基督降服於死亡是為了贖罪。祂順服以至於死（</w:t>
+      </w:r>
+      <w:hyperlink r:id="rId59">
+        <w:r>
+          <w:rPr>
+            <w:lang w:val="zh_TW" w:bidi="zh_TW"/>
+          </w:rPr>
+          <w:rPr>
+            <w:color w:val="0000EE"/>
+            <w:u w:val="single"/>
+          </w:rPr>
+          <w:t>腓2:8</w:t>
+        </w:r>
+      </w:hyperlink>
+      <w:r>
+        <w:rPr>
+          <w:lang w:val="zh_TW" w:bidi="zh_TW"/>
+        </w:rPr>
+        <w:t>）；祂為所有人的罪獻上自己（</w:t>
+      </w:r>
+      <w:hyperlink r:id="rId60">
+        <w:r>
+          <w:rPr>
+            <w:lang w:val="zh_TW" w:bidi="zh_TW"/>
+          </w:rPr>
+          <w:rPr>
+            <w:color w:val="0000EE"/>
+            <w:u w:val="single"/>
+          </w:rPr>
+          <w:t>林前5:7</w:t>
+        </w:r>
+      </w:hyperlink>
+      <w:r>
+        <w:rPr>
+          <w:lang w:val="zh_TW" w:bidi="zh_TW"/>
+        </w:rPr>
+        <w:t>；</w:t>
+      </w:r>
+      <w:hyperlink r:id="rId61">
+        <w:r>
+          <w:rPr>
+            <w:lang w:val="zh_TW" w:bidi="zh_TW"/>
+          </w:rPr>
+          <w:rPr>
+            <w:color w:val="0000EE"/>
+            <w:u w:val="single"/>
+          </w:rPr>
+          <w:t>林後5:15</w:t>
+        </w:r>
+      </w:hyperlink>
+      <w:r>
+        <w:rPr>
+          <w:lang w:val="zh_TW" w:bidi="zh_TW"/>
+        </w:rPr>
+        <w:t>）；並降入陰間，也就是死者之地（</w:t>
+      </w:r>
+      <w:hyperlink r:id="rId62">
+        <w:r>
+          <w:rPr>
+            <w:lang w:val="zh_TW" w:bidi="zh_TW"/>
+          </w:rPr>
+          <w:rPr>
+            <w:color w:val="0000EE"/>
+            <w:u w:val="single"/>
+          </w:rPr>
+          <w:t>彼前3:18–19</w:t>
+        </w:r>
+      </w:hyperlink>
+      <w:r>
+        <w:rPr>
+          <w:lang w:val="zh_TW" w:bidi="zh_TW"/>
+        </w:rPr>
+        <w:t>）。所有這些經文的主要點在於，祂沒有停留在死亡中，而是戰勝了魔鬼，奪去了死亡的權柄（鑰匙），並以得勝的姿態升天（</w:t>
+      </w:r>
+      <w:hyperlink r:id="rId63">
+        <w:r>
+          <w:rPr>
+            <w:lang w:val="zh_TW" w:bidi="zh_TW"/>
+          </w:rPr>
+          <w:rPr>
+            <w:color w:val="0000EE"/>
+            <w:u w:val="single"/>
+          </w:rPr>
+          <w:t>來2:14–15</w:t>
+        </w:r>
+      </w:hyperlink>
+      <w:r>
+        <w:rPr>
+          <w:lang w:val="zh_TW" w:bidi="zh_TW"/>
+        </w:rPr>
+        <w:t>；</w:t>
+      </w:r>
+      <w:hyperlink r:id="rId64">
+        <w:r>
+          <w:rPr>
+            <w:lang w:val="zh_TW" w:bidi="zh_TW"/>
+          </w:rPr>
+          <w:rPr>
+            <w:color w:val="0000EE"/>
+            <w:u w:val="single"/>
+          </w:rPr>
+          <w:t>啟1:17–18</w:t>
+        </w:r>
+      </w:hyperlink>
+      <w:r>
+        <w:rPr>
+          <w:lang w:val="zh_TW" w:bidi="zh_TW"/>
+        </w:rPr>
+        <w:t>）。耶穌基督的工作並非為了祂自己，而是為了那些歸向祂的人（</w:t>
+      </w:r>
+      <w:hyperlink r:id="rId65">
+        <w:r>
+          <w:rPr>
+            <w:lang w:val="zh_TW" w:bidi="zh_TW"/>
+          </w:rPr>
+          <w:rPr>
+            <w:color w:val="0000EE"/>
+            <w:u w:val="single"/>
+          </w:rPr>
+          <w:t>可10:45</w:t>
+        </w:r>
+      </w:hyperlink>
+      <w:r>
+        <w:rPr>
+          <w:lang w:val="zh_TW" w:bidi="zh_TW"/>
+        </w:rPr>
+        <w:t>；</w:t>
+      </w:r>
+      <w:hyperlink r:id="rId66">
+        <w:r>
+          <w:rPr>
+            <w:lang w:val="zh_TW" w:bidi="zh_TW"/>
+          </w:rPr>
+          <w:rPr>
+            <w:color w:val="0000EE"/>
+            <w:u w:val="single"/>
+          </w:rPr>
+          <w:t>羅5:6–8</w:t>
+        </w:r>
+      </w:hyperlink>
+      <w:r>
+        <w:rPr>
+          <w:lang w:val="zh_TW" w:bidi="zh_TW"/>
+        </w:rPr>
+        <w:t>；</w:t>
+      </w:r>
+      <w:hyperlink r:id="rId67">
+        <w:r>
+          <w:rPr>
+            <w:lang w:val="zh_TW" w:bidi="zh_TW"/>
+          </w:rPr>
+          <w:rPr>
+            <w:color w:val="0000EE"/>
+            <w:u w:val="single"/>
+          </w:rPr>
+          <w:t>帖前5:9–10</w:t>
+        </w:r>
+      </w:hyperlink>
+      <w:r>
+        <w:rPr>
+          <w:lang w:val="zh_TW" w:bidi="zh_TW"/>
+        </w:rPr>
+        <w:t>）。通過接受基督不應得的死亡，基督為祂的追隨者打破了死亡的權勢。</w:t>
+      </w:r>
+    </w:p>
+    <w:p>
+      <w:pPr/>
+      <w:r>
+        <w:rPr>
+          <w:lang w:val="zh_TW" w:bidi="zh_TW"/>
+        </w:rPr>
+      </w:r>
+      <w:r>
+        <w:rPr>
+          <w:lang w:val="zh_TW" w:bidi="zh_TW"/>
+        </w:rPr>
+        <w:t>因此，基督徒藉著基督的大能，從「這取死的身體」中被拯救出來（</w:t>
+      </w:r>
+      <w:hyperlink r:id="rId68">
+        <w:r>
+          <w:rPr>
+            <w:lang w:val="zh_TW" w:bidi="zh_TW"/>
+          </w:rPr>
+          <w:rPr>
+            <w:color w:val="0000EE"/>
+            <w:u w:val="single"/>
+          </w:rPr>
+          <w:t>羅7:24</w:t>
+        </w:r>
+      </w:hyperlink>
+      <w:r>
+        <w:rPr>
+          <w:lang w:val="zh_TW" w:bidi="zh_TW"/>
+        </w:rPr>
+        <w:t>）。救恩通過受洗歸入基督的死而來（</w:t>
+      </w:r>
+      <w:hyperlink r:id="rId69">
+        <w:r>
+          <w:rPr>
+            <w:lang w:val="zh_TW" w:bidi="zh_TW"/>
+          </w:rPr>
+          <w:rPr>
+            <w:color w:val="0000EE"/>
+            <w:u w:val="single"/>
+          </w:rPr>
+          <w:t>6:3–4</w:t>
+        </w:r>
+      </w:hyperlink>
+      <w:r>
+        <w:rPr>
+          <w:lang w:val="zh_TW" w:bidi="zh_TW"/>
+        </w:rPr>
+        <w:t>），並且「與基督同死」於這個世界和律法之下（</w:t>
+      </w:r>
+      <w:hyperlink r:id="rId70">
+        <w:r>
+          <w:rPr>
+            <w:lang w:val="zh_TW" w:bidi="zh_TW"/>
+          </w:rPr>
+          <w:rPr>
+            <w:color w:val="0000EE"/>
+            <w:u w:val="single"/>
+          </w:rPr>
+          <w:t>羅7:6</w:t>
+        </w:r>
+      </w:hyperlink>
+      <w:r>
+        <w:rPr>
+          <w:lang w:val="zh_TW" w:bidi="zh_TW"/>
+        </w:rPr>
+        <w:t>；</w:t>
+      </w:r>
+      <w:hyperlink r:id="rId71">
+        <w:r>
+          <w:rPr>
+            <w:lang w:val="zh_TW" w:bidi="zh_TW"/>
+          </w:rPr>
+          <w:rPr>
+            <w:color w:val="0000EE"/>
+            <w:u w:val="single"/>
+          </w:rPr>
+          <w:t>加6:14</w:t>
+        </w:r>
+      </w:hyperlink>
+      <w:r>
+        <w:rPr>
+          <w:lang w:val="zh_TW" w:bidi="zh_TW"/>
+        </w:rPr>
+        <w:t>；</w:t>
+      </w:r>
+      <w:hyperlink r:id="rId72">
+        <w:r>
+          <w:rPr>
+            <w:lang w:val="zh_TW" w:bidi="zh_TW"/>
+          </w:rPr>
+          <w:rPr>
+            <w:color w:val="0000EE"/>
+            <w:u w:val="single"/>
+          </w:rPr>
+          <w:t>西2:20</w:t>
+        </w:r>
+      </w:hyperlink>
+      <w:r>
+        <w:rPr>
+          <w:lang w:val="zh_TW" w:bidi="zh_TW"/>
+        </w:rPr>
+        <w:t>）。也就是說，神將基督的死視為信徒的死。叛逆世界的罪（</w:t>
+      </w:r>
+      <w:hyperlink r:id="rId73">
+        <w:r>
+          <w:rPr>
+            <w:lang w:val="zh_TW" w:bidi="zh_TW"/>
+          </w:rPr>
+          <w:rPr>
+            <w:color w:val="0000EE"/>
+            <w:u w:val="single"/>
+          </w:rPr>
+          <w:t>羅6:6</w:t>
+        </w:r>
+      </w:hyperlink>
+      <w:r>
+        <w:rPr>
+          <w:lang w:val="zh_TW" w:bidi="zh_TW"/>
+        </w:rPr>
+        <w:t>）和自我崇拜（為自己而活，</w:t>
+      </w:r>
+      <w:hyperlink r:id="rId74">
+        <w:r>
+          <w:rPr>
+            <w:lang w:val="zh_TW" w:bidi="zh_TW"/>
+          </w:rPr>
+          <w:rPr>
+            <w:color w:val="0000EE"/>
+            <w:u w:val="single"/>
+          </w:rPr>
+          <w:t>林後5:14–15</w:t>
+        </w:r>
+      </w:hyperlink>
+      <w:r>
+        <w:rPr>
+          <w:lang w:val="zh_TW" w:bidi="zh_TW"/>
+        </w:rPr>
+        <w:t>）都成為過去。耶穌為祂的子民而死，成為將祂的生命賜給他們的方式（</w:t>
+      </w:r>
+      <w:hyperlink r:id="rId75">
+        <w:r>
+          <w:rPr>
+            <w:lang w:val="zh_TW" w:bidi="zh_TW"/>
+          </w:rPr>
+          <w:rPr>
+            <w:color w:val="0000EE"/>
+            <w:u w:val="single"/>
+          </w:rPr>
+          <w:t>4:10</w:t>
+        </w:r>
+      </w:hyperlink>
+      <w:r>
+        <w:rPr>
+          <w:lang w:val="zh_TW" w:bidi="zh_TW"/>
+        </w:rPr>
+        <w:t>）。結果是信徒與世界分離，就像他們曾經與神隔絕一樣。從世界的角度來看，他們是死的；基督是他們唯一的生命（</w:t>
+      </w:r>
+      <w:hyperlink r:id="rId76">
+        <w:r>
+          <w:rPr>
+            <w:lang w:val="zh_TW" w:bidi="zh_TW"/>
+          </w:rPr>
+          <w:rPr>
+            <w:color w:val="0000EE"/>
+            <w:u w:val="single"/>
+          </w:rPr>
+          <w:t>西3:3</w:t>
+        </w:r>
+      </w:hyperlink>
+      <w:r>
+        <w:rPr>
+          <w:lang w:val="zh_TW" w:bidi="zh_TW"/>
+        </w:rPr>
+        <w:t>）。</w:t>
+      </w:r>
+    </w:p>
+    <w:p>
+      <w:pPr/>
+      <w:r>
+        <w:rPr>
+          <w:lang w:val="zh_TW" w:bidi="zh_TW"/>
+        </w:rPr>
+      </w:r>
+      <w:r>
+        <w:rPr>
+          <w:lang w:val="zh_TW" w:bidi="zh_TW"/>
+        </w:rPr>
+        <w:t>使徒約翰以稍微不同的方式表達了這一點。耶穌來到世上是為了將生命賜給死人（</w:t>
+      </w:r>
+      <w:hyperlink r:id="rId77">
+        <w:r>
+          <w:rPr>
+            <w:lang w:val="zh_TW" w:bidi="zh_TW"/>
+          </w:rPr>
+          <w:rPr>
+            <w:color w:val="0000EE"/>
+            <w:u w:val="single"/>
+          </w:rPr>
+          <w:t>約5:24</w:t>
+        </w:r>
+      </w:hyperlink>
+      <w:r>
+        <w:rPr>
+          <w:lang w:val="zh_TW" w:bidi="zh_TW"/>
+        </w:rPr>
+        <w:t>）。這生命的賜予不會發生在復活時，而是已經發生了。所有歸向耶穌的人立即從死亡進入生命。或者換句話說，那些遵守（順服）祂話語的人，永遠不會見到死亡（</w:t>
+      </w:r>
+      <w:hyperlink r:id="rId78">
+        <w:r>
+          <w:rPr>
+            <w:lang w:val="zh_TW" w:bidi="zh_TW"/>
+          </w:rPr>
+          <w:rPr>
+            <w:color w:val="0000EE"/>
+            <w:u w:val="single"/>
+          </w:rPr>
+          <w:t>8:51–52</w:t>
+        </w:r>
+      </w:hyperlink>
+      <w:r>
+        <w:rPr>
+          <w:lang w:val="zh_TW" w:bidi="zh_TW"/>
+        </w:rPr>
+        <w:t>）。重點在於所有不在基督裡的人，已經是死的，而那些信靠基督的人已經在享受生命。基督徒與非基督徒之間的根本差異在生與死的差別。</w:t>
+      </w:r>
+    </w:p>
+    <w:p>
+      <w:pPr/>
+      <w:r>
+        <w:rPr>
+          <w:lang w:val="zh_TW" w:bidi="zh_TW"/>
+        </w:rPr>
+      </w:r>
+      <w:r>
+        <w:rPr>
+          <w:lang w:val="zh_TW" w:bidi="zh_TW"/>
+        </w:rPr>
+        <w:t>新約作者自然知道基督徒也會死亡；他們的問題是如何找到合適的詞語來解釋其與非基督徒死亡的不同。肉體上死亡的信徒被說成是「在基督裡死了」（</w:t>
+      </w:r>
+      <w:hyperlink r:id="rId79">
+        <w:r>
+          <w:rPr>
+            <w:lang w:val="zh_TW" w:bidi="zh_TW"/>
+          </w:rPr>
+          <w:rPr>
+            <w:color w:val="0000EE"/>
+            <w:u w:val="single"/>
+          </w:rPr>
+          <w:t>帖前4:16）</w:t>
+        </w:r>
+      </w:hyperlink>
+      <w:r>
+        <w:rPr>
+          <w:lang w:val="zh_TW" w:bidi="zh_TW"/>
+        </w:rPr>
+        <w:t>。或者，他們根本不是死了，而只是「睡了」（</w:t>
+      </w:r>
+      <w:hyperlink r:id="rId80">
+        <w:r>
+          <w:rPr>
+            <w:lang w:val="zh_TW" w:bidi="zh_TW"/>
+          </w:rPr>
+          <w:rPr>
+            <w:color w:val="0000EE"/>
+            <w:u w:val="single"/>
+          </w:rPr>
+          <w:t>林前15:6、18、20、51</w:t>
+        </w:r>
+      </w:hyperlink>
+      <w:r>
+        <w:rPr>
+          <w:lang w:val="zh_TW" w:bidi="zh_TW"/>
+        </w:rPr>
+        <w:t>；</w:t>
+      </w:r>
+      <w:hyperlink r:id="rId81">
+        <w:r>
+          <w:rPr>
+            <w:lang w:val="zh_TW" w:bidi="zh_TW"/>
+          </w:rPr>
+          <w:rPr>
+            <w:color w:val="0000EE"/>
+            <w:u w:val="single"/>
+          </w:rPr>
+          <w:t>帖前4:13–15</w:t>
+        </w:r>
+      </w:hyperlink>
+      <w:r>
+        <w:rPr>
+          <w:lang w:val="zh_TW" w:bidi="zh_TW"/>
+        </w:rPr>
+        <w:t>；參</w:t>
+      </w:r>
+      <w:hyperlink r:id="rId82">
+        <w:r>
+          <w:rPr>
+            <w:lang w:val="zh_TW" w:bidi="zh_TW"/>
+          </w:rPr>
+          <w:rPr>
+            <w:color w:val="0000EE"/>
+            <w:u w:val="single"/>
+          </w:rPr>
+          <w:t>約11:11–14</w:t>
+        </w:r>
+      </w:hyperlink>
+      <w:r>
+        <w:rPr>
+          <w:lang w:val="zh_TW" w:bidi="zh_TW"/>
+        </w:rPr>
+        <w:t>耶穌的話）。雖然他們的肉身死了，但已故信徒並未與基督分離；也就是說，他們並不是真的死了。死亡與陰間的一切權勢都無法使信徒與基督分離（</w:t>
+      </w:r>
+      <w:hyperlink r:id="rId83">
+        <w:r>
+          <w:rPr>
+            <w:lang w:val="zh_TW" w:bidi="zh_TW"/>
+          </w:rPr>
+          <w:rPr>
+            <w:color w:val="0000EE"/>
+            <w:u w:val="single"/>
+          </w:rPr>
+          <w:t>羅8:38–39</w:t>
+        </w:r>
+      </w:hyperlink>
+      <w:r>
+        <w:rPr>
+          <w:lang w:val="zh_TW" w:bidi="zh_TW"/>
+        </w:rPr>
+        <w:t>）。對他們來說，死亡不是損失，而是得益；它使他們更接近基督（</w:t>
+      </w:r>
+      <w:hyperlink r:id="rId84">
+        <w:r>
+          <w:rPr>
+            <w:lang w:val="zh_TW" w:bidi="zh_TW"/>
+          </w:rPr>
+          <w:rPr>
+            <w:color w:val="0000EE"/>
+            <w:u w:val="single"/>
+          </w:rPr>
+          <w:t>林後5:1–10</w:t>
+        </w:r>
+      </w:hyperlink>
+      <w:r>
+        <w:rPr>
+          <w:lang w:val="zh_TW" w:bidi="zh_TW"/>
+        </w:rPr>
+        <w:t>；</w:t>
+      </w:r>
+      <w:hyperlink r:id="rId85">
+        <w:r>
+          <w:rPr>
+            <w:lang w:val="zh_TW" w:bidi="zh_TW"/>
+          </w:rPr>
+          <w:rPr>
+            <w:color w:val="0000EE"/>
+            <w:u w:val="single"/>
+          </w:rPr>
+          <w:t>腓1:20–21</w:t>
+        </w:r>
+      </w:hyperlink>
+      <w:r>
+        <w:rPr>
+          <w:lang w:val="zh_TW" w:bidi="zh_TW"/>
+        </w:rPr>
+        <w:t>）。更重要的是，信徒還將分享基督對肉體死亡的勝利。因為祂是那些從死裡復活之人的「初熟的果子」（</w:t>
+      </w:r>
+      <w:hyperlink r:id="rId86">
+        <w:r>
+          <w:rPr>
+            <w:lang w:val="zh_TW" w:bidi="zh_TW"/>
+          </w:rPr>
+          <w:rPr>
+            <w:color w:val="0000EE"/>
+            <w:u w:val="single"/>
+          </w:rPr>
+          <w:t>林前15:20</w:t>
+        </w:r>
+      </w:hyperlink>
+      <w:r>
+        <w:rPr>
+          <w:lang w:val="zh_TW" w:bidi="zh_TW"/>
+        </w:rPr>
+        <w:t>；</w:t>
+      </w:r>
+      <w:hyperlink r:id="rId87">
+        <w:r>
+          <w:rPr>
+            <w:lang w:val="zh_TW" w:bidi="zh_TW"/>
+          </w:rPr>
+          <w:rPr>
+            <w:color w:val="0000EE"/>
+            <w:u w:val="single"/>
+          </w:rPr>
+          <w:t>西1:18</w:t>
+        </w:r>
+      </w:hyperlink>
+      <w:r>
+        <w:rPr>
+          <w:lang w:val="zh_TW" w:bidi="zh_TW"/>
+        </w:rPr>
+        <w:t>），那些「在基督裡」的人將在「末日」復活與祂同在，完全且完整。</w:t>
+      </w:r>
+    </w:p>
+    <w:p>
+      <w:pPr/>
+      <w:r>
+        <w:rPr>
+          <w:lang w:val="zh_TW" w:bidi="zh_TW"/>
+        </w:rPr>
+      </w:r>
+      <w:r>
+        <w:rPr>
+          <w:lang w:val="zh_TW" w:bidi="zh_TW"/>
+        </w:rPr>
+        <w:t>另一方面，對於那些不屬於基督的人，最終將與神完全分離。在最後的審判中，所有名字未記錄在「生命冊」上的人都將被投入火湖，與死亡和陰間為伴。這種與神的最終分離就是「第二次的死」（</w:t>
+      </w:r>
+      <w:hyperlink r:id="rId88">
+        <w:r>
+          <w:rPr>
+            <w:lang w:val="zh_TW" w:bidi="zh_TW"/>
+          </w:rPr>
+          <w:rPr>
+            <w:color w:val="0000EE"/>
+            <w:u w:val="single"/>
+          </w:rPr>
+          <w:t>啟20:14</w:t>
+        </w:r>
+      </w:hyperlink>
+      <w:r>
+        <w:rPr>
+          <w:lang w:val="zh_TW" w:bidi="zh_TW"/>
+        </w:rPr>
+        <w:t>）。然而，基督徒已經從死亡中得救（</w:t>
+      </w:r>
+      <w:hyperlink r:id="rId89">
+        <w:r>
+          <w:rPr>
+            <w:lang w:val="zh_TW" w:bidi="zh_TW"/>
+          </w:rPr>
+          <w:rPr>
+            <w:color w:val="0000EE"/>
+            <w:u w:val="single"/>
+          </w:rPr>
+          <w:t>雅5:20</w:t>
+        </w:r>
+      </w:hyperlink>
+      <w:r>
+        <w:rPr>
+          <w:lang w:val="zh_TW" w:bidi="zh_TW"/>
+        </w:rPr>
+        <w:t>；</w:t>
+      </w:r>
+      <w:hyperlink r:id="rId90">
+        <w:r>
+          <w:rPr>
+            <w:lang w:val="zh_TW" w:bidi="zh_TW"/>
+          </w:rPr>
+          <w:rPr>
+            <w:color w:val="0000EE"/>
+            <w:u w:val="single"/>
+          </w:rPr>
+          <w:t>約一3:14</w:t>
+        </w:r>
+      </w:hyperlink>
+      <w:r>
+        <w:rPr>
+          <w:lang w:val="zh_TW" w:bidi="zh_TW"/>
+        </w:rPr>
+        <w:t>）。第二次的死對那些忠於基督的人毫無權勢（</w:t>
+      </w:r>
+      <w:hyperlink r:id="rId91">
+        <w:r>
+          <w:rPr>
+            <w:lang w:val="zh_TW" w:bidi="zh_TW"/>
+          </w:rPr>
+          <w:rPr>
+            <w:color w:val="0000EE"/>
+            <w:u w:val="single"/>
+          </w:rPr>
+          <w:t>啟2:11，</w:t>
+        </w:r>
+      </w:hyperlink>
+      <w:hyperlink r:id="rId92">
+        <w:r>
+          <w:rPr>
+            <w:lang w:val="zh_TW" w:bidi="zh_TW"/>
+          </w:rPr>
+          <w:rPr>
+            <w:color w:val="0000EE"/>
+            <w:u w:val="single"/>
+          </w:rPr>
+          <w:t>20:6</w:t>
+        </w:r>
+      </w:hyperlink>
+      <w:r>
+        <w:rPr>
+          <w:lang w:val="zh_TW" w:bidi="zh_TW"/>
+        </w:rPr>
+        <w:t>）。相反，他們將與神同住，在神的同在中不再有死亡，因為神本身就是生命（</w:t>
+      </w:r>
+      <w:hyperlink r:id="rId93">
+        <w:r>
+          <w:rPr>
+            <w:lang w:val="zh_TW" w:bidi="zh_TW"/>
+          </w:rPr>
+          <w:rPr>
+            <w:color w:val="0000EE"/>
+            <w:u w:val="single"/>
+          </w:rPr>
+          <w:t>21:4</w:t>
+        </w:r>
+      </w:hyperlink>
+      <w:r>
+        <w:rPr>
+          <w:lang w:val="zh_TW" w:bidi="zh_TW"/>
+        </w:rPr>
+        <w:t>）。</w:t>
+      </w:r>
+    </w:p>
+    <w:p>
+      <w:pPr/>
+      <w:r>
+        <w:rPr>
+          <w:lang w:val="zh_TW" w:bidi="zh_TW"/>
+        </w:rPr>
+      </w:r>
+      <w:r>
+        <w:rPr>
+          <w:i/>
+          <w:lang w:val="zh_TW" w:bidi="zh_TW"/>
+        </w:rPr>
+        <w:t>另見</w:t>
+      </w:r>
+      <w:r>
+        <w:rPr>
+          <w:lang w:val="zh_TW" w:bidi="zh_TW"/>
+        </w:rPr>
+        <w:t xml:space="preserve"> </w:t>
+      </w:r>
+      <w:r>
+        <w:rPr>
+          <w:lang w:val="zh_TW" w:bidi="zh_TW"/>
+        </w:rPr>
+        <w:t>死者之地</w:t>
+      </w:r>
+      <w:r>
+        <w:rPr>
+          <w:lang w:val="zh_TW" w:bidi="zh_TW"/>
+        </w:rPr>
+        <w:t>；</w:t>
+      </w:r>
+      <w:r>
+        <w:rPr>
+          <w:lang w:val="zh_TW" w:bidi="zh_TW"/>
+        </w:rPr>
+        <w:t>中間狀態</w:t>
+      </w:r>
+      <w:r>
+        <w:rPr>
+          <w:lang w:val="zh_TW" w:bidi="zh_TW"/>
+        </w:rPr>
+        <w:t>；</w:t>
+      </w:r>
+      <w:r>
+        <w:rPr>
+          <w:lang w:val="zh_TW" w:bidi="zh_TW"/>
+        </w:rPr>
+        <w:t>神的忿怒</w:t>
+      </w:r>
+      <w:r>
+        <w:rPr>
+          <w:lang w:val="zh_TW" w:bidi="zh_TW"/>
+        </w:rPr>
+        <w:t>。</w:t>
+      </w:r>
+      <w:r>
+        <w:rPr>
+          <w:lang w:val="zh_TW" w:bidi="zh_TW"/>
+        </w:rPr>
+      </w:r>
+      <w:r>
+        <w:rPr>
+          <w:lang w:val="zh_TW" w:bidi="zh_TW"/>
+        </w:rPr>
+      </w:r>
+    </w:p>
+    <w:p>
+      <w:pPr/>
+      <w:r>
+        <w:rPr>
+          <w:lang w:val="zh_TW" w:bidi="zh_TW"/>
+        </w:rPr>
+      </w:r>
+    </w:p>
+    <w:p>
+      <w:pPr>
+        <w:pStyle w:val="Heading2"/>
+      </w:pPr>
+      <w:r>
+        <w:rPr>
+          <w:lang w:val="zh_TW" w:bidi="zh_TW"/>
+        </w:rPr>
+        <w:t>死者之地</w:t>
+      </w:r>
+      <w:r>
+        <w:rPr>
+          <w:lang w:val="zh_TW" w:bidi="zh_TW"/>
+        </w:rPr>
+      </w:r>
+    </w:p>
+    <w:p>
+      <w:pPr/>
+      <w:r>
+        <w:rPr>
+          <w:lang w:val="zh_TW" w:bidi="zh_TW"/>
+        </w:rPr>
+      </w:r>
+      <w:r>
+        <w:rPr>
+          <w:lang w:val="zh_TW" w:bidi="zh_TW"/>
+        </w:rPr>
+        <w:t>此用語涵蓋聖經多個指向死者歸宿的描述式意象，包括舊約中的「陰間（Sheol）」和「坑」，以及新約中的「陰間（Hades）」、「地獄（Gehenna）」、「樂園（Paradise）」和「亞伯拉罕的懷裡」。隨著希伯來人愈來愈理解生命和死後之事，他們對死亡的觀念，初期模糊認知，得以發展到新約更為完整的概念。</w:t>
       </w:r>
     </w:p>
     <w:p>
@@ -426,7 +2527,7 @@
         <w:rPr>
           <w:lang w:val="zh_TW" w:bidi="zh_TW"/>
         </w:rPr>
-        <w:t>土地與亞伯拉罕之約</w:t>
+        <w:t>舊約聖經</w:t>
       </w:r>
     </w:p>
     <w:p>
@@ -440,108 +2541,617 @@
         <w:rPr>
           <w:lang w:val="zh_TW" w:bidi="zh_TW"/>
         </w:rPr>
-        <w:t>在亞伯拉罕的時代，神介入人類歷史，為一群分別出來歸於自己的人，預備一個特別的家園。在這裡，聖經中首次提到應許之地的主題。神對亞伯拉罕說：「你要離開本地、本族、父家，往我所要指示你的地去。我必叫你成為大國」（</w:t>
-      </w:r>
-      <w:hyperlink r:id="rId19">
-        <w:r>
-          <w:rPr>
-            <w:lang w:val="zh_TW" w:bidi="zh_TW"/>
-          </w:rPr>
-          <w:rPr>
-            <w:color w:val="0000EE"/>
-            <w:u w:val="single"/>
-          </w:rPr>
-          <w:t>創12:1–2</w:t>
-        </w:r>
-      </w:hyperlink>
-      <w:r>
-        <w:rPr>
-          <w:lang w:val="zh_TW" w:bidi="zh_TW"/>
-        </w:rPr>
-        <w:t>）。這個應許在</w:t>
-      </w:r>
-      <w:hyperlink r:id="rId20">
-        <w:r>
-          <w:rPr>
-            <w:lang w:val="zh_TW" w:bidi="zh_TW"/>
-          </w:rPr>
-          <w:rPr>
-            <w:color w:val="0000EE"/>
-            <w:u w:val="single"/>
-          </w:rPr>
-          <w:t>創十二章7節</w:t>
-        </w:r>
-      </w:hyperlink>
-      <w:r>
-        <w:rPr>
-          <w:lang w:val="zh_TW" w:bidi="zh_TW"/>
-        </w:rPr>
-        <w:t>，</w:t>
-      </w:r>
-      <w:hyperlink r:id="rId21">
-        <w:r>
-          <w:rPr>
-            <w:lang w:val="zh_TW" w:bidi="zh_TW"/>
-          </w:rPr>
-          <w:rPr>
-            <w:color w:val="0000EE"/>
-            <w:u w:val="single"/>
-          </w:rPr>
-          <w:t>十三章14至18節</w:t>
-        </w:r>
-      </w:hyperlink>
-      <w:r>
-        <w:rPr>
-          <w:lang w:val="zh_TW" w:bidi="zh_TW"/>
-        </w:rPr>
-        <w:t>，</w:t>
-      </w:r>
-      <w:hyperlink r:id="rId22">
-        <w:r>
-          <w:rPr>
-            <w:lang w:val="zh_TW" w:bidi="zh_TW"/>
-          </w:rPr>
-          <w:rPr>
-            <w:color w:val="0000EE"/>
-            <w:u w:val="single"/>
-          </w:rPr>
-          <w:t>十五章7至21節</w:t>
-        </w:r>
-      </w:hyperlink>
-      <w:r>
-        <w:rPr>
-          <w:lang w:val="zh_TW" w:bidi="zh_TW"/>
-        </w:rPr>
-        <w:t>，</w:t>
-      </w:r>
-      <w:hyperlink r:id="rId23">
-        <w:r>
-          <w:rPr>
-            <w:lang w:val="zh_TW" w:bidi="zh_TW"/>
-          </w:rPr>
-          <w:rPr>
-            <w:color w:val="0000EE"/>
-            <w:u w:val="single"/>
-          </w:rPr>
-          <w:t>十七章7至8節</w:t>
-        </w:r>
-      </w:hyperlink>
-      <w:r>
-        <w:rPr>
-          <w:lang w:val="zh_TW" w:bidi="zh_TW"/>
-        </w:rPr>
-        <w:t>中進一步擴展。神告訴亞伯拉罕，他的後裔要以迦南地「永遠為業」（</w:t>
-      </w:r>
-      <w:hyperlink r:id="rId24">
-        <w:r>
-          <w:rPr>
-            <w:lang w:val="zh_TW" w:bidi="zh_TW"/>
-          </w:rPr>
-          <w:rPr>
-            <w:color w:val="0000EE"/>
-            <w:u w:val="single"/>
-          </w:rPr>
-          <w:t>17:8</w:t>
+        <w:t>舊約關於死者的信息有限。根據某些經文，死亡之後，人下降到陰間（常被翻譯為「墳墓」、「地獄」、「坑」或簡單稱為「死裡」），在某些情況下，僅僅指埋葬的墳墓（</w:t>
+      </w:r>
+      <w:hyperlink r:id="rId94">
+        <w:r>
+          <w:rPr>
+            <w:lang w:val="zh_TW" w:bidi="zh_TW"/>
+          </w:rPr>
+          <w:rPr>
+            <w:color w:val="0000EE"/>
+            <w:u w:val="single"/>
+          </w:rPr>
+          <w:t>民16:30、33</w:t>
+        </w:r>
+      </w:hyperlink>
+      <w:r>
+        <w:rPr>
+          <w:lang w:val="zh_TW" w:bidi="zh_TW"/>
+        </w:rPr>
+        <w:t>），但更多時候是指一個地下世界。這個死者的居所被描繪為地下的地方，人會「下到」那裡（</w:t>
+      </w:r>
+      <w:hyperlink r:id="rId95">
+        <w:r>
+          <w:rPr>
+            <w:lang w:val="zh_TW" w:bidi="zh_TW"/>
+          </w:rPr>
+          <w:rPr>
+            <w:color w:val="0000EE"/>
+            <w:u w:val="single"/>
+          </w:rPr>
+          <w:t>創42:38</w:t>
+        </w:r>
+      </w:hyperlink>
+      <w:r>
+        <w:rPr>
+          <w:lang w:val="zh_TW" w:bidi="zh_TW"/>
+        </w:rPr>
+        <w:t>；</w:t>
+      </w:r>
+      <w:hyperlink r:id="rId96">
+        <w:r>
+          <w:rPr>
+            <w:lang w:val="zh_TW" w:bidi="zh_TW"/>
+          </w:rPr>
+          <w:rPr>
+            <w:color w:val="0000EE"/>
+            <w:u w:val="single"/>
+          </w:rPr>
+          <w:t>箴15:24</w:t>
+        </w:r>
+      </w:hyperlink>
+      <w:r>
+        <w:rPr>
+          <w:lang w:val="zh_TW" w:bidi="zh_TW"/>
+        </w:rPr>
+        <w:t>；</w:t>
+      </w:r>
+      <w:hyperlink r:id="rId97">
+        <w:r>
+          <w:rPr>
+            <w:lang w:val="zh_TW" w:bidi="zh_TW"/>
+          </w:rPr>
+          <w:rPr>
+            <w:color w:val="0000EE"/>
+            <w:u w:val="single"/>
+          </w:rPr>
+          <w:t>結26:20</w:t>
+        </w:r>
+      </w:hyperlink>
+      <w:r>
+        <w:rPr>
+          <w:lang w:val="zh_TW" w:bidi="zh_TW"/>
+        </w:rPr>
+        <w:t>），並且是幽暗（</w:t>
+      </w:r>
+      <w:hyperlink r:id="rId98">
+        <w:r>
+          <w:rPr>
+            <w:lang w:val="zh_TW" w:bidi="zh_TW"/>
+          </w:rPr>
+          <w:rPr>
+            <w:color w:val="0000EE"/>
+            <w:u w:val="single"/>
+          </w:rPr>
+          <w:t>伯10:21–22</w:t>
+        </w:r>
+      </w:hyperlink>
+      <w:r>
+        <w:rPr>
+          <w:lang w:val="zh_TW" w:bidi="zh_TW"/>
+        </w:rPr>
+        <w:t>）、寂靜（</w:t>
+      </w:r>
+      <w:hyperlink r:id="rId99">
+        <w:r>
+          <w:rPr>
+            <w:lang w:val="zh_TW" w:bidi="zh_TW"/>
+          </w:rPr>
+          <w:rPr>
+            <w:color w:val="0000EE"/>
+            <w:u w:val="single"/>
+          </w:rPr>
+          <w:t>詩94:17，</w:t>
+        </w:r>
+      </w:hyperlink>
+      <w:hyperlink r:id="rId100">
+        <w:r>
+          <w:rPr>
+            <w:lang w:val="zh_TW" w:bidi="zh_TW"/>
+          </w:rPr>
+          <w:rPr>
+            <w:color w:val="0000EE"/>
+            <w:u w:val="single"/>
+          </w:rPr>
+          <w:t>115:17</w:t>
+        </w:r>
+      </w:hyperlink>
+      <w:r>
+        <w:rPr>
+          <w:lang w:val="zh_TW" w:bidi="zh_TW"/>
+        </w:rPr>
+        <w:t>）和忘記之地（</w:t>
+      </w:r>
+      <w:hyperlink r:id="rId101">
+        <w:r>
+          <w:rPr>
+            <w:lang w:val="zh_TW" w:bidi="zh_TW"/>
+          </w:rPr>
+          <w:rPr>
+            <w:color w:val="0000EE"/>
+            <w:u w:val="single"/>
+          </w:rPr>
+          <w:t>詩88:12</w:t>
+        </w:r>
+      </w:hyperlink>
+      <w:r>
+        <w:rPr>
+          <w:lang w:val="zh_TW" w:bidi="zh_TW"/>
+        </w:rPr>
+        <w:t>）。神不會在「陰間」被記念，也不再有人歌頌祂（</w:t>
+      </w:r>
+      <w:hyperlink r:id="rId102">
+        <w:r>
+          <w:rPr>
+            <w:lang w:val="zh_TW" w:bidi="zh_TW"/>
+          </w:rPr>
+          <w:rPr>
+            <w:color w:val="0000EE"/>
+            <w:u w:val="single"/>
+          </w:rPr>
+          <w:t>詩6:5，</w:t>
+        </w:r>
+      </w:hyperlink>
+      <w:hyperlink r:id="rId103">
+        <w:r>
+          <w:rPr>
+            <w:lang w:val="zh_TW" w:bidi="zh_TW"/>
+          </w:rPr>
+          <w:rPr>
+            <w:color w:val="0000EE"/>
+            <w:u w:val="single"/>
+          </w:rPr>
+          <w:t>30:9，</w:t>
+        </w:r>
+      </w:hyperlink>
+      <w:hyperlink r:id="rId100">
+        <w:r>
+          <w:rPr>
+            <w:lang w:val="zh_TW" w:bidi="zh_TW"/>
+          </w:rPr>
+          <w:rPr>
+            <w:color w:val="0000EE"/>
+            <w:u w:val="single"/>
+          </w:rPr>
+          <w:t>115:17</w:t>
+        </w:r>
+      </w:hyperlink>
+      <w:r>
+        <w:rPr>
+          <w:lang w:val="zh_TW" w:bidi="zh_TW"/>
+        </w:rPr>
+        <w:t>），甚至人們相信，連神也不會記念那裡的人（</w:t>
+      </w:r>
+      <w:hyperlink r:id="rId104">
+        <w:r>
+          <w:rPr>
+            <w:lang w:val="zh_TW" w:bidi="zh_TW"/>
+          </w:rPr>
+          <w:rPr>
+            <w:color w:val="0000EE"/>
+            <w:u w:val="single"/>
+          </w:rPr>
+          <w:t>詩88:5、11</w:t>
+        </w:r>
+      </w:hyperlink>
+      <w:r>
+        <w:rPr>
+          <w:lang w:val="zh_TW" w:bidi="zh_TW"/>
+        </w:rPr>
+        <w:t>；</w:t>
+      </w:r>
+      <w:hyperlink r:id="rId105">
+        <w:r>
+          <w:rPr>
+            <w:lang w:val="zh_TW" w:bidi="zh_TW"/>
+          </w:rPr>
+          <w:rPr>
+            <w:color w:val="0000EE"/>
+            <w:u w:val="single"/>
+          </w:rPr>
+          <w:t>賽38:18</w:t>
+        </w:r>
+      </w:hyperlink>
+      <w:r>
+        <w:rPr>
+          <w:lang w:val="zh_TW" w:bidi="zh_TW"/>
+        </w:rPr>
+        <w:t>）。死者被視為永久與神隔絕，無法參與祂在歷史中的作為。雖然生與死之間的界線有時可說是模糊不清（如在</w:t>
+      </w:r>
+      <w:hyperlink r:id="rId106">
+        <w:r>
+          <w:rPr>
+            <w:lang w:val="zh_TW" w:bidi="zh_TW"/>
+          </w:rPr>
+          <w:rPr>
+            <w:color w:val="0000EE"/>
+            <w:u w:val="single"/>
+          </w:rPr>
+          <w:t>列王紀下四章32至37節</w:t>
+        </w:r>
+      </w:hyperlink>
+      <w:r>
+        <w:rPr>
+          <w:lang w:val="zh_TW" w:bidi="zh_TW"/>
+        </w:rPr>
+        <w:t>中的復活，又在</w:t>
+      </w:r>
+      <w:hyperlink r:id="rId107">
+        <w:r>
+          <w:rPr>
+            <w:lang w:val="zh_TW" w:bidi="zh_TW"/>
+          </w:rPr>
+          <w:rPr>
+            <w:color w:val="0000EE"/>
+            <w:u w:val="single"/>
+          </w:rPr>
+          <w:t>撒母耳記上二十八章7至25節</w:t>
+        </w:r>
+      </w:hyperlink>
+      <w:r>
+        <w:rPr>
+          <w:lang w:val="zh_TW" w:bidi="zh_TW"/>
+        </w:rPr>
+        <w:t>中，撒母耳的鬼魂所示），但猶太人明確禁止與死者溝通（</w:t>
+      </w:r>
+      <w:hyperlink r:id="rId108">
+        <w:r>
+          <w:rPr>
+            <w:lang w:val="zh_TW" w:bidi="zh_TW"/>
+          </w:rPr>
+          <w:rPr>
+            <w:color w:val="0000EE"/>
+            <w:u w:val="single"/>
+          </w:rPr>
+          <w:t>申18:11</w:t>
+        </w:r>
+      </w:hyperlink>
+      <w:r>
+        <w:rPr>
+          <w:lang w:val="zh_TW" w:bidi="zh_TW"/>
+        </w:rPr>
+        <w:t>）。（拜祭死者在以色列周邊的列國中，是普遍的習俗。）</w:t>
+      </w:r>
+    </w:p>
+    <w:p>
+      <w:pPr/>
+      <w:r>
+        <w:rPr>
+          <w:lang w:val="zh_TW" w:bidi="zh_TW"/>
+        </w:rPr>
+      </w:r>
+      <w:r>
+        <w:rPr>
+          <w:lang w:val="zh_TW" w:bidi="zh_TW"/>
+        </w:rPr>
+        <w:t>雖然人在陰間的命運不能真正稱為生命，但它仍被視為一種存在狀態，或許還可能與同胞和祖先相伴（</w:t>
+      </w:r>
+      <w:hyperlink r:id="rId109">
+        <w:r>
+          <w:rPr>
+            <w:lang w:val="zh_TW" w:bidi="zh_TW"/>
+          </w:rPr>
+          <w:rPr>
+            <w:color w:val="0000EE"/>
+            <w:u w:val="single"/>
+          </w:rPr>
+          <w:t>創25:8</w:t>
+        </w:r>
+      </w:hyperlink>
+      <w:r>
+        <w:rPr>
+          <w:lang w:val="zh_TW" w:bidi="zh_TW"/>
+        </w:rPr>
+        <w:t>；</w:t>
+      </w:r>
+      <w:hyperlink r:id="rId110">
+        <w:r>
+          <w:rPr>
+            <w:lang w:val="zh_TW" w:bidi="zh_TW"/>
+          </w:rPr>
+          <w:rPr>
+            <w:color w:val="0000EE"/>
+            <w:u w:val="single"/>
+          </w:rPr>
+          <w:t>結32:17–30</w:t>
+        </w:r>
+      </w:hyperlink>
+      <w:r>
+        <w:rPr>
+          <w:lang w:val="zh_TW" w:bidi="zh_TW"/>
+        </w:rPr>
+        <w:t>）。然而，陰間並不在神的能力範圍之外（</w:t>
+      </w:r>
+      <w:hyperlink r:id="rId32">
+        <w:r>
+          <w:rPr>
+            <w:lang w:val="zh_TW" w:bidi="zh_TW"/>
+          </w:rPr>
+          <w:rPr>
+            <w:color w:val="0000EE"/>
+            <w:u w:val="single"/>
+          </w:rPr>
+          <w:t>詩139:8</w:t>
+        </w:r>
+      </w:hyperlink>
+      <w:r>
+        <w:rPr>
+          <w:lang w:val="zh_TW" w:bidi="zh_TW"/>
+        </w:rPr>
+        <w:t>；</w:t>
+      </w:r>
+      <w:hyperlink r:id="rId111">
+        <w:r>
+          <w:rPr>
+            <w:lang w:val="zh_TW" w:bidi="zh_TW"/>
+          </w:rPr>
+          <w:rPr>
+            <w:color w:val="0000EE"/>
+            <w:u w:val="single"/>
+          </w:rPr>
+          <w:t>摩9:2</w:t>
+        </w:r>
+      </w:hyperlink>
+      <w:r>
+        <w:rPr>
+          <w:lang w:val="zh_TW" w:bidi="zh_TW"/>
+        </w:rPr>
+        <w:t>；</w:t>
+      </w:r>
+      <w:hyperlink r:id="rId112">
+        <w:r>
+          <w:rPr>
+            <w:lang w:val="zh_TW" w:bidi="zh_TW"/>
+          </w:rPr>
+          <w:rPr>
+            <w:color w:val="0000EE"/>
+            <w:u w:val="single"/>
+          </w:rPr>
+          <w:t>拿2:2</w:t>
+        </w:r>
+      </w:hyperlink>
+      <w:r>
+        <w:rPr>
+          <w:lang w:val="zh_TW" w:bidi="zh_TW"/>
+        </w:rPr>
+        <w:t>）。雖然陰間被描繪成貪婪飢渴的怪物，會吞噬活人（</w:t>
+      </w:r>
+      <w:hyperlink r:id="rId113">
+        <w:r>
+          <w:rPr>
+            <w:lang w:val="zh_TW" w:bidi="zh_TW"/>
+          </w:rPr>
+          <w:rPr>
+            <w:color w:val="0000EE"/>
+            <w:u w:val="single"/>
+          </w:rPr>
+          <w:t>箴27:20，</w:t>
+        </w:r>
+      </w:hyperlink>
+      <w:hyperlink r:id="rId114">
+        <w:r>
+          <w:rPr>
+            <w:lang w:val="zh_TW" w:bidi="zh_TW"/>
+          </w:rPr>
+          <w:rPr>
+            <w:color w:val="0000EE"/>
+            <w:u w:val="single"/>
+          </w:rPr>
+          <w:t>30:16</w:t>
+        </w:r>
+      </w:hyperlink>
+      <w:r>
+        <w:rPr>
+          <w:lang w:val="zh_TW" w:bidi="zh_TW"/>
+        </w:rPr>
+        <w:t>），但神的大能仍能拯救人脫離掌控（</w:t>
+      </w:r>
+      <w:hyperlink r:id="rId115">
+        <w:r>
+          <w:rPr>
+            <w:lang w:val="zh_TW" w:bidi="zh_TW"/>
+          </w:rPr>
+          <w:rPr>
+            <w:color w:val="0000EE"/>
+            <w:u w:val="single"/>
+          </w:rPr>
+          <w:t>詩49:15，</w:t>
+        </w:r>
+      </w:hyperlink>
+      <w:hyperlink r:id="rId116">
+        <w:r>
+          <w:rPr>
+            <w:lang w:val="zh_TW" w:bidi="zh_TW"/>
+          </w:rPr>
+          <w:rPr>
+            <w:color w:val="0000EE"/>
+            <w:u w:val="single"/>
+          </w:rPr>
+          <w:t>86:13</w:t>
+        </w:r>
+      </w:hyperlink>
+      <w:r>
+        <w:rPr>
+          <w:lang w:val="zh_TW" w:bidi="zh_TW"/>
+        </w:rPr>
+        <w:t>）。到舊約時期末期，人們甚至有希望最終從陰間得救（</w:t>
+      </w:r>
+      <w:hyperlink r:id="rId117">
+        <w:r>
+          <w:rPr>
+            <w:lang w:val="zh_TW" w:bidi="zh_TW"/>
+          </w:rPr>
+          <w:rPr>
+            <w:color w:val="0000EE"/>
+            <w:u w:val="single"/>
+          </w:rPr>
+          <w:t>伯14:13–22，</w:t>
+        </w:r>
+      </w:hyperlink>
+      <w:hyperlink r:id="rId118">
+        <w:r>
+          <w:rPr>
+            <w:lang w:val="zh_TW" w:bidi="zh_TW"/>
+          </w:rPr>
+          <w:rPr>
+            <w:color w:val="0000EE"/>
+            <w:u w:val="single"/>
+          </w:rPr>
+          <w:t>19:25–27</w:t>
+        </w:r>
+      </w:hyperlink>
+      <w:r>
+        <w:rPr>
+          <w:lang w:val="zh_TW" w:bidi="zh_TW"/>
+        </w:rPr>
+        <w:t>；</w:t>
+      </w:r>
+      <w:hyperlink r:id="rId115">
+        <w:r>
+          <w:rPr>
+            <w:lang w:val="zh_TW" w:bidi="zh_TW"/>
+          </w:rPr>
+          <w:rPr>
+            <w:color w:val="0000EE"/>
+            <w:u w:val="single"/>
+          </w:rPr>
+          <w:t>詩49:15，</w:t>
+        </w:r>
+      </w:hyperlink>
+      <w:hyperlink r:id="rId31">
+        <w:r>
+          <w:rPr>
+            <w:lang w:val="zh_TW" w:bidi="zh_TW"/>
+          </w:rPr>
+          <w:rPr>
+            <w:color w:val="0000EE"/>
+            <w:u w:val="single"/>
+          </w:rPr>
+          <w:t>73:23–28</w:t>
+        </w:r>
+      </w:hyperlink>
+      <w:r>
+        <w:rPr>
+          <w:lang w:val="zh_TW" w:bidi="zh_TW"/>
+        </w:rPr>
+        <w:t>），但只有但以理書明確表達了這份盼望（</w:t>
+      </w:r>
+      <w:hyperlink r:id="rId119">
+        <w:r>
+          <w:rPr>
+            <w:lang w:val="zh_TW" w:bidi="zh_TW"/>
+          </w:rPr>
+          <w:rPr>
+            <w:color w:val="0000EE"/>
+            <w:u w:val="single"/>
+          </w:rPr>
+          <w:t>但12:1–2</w:t>
+        </w:r>
+      </w:hyperlink>
+      <w:r>
+        <w:rPr>
+          <w:lang w:val="zh_TW" w:bidi="zh_TW"/>
+        </w:rPr>
+        <w:t>）。因此，雖然古代希伯來人並未像新約使徒保羅那樣，可以坦然面對死亡（</w:t>
+      </w:r>
+      <w:hyperlink r:id="rId120">
+        <w:r>
+          <w:rPr>
+            <w:lang w:val="zh_TW" w:bidi="zh_TW"/>
+          </w:rPr>
+          <w:rPr>
+            <w:color w:val="0000EE"/>
+            <w:u w:val="single"/>
+          </w:rPr>
+          <w:t>林後5:1–8</w:t>
+        </w:r>
+      </w:hyperlink>
+      <w:r>
+        <w:rPr>
+          <w:lang w:val="zh_TW" w:bidi="zh_TW"/>
+        </w:rPr>
+        <w:t>；</w:t>
+      </w:r>
+      <w:hyperlink r:id="rId121">
+        <w:r>
+          <w:rPr>
+            <w:lang w:val="zh_TW" w:bidi="zh_TW"/>
+          </w:rPr>
+          <w:rPr>
+            <w:color w:val="0000EE"/>
+            <w:u w:val="single"/>
+          </w:rPr>
+          <w:t>腓1:21–23</w:t>
+        </w:r>
+      </w:hyperlink>
+      <w:r>
+        <w:rPr>
+          <w:lang w:val="zh_TW" w:bidi="zh_TW"/>
+        </w:rPr>
+        <w:t>），但他們逐漸明白死亡並非一個毫無盼望的狀態。</w:t>
+      </w:r>
+    </w:p>
+    <w:p>
+      <w:pPr>
+        <w:pStyle w:val="Heading3"/>
+      </w:pPr>
+      <w:r>
+        <w:rPr>
+          <w:lang w:val="zh_TW" w:bidi="zh_TW"/>
+        </w:rPr>
+        <w:t>兩約之間的著作</w:t>
+      </w:r>
+    </w:p>
+    <w:p>
+      <w:pPr/>
+      <w:r>
+        <w:rPr>
+          <w:lang w:val="zh_TW" w:bidi="zh_TW"/>
+        </w:rPr>
+      </w:r>
+      <w:r>
+        <w:rPr>
+          <w:lang w:val="zh_TW" w:bidi="zh_TW"/>
+        </w:rPr>
+        <w:t>在被擄與新約時期的開始之間（公元前586–公元30，與舊約結束的時期部分重疊），與波斯和希臘宗教的接觸，促使猶太人釐清他們對死後生命的觀念。舊約翻譯成希臘文時，人們用希臘文Hades（陰間的名稱）來翻譯希伯來文的Sheol。在新約中，Hades成為死者居所的通用名稱。</w:t>
+      </w:r>
+    </w:p>
+    <w:p>
+      <w:pPr/>
+      <w:r>
+        <w:rPr>
+          <w:lang w:val="zh_TW" w:bidi="zh_TW"/>
+        </w:rPr>
+      </w:r>
+      <w:r>
+        <w:rPr>
+          <w:lang w:val="zh_TW" w:bidi="zh_TW"/>
+        </w:rPr>
+        <w:t>新名稱的出現也帶來了新的觀念，有多個關於死者歸宿的觀點開始流傳。一個常見的觀點出現在偽經以諾一書第二十二章中，描述死者被安置在一座大山的中空位置，等待最後的審判。其中有一個相對愉快的區域，是為義人預備的；另一個則是為惡人準備，充滿痛苦的地方。其他作者則延續舊約Hades或Sheol的概念，視其為一個與神和幸福隔絕的地方（</w:t>
+      </w:r>
+      <w:hyperlink r:id="rId122">
+        <w:r>
+          <w:rPr>
+            <w:lang w:val="zh_TW" w:bidi="zh_TW"/>
+          </w:rPr>
+          <w:rPr>
+            <w:color w:val="0000EE"/>
+            <w:u w:val="single"/>
+          </w:rPr>
+          <w:t>便西拉智訓14:12、16，</w:t>
+        </w:r>
+      </w:hyperlink>
+      <w:hyperlink r:id="rId123">
+        <w:r>
+          <w:rPr>
+            <w:lang w:val="zh_TW" w:bidi="zh_TW"/>
+          </w:rPr>
+          <w:rPr>
+            <w:color w:val="0000EE"/>
+            <w:u w:val="single"/>
+          </w:rPr>
+          <w:t>17:27–28</w:t>
         </w:r>
       </w:hyperlink>
       <w:r>
@@ -562,61 +3172,93 @@
         <w:rPr>
           <w:lang w:val="zh_TW" w:bidi="zh_TW"/>
         </w:rPr>
-        <w:t>舊約聖經的敘事隨後追溯亞伯拉罕的後裔，經由以撒和雅各，並記載雅各的家族遷往埃及，在那裡大約經過四百年，他們成為強大而人數眾多的民族。在這段時期，神再次重申關於迦南地要歸屬的應許（</w:t>
-      </w:r>
-      <w:hyperlink r:id="rId25">
-        <w:r>
-          <w:rPr>
-            <w:lang w:val="zh_TW" w:bidi="zh_TW"/>
-          </w:rPr>
-          <w:rPr>
-            <w:color w:val="0000EE"/>
-            <w:u w:val="single"/>
-          </w:rPr>
-          <w:t>創28:15，</w:t>
-        </w:r>
-      </w:hyperlink>
-      <w:hyperlink r:id="rId26">
-        <w:r>
-          <w:rPr>
-            <w:lang w:val="zh_TW" w:bidi="zh_TW"/>
-          </w:rPr>
-          <w:rPr>
-            <w:color w:val="0000EE"/>
-            <w:u w:val="single"/>
-          </w:rPr>
-          <w:t>35:11–12，</w:t>
-        </w:r>
-      </w:hyperlink>
-      <w:hyperlink r:id="rId27">
-        <w:r>
-          <w:rPr>
-            <w:lang w:val="zh_TW" w:bidi="zh_TW"/>
-          </w:rPr>
-          <w:rPr>
-            <w:color w:val="0000EE"/>
-            <w:u w:val="single"/>
-          </w:rPr>
-          <w:t>46:3–4，</w:t>
-        </w:r>
-      </w:hyperlink>
-      <w:hyperlink r:id="rId28">
-        <w:r>
-          <w:rPr>
-            <w:lang w:val="zh_TW" w:bidi="zh_TW"/>
-          </w:rPr>
-          <w:rPr>
-            <w:color w:val="0000EE"/>
-            <w:u w:val="single"/>
-          </w:rPr>
-          <w:t>50:24</w:t>
-        </w:r>
-      </w:hyperlink>
-      <w:r>
-        <w:rPr>
-          <w:lang w:val="zh_TW" w:bidi="zh_TW"/>
-        </w:rPr>
-        <w:t>），並且不斷擺在亞伯拉罕後裔面前，作為神立約應許中不可或缺的一部分。</w:t>
+        <w:t>在那段時期，猶太人也開始使用新詞「地獄」（Gehenna，希伯來文Hinnom），是一個山谷的名字，位於耶路撒冷南方。該山谷在舊約時期以獻兒童為祭的可憎行為著稱（</w:t>
+      </w:r>
+      <w:hyperlink r:id="rId124">
+        <w:r>
+          <w:rPr>
+            <w:lang w:val="zh_TW" w:bidi="zh_TW"/>
+          </w:rPr>
+          <w:rPr>
+            <w:color w:val="0000EE"/>
+            <w:u w:val="single"/>
+          </w:rPr>
+          <w:t>王下23:10;</w:t>
+        </w:r>
+      </w:hyperlink>
+      <w:r>
+        <w:rPr>
+          <w:lang w:val="zh_TW" w:bidi="zh_TW"/>
+        </w:rPr>
+        <w:t xml:space="preserve"> </w:t>
+      </w:r>
+      <w:hyperlink r:id="rId125">
+        <w:r>
+          <w:rPr>
+            <w:lang w:val="zh_TW" w:bidi="zh_TW"/>
+          </w:rPr>
+          <w:rPr>
+            <w:color w:val="0000EE"/>
+            <w:u w:val="single"/>
+          </w:rPr>
+          <w:t>歷代志下</w:t>
+        </w:r>
+      </w:hyperlink>
+      <w:r>
+        <w:rPr>
+          <w:lang w:val="zh_TW" w:bidi="zh_TW"/>
+        </w:rPr>
+        <w:t xml:space="preserve"> 28:3; </w:t>
+      </w:r>
+      <w:hyperlink r:id="rId126">
+        <w:r>
+          <w:rPr>
+            <w:lang w:val="zh_TW" w:bidi="zh_TW"/>
+          </w:rPr>
+          <w:rPr>
+            <w:color w:val="0000EE"/>
+            <w:u w:val="single"/>
+          </w:rPr>
+          <w:t xml:space="preserve">33:6 </w:t>
+        </w:r>
+      </w:hyperlink>
+      <w:r>
+        <w:rPr>
+          <w:lang w:val="zh_TW" w:bidi="zh_TW"/>
+        </w:rPr>
+        <w:t>)，而在新約時期則以焚燒垃圾聞名。地獄成為惡人死後歸宿的稱呼，是一個充滿火焰折磨的地方（以諾一書90:20–27；</w:t>
+      </w:r>
+      <w:hyperlink r:id="rId127">
+        <w:r>
+          <w:rPr>
+            <w:lang w:val="zh_TW" w:bidi="zh_TW"/>
+          </w:rPr>
+          <w:rPr>
+            <w:color w:val="0000EE"/>
+            <w:u w:val="single"/>
+          </w:rPr>
+          <w:t>以斯拉二書7:70</w:t>
+        </w:r>
+      </w:hyperlink>
+      <w:r>
+        <w:rPr>
+          <w:lang w:val="zh_TW" w:bidi="zh_TW"/>
+        </w:rPr>
+        <w:t>）。與此懲罰之地相對的是「樂園」（paradise，源自波斯文，指快樂園地），義人在那裡享受福樂。</w:t>
+      </w:r>
+    </w:p>
+    <w:p>
+      <w:pPr/>
+      <w:r>
+        <w:rPr>
+          <w:lang w:val="zh_TW" w:bidi="zh_TW"/>
+        </w:rPr>
+      </w:r>
+      <w:r>
+        <w:rPr>
+          <w:lang w:val="zh_TW" w:bidi="zh_TW"/>
+        </w:rPr>
+        <w:t>所有這些概念——陰間、地獄、樂園，都被新約作者塑造成最適切基督啟示的形式。</w:t>
       </w:r>
     </w:p>
     <w:p>
@@ -627,7 +3269,7 @@
         <w:rPr>
           <w:lang w:val="zh_TW" w:bidi="zh_TW"/>
         </w:rPr>
-        <w:t>土地與摩西之約</w:t>
+        <w:t>新約聖經</w:t>
       </w:r>
     </w:p>
     <w:p>
@@ -641,54 +3283,336 @@
         <w:rPr>
           <w:lang w:val="zh_TW" w:bidi="zh_TW"/>
         </w:rPr>
-        <w:t>當神呼召摩西帶領以色列人出埃及時，祂將摩西的使命與祂對列祖成就的應許連繫在一起：「我也記念我的約……我要以你們為我的百姓，我也要作你們的神……我起誓應許給亞伯拉罕、以撒、雅各的那地，我要把你們領進去，將那地賜給你們為業」（</w:t>
-      </w:r>
-      <w:hyperlink r:id="rId29">
-        <w:r>
-          <w:rPr>
-            <w:lang w:val="zh_TW" w:bidi="zh_TW"/>
-          </w:rPr>
-          <w:rPr>
-            <w:color w:val="0000EE"/>
-            <w:u w:val="single"/>
-          </w:rPr>
-          <w:t>出6:5–8</w:t>
-        </w:r>
-      </w:hyperlink>
-      <w:r>
-        <w:rPr>
-          <w:lang w:val="zh_TW" w:bidi="zh_TW"/>
-        </w:rPr>
-        <w:t>）。神拯救以色列人出埃及，有兩個原因：第一，是要以色列人在西奈山成為神的約民；第二，是要以色列人承受神應許他們列祖的地。然而，至關重要的是，隨著摩西之約的建立，以色列人能否繼續擁有那地，已取決於他們是否順服。如果以色列人違背約中的義務，他們就要招來咒詛，其中最嚴厲的，便是被趕逐出應許之地（</w:t>
-      </w:r>
-      <w:hyperlink r:id="rId30">
-        <w:r>
-          <w:rPr>
-            <w:lang w:val="zh_TW" w:bidi="zh_TW"/>
-          </w:rPr>
-          <w:rPr>
-            <w:color w:val="0000EE"/>
-            <w:u w:val="single"/>
-          </w:rPr>
-          <w:t>利26:32–33</w:t>
-        </w:r>
-      </w:hyperlink>
-      <w:r>
-        <w:rPr>
-          <w:lang w:val="zh_TW" w:bidi="zh_TW"/>
-        </w:rPr>
-        <w:t>）。這並不表示神會完全或永遠棄絕祂的百姓與那地，因為神也應許說，當祂的百姓悔改時，「我就要記念我與雅各所立的約……並要記念這地」（</w:t>
-      </w:r>
-      <w:hyperlink r:id="rId31">
-        <w:r>
-          <w:rPr>
-            <w:lang w:val="zh_TW" w:bidi="zh_TW"/>
-          </w:rPr>
-          <w:rPr>
-            <w:color w:val="0000EE"/>
-            <w:u w:val="single"/>
-          </w:rPr>
-          <w:t>利26:42</w:t>
+        <w:t>雖然新約使用了多種詞語來描述死者的居所，但實際提及的次數相當少，總共只有約35節經文。這些經文主要集中在福音書和啟示錄。使徒保羅對天堂多有言說，但只有耶穌和約翰對地獄有較多的描述。</w:t>
+      </w:r>
+    </w:p>
+    <w:p>
+      <w:pPr/>
+      <w:r>
+        <w:rPr>
+          <w:lang w:val="zh_TW" w:bidi="zh_TW"/>
+        </w:rPr>
+      </w:r>
+      <w:r>
+        <w:rPr>
+          <w:lang w:val="zh_TW" w:bidi="zh_TW"/>
+        </w:rPr>
+        <w:t>「陰間（Hades）」這個詞僅在耶穌的比喻中出現一次，即財主和拉撒路的比喻（</w:t>
+      </w:r>
+      <w:hyperlink r:id="rId128">
+        <w:r>
+          <w:rPr>
+            <w:lang w:val="zh_TW" w:bidi="zh_TW"/>
+          </w:rPr>
+          <w:rPr>
+            <w:color w:val="0000EE"/>
+            <w:u w:val="single"/>
+          </w:rPr>
+          <w:t>路16:23</w:t>
+        </w:r>
+      </w:hyperlink>
+      <w:r>
+        <w:rPr>
+          <w:lang w:val="zh_TW" w:bidi="zh_TW"/>
+        </w:rPr>
+        <w:t>）。在該比喻中，陰間是一個充滿痛苦的地方，是惡人死後的去處。這種痛苦被描述為「火焰」，即使肉體已死，仍能對人造成身體上的折磨。凡在痛苦中的人，皆不會得到任何安慰。</w:t>
+      </w:r>
+    </w:p>
+    <w:p>
+      <w:pPr/>
+      <w:r>
+        <w:rPr>
+          <w:lang w:val="zh_TW" w:bidi="zh_TW"/>
+        </w:rPr>
+      </w:r>
+      <w:r>
+        <w:rPr>
+          <w:lang w:val="zh_TW" w:bidi="zh_TW"/>
+        </w:rPr>
+        <w:t>雖然惡人在死後立即進入陰間，但他們的最終歸宿是地獄，一個充滿火和蟲的地方，象徵著腐敗（</w:t>
+      </w:r>
+      <w:hyperlink r:id="rId129">
+        <w:r>
+          <w:rPr>
+            <w:lang w:val="zh_TW" w:bidi="zh_TW"/>
+          </w:rPr>
+          <w:rPr>
+            <w:color w:val="0000EE"/>
+            <w:u w:val="single"/>
+          </w:rPr>
+          <w:t>太5:22、29–30，</w:t>
+        </w:r>
+      </w:hyperlink>
+      <w:hyperlink r:id="rId130">
+        <w:r>
+          <w:rPr>
+            <w:lang w:val="zh_TW" w:bidi="zh_TW"/>
+          </w:rPr>
+          <w:rPr>
+            <w:color w:val="0000EE"/>
+            <w:u w:val="single"/>
+          </w:rPr>
+          <w:t>18:9</w:t>
+        </w:r>
+      </w:hyperlink>
+      <w:r>
+        <w:rPr>
+          <w:lang w:val="zh_TW" w:bidi="zh_TW"/>
+        </w:rPr>
+        <w:t>；</w:t>
+      </w:r>
+      <w:hyperlink r:id="rId131">
+        <w:r>
+          <w:rPr>
+            <w:lang w:val="zh_TW" w:bidi="zh_TW"/>
+          </w:rPr>
+          <w:rPr>
+            <w:color w:val="0000EE"/>
+            <w:u w:val="single"/>
+          </w:rPr>
+          <w:t>可9:48</w:t>
+        </w:r>
+      </w:hyperlink>
+      <w:r>
+        <w:rPr>
+          <w:lang w:val="zh_TW" w:bidi="zh_TW"/>
+        </w:rPr>
+        <w:t>，引用自</w:t>
+      </w:r>
+      <w:hyperlink r:id="rId132">
+        <w:r>
+          <w:rPr>
+            <w:lang w:val="zh_TW" w:bidi="zh_TW"/>
+          </w:rPr>
+          <w:rPr>
+            <w:color w:val="0000EE"/>
+            <w:u w:val="single"/>
+          </w:rPr>
+          <w:t>賽66:24</w:t>
+        </w:r>
+      </w:hyperlink>
+      <w:r>
+        <w:rPr>
+          <w:lang w:val="zh_TW" w:bidi="zh_TW"/>
+        </w:rPr>
+        <w:t>）。耶穌也稱地獄為「外邊黑暗」，那裡將有「哀哭切齒」（</w:t>
+      </w:r>
+      <w:hyperlink r:id="rId133">
+        <w:r>
+          <w:rPr>
+            <w:lang w:val="zh_TW" w:bidi="zh_TW"/>
+          </w:rPr>
+          <w:rPr>
+            <w:color w:val="0000EE"/>
+            <w:u w:val="single"/>
+          </w:rPr>
+          <w:t>太8:12，</w:t>
+        </w:r>
+      </w:hyperlink>
+      <w:hyperlink r:id="rId134">
+        <w:r>
+          <w:rPr>
+            <w:lang w:val="zh_TW" w:bidi="zh_TW"/>
+          </w:rPr>
+          <w:rPr>
+            <w:color w:val="0000EE"/>
+            <w:u w:val="single"/>
+          </w:rPr>
+          <w:t>22:13</w:t>
+        </w:r>
+      </w:hyperlink>
+      <w:r>
+        <w:rPr>
+          <w:lang w:val="zh_TW" w:bidi="zh_TW"/>
+        </w:rPr>
+        <w:t>）。顯然，在最後的審判之後，惡人將被基督的命令送往那裡（</w:t>
+      </w:r>
+      <w:hyperlink r:id="rId135">
+        <w:r>
+          <w:rPr>
+            <w:lang w:val="zh_TW" w:bidi="zh_TW"/>
+          </w:rPr>
+          <w:rPr>
+            <w:color w:val="0000EE"/>
+            <w:u w:val="single"/>
+          </w:rPr>
+          <w:t>約5:22、27</w:t>
+        </w:r>
+      </w:hyperlink>
+      <w:r>
+        <w:rPr>
+          <w:lang w:val="zh_TW" w:bidi="zh_TW"/>
+        </w:rPr>
+        <w:t>；</w:t>
+      </w:r>
+      <w:hyperlink r:id="rId136">
+        <w:r>
+          <w:rPr>
+            <w:lang w:val="zh_TW" w:bidi="zh_TW"/>
+          </w:rPr>
+          <w:rPr>
+            <w:color w:val="0000EE"/>
+            <w:u w:val="single"/>
+          </w:rPr>
+          <w:t>徒10:42，</w:t>
+        </w:r>
+      </w:hyperlink>
+      <w:hyperlink r:id="rId137">
+        <w:r>
+          <w:rPr>
+            <w:lang w:val="zh_TW" w:bidi="zh_TW"/>
+          </w:rPr>
+          <w:rPr>
+            <w:color w:val="0000EE"/>
+            <w:u w:val="single"/>
+          </w:rPr>
+          <w:t>17:31</w:t>
+        </w:r>
+      </w:hyperlink>
+      <w:r>
+        <w:rPr>
+          <w:lang w:val="zh_TW" w:bidi="zh_TW"/>
+        </w:rPr>
+        <w:t>；</w:t>
+      </w:r>
+      <w:hyperlink r:id="rId138">
+        <w:r>
+          <w:rPr>
+            <w:lang w:val="zh_TW" w:bidi="zh_TW"/>
+          </w:rPr>
+          <w:rPr>
+            <w:color w:val="0000EE"/>
+            <w:u w:val="single"/>
+          </w:rPr>
+          <w:t>提後4:1</w:t>
+        </w:r>
+      </w:hyperlink>
+      <w:r>
+        <w:rPr>
+          <w:lang w:val="zh_TW" w:bidi="zh_TW"/>
+        </w:rPr>
+        <w:t>）。那個折磨之地，承接舊約陰間作為與神分離之地的負面概念。</w:t>
+      </w:r>
+    </w:p>
+    <w:p>
+      <w:pPr/>
+      <w:r>
+        <w:rPr>
+          <w:lang w:val="zh_TW" w:bidi="zh_TW"/>
+        </w:rPr>
+      </w:r>
+      <w:r>
+        <w:rPr>
+          <w:lang w:val="zh_TW" w:bidi="zh_TW"/>
+        </w:rPr>
+        <w:t>耶穌宣揚悔改的信息，強調地獄的危險，較少提到義人死後所到之處。然而，義人終會在最後的審判後進入「國」，而非地獄（</w:t>
+      </w:r>
+      <w:hyperlink r:id="rId139">
+        <w:r>
+          <w:rPr>
+            <w:lang w:val="zh_TW" w:bidi="zh_TW"/>
+          </w:rPr>
+          <w:rPr>
+            <w:color w:val="0000EE"/>
+            <w:u w:val="single"/>
+          </w:rPr>
+          <w:t>太25:34</w:t>
+        </w:r>
+      </w:hyperlink>
+      <w:r>
+        <w:rPr>
+          <w:lang w:val="zh_TW" w:bidi="zh_TW"/>
+        </w:rPr>
+        <w:t>）。耶穌兩次暗示義人在死後立即進入蒙福的狀態。</w:t>
+      </w:r>
+      <w:hyperlink r:id="rId140">
+        <w:r>
+          <w:rPr>
+            <w:lang w:val="zh_TW" w:bidi="zh_TW"/>
+          </w:rPr>
+          <w:rPr>
+            <w:color w:val="0000EE"/>
+            <w:u w:val="single"/>
+          </w:rPr>
+          <w:t>路加福音十六章22節</w:t>
+        </w:r>
+      </w:hyperlink>
+      <w:r>
+        <w:rPr>
+          <w:lang w:val="zh_TW" w:bidi="zh_TW"/>
+        </w:rPr>
+        <w:t>提到死去的拉撒路在「亞伯拉罕的懷裡」，那是一個充滿安慰和平安的地方。在</w:t>
+      </w:r>
+      <w:hyperlink r:id="rId141">
+        <w:r>
+          <w:rPr>
+            <w:lang w:val="zh_TW" w:bidi="zh_TW"/>
+          </w:rPr>
+          <w:rPr>
+            <w:color w:val="0000EE"/>
+            <w:u w:val="single"/>
+          </w:rPr>
+          <w:t>路加福音二十三章43節</w:t>
+        </w:r>
+      </w:hyperlink>
+      <w:r>
+        <w:rPr>
+          <w:lang w:val="zh_TW" w:bidi="zh_TW"/>
+        </w:rPr>
+        <w:t>中，耶穌應許將與垂死的強盜一起進入天堂，那裡稱為樂園。保羅的措辭表明樂園似乎與天堂一致（</w:t>
+      </w:r>
+      <w:hyperlink r:id="rId142">
+        <w:r>
+          <w:rPr>
+            <w:lang w:val="zh_TW" w:bidi="zh_TW"/>
+          </w:rPr>
+          <w:rPr>
+            <w:color w:val="0000EE"/>
+            <w:u w:val="single"/>
+          </w:rPr>
+          <w:t>林後12:2–3</w:t>
+        </w:r>
+      </w:hyperlink>
+      <w:r>
+        <w:rPr>
+          <w:lang w:val="zh_TW" w:bidi="zh_TW"/>
+        </w:rPr>
+        <w:t>），而約翰則將樂園與新天新地聯繫起來（</w:t>
+      </w:r>
+      <w:hyperlink r:id="rId143">
+        <w:r>
+          <w:rPr>
+            <w:lang w:val="zh_TW" w:bidi="zh_TW"/>
+          </w:rPr>
+          <w:rPr>
+            <w:color w:val="0000EE"/>
+            <w:u w:val="single"/>
+          </w:rPr>
+          <w:t>啟2:7，</w:t>
+        </w:r>
+      </w:hyperlink>
+      <w:hyperlink r:id="rId144">
+        <w:r>
+          <w:rPr>
+            <w:lang w:val="zh_TW" w:bidi="zh_TW"/>
+          </w:rPr>
+          <w:rPr>
+            <w:color w:val="0000EE"/>
+            <w:u w:val="single"/>
+          </w:rPr>
+          <w:t>21:1–2，</w:t>
+        </w:r>
+      </w:hyperlink>
+      <w:hyperlink r:id="rId145">
+        <w:r>
+          <w:rPr>
+            <w:lang w:val="zh_TW" w:bidi="zh_TW"/>
+          </w:rPr>
+          <w:rPr>
+            <w:color w:val="0000EE"/>
+            <w:u w:val="single"/>
+          </w:rPr>
+          <w:t>22:1–2</w:t>
         </w:r>
       </w:hyperlink>
       <w:r>
@@ -709,36 +3633,122 @@
         <w:rPr>
           <w:lang w:val="zh_TW" w:bidi="zh_TW"/>
         </w:rPr>
-        <w:t>在大衛作王期間，有關土地的應許至少已經部分應驗。雖然約書亞帶領百姓進入那地時，應許已經開始成就，但那時的疆界並未達到神對亞伯拉罕所應許的範圍（</w:t>
-      </w:r>
-      <w:hyperlink r:id="rId32">
-        <w:r>
-          <w:rPr>
-            <w:lang w:val="zh_TW" w:bidi="zh_TW"/>
-          </w:rPr>
-          <w:rPr>
-            <w:color w:val="0000EE"/>
-            <w:u w:val="single"/>
-          </w:rPr>
-          <w:t>創15:18</w:t>
-        </w:r>
-      </w:hyperlink>
-      <w:r>
-        <w:rPr>
-          <w:lang w:val="zh_TW" w:bidi="zh_TW"/>
-        </w:rPr>
-        <w:t>），而且許多已佔領的地方仍有舊居民的抵抗勢力（</w:t>
-      </w:r>
-      <w:hyperlink r:id="rId33">
-        <w:r>
-          <w:rPr>
-            <w:lang w:val="zh_TW" w:bidi="zh_TW"/>
-          </w:rPr>
-          <w:rPr>
-            <w:color w:val="0000EE"/>
-            <w:u w:val="single"/>
-          </w:rPr>
-          <w:t>書13:1–6</w:t>
+        <w:t>保羅和新約書信的其他作者，對惡人死後的居所所言不多。保羅僅在路過時提到「無底坑（the abyss）」（譯註：和合本譯為陰間）——他對陰間之坑的稱呼（</w:t>
+      </w:r>
+      <w:hyperlink r:id="rId146">
+        <w:r>
+          <w:rPr>
+            <w:lang w:val="zh_TW" w:bidi="zh_TW"/>
+          </w:rPr>
+          <w:rPr>
+            <w:color w:val="0000EE"/>
+            <w:u w:val="single"/>
+          </w:rPr>
+          <w:t>羅10:7</w:t>
+        </w:r>
+      </w:hyperlink>
+      <w:r>
+        <w:rPr>
+          <w:lang w:val="zh_TW" w:bidi="zh_TW"/>
+        </w:rPr>
+        <w:t>）。他提到基督降在「地下」（</w:t>
+      </w:r>
+      <w:hyperlink r:id="rId147">
+        <w:r>
+          <w:rPr>
+            <w:lang w:val="zh_TW" w:bidi="zh_TW"/>
+          </w:rPr>
+          <w:rPr>
+            <w:color w:val="0000EE"/>
+            <w:u w:val="single"/>
+          </w:rPr>
+          <w:t>弗4:9</w:t>
+        </w:r>
+      </w:hyperlink>
+      <w:r>
+        <w:rPr>
+          <w:lang w:val="zh_TW" w:bidi="zh_TW"/>
+        </w:rPr>
+        <w:t>），可能只是表達基督在死後去了死者的居所（「地下」是猶太拉比用來指陰間/地獄的用語）。彼得提到基督在死後，藉著「靈」去到某個「監獄」，向那裡的「靈」傳道（</w:t>
+      </w:r>
+      <w:hyperlink r:id="rId148">
+        <w:r>
+          <w:rPr>
+            <w:lang w:val="zh_TW" w:bidi="zh_TW"/>
+          </w:rPr>
+          <w:rPr>
+            <w:color w:val="0000EE"/>
+            <w:u w:val="single"/>
+          </w:rPr>
+          <w:t>彼前3:18–20</w:t>
+        </w:r>
+      </w:hyperlink>
+      <w:r>
+        <w:rPr>
+          <w:lang w:val="zh_TW" w:bidi="zh_TW"/>
+        </w:rPr>
+        <w:t>）。人們對該經文有不同解釋。一些人認為基督進入陰間（Hades），向挪亞時代墮落的天使（「神的兒子們」，</w:t>
+      </w:r>
+      <w:hyperlink r:id="rId149">
+        <w:r>
+          <w:rPr>
+            <w:lang w:val="zh_TW" w:bidi="zh_TW"/>
+          </w:rPr>
+          <w:rPr>
+            <w:color w:val="0000EE"/>
+            <w:u w:val="single"/>
+          </w:rPr>
+          <w:t>創6:1–4</w:t>
+        </w:r>
+      </w:hyperlink>
+      <w:r>
+        <w:rPr>
+          <w:lang w:val="zh_TW" w:bidi="zh_TW"/>
+        </w:rPr>
+        <w:t>）傳道，而不是向被囚禁的人類靈魂傳道。在</w:t>
+      </w:r>
+      <w:hyperlink r:id="rId150">
+        <w:r>
+          <w:rPr>
+            <w:lang w:val="zh_TW" w:bidi="zh_TW"/>
+          </w:rPr>
+          <w:rPr>
+            <w:color w:val="0000EE"/>
+            <w:u w:val="single"/>
+          </w:rPr>
+          <w:t>彼得後書二章4節</w:t>
+        </w:r>
+      </w:hyperlink>
+      <w:r>
+        <w:rPr>
+          <w:lang w:val="zh_TW" w:bidi="zh_TW"/>
+        </w:rPr>
+        <w:t>中，用於描述靈魂監獄的用語（通常譯為「地獄」）來自「塔耳塔洛斯」（Tartarus），是另一個指冥界的希臘文名稱。</w:t>
+      </w:r>
+    </w:p>
+    <w:p>
+      <w:pPr/>
+      <w:r>
+        <w:rPr>
+          <w:lang w:val="zh_TW" w:bidi="zh_TW"/>
+        </w:rPr>
+      </w:r>
+      <w:r>
+        <w:rPr>
+          <w:lang w:val="zh_TW" w:bidi="zh_TW"/>
+        </w:rPr>
+        <w:t>保羅多次提及義人死後的居所。最早期的幾卷書信中，他從未提到義人死後的所在地，只提到他們將會復活（</w:t>
+      </w:r>
+      <w:hyperlink r:id="rId151">
+        <w:r>
+          <w:rPr>
+            <w:lang w:val="zh_TW" w:bidi="zh_TW"/>
+          </w:rPr>
+          <w:rPr>
+            <w:color w:val="0000EE"/>
+            <w:u w:val="single"/>
+          </w:rPr>
+          <w:t>林前15章</w:t>
         </w:r>
       </w:hyperlink>
       <w:r>
@@ -747,34 +3757,433 @@
         </w:rPr>
         <w:t>；</w:t>
       </w:r>
-      <w:hyperlink r:id="rId34">
-        <w:r>
-          <w:rPr>
-            <w:lang w:val="zh_TW" w:bidi="zh_TW"/>
-          </w:rPr>
-          <w:rPr>
-            <w:color w:val="0000EE"/>
-            <w:u w:val="single"/>
-          </w:rPr>
-          <w:t>士1章</w:t>
-        </w:r>
-      </w:hyperlink>
-      <w:r>
-        <w:rPr>
-          <w:lang w:val="zh_TW" w:bidi="zh_TW"/>
-        </w:rPr>
-        <w:t>）。直到大衛的時代，他們才完全奪取這地，如同起初所應許的一樣。（</w:t>
-      </w:r>
-      <w:hyperlink r:id="rId35">
-        <w:r>
-          <w:rPr>
-            <w:lang w:val="zh_TW" w:bidi="zh_TW"/>
-          </w:rPr>
-          <w:rPr>
-            <w:color w:val="0000EE"/>
-            <w:u w:val="single"/>
-          </w:rPr>
-          <w:t>撒下8章</w:t>
+      <w:hyperlink r:id="rId152">
+        <w:r>
+          <w:rPr>
+            <w:lang w:val="zh_TW" w:bidi="zh_TW"/>
+          </w:rPr>
+          <w:rPr>
+            <w:color w:val="0000EE"/>
+            <w:u w:val="single"/>
+          </w:rPr>
+          <w:t>帖前4:13–17</w:t>
+        </w:r>
+      </w:hyperlink>
+      <w:r>
+        <w:rPr>
+          <w:lang w:val="zh_TW" w:bidi="zh_TW"/>
+        </w:rPr>
+        <w:t>）。在幾乎必死後（</w:t>
+      </w:r>
+      <w:hyperlink r:id="rId153">
+        <w:r>
+          <w:rPr>
+            <w:lang w:val="zh_TW" w:bidi="zh_TW"/>
+          </w:rPr>
+          <w:rPr>
+            <w:color w:val="0000EE"/>
+            <w:u w:val="single"/>
+          </w:rPr>
+          <w:t>林後1:8–11</w:t>
+        </w:r>
+      </w:hyperlink>
+      <w:r>
+        <w:rPr>
+          <w:lang w:val="zh_TW" w:bidi="zh_TW"/>
+        </w:rPr>
+        <w:t>），他開始討論死者「去了哪裡」。保羅說，死亡意味著與基督同在，是比活著更好（</w:t>
+      </w:r>
+      <w:hyperlink r:id="rId154">
+        <w:r>
+          <w:rPr>
+            <w:lang w:val="zh_TW" w:bidi="zh_TW"/>
+          </w:rPr>
+          <w:rPr>
+            <w:color w:val="0000EE"/>
+            <w:u w:val="single"/>
+          </w:rPr>
+          <w:t>腓1:23</w:t>
+        </w:r>
+      </w:hyperlink>
+      <w:r>
+        <w:rPr>
+          <w:lang w:val="zh_TW" w:bidi="zh_TW"/>
+        </w:rPr>
+        <w:t>）。「離開身體」就是「與主同住」（</w:t>
+      </w:r>
+      <w:hyperlink r:id="rId155">
+        <w:r>
+          <w:rPr>
+            <w:lang w:val="zh_TW" w:bidi="zh_TW"/>
+          </w:rPr>
+          <w:rPr>
+            <w:color w:val="0000EE"/>
+            <w:u w:val="single"/>
+          </w:rPr>
+          <w:t>林後5:8</w:t>
+        </w:r>
+      </w:hyperlink>
+      <w:r>
+        <w:rPr>
+          <w:lang w:val="zh_TW" w:bidi="zh_TW"/>
+        </w:rPr>
+        <w:t>）。保羅可能指義人死後直接進入樂園與耶穌同在（參</w:t>
+      </w:r>
+      <w:hyperlink r:id="rId156">
+        <w:r>
+          <w:rPr>
+            <w:lang w:val="zh_TW" w:bidi="zh_TW"/>
+          </w:rPr>
+          <w:rPr>
+            <w:color w:val="0000EE"/>
+            <w:u w:val="single"/>
+          </w:rPr>
+          <w:t>林後12:2–4</w:t>
+        </w:r>
+      </w:hyperlink>
+      <w:r>
+        <w:rPr>
+          <w:lang w:val="zh_TW" w:bidi="zh_TW"/>
+        </w:rPr>
+        <w:t>，保羅稱天堂為第三層天）。死亡絕對無法使基督徒與基督分離（</w:t>
+      </w:r>
+      <w:hyperlink r:id="rId83">
+        <w:r>
+          <w:rPr>
+            <w:lang w:val="zh_TW" w:bidi="zh_TW"/>
+          </w:rPr>
+          <w:rPr>
+            <w:color w:val="0000EE"/>
+            <w:u w:val="single"/>
+          </w:rPr>
+          <w:t>羅8:38–39</w:t>
+        </w:r>
+      </w:hyperlink>
+      <w:r>
+        <w:rPr>
+          <w:lang w:val="zh_TW" w:bidi="zh_TW"/>
+        </w:rPr>
+        <w:t>），反而使他們進入神的同在。</w:t>
+      </w:r>
+    </w:p>
+    <w:p>
+      <w:pPr/>
+      <w:r>
+        <w:rPr>
+          <w:lang w:val="zh_TW" w:bidi="zh_TW"/>
+        </w:rPr>
+      </w:r>
+      <w:r>
+        <w:rPr>
+          <w:lang w:val="zh_TW" w:bidi="zh_TW"/>
+        </w:rPr>
+        <w:t>啟示錄對於死者的居所，特別是惡人死後的居所，有大量描述。它用兩個名稱來描述那地方，分別是「無底坑」，指所有邪靈的居所或監獄；以及「陰間」，指人類死後的居所。無底坑會出現折磨人類的鬼魔形態（</w:t>
+      </w:r>
+      <w:hyperlink r:id="rId157">
+        <w:r>
+          <w:rPr>
+            <w:lang w:val="zh_TW" w:bidi="zh_TW"/>
+          </w:rPr>
+          <w:rPr>
+            <w:color w:val="0000EE"/>
+            <w:u w:val="single"/>
+          </w:rPr>
+          <w:t>啟9:1–11</w:t>
+        </w:r>
+      </w:hyperlink>
+      <w:r>
+        <w:rPr>
+          <w:lang w:val="zh_TW" w:bidi="zh_TW"/>
+        </w:rPr>
+        <w:t>）和撒但的「獸」，後者殺死兩個見證人，並帶同「大淫婦」（</w:t>
+      </w:r>
+      <w:hyperlink r:id="rId158">
+        <w:r>
+          <w:rPr>
+            <w:lang w:val="zh_TW" w:bidi="zh_TW"/>
+          </w:rPr>
+          <w:rPr>
+            <w:color w:val="0000EE"/>
+            <w:u w:val="single"/>
+          </w:rPr>
+          <w:t>11:7，</w:t>
+        </w:r>
+      </w:hyperlink>
+      <w:hyperlink r:id="rId159">
+        <w:r>
+          <w:rPr>
+            <w:lang w:val="zh_TW" w:bidi="zh_TW"/>
+          </w:rPr>
+          <w:rPr>
+            <w:color w:val="0000EE"/>
+            <w:u w:val="single"/>
+          </w:rPr>
+          <w:t>17章</w:t>
+        </w:r>
+      </w:hyperlink>
+      <w:r>
+        <w:rPr>
+          <w:lang w:val="zh_TW" w:bidi="zh_TW"/>
+        </w:rPr>
+        <w:t>）。撒但自己將被囚禁在那裡（</w:t>
+      </w:r>
+      <w:hyperlink r:id="rId160">
+        <w:r>
+          <w:rPr>
+            <w:lang w:val="zh_TW" w:bidi="zh_TW"/>
+          </w:rPr>
+          <w:rPr>
+            <w:color w:val="0000EE"/>
+            <w:u w:val="single"/>
+          </w:rPr>
+          <w:t>20:2–3</w:t>
+        </w:r>
+      </w:hyperlink>
+      <w:r>
+        <w:rPr>
+          <w:lang w:val="zh_TW" w:bidi="zh_TW"/>
+        </w:rPr>
+        <w:t>）。耶穌將其描述為一個魔鬼及其使者預備的地方（參見</w:t>
+      </w:r>
+      <w:hyperlink r:id="rId161">
+        <w:r>
+          <w:rPr>
+            <w:lang w:val="zh_TW" w:bidi="zh_TW"/>
+          </w:rPr>
+          <w:rPr>
+            <w:color w:val="0000EE"/>
+            <w:u w:val="single"/>
+          </w:rPr>
+          <w:t>太25:41</w:t>
+        </w:r>
+      </w:hyperlink>
+      <w:r>
+        <w:rPr>
+          <w:lang w:val="zh_TW" w:bidi="zh_TW"/>
+        </w:rPr>
+        <w:t>）。對基督徒來說，這裡的好消息是，無底坑或陰間並不是一個自主的領域。啟示錄開篇時，耶穌宣告他握有陰間的鑰匙（</w:t>
+      </w:r>
+      <w:hyperlink r:id="rId162">
+        <w:r>
+          <w:rPr>
+            <w:lang w:val="zh_TW" w:bidi="zh_TW"/>
+          </w:rPr>
+          <w:rPr>
+            <w:color w:val="0000EE"/>
+            <w:u w:val="single"/>
+          </w:rPr>
+          <w:t>啟1:18</w:t>
+        </w:r>
+      </w:hyperlink>
+      <w:r>
+        <w:rPr>
+          <w:lang w:val="zh_TW" w:bidi="zh_TW"/>
+        </w:rPr>
+        <w:t>），最後祂將迫使它交出死者（</w:t>
+      </w:r>
+      <w:hyperlink r:id="rId163">
+        <w:r>
+          <w:rPr>
+            <w:lang w:val="zh_TW" w:bidi="zh_TW"/>
+          </w:rPr>
+          <w:rPr>
+            <w:color w:val="0000EE"/>
+            <w:u w:val="single"/>
+          </w:rPr>
+          <w:t>20:13</w:t>
+        </w:r>
+      </w:hyperlink>
+      <w:r>
+        <w:rPr>
+          <w:lang w:val="zh_TW" w:bidi="zh_TW"/>
+        </w:rPr>
+        <w:t>）。在此之前，無底坑的鑰匙不在撒但手中，而是掛在天上的鑰匙圈上，只分給神的使者（</w:t>
+      </w:r>
+      <w:hyperlink r:id="rId164">
+        <w:r>
+          <w:rPr>
+            <w:lang w:val="zh_TW" w:bidi="zh_TW"/>
+          </w:rPr>
+          <w:rPr>
+            <w:color w:val="0000EE"/>
+            <w:u w:val="single"/>
+          </w:rPr>
+          <w:t>9:1，</w:t>
+        </w:r>
+      </w:hyperlink>
+      <w:hyperlink r:id="rId165">
+        <w:r>
+          <w:rPr>
+            <w:lang w:val="zh_TW" w:bidi="zh_TW"/>
+          </w:rPr>
+          <w:rPr>
+            <w:color w:val="0000EE"/>
+            <w:u w:val="single"/>
+          </w:rPr>
+          <w:t>20:1</w:t>
+        </w:r>
+      </w:hyperlink>
+      <w:r>
+        <w:rPr>
+          <w:lang w:val="zh_TW" w:bidi="zh_TW"/>
+        </w:rPr>
+        <w:t>）。最終，陰間、死亡和惡人將被投入火湖（地獄），在那裡他們將遭受永恆的折磨（</w:t>
+      </w:r>
+      <w:hyperlink r:id="rId166">
+        <w:r>
+          <w:rPr>
+            <w:lang w:val="zh_TW" w:bidi="zh_TW"/>
+          </w:rPr>
+          <w:rPr>
+            <w:color w:val="0000EE"/>
+            <w:u w:val="single"/>
+          </w:rPr>
+          <w:t>19:20</w:t>
+        </w:r>
+      </w:hyperlink>
+      <w:hyperlink r:id="rId167">
+        <w:r>
+          <w:rPr>
+            <w:lang w:val="zh_TW" w:bidi="zh_TW"/>
+          </w:rPr>
+          <w:rPr>
+            <w:color w:val="0000EE"/>
+            <w:u w:val="single"/>
+          </w:rPr>
+          <w:t>，20:10、14–15，</w:t>
+        </w:r>
+      </w:hyperlink>
+      <w:hyperlink r:id="rId168">
+        <w:r>
+          <w:rPr>
+            <w:lang w:val="zh_TW" w:bidi="zh_TW"/>
+          </w:rPr>
+          <w:rPr>
+            <w:color w:val="0000EE"/>
+            <w:u w:val="single"/>
+          </w:rPr>
+          <w:t>21:8</w:t>
+        </w:r>
+      </w:hyperlink>
+      <w:r>
+        <w:rPr>
+          <w:lang w:val="zh_TW" w:bidi="zh_TW"/>
+        </w:rPr>
+        <w:t>）。</w:t>
+      </w:r>
+    </w:p>
+    <w:p>
+      <w:pPr/>
+      <w:r>
+        <w:rPr>
+          <w:lang w:val="zh_TW" w:bidi="zh_TW"/>
+        </w:rPr>
+      </w:r>
+      <w:r>
+        <w:rPr>
+          <w:lang w:val="zh_TW" w:bidi="zh_TW"/>
+        </w:rPr>
+        <w:t>啟示錄的作者約翰同意保羅的看法，義人死後的命運不會與惡人相同。他們不會去陰間，而是去天堂。殉道者出現在祭壇下，為他們向神呼求伸冤（</w:t>
+      </w:r>
+      <w:hyperlink r:id="rId169">
+        <w:r>
+          <w:rPr>
+            <w:lang w:val="zh_TW" w:bidi="zh_TW"/>
+          </w:rPr>
+          <w:rPr>
+            <w:color w:val="0000EE"/>
+            <w:u w:val="single"/>
+          </w:rPr>
+          <w:t>啟6:9–11</w:t>
+        </w:r>
+      </w:hyperlink>
+      <w:r>
+        <w:rPr>
+          <w:lang w:val="zh_TW" w:bidi="zh_TW"/>
+        </w:rPr>
+        <w:t>）。在另一個意象中，無數的基督徒出現在神的寶座前讚美祂（</w:t>
+      </w:r>
+      <w:hyperlink r:id="rId170">
+        <w:r>
+          <w:rPr>
+            <w:lang w:val="zh_TW" w:bidi="zh_TW"/>
+          </w:rPr>
+          <w:rPr>
+            <w:color w:val="0000EE"/>
+            <w:u w:val="single"/>
+          </w:rPr>
+          <w:t>7:9–17</w:t>
+        </w:r>
+      </w:hyperlink>
+      <w:r>
+        <w:rPr>
+          <w:lang w:val="zh_TW" w:bidi="zh_TW"/>
+        </w:rPr>
+        <w:t>）。這些信徒由基督親自牧養，不再忍受飢餓、口渴、不適或悲傷。</w:t>
+      </w:r>
+    </w:p>
+    <w:p>
+      <w:pPr>
+        <w:pStyle w:val="Heading3"/>
+      </w:pPr>
+      <w:r>
+        <w:rPr>
+          <w:lang w:val="zh_TW" w:bidi="zh_TW"/>
+        </w:rPr>
+        <w:t>結論</w:t>
+      </w:r>
+    </w:p>
+    <w:p>
+      <w:pPr/>
+      <w:r>
+        <w:rPr>
+          <w:lang w:val="zh_TW" w:bidi="zh_TW"/>
+        </w:rPr>
+      </w:r>
+      <w:r>
+        <w:rPr>
+          <w:lang w:val="zh_TW" w:bidi="zh_TW"/>
+        </w:rPr>
+        <w:t>總而言之，在舊約中，對於死者的所在地最初是一種模糊不清的概念，指一個與生命和神分離的地方。後來的作者認為，不應只有一個共同的地方（陰間〔Sheol〕），而應有兩個地方。根據基督教的教導，惡人進入陰間（Hades），這是一個充滿痛苦的地方，他們將在那裡受苦，直到審判之日；最終，他們將被丟入火湖，即地獄（Gehenna）。然而，陰間的掌管者不是魔鬼，而是基督，他掌控著整個受造世界。義人不會進入陰間，而是直接進入樂園（「亞伯拉罕的懷裡」或天堂）。在那裡，他們與基督同在；憑著信心已經親眼看見，痛苦已化為祝福，禱告也化為讚美。基督徒相信，死亡雖然令人敬畏，是「末了的仇敵」，卻不會折磨他們。死亡無法使他們與主分離，反而帶他們面對面與所愛的主相見。</w:t>
+      </w:r>
+    </w:p>
+    <w:p>
+      <w:pPr/>
+      <w:r>
+        <w:rPr>
+          <w:lang w:val="zh_TW" w:bidi="zh_TW"/>
+        </w:rPr>
+      </w:r>
+      <w:r>
+        <w:rPr>
+          <w:lang w:val="zh_TW" w:bidi="zh_TW"/>
+        </w:rPr>
+        <w:t>這次相會可能是在人死後立即發生，也可能是在復活之時發生——中間的時間毫無意義，不過如同睡眠。換句話說，對於信徒而言，死後的下一個經歷便是與基督相會。</w:t>
+      </w:r>
+    </w:p>
+    <w:p>
+      <w:pPr/>
+      <w:r>
+        <w:rPr>
+          <w:lang w:val="zh_TW" w:bidi="zh_TW"/>
+        </w:rPr>
+      </w:r>
+      <w:r>
+        <w:rPr>
+          <w:lang w:val="zh_TW" w:bidi="zh_TW"/>
+        </w:rPr>
+        <w:t>舊約和新約都將死亡描述為睡眠。在舊約中，當一個人死時，常被描述為「與列祖同睡」（例如，</w:t>
+      </w:r>
+      <w:hyperlink r:id="rId171">
+        <w:r>
+          <w:rPr>
+            <w:lang w:val="zh_TW" w:bidi="zh_TW"/>
+          </w:rPr>
+          <w:rPr>
+            <w:color w:val="0000EE"/>
+            <w:u w:val="single"/>
+          </w:rPr>
+          <w:t>申31:16</w:t>
         </w:r>
       </w:hyperlink>
       <w:r>
@@ -783,23 +4192,125 @@
         </w:rPr>
         <w:t>；</w:t>
       </w:r>
-      <w:hyperlink r:id="rId36">
-        <w:r>
-          <w:rPr>
-            <w:lang w:val="zh_TW" w:bidi="zh_TW"/>
-          </w:rPr>
-          <w:rPr>
-            <w:color w:val="0000EE"/>
-            <w:u w:val="single"/>
-          </w:rPr>
-          <w:t>王上4:21、24</w:t>
-        </w:r>
-      </w:hyperlink>
-      <w:r>
-        <w:rPr>
-          <w:lang w:val="zh_TW" w:bidi="zh_TW"/>
-        </w:rPr>
-        <w:t>）。</w:t>
+      <w:hyperlink r:id="rId172">
+        <w:r>
+          <w:rPr>
+            <w:lang w:val="zh_TW" w:bidi="zh_TW"/>
+          </w:rPr>
+          <w:rPr>
+            <w:color w:val="0000EE"/>
+            <w:u w:val="single"/>
+          </w:rPr>
+          <w:t>撒下7:12</w:t>
+        </w:r>
+      </w:hyperlink>
+      <w:r>
+        <w:rPr>
+          <w:lang w:val="zh_TW" w:bidi="zh_TW"/>
+        </w:rPr>
+        <w:t>）。耶穌自己也將死亡稱為睡眠（</w:t>
+      </w:r>
+      <w:hyperlink r:id="rId173">
+        <w:r>
+          <w:rPr>
+            <w:lang w:val="zh_TW" w:bidi="zh_TW"/>
+          </w:rPr>
+          <w:rPr>
+            <w:color w:val="0000EE"/>
+            <w:u w:val="single"/>
+          </w:rPr>
+          <w:t>太9:24</w:t>
+        </w:r>
+      </w:hyperlink>
+      <w:r>
+        <w:rPr>
+          <w:lang w:val="zh_TW" w:bidi="zh_TW"/>
+        </w:rPr>
+        <w:t>；</w:t>
+      </w:r>
+      <w:hyperlink r:id="rId174">
+        <w:r>
+          <w:rPr>
+            <w:lang w:val="zh_TW" w:bidi="zh_TW"/>
+          </w:rPr>
+          <w:rPr>
+            <w:color w:val="0000EE"/>
+            <w:u w:val="single"/>
+          </w:rPr>
+          <w:t>約11:11</w:t>
+        </w:r>
+      </w:hyperlink>
+      <w:r>
+        <w:rPr>
+          <w:lang w:val="zh_TW" w:bidi="zh_TW"/>
+        </w:rPr>
+        <w:t>）。使徒保羅也持相同看法（</w:t>
+      </w:r>
+      <w:hyperlink r:id="rId175">
+        <w:r>
+          <w:rPr>
+            <w:lang w:val="zh_TW" w:bidi="zh_TW"/>
+          </w:rPr>
+          <w:rPr>
+            <w:color w:val="0000EE"/>
+            <w:u w:val="single"/>
+          </w:rPr>
+          <w:t>林前11:30，</w:t>
+        </w:r>
+      </w:hyperlink>
+      <w:hyperlink r:id="rId176">
+        <w:r>
+          <w:rPr>
+            <w:lang w:val="zh_TW" w:bidi="zh_TW"/>
+          </w:rPr>
+          <w:rPr>
+            <w:color w:val="0000EE"/>
+            <w:u w:val="single"/>
+          </w:rPr>
+          <w:t>15:20、51</w:t>
+        </w:r>
+      </w:hyperlink>
+      <w:r>
+        <w:rPr>
+          <w:lang w:val="zh_TW" w:bidi="zh_TW"/>
+        </w:rPr>
+        <w:t>；</w:t>
+      </w:r>
+      <w:hyperlink r:id="rId58">
+        <w:r>
+          <w:rPr>
+            <w:lang w:val="zh_TW" w:bidi="zh_TW"/>
+          </w:rPr>
+          <w:rPr>
+            <w:color w:val="0000EE"/>
+            <w:u w:val="single"/>
+          </w:rPr>
+          <w:t>帖前4:14</w:t>
+        </w:r>
+      </w:hyperlink>
+      <w:r>
+        <w:rPr>
+          <w:lang w:val="zh_TW" w:bidi="zh_TW"/>
+        </w:rPr>
+        <w:t>），至少在部分經文中，表明死亡只屬暫時。因此，它被稱為睡眠。舊約</w:t>
+      </w:r>
+      <w:hyperlink r:id="rId38">
+        <w:r>
+          <w:rPr>
+            <w:lang w:val="zh_TW" w:bidi="zh_TW"/>
+          </w:rPr>
+          <w:rPr>
+            <w:color w:val="0000EE"/>
+            <w:u w:val="single"/>
+          </w:rPr>
+          <w:t>但以理書十二章2節</w:t>
+        </w:r>
+      </w:hyperlink>
+      <w:r>
+        <w:rPr>
+          <w:lang w:val="zh_TW" w:bidi="zh_TW"/>
+        </w:rPr>
+        <w:t>也指出死亡如同睡眠，直到死者復活——有些進入永生，有些進入羞辱和永遠的憎惡之中。</w:t>
       </w:r>
     </w:p>
     <w:p>
@@ -811,518 +4322,64 @@
       </w:r>
       <w:r>
         <w:rPr>
-          <w:lang w:val="zh_TW" w:bidi="zh_TW"/>
-        </w:rPr>
-        <w:t>所羅門獻殿時，再一次強調君王要遵守律法，以及約中的順服與承受土地之間的關聯。（</w:t>
-      </w:r>
-      <w:hyperlink r:id="rId37">
-        <w:r>
-          <w:rPr>
-            <w:lang w:val="zh_TW" w:bidi="zh_TW"/>
-          </w:rPr>
-          <w:rPr>
-            <w:color w:val="0000EE"/>
-            <w:u w:val="single"/>
-          </w:rPr>
-          <w:t>王上9:4–9</w:t>
-        </w:r>
-      </w:hyperlink>
-      <w:r>
-        <w:rPr>
-          <w:lang w:val="zh_TW" w:bidi="zh_TW"/>
-        </w:rPr>
-        <w:t>）。百姓不順服神便會失去土地，也使聖殿毀壞。</w:t>
-      </w:r>
-    </w:p>
-    <w:p>
-      <w:pPr/>
-      <w:r>
-        <w:rPr>
-          <w:lang w:val="zh_TW" w:bidi="zh_TW"/>
-        </w:rPr>
-      </w:r>
-      <w:r>
-        <w:rPr>
-          <w:lang w:val="zh_TW" w:bidi="zh_TW"/>
-        </w:rPr>
-        <w:t>分裂王國時期的歷史，大多是百姓與君王共同背約的歷史。耶和華一再藉著先知警告他們，這樣的不順服只會導致被逐出那地，但他們充耳不聞（</w:t>
-      </w:r>
-      <w:hyperlink r:id="rId38">
-        <w:r>
-          <w:rPr>
-            <w:lang w:val="zh_TW" w:bidi="zh_TW"/>
-          </w:rPr>
-          <w:rPr>
-            <w:color w:val="0000EE"/>
-            <w:u w:val="single"/>
-          </w:rPr>
-          <w:t>賽6:11–12</w:t>
-        </w:r>
-      </w:hyperlink>
-      <w:r>
-        <w:rPr>
-          <w:lang w:val="zh_TW" w:bidi="zh_TW"/>
-        </w:rPr>
-        <w:t>；</w:t>
-      </w:r>
-      <w:hyperlink r:id="rId39">
-        <w:r>
-          <w:rPr>
-            <w:lang w:val="zh_TW" w:bidi="zh_TW"/>
-          </w:rPr>
-          <w:rPr>
-            <w:color w:val="0000EE"/>
-            <w:u w:val="single"/>
-          </w:rPr>
-          <w:t>摩5:27，</w:t>
-        </w:r>
-      </w:hyperlink>
-      <w:hyperlink r:id="rId40">
-        <w:r>
-          <w:rPr>
-            <w:lang w:val="zh_TW" w:bidi="zh_TW"/>
-          </w:rPr>
-          <w:rPr>
-            <w:color w:val="0000EE"/>
-            <w:u w:val="single"/>
-          </w:rPr>
-          <w:t>7:17</w:t>
-        </w:r>
-      </w:hyperlink>
-      <w:r>
-        <w:rPr>
-          <w:lang w:val="zh_TW" w:bidi="zh_TW"/>
-        </w:rPr>
-        <w:t>；</w:t>
-      </w:r>
-      <w:hyperlink r:id="rId41">
-        <w:r>
-          <w:rPr>
-            <w:lang w:val="zh_TW" w:bidi="zh_TW"/>
-          </w:rPr>
-          <w:rPr>
-            <w:color w:val="0000EE"/>
-            <w:u w:val="single"/>
-          </w:rPr>
-          <w:t>何9:17</w:t>
-        </w:r>
-      </w:hyperlink>
-      <w:r>
-        <w:rPr>
-          <w:lang w:val="zh_TW" w:bidi="zh_TW"/>
-        </w:rPr>
-        <w:t>）。君王一次又一次證明自己不配擔任這職分。</w:t>
-      </w:r>
-    </w:p>
-    <w:p>
-      <w:pPr/>
-      <w:r>
-        <w:rPr>
-          <w:lang w:val="zh_TW" w:bidi="zh_TW"/>
-        </w:rPr>
-      </w:r>
-      <w:r>
-        <w:rPr>
-          <w:lang w:val="zh_TW" w:bidi="zh_TW"/>
-        </w:rPr>
-        <w:t>當百姓執意行惡時，耶利米宣告尼布甲尼撒要成為耶和華的器皿，把他們趕出那地（</w:t>
-      </w:r>
-      <w:hyperlink r:id="rId42">
-        <w:r>
-          <w:rPr>
-            <w:lang w:val="zh_TW" w:bidi="zh_TW"/>
-          </w:rPr>
-          <w:rPr>
-            <w:color w:val="0000EE"/>
-            <w:u w:val="single"/>
-          </w:rPr>
-          <w:t>耶21:2，</w:t>
-        </w:r>
-      </w:hyperlink>
-      <w:hyperlink r:id="rId43">
-        <w:r>
-          <w:rPr>
-            <w:lang w:val="zh_TW" w:bidi="zh_TW"/>
-          </w:rPr>
-          <w:rPr>
-            <w:color w:val="0000EE"/>
-            <w:u w:val="single"/>
-          </w:rPr>
-          <w:t>22:25，</w:t>
-        </w:r>
-      </w:hyperlink>
-      <w:hyperlink r:id="rId44">
-        <w:r>
-          <w:rPr>
-            <w:lang w:val="zh_TW" w:bidi="zh_TW"/>
-          </w:rPr>
-          <w:rPr>
-            <w:color w:val="0000EE"/>
-            <w:u w:val="single"/>
-          </w:rPr>
-          <w:t>25:8–9，</w:t>
-        </w:r>
-      </w:hyperlink>
-      <w:hyperlink r:id="rId45">
-        <w:r>
-          <w:rPr>
-            <w:lang w:val="zh_TW" w:bidi="zh_TW"/>
-          </w:rPr>
-          <w:rPr>
-            <w:color w:val="0000EE"/>
-            <w:u w:val="single"/>
-          </w:rPr>
-          <w:t>27:6，</w:t>
-        </w:r>
-      </w:hyperlink>
-      <w:hyperlink r:id="rId46">
-        <w:r>
-          <w:rPr>
-            <w:lang w:val="zh_TW" w:bidi="zh_TW"/>
-          </w:rPr>
-          <w:rPr>
-            <w:color w:val="0000EE"/>
-            <w:u w:val="single"/>
-          </w:rPr>
-          <w:t>28:14，</w:t>
-        </w:r>
-      </w:hyperlink>
-      <w:hyperlink r:id="rId47">
-        <w:r>
-          <w:rPr>
-            <w:lang w:val="zh_TW" w:bidi="zh_TW"/>
-          </w:rPr>
-          <w:rPr>
-            <w:color w:val="0000EE"/>
-            <w:u w:val="single"/>
-          </w:rPr>
-          <w:t>29:21</w:t>
-        </w:r>
-      </w:hyperlink>
-      <w:r>
-        <w:rPr>
-          <w:lang w:val="zh_TW" w:bidi="zh_TW"/>
-        </w:rPr>
-        <w:t>）。然而，耶利米與其他先知也把眼光放在被擄以後，宣告將來會復興與歸回應許之地（</w:t>
-      </w:r>
-      <w:hyperlink r:id="rId48">
-        <w:r>
-          <w:rPr>
-            <w:lang w:val="zh_TW" w:bidi="zh_TW"/>
-          </w:rPr>
-          <w:rPr>
-            <w:color w:val="0000EE"/>
-            <w:u w:val="single"/>
-          </w:rPr>
-          <w:t>耶32:6–25</w:t>
-        </w:r>
-      </w:hyperlink>
-      <w:r>
-        <w:rPr>
-          <w:lang w:val="zh_TW" w:bidi="zh_TW"/>
-        </w:rPr>
-        <w:t>）。在歷史上，這些事實際成就於波斯王塞魯士大帝統治時期（公元前538年），並記載在以斯拉記和尼希米記中。</w:t>
-      </w:r>
-    </w:p>
-    <w:p>
-      <w:pPr/>
-      <w:r>
-        <w:rPr>
-          <w:lang w:val="zh_TW" w:bidi="zh_TW"/>
-        </w:rPr>
-      </w:r>
-      <w:r>
-        <w:rPr>
-          <w:lang w:val="zh_TW" w:bidi="zh_TW"/>
-        </w:rPr>
-        <w:t>在解釋時出現的難題，就是要尋找某些有關被擄歸回的預言，如何得到充分的應驗（參</w:t>
-      </w:r>
-      <w:hyperlink r:id="rId49">
-        <w:r>
-          <w:rPr>
-            <w:lang w:val="zh_TW" w:bidi="zh_TW"/>
-          </w:rPr>
-          <w:rPr>
-            <w:color w:val="0000EE"/>
-            <w:u w:val="single"/>
-          </w:rPr>
-          <w:t>結37章</w:t>
-        </w:r>
-      </w:hyperlink>
-      <w:r>
-        <w:rPr>
-          <w:lang w:val="zh_TW" w:bidi="zh_TW"/>
-        </w:rPr>
-        <w:t>；</w:t>
-      </w:r>
-      <w:hyperlink r:id="rId50">
-        <w:r>
-          <w:rPr>
-            <w:lang w:val="zh_TW" w:bidi="zh_TW"/>
-          </w:rPr>
-          <w:rPr>
-            <w:color w:val="0000EE"/>
-            <w:u w:val="single"/>
-          </w:rPr>
-          <w:t>摩9:14–15</w:t>
-        </w:r>
-      </w:hyperlink>
-      <w:r>
-        <w:rPr>
-          <w:lang w:val="zh_TW" w:bidi="zh_TW"/>
-        </w:rPr>
-        <w:t>），因為這些預言描繪的是在一位大衛後裔君王統治下，以色列將大大昌盛，並且永遠得享那地為業。兩約之間似乎並不能成為這些預言的合理應驗。</w:t>
-      </w:r>
-    </w:p>
-    <w:p>
-      <w:pPr>
-        <w:pStyle w:val="Heading3"/>
-      </w:pPr>
-      <w:r>
-        <w:rPr>
-          <w:lang w:val="zh_TW" w:bidi="zh_TW"/>
-        </w:rPr>
-        <w:t>土地與新約</w:t>
-      </w:r>
-    </w:p>
-    <w:p>
-      <w:pPr/>
-      <w:r>
-        <w:rPr>
-          <w:lang w:val="zh_TW" w:bidi="zh_TW"/>
-        </w:rPr>
-      </w:r>
-      <w:r>
-        <w:rPr>
-          <w:lang w:val="zh_TW" w:bidi="zh_TW"/>
-        </w:rPr>
-        <w:t>在新約聖經裡，「土地」的主題不再那麼突出，並且多半被賦予屬靈的象徵意義。希伯來書的作者暗示，亞伯拉罕明白這土地的應許並不只是地理上的成就，而是指向更高且更令人滿足的天家。亞伯拉看透了世界上一切事物的不完全與暫時性，所以眼光超越了土地應許在今世的成就，仰望那有根基的城，就是神所經營所建造的（</w:t>
-      </w:r>
-      <w:hyperlink r:id="rId51">
-        <w:r>
-          <w:rPr>
-            <w:lang w:val="zh_TW" w:bidi="zh_TW"/>
-          </w:rPr>
-          <w:rPr>
-            <w:color w:val="0000EE"/>
-            <w:u w:val="single"/>
-          </w:rPr>
-          <w:t>來11:10</w:t>
-        </w:r>
-      </w:hyperlink>
-      <w:r>
-        <w:rPr>
-          <w:lang w:val="zh_TW" w:bidi="zh_TW"/>
-        </w:rPr>
-        <w:t>），並且尋求一個「更美的家鄉，就是在天上的」（</w:t>
-      </w:r>
-      <w:hyperlink r:id="rId52">
-        <w:r>
-          <w:rPr>
-            <w:lang w:val="zh_TW" w:bidi="zh_TW"/>
-          </w:rPr>
-          <w:rPr>
-            <w:color w:val="0000EE"/>
-            <w:u w:val="single"/>
-          </w:rPr>
-          <w:t>16節</w:t>
-        </w:r>
-      </w:hyperlink>
-      <w:r>
-        <w:rPr>
-          <w:lang w:val="zh_TW" w:bidi="zh_TW"/>
-        </w:rPr>
-        <w:t>）。在新約聖經中，以色列所得的土地應許與進入迦南，被理解為預表將來神子民要進入的天上安息（</w:t>
-      </w:r>
-      <w:hyperlink r:id="rId53">
-        <w:r>
-          <w:rPr>
-            <w:lang w:val="zh_TW" w:bidi="zh_TW"/>
-          </w:rPr>
-          <w:rPr>
-            <w:color w:val="0000EE"/>
-            <w:u w:val="single"/>
-          </w:rPr>
-          <w:t>來3–4章</w:t>
-        </w:r>
-      </w:hyperlink>
-      <w:r>
-        <w:rPr>
-          <w:lang w:val="zh_TW" w:bidi="zh_TW"/>
-        </w:rPr>
-        <w:t>）。或許，這也解釋了舊約聖經為何強調以色列人遵行神律法與承受土地之間的關聯。當以色列人未能活出聖潔，他們就失去預表蒙福的資格，因此不得進入那地，或被逐出那地。新約聖經顯明，神的旨意是為祂的子民預備一個永恆的家鄉。在那裡，神這位君王直接而公義地掌權，萬事都順服祂的旨意，死亡與罪惡被廢去，祂子民一切的需要都要完全得著滿足（</w:t>
-      </w:r>
-      <w:hyperlink r:id="rId54">
-        <w:r>
-          <w:rPr>
-            <w:lang w:val="zh_TW" w:bidi="zh_TW"/>
-          </w:rPr>
-          <w:rPr>
-            <w:color w:val="0000EE"/>
-            <w:u w:val="single"/>
-          </w:rPr>
-          <w:t>來11:13–16</w:t>
-        </w:r>
-      </w:hyperlink>
-      <w:r>
-        <w:rPr>
-          <w:lang w:val="zh_TW" w:bidi="zh_TW"/>
-        </w:rPr>
-        <w:t>；</w:t>
-      </w:r>
-      <w:hyperlink r:id="rId55">
-        <w:r>
-          <w:rPr>
-            <w:lang w:val="zh_TW" w:bidi="zh_TW"/>
-          </w:rPr>
-          <w:rPr>
-            <w:color w:val="0000EE"/>
-            <w:u w:val="single"/>
-          </w:rPr>
-          <w:t>啟21章</w:t>
-        </w:r>
-      </w:hyperlink>
-      <w:r>
-        <w:rPr>
-          <w:lang w:val="zh_TW" w:bidi="zh_TW"/>
-        </w:rPr>
-        <w:t>）。</w:t>
-      </w:r>
-    </w:p>
-    <w:p>
-      <w:pPr/>
-      <w:r>
-        <w:rPr>
-          <w:lang w:val="zh_TW" w:bidi="zh_TW"/>
-        </w:rPr>
-      </w:r>
-      <w:r>
-        <w:rPr>
-          <w:lang w:val="zh_TW" w:bidi="zh_TW"/>
-        </w:rPr>
-        <w:t>一些人認為，舊約有關土地的應許僅具有預表性的意義。因著基督道成肉身的光照，凡聖經中有關將來那地的應許，都要在教會裡得著屬靈層面得著應驗。如今教會就是新的以色列，承受舊約聖經應許的後嗣。因為神的國如今是一個屬靈的現實，所以若仍期待舊約中有關以色列歸回那地、並在大衛之子基督的統治下，進入和平與昌盛時期的預言，在將來會有實際的應驗，就被視為誤解舊約（參</w:t>
-      </w:r>
-      <w:hyperlink r:id="rId56">
-        <w:r>
-          <w:rPr>
-            <w:lang w:val="zh_TW" w:bidi="zh_TW"/>
-          </w:rPr>
-          <w:rPr>
-            <w:color w:val="0000EE"/>
-            <w:u w:val="single"/>
-          </w:rPr>
-          <w:t>賽2:1–5，</w:t>
-        </w:r>
-      </w:hyperlink>
-      <w:hyperlink r:id="rId57">
-        <w:r>
-          <w:rPr>
-            <w:lang w:val="zh_TW" w:bidi="zh_TW"/>
-          </w:rPr>
-          <w:rPr>
-            <w:color w:val="0000EE"/>
-            <w:u w:val="single"/>
-          </w:rPr>
-          <w:t>11:6–11；</w:t>
-        </w:r>
-      </w:hyperlink>
-      <w:hyperlink r:id="rId49">
-        <w:r>
-          <w:rPr>
-            <w:lang w:val="zh_TW" w:bidi="zh_TW"/>
-          </w:rPr>
-          <w:rPr>
-            <w:color w:val="0000EE"/>
-            <w:u w:val="single"/>
-          </w:rPr>
-          <w:t>結37；</w:t>
-        </w:r>
-      </w:hyperlink>
-      <w:hyperlink r:id="rId50">
-        <w:r>
-          <w:rPr>
-            <w:lang w:val="zh_TW" w:bidi="zh_TW"/>
-          </w:rPr>
-          <w:rPr>
-            <w:color w:val="0000EE"/>
-            <w:u w:val="single"/>
-          </w:rPr>
-          <w:t>摩9:14–15</w:t>
-        </w:r>
-      </w:hyperlink>
-      <w:r>
-        <w:rPr>
-          <w:lang w:val="zh_TW" w:bidi="zh_TW"/>
-        </w:rPr>
-        <w:t>）。住在基督裡，就被看作是對舊約時代有形地理應許的充分應驗。</w:t>
-      </w:r>
-    </w:p>
-    <w:p>
-      <w:pPr/>
-      <w:r>
-        <w:rPr>
-          <w:lang w:val="zh_TW" w:bidi="zh_TW"/>
-        </w:rPr>
-      </w:r>
-      <w:r>
-        <w:rPr>
-          <w:lang w:val="zh_TW" w:bidi="zh_TW"/>
-        </w:rPr>
-        <w:t>另一些人雖然不否認這些舊約現實具有預表性的意義，但他們認為有關土地的應許，仍然在其原本的具體、地理層面上有效。他們指出，保羅在</w:t>
-      </w:r>
-      <w:hyperlink r:id="rId58">
-        <w:r>
-          <w:rPr>
-            <w:lang w:val="zh_TW" w:bidi="zh_TW"/>
-          </w:rPr>
-          <w:rPr>
-            <w:color w:val="0000EE"/>
-            <w:u w:val="single"/>
-          </w:rPr>
-          <w:t>羅馬書九至十一章</w:t>
-        </w:r>
-      </w:hyperlink>
-      <w:r>
-        <w:rPr>
-          <w:lang w:val="zh_TW" w:bidi="zh_TW"/>
-        </w:rPr>
-        <w:t>論證，以色列民族仍有未來。雖然以色列在歷史中不斷不順服神，最終更拒絕彌賽亞，但神的揀選與呼召是不可廢棄的，以色列仍要被接回到那棵他們先前被折下的橄欖樹上。路加福音記載，耶路撒冷要被外邦人踐踏，直到外邦人的日期滿足（</w:t>
-      </w:r>
-      <w:hyperlink r:id="rId59">
-        <w:r>
-          <w:rPr>
-            <w:lang w:val="zh_TW" w:bidi="zh_TW"/>
-          </w:rPr>
-          <w:rPr>
-            <w:color w:val="0000EE"/>
-            <w:u w:val="single"/>
-          </w:rPr>
-          <w:t>路21:24</w:t>
-        </w:r>
-      </w:hyperlink>
-      <w:r>
-        <w:rPr>
-          <w:lang w:val="zh_TW" w:bidi="zh_TW"/>
-        </w:rPr>
-        <w:t>），表明將來必有一個時期，耶路撒冷要再度歸於猶太民族。然而，這並不必然意味著今日的以色列國，就是直接應驗舊約應許的歸回。舊約顯明，歸回的契機要出於信心（</w:t>
-      </w:r>
-      <w:hyperlink r:id="rId60">
-        <w:r>
-          <w:rPr>
-            <w:lang w:val="zh_TW" w:bidi="zh_TW"/>
-          </w:rPr>
-          <w:rPr>
-            <w:color w:val="0000EE"/>
-            <w:u w:val="single"/>
-          </w:rPr>
-          <w:t>申30:1–16</w:t>
-        </w:r>
-      </w:hyperlink>
-      <w:r>
-        <w:rPr>
-          <w:lang w:val="zh_TW" w:bidi="zh_TW"/>
-        </w:rPr>
-        <w:t>）；以色列人今天回到故土，卻仍舊不信神。同時，猶太民族在歷世歷代中的奇妙保存，以及近代以色列國的重建，也許可以理解為預示或徵象，舊約土地的應許將來會更完全成就。</w:t>
+          <w:i/>
+          <w:lang w:val="zh_TW" w:bidi="zh_TW"/>
+        </w:rPr>
+        <w:t>另見</w:t>
+      </w:r>
+      <w:r>
+        <w:rPr>
+          <w:lang w:val="zh_TW" w:bidi="zh_TW"/>
+        </w:rPr>
+        <w:t xml:space="preserve"> </w:t>
+      </w:r>
+      <w:r>
+        <w:rPr>
+          <w:lang w:val="zh_TW" w:bidi="zh_TW"/>
+        </w:rPr>
+        <w:t>地獄（欣嫩子谷）；</w:t>
+      </w:r>
+      <w:r>
+        <w:rPr>
+          <w:lang w:val="zh_TW" w:bidi="zh_TW"/>
+        </w:rPr>
+        <w:t>陰間；</w:t>
+      </w:r>
+      <w:r>
+        <w:rPr>
+          <w:lang w:val="zh_TW" w:bidi="zh_TW"/>
+        </w:rPr>
+        <w:t>天（天堂）；</w:t>
+      </w:r>
+      <w:r>
+        <w:rPr>
+          <w:lang w:val="zh_TW" w:bidi="zh_TW"/>
+        </w:rPr>
+        <w:t>地獄；</w:t>
+      </w:r>
+      <w:r>
+        <w:rPr>
+          <w:lang w:val="zh_TW" w:bidi="zh_TW"/>
+        </w:rPr>
+        <w:t>中間狀態；</w:t>
+      </w:r>
+      <w:r>
+        <w:rPr>
+          <w:lang w:val="zh_TW" w:bidi="zh_TW"/>
+        </w:rPr>
+        <w:t>樂園；</w:t>
+      </w:r>
+      <w:r>
+        <w:rPr>
+          <w:lang w:val="zh_TW" w:bidi="zh_TW"/>
+        </w:rPr>
+        <w:t>陰間</w:t>
+      </w:r>
+      <w:r>
+        <w:rPr>
+          <w:lang w:val="zh_TW" w:bidi="zh_TW"/>
+        </w:rPr>
+        <w:t>。</w:t>
       </w:r>
       <w:r>
         <w:rPr>

--- a/zht/docx/146.content.docx
+++ b/zht/docx/146.content.docx
@@ -19,7 +19,7 @@
         <w:rPr>
           <w:lang w:val="zh_TW" w:bidi="zh_TW"/>
         </w:rPr>
-        <w:t>Resource: Tyndale Open Bible Dictionary</w:t>
+        <w:t>Resource: Aquifer Open Bible Dictionary</w:t>
       </w:r>
       <w:r>
         <w:rPr>
@@ -112,7 +112,7 @@
         <w:rPr>
           <w:lang w:val="zh_TW" w:bidi="zh_TW"/>
         </w:rPr>
-        <w:t>Tyndale Open Bible Dictionary</w:t>
+        <w:t>Aquifer Open Bible Dictionary</w:t>
       </w:r>
     </w:p>
     <w:p>
@@ -149,7 +149,7 @@
         <w:rPr>
           <w:lang w:val="zh_TW" w:bidi="zh_TW"/>
         </w:rPr>
-        <w:t>si</w:t>
+        <w:t>shun</w:t>
       </w:r>
       <w:r>
         <w:rPr>
@@ -212,7 +212,7 @@
         <w:rPr>
           <w:lang w:val="zh_TW" w:bidi="zh_TW"/>
         </w:rPr>
-        <w:t>死海</w:t>
+        <w:t>順服</w:t>
       </w:r>
       <w:r>
         <w:rPr>
@@ -231,7 +231,21 @@
         <w:rPr>
           <w:lang w:val="zh_TW" w:bidi="zh_TW"/>
         </w:rPr>
-        <w:t>大型鹹水湖，約旦河流入其中。自希臘時期以來，西方文化稱其為「死海」。然而，在舊約聖經中，它常被稱為「鹽海」（</w:t>
+        <w:t>服從權威的約束或命令的行為或實例，這是對上級要求或請求的服從。希伯來文和希臘文中，表示順服的一般詞語都指聽從或聆聽上級權威的命令。另一個重要的希臘文詞彙包含了服從權威的意思，表示將自己安排在有指揮權的人之下。第三個希臘文詞彙則表明順服更多是出於說服力而非單純的服從。</w:t>
+      </w:r>
+    </w:p>
+    <w:p>
+      <w:pPr/>
+      <w:r>
+        <w:rPr>
+          <w:lang w:val="zh_TW" w:bidi="zh_TW"/>
+        </w:rPr>
+      </w:r>
+      <w:r>
+        <w:rPr>
+          <w:lang w:val="zh_TW" w:bidi="zh_TW"/>
+        </w:rPr>
+        <w:t>順服神和人的權柄是舊約和新約中強調的義務。亞伯拉罕在一次事件中因為聽從神的命令，把以撒獻在祭壇上，而得到更多的祝福（</w:t>
       </w:r>
       <w:hyperlink r:id="rId13">
         <w:r>
@@ -242,14 +256,14 @@
             <w:color w:val="0000EE"/>
             <w:u w:val="single"/>
           </w:rPr>
-          <w:t>創14:3</w:t>
+          <w:t>創22:18</w:t>
         </w:r>
       </w:hyperlink>
       <w:r>
         <w:rPr>
           <w:lang w:val="zh_TW" w:bidi="zh_TW"/>
         </w:rPr>
-        <w:t>；</w:t>
+        <w:t>；參</w:t>
       </w:r>
       <w:hyperlink r:id="rId14">
         <w:r>
@@ -260,14 +274,14 @@
             <w:color w:val="0000EE"/>
             <w:u w:val="single"/>
           </w:rPr>
-          <w:t>民34:3、12</w:t>
+          <w:t>26:5</w:t>
         </w:r>
       </w:hyperlink>
       <w:r>
         <w:rPr>
           <w:lang w:val="zh_TW" w:bidi="zh_TW"/>
         </w:rPr>
-        <w:t>；</w:t>
+        <w:t>）。神會繼續祝福以色列，因為在西奈山立了約，但這取決於他們是否聽從神的聲音並遵守神的約（</w:t>
       </w:r>
       <w:hyperlink r:id="rId15">
         <w:r>
@@ -278,14 +292,14 @@
             <w:color w:val="0000EE"/>
             <w:u w:val="single"/>
           </w:rPr>
-          <w:t>申3:17</w:t>
+          <w:t>出19:5</w:t>
         </w:r>
       </w:hyperlink>
       <w:r>
         <w:rPr>
           <w:lang w:val="zh_TW" w:bidi="zh_TW"/>
         </w:rPr>
-        <w:t>；</w:t>
+        <w:t>）。當他們即將進入迦南時，摩西將祝福和詛咒擺在以色列人面前——若他們聽從並遵守耶和華的誡命，便得祝福；若不聽從，便遭詛咒（</w:t>
       </w:r>
       <w:hyperlink r:id="rId16">
         <w:r>
@@ -296,14 +310,28 @@
             <w:color w:val="0000EE"/>
             <w:u w:val="single"/>
           </w:rPr>
-          <w:t>書3:16</w:t>
+          <w:t>申11:22–28</w:t>
         </w:r>
       </w:hyperlink>
       <w:r>
         <w:rPr>
           <w:lang w:val="zh_TW" w:bidi="zh_TW"/>
         </w:rPr>
-        <w:t>，</w:t>
+        <w:t>）。</w:t>
+      </w:r>
+    </w:p>
+    <w:p>
+      <w:pPr/>
+      <w:r>
+        <w:rPr>
+          <w:lang w:val="zh_TW" w:bidi="zh_TW"/>
+        </w:rPr>
+      </w:r>
+      <w:r>
+        <w:rPr>
+          <w:lang w:val="zh_TW" w:bidi="zh_TW"/>
+        </w:rPr>
+        <w:t>申命記警告說，頑梗悖逆的兒子首先會受到懲罰，如果他們執意不聽，最終會被石頭打死（</w:t>
       </w:r>
       <w:hyperlink r:id="rId17">
         <w:r>
@@ -314,14 +342,28 @@
             <w:color w:val="0000EE"/>
             <w:u w:val="single"/>
           </w:rPr>
-          <w:t>12:3</w:t>
+          <w:t>申21:18–21</w:t>
         </w:r>
       </w:hyperlink>
       <w:r>
         <w:rPr>
           <w:lang w:val="zh_TW" w:bidi="zh_TW"/>
         </w:rPr>
-        <w:t>，</w:t>
+        <w:t>）。</w:t>
+      </w:r>
+    </w:p>
+    <w:p>
+      <w:pPr/>
+      <w:r>
+        <w:rPr>
+          <w:lang w:val="zh_TW" w:bidi="zh_TW"/>
+        </w:rPr>
+      </w:r>
+      <w:r>
+        <w:rPr>
+          <w:lang w:val="zh_TW" w:bidi="zh_TW"/>
+        </w:rPr>
+        <w:t>一個人是否為神的兒女，其標誌之一是持續遵守神的誡命（</w:t>
       </w:r>
       <w:hyperlink r:id="rId18">
         <w:r>
@@ -332,14 +374,14 @@
             <w:color w:val="0000EE"/>
             <w:u w:val="single"/>
           </w:rPr>
-          <w:t>15:2、5</w:t>
+          <w:t>約一2:3–5</w:t>
         </w:r>
       </w:hyperlink>
       <w:r>
         <w:rPr>
           <w:lang w:val="zh_TW" w:bidi="zh_TW"/>
         </w:rPr>
-        <w:t>，</w:t>
+        <w:t>）。耶穌說，那些愛祂的人會遵守祂的命令（</w:t>
       </w:r>
       <w:hyperlink r:id="rId19">
         <w:r>
@@ -350,14 +392,82 @@
             <w:color w:val="0000EE"/>
             <w:u w:val="single"/>
           </w:rPr>
-          <w:t>18:19</w:t>
+          <w:t>約14:15</w:t>
         </w:r>
       </w:hyperlink>
       <w:r>
         <w:rPr>
           <w:lang w:val="zh_TW" w:bidi="zh_TW"/>
         </w:rPr>
-        <w:t>）。該湖中含有大量的鹽，這在古代是寶貴的資源。聖經也稱死海為：</w:t>
+        <w:t>）。彼得在談到基督徒時，稱他們為「順命的兒女」（</w:t>
+      </w:r>
+      <w:hyperlink r:id="rId20">
+        <w:r>
+          <w:rPr>
+            <w:lang w:val="zh_TW" w:bidi="zh_TW"/>
+          </w:rPr>
+          <w:rPr>
+            <w:color w:val="0000EE"/>
+            <w:u w:val="single"/>
+          </w:rPr>
+          <w:t>彼前1:14</w:t>
+        </w:r>
+      </w:hyperlink>
+      <w:r>
+        <w:rPr>
+          <w:lang w:val="zh_TW" w:bidi="zh_TW"/>
+        </w:rPr>
+        <w:t>；見</w:t>
+      </w:r>
+      <w:hyperlink r:id="rId21">
+        <w:r>
+          <w:rPr>
+            <w:lang w:val="zh_TW" w:bidi="zh_TW"/>
+          </w:rPr>
+          <w:rPr>
+            <w:color w:val="0000EE"/>
+            <w:u w:val="single"/>
+          </w:rPr>
+          <w:t>來5:9</w:t>
+        </w:r>
+      </w:hyperlink>
+      <w:r>
+        <w:rPr>
+          <w:lang w:val="zh_TW" w:bidi="zh_TW"/>
+        </w:rPr>
+        <w:t>，</w:t>
+      </w:r>
+      <w:hyperlink r:id="rId22">
+        <w:r>
+          <w:rPr>
+            <w:lang w:val="zh_TW" w:bidi="zh_TW"/>
+          </w:rPr>
+          <w:rPr>
+            <w:color w:val="0000EE"/>
+            <w:u w:val="single"/>
+          </w:rPr>
+          <w:t>11:8</w:t>
+        </w:r>
+      </w:hyperlink>
+      <w:r>
+        <w:rPr>
+          <w:lang w:val="zh_TW" w:bidi="zh_TW"/>
+        </w:rPr>
+        <w:t>）。</w:t>
+      </w:r>
+    </w:p>
+    <w:p>
+      <w:pPr/>
+      <w:r>
+        <w:rPr>
+          <w:lang w:val="zh_TW" w:bidi="zh_TW"/>
+        </w:rPr>
+      </w:r>
+      <w:r>
+        <w:rPr>
+          <w:lang w:val="zh_TW" w:bidi="zh_TW"/>
+        </w:rPr>
+        <w:t>基督徒應該順服多種人：</w:t>
       </w:r>
     </w:p>
     <w:p>
@@ -375,9 +485,9 @@
         <w:rPr>
           <w:lang w:val="zh_TW" w:bidi="zh_TW"/>
         </w:rPr>
-        <w:t>亞拉巴海（</w:t>
-      </w:r>
-      <w:hyperlink r:id="rId15">
+        <w:t>信徒應該順服主（</w:t>
+      </w:r>
+      <w:hyperlink r:id="rId23">
         <w:r>
           <w:rPr>
             <w:lang w:val="zh_TW" w:bidi="zh_TW"/>
@@ -386,7 +496,7 @@
             <w:color w:val="0000EE"/>
             <w:u w:val="single"/>
           </w:rPr>
-          <w:t>申3:17</w:t>
+          <w:t>約14:21–24</w:t>
         </w:r>
       </w:hyperlink>
       <w:r>
@@ -395,7 +505,7 @@
         </w:rPr>
         <w:t>，</w:t>
       </w:r>
-      <w:hyperlink r:id="rId20">
+      <w:hyperlink r:id="rId24">
         <w:r>
           <w:rPr>
             <w:lang w:val="zh_TW" w:bidi="zh_TW"/>
@@ -404,68 +514,14 @@
             <w:color w:val="0000EE"/>
             <w:u w:val="single"/>
           </w:rPr>
-          <w:t>4:49</w:t>
+          <w:t>15:10</w:t>
         </w:r>
       </w:hyperlink>
       <w:r>
         <w:rPr>
           <w:lang w:val="zh_TW" w:bidi="zh_TW"/>
         </w:rPr>
-        <w:t>；</w:t>
-      </w:r>
-      <w:hyperlink r:id="rId16">
-        <w:r>
-          <w:rPr>
-            <w:lang w:val="zh_TW" w:bidi="zh_TW"/>
-          </w:rPr>
-          <w:rPr>
-            <w:color w:val="0000EE"/>
-            <w:u w:val="single"/>
-          </w:rPr>
-          <w:t>書3:16</w:t>
-        </w:r>
-      </w:hyperlink>
-      <w:r>
-        <w:rPr>
-          <w:lang w:val="zh_TW" w:bidi="zh_TW"/>
-        </w:rPr>
-        <w:t>，</w:t>
-      </w:r>
-      <w:hyperlink r:id="rId17">
-        <w:r>
-          <w:rPr>
-            <w:lang w:val="zh_TW" w:bidi="zh_TW"/>
-          </w:rPr>
-          <w:rPr>
-            <w:color w:val="0000EE"/>
-            <w:u w:val="single"/>
-          </w:rPr>
-          <w:t>12:3</w:t>
-        </w:r>
-      </w:hyperlink>
-      <w:r>
-        <w:rPr>
-          <w:lang w:val="zh_TW" w:bidi="zh_TW"/>
-        </w:rPr>
-        <w:t>；</w:t>
-      </w:r>
-      <w:hyperlink r:id="rId21">
-        <w:r>
-          <w:rPr>
-            <w:lang w:val="zh_TW" w:bidi="zh_TW"/>
-          </w:rPr>
-          <w:rPr>
-            <w:color w:val="0000EE"/>
-            <w:u w:val="single"/>
-          </w:rPr>
-          <w:t>王下14:25</w:t>
-        </w:r>
-      </w:hyperlink>
-      <w:r>
-        <w:rPr>
-          <w:lang w:val="zh_TW" w:bidi="zh_TW"/>
-        </w:rPr>
-        <w:t>）</w:t>
+        <w:t>）。</w:t>
       </w:r>
     </w:p>
     <w:p>
@@ -483,9 +539,9 @@
         <w:rPr>
           <w:lang w:val="zh_TW" w:bidi="zh_TW"/>
         </w:rPr>
-        <w:t>東海（</w:t>
-      </w:r>
-      <w:hyperlink r:id="rId22">
+        <w:t>妻子應該順服丈夫（</w:t>
+      </w:r>
+      <w:hyperlink r:id="rId25">
         <w:r>
           <w:rPr>
             <w:lang w:val="zh_TW" w:bidi="zh_TW"/>
@@ -494,7 +550,7 @@
             <w:color w:val="0000EE"/>
             <w:u w:val="single"/>
           </w:rPr>
-          <w:t>結47:18</w:t>
+          <w:t>弗5:22–24</w:t>
         </w:r>
       </w:hyperlink>
       <w:r>
@@ -503,7 +559,7 @@
         </w:rPr>
         <w:t>；</w:t>
       </w:r>
-      <w:hyperlink r:id="rId23">
+      <w:hyperlink r:id="rId26">
         <w:r>
           <w:rPr>
             <w:lang w:val="zh_TW" w:bidi="zh_TW"/>
@@ -512,7 +568,7 @@
             <w:color w:val="0000EE"/>
             <w:u w:val="single"/>
           </w:rPr>
-          <w:t>珥2:20</w:t>
+          <w:t>西3:18</w:t>
         </w:r>
       </w:hyperlink>
       <w:r>
@@ -521,7 +577,7 @@
         </w:rPr>
         <w:t>；</w:t>
       </w:r>
-      <w:hyperlink r:id="rId24">
+      <w:hyperlink r:id="rId27">
         <w:r>
           <w:rPr>
             <w:lang w:val="zh_TW" w:bidi="zh_TW"/>
@@ -530,14 +586,248 @@
             <w:color w:val="0000EE"/>
             <w:u w:val="single"/>
           </w:rPr>
-          <w:t>亞14:8</w:t>
+          <w:t>多2:5</w:t>
         </w:r>
       </w:hyperlink>
       <w:r>
         <w:rPr>
           <w:lang w:val="zh_TW" w:bidi="zh_TW"/>
         </w:rPr>
-        <w:t>）</w:t>
+        <w:t>；</w:t>
+      </w:r>
+      <w:hyperlink r:id="rId28">
+        <w:r>
+          <w:rPr>
+            <w:lang w:val="zh_TW" w:bidi="zh_TW"/>
+          </w:rPr>
+          <w:rPr>
+            <w:color w:val="0000EE"/>
+            <w:u w:val="single"/>
+          </w:rPr>
+          <w:t>彼前3:1、5</w:t>
+        </w:r>
+      </w:hyperlink>
+      <w:r>
+        <w:rPr>
+          <w:lang w:val="zh_TW" w:bidi="zh_TW"/>
+        </w:rPr>
+        <w:t>）。</w:t>
+      </w:r>
+    </w:p>
+    <w:p>
+      <w:pPr>
+        <w:pStyle w:val="ListBullet"/>
+        <w:spacing w:line="240" w:lineRule="auto"/>
+        <w:ind w:left="720"/>
+      </w:pPr>
+      <w:r>
+        <w:rPr>
+          <w:lang w:val="zh_TW" w:bidi="zh_TW"/>
+        </w:rPr>
+      </w:r>
+      <w:r>
+        <w:rPr>
+          <w:lang w:val="zh_TW" w:bidi="zh_TW"/>
+        </w:rPr>
+        <w:t>兒女要聽從父母（</w:t>
+      </w:r>
+      <w:hyperlink r:id="rId29">
+        <w:r>
+          <w:rPr>
+            <w:lang w:val="zh_TW" w:bidi="zh_TW"/>
+          </w:rPr>
+          <w:rPr>
+            <w:color w:val="0000EE"/>
+            <w:u w:val="single"/>
+          </w:rPr>
+          <w:t>弗6:1</w:t>
+        </w:r>
+      </w:hyperlink>
+      <w:r>
+        <w:rPr>
+          <w:lang w:val="zh_TW" w:bidi="zh_TW"/>
+        </w:rPr>
+        <w:t>；</w:t>
+      </w:r>
+      <w:hyperlink r:id="rId30">
+        <w:r>
+          <w:rPr>
+            <w:lang w:val="zh_TW" w:bidi="zh_TW"/>
+          </w:rPr>
+          <w:rPr>
+            <w:color w:val="0000EE"/>
+            <w:u w:val="single"/>
+          </w:rPr>
+          <w:t>西3:20</w:t>
+        </w:r>
+      </w:hyperlink>
+      <w:r>
+        <w:rPr>
+          <w:lang w:val="zh_TW" w:bidi="zh_TW"/>
+        </w:rPr>
+        <w:t>）。</w:t>
+      </w:r>
+    </w:p>
+    <w:p>
+      <w:pPr>
+        <w:pStyle w:val="ListBullet"/>
+        <w:spacing w:line="240" w:lineRule="auto"/>
+        <w:ind w:left="720"/>
+      </w:pPr>
+      <w:r>
+        <w:rPr>
+          <w:lang w:val="zh_TW" w:bidi="zh_TW"/>
+        </w:rPr>
+      </w:r>
+      <w:r>
+        <w:rPr>
+          <w:lang w:val="zh_TW" w:bidi="zh_TW"/>
+        </w:rPr>
+        <w:t>公民應該順服政府官員（</w:t>
+      </w:r>
+      <w:hyperlink r:id="rId31">
+        <w:r>
+          <w:rPr>
+            <w:lang w:val="zh_TW" w:bidi="zh_TW"/>
+          </w:rPr>
+          <w:rPr>
+            <w:color w:val="0000EE"/>
+            <w:u w:val="single"/>
+          </w:rPr>
+          <w:t>羅13:1–7</w:t>
+        </w:r>
+      </w:hyperlink>
+      <w:r>
+        <w:rPr>
+          <w:lang w:val="zh_TW" w:bidi="zh_TW"/>
+        </w:rPr>
+        <w:t>；</w:t>
+      </w:r>
+      <w:hyperlink r:id="rId32">
+        <w:r>
+          <w:rPr>
+            <w:lang w:val="zh_TW" w:bidi="zh_TW"/>
+          </w:rPr>
+          <w:rPr>
+            <w:color w:val="0000EE"/>
+            <w:u w:val="single"/>
+          </w:rPr>
+          <w:t>多3:1</w:t>
+        </w:r>
+      </w:hyperlink>
+      <w:r>
+        <w:rPr>
+          <w:lang w:val="zh_TW" w:bidi="zh_TW"/>
+        </w:rPr>
+        <w:t>；</w:t>
+      </w:r>
+      <w:hyperlink r:id="rId33">
+        <w:r>
+          <w:rPr>
+            <w:lang w:val="zh_TW" w:bidi="zh_TW"/>
+          </w:rPr>
+          <w:rPr>
+            <w:color w:val="0000EE"/>
+            <w:u w:val="single"/>
+          </w:rPr>
+          <w:t>彼前2:13–14</w:t>
+        </w:r>
+      </w:hyperlink>
+      <w:r>
+        <w:rPr>
+          <w:lang w:val="zh_TW" w:bidi="zh_TW"/>
+        </w:rPr>
+        <w:t>）。</w:t>
+      </w:r>
+    </w:p>
+    <w:p>
+      <w:pPr>
+        <w:pStyle w:val="ListBullet"/>
+        <w:spacing w:line="240" w:lineRule="auto"/>
+        <w:ind w:left="720"/>
+      </w:pPr>
+      <w:r>
+        <w:rPr>
+          <w:lang w:val="zh_TW" w:bidi="zh_TW"/>
+        </w:rPr>
+      </w:r>
+      <w:r>
+        <w:rPr>
+          <w:lang w:val="zh_TW" w:bidi="zh_TW"/>
+        </w:rPr>
+        <w:t>僕人應該順服主人（</w:t>
+      </w:r>
+      <w:hyperlink r:id="rId34">
+        <w:r>
+          <w:rPr>
+            <w:lang w:val="zh_TW" w:bidi="zh_TW"/>
+          </w:rPr>
+          <w:rPr>
+            <w:color w:val="0000EE"/>
+            <w:u w:val="single"/>
+          </w:rPr>
+          <w:t>弗6:5</w:t>
+        </w:r>
+      </w:hyperlink>
+      <w:r>
+        <w:rPr>
+          <w:lang w:val="zh_TW" w:bidi="zh_TW"/>
+        </w:rPr>
+        <w:t>；</w:t>
+      </w:r>
+      <w:hyperlink r:id="rId35">
+        <w:r>
+          <w:rPr>
+            <w:lang w:val="zh_TW" w:bidi="zh_TW"/>
+          </w:rPr>
+          <w:rPr>
+            <w:color w:val="0000EE"/>
+            <w:u w:val="single"/>
+          </w:rPr>
+          <w:t>西3:22</w:t>
+        </w:r>
+      </w:hyperlink>
+      <w:r>
+        <w:rPr>
+          <w:lang w:val="zh_TW" w:bidi="zh_TW"/>
+        </w:rPr>
+        <w:t>；</w:t>
+      </w:r>
+      <w:hyperlink r:id="rId36">
+        <w:r>
+          <w:rPr>
+            <w:lang w:val="zh_TW" w:bidi="zh_TW"/>
+          </w:rPr>
+          <w:rPr>
+            <w:color w:val="0000EE"/>
+            <w:u w:val="single"/>
+          </w:rPr>
+          <w:t>多2:9</w:t>
+        </w:r>
+      </w:hyperlink>
+      <w:r>
+        <w:rPr>
+          <w:lang w:val="zh_TW" w:bidi="zh_TW"/>
+        </w:rPr>
+        <w:t>；</w:t>
+      </w:r>
+      <w:hyperlink r:id="rId37">
+        <w:r>
+          <w:rPr>
+            <w:lang w:val="zh_TW" w:bidi="zh_TW"/>
+          </w:rPr>
+          <w:rPr>
+            <w:color w:val="0000EE"/>
+            <w:u w:val="single"/>
+          </w:rPr>
+          <w:t>彼前2:18</w:t>
+        </w:r>
+      </w:hyperlink>
+      <w:r>
+        <w:rPr>
+          <w:lang w:val="zh_TW" w:bidi="zh_TW"/>
+        </w:rPr>
+        <w:t>）。</w:t>
       </w:r>
     </w:p>
     <w:p>
@@ -551,61 +841,43 @@
         <w:rPr>
           <w:lang w:val="zh_TW" w:bidi="zh_TW"/>
         </w:rPr>
-        <w:t>其他古代作家將死海稱為：</w:t>
-      </w:r>
-    </w:p>
-    <w:p>
-      <w:pPr>
-        <w:pStyle w:val="ListBullet"/>
-        <w:spacing w:line="240" w:lineRule="auto"/>
-        <w:ind w:left="720"/>
-      </w:pPr>
-      <w:r>
-        <w:rPr>
-          <w:lang w:val="zh_TW" w:bidi="zh_TW"/>
-        </w:rPr>
-      </w:r>
-      <w:r>
-        <w:rPr>
-          <w:lang w:val="zh_TW" w:bidi="zh_TW"/>
-        </w:rPr>
-        <w:t>所多瑪海</w:t>
-      </w:r>
-    </w:p>
-    <w:p>
-      <w:pPr>
-        <w:pStyle w:val="ListBullet"/>
-        <w:spacing w:line="240" w:lineRule="auto"/>
-        <w:ind w:left="720"/>
-      </w:pPr>
-      <w:r>
-        <w:rPr>
-          <w:lang w:val="zh_TW" w:bidi="zh_TW"/>
-        </w:rPr>
-      </w:r>
-      <w:r>
-        <w:rPr>
-          <w:lang w:val="zh_TW" w:bidi="zh_TW"/>
-        </w:rPr>
-        <w:t>瀝青海</w:t>
-      </w:r>
-    </w:p>
-    <w:p>
-      <w:pPr>
-        <w:pStyle w:val="ListBullet"/>
-        <w:spacing w:line="240" w:lineRule="auto"/>
-        <w:ind w:left="720"/>
-      </w:pPr>
-      <w:r>
-        <w:rPr>
-          <w:lang w:val="zh_TW" w:bidi="zh_TW"/>
-        </w:rPr>
-      </w:r>
-      <w:r>
-        <w:rPr>
-          <w:lang w:val="zh_TW" w:bidi="zh_TW"/>
-        </w:rPr>
-        <w:t>羅得海</w:t>
+        <w:t>然而，儘管聖經非常強調順服，但這種順服從未成為在神面前稱義的基礎。保羅宣稱救恩是神的恩賜，會產生善行（</w:t>
+      </w:r>
+      <w:hyperlink r:id="rId38">
+        <w:r>
+          <w:rPr>
+            <w:lang w:val="zh_TW" w:bidi="zh_TW"/>
+          </w:rPr>
+          <w:rPr>
+            <w:color w:val="0000EE"/>
+            <w:u w:val="single"/>
+          </w:rPr>
+          <w:t>弗2:8–10</w:t>
+        </w:r>
+      </w:hyperlink>
+      <w:r>
+        <w:rPr>
+          <w:lang w:val="zh_TW" w:bidi="zh_TW"/>
+        </w:rPr>
+        <w:t>）。同樣，雅各也談到順服的行為是出於信心（</w:t>
+      </w:r>
+      <w:hyperlink r:id="rId39">
+        <w:r>
+          <w:rPr>
+            <w:lang w:val="zh_TW" w:bidi="zh_TW"/>
+          </w:rPr>
+          <w:rPr>
+            <w:color w:val="0000EE"/>
+            <w:u w:val="single"/>
+          </w:rPr>
+          <w:t>雅2:14–26</w:t>
+        </w:r>
+      </w:hyperlink>
+      <w:r>
+        <w:rPr>
+          <w:lang w:val="zh_TW" w:bidi="zh_TW"/>
+        </w:rPr>
+        <w:t>）。</w:t>
       </w:r>
     </w:p>
     <w:p>
@@ -619,243 +891,9 @@
         <w:rPr>
           <w:lang w:val="zh_TW" w:bidi="zh_TW"/>
         </w:rPr>
-        <w:t>新約聖經中沒有提到死海。</w:t>
-      </w:r>
-    </w:p>
-    <w:p>
-      <w:pPr>
-        <w:pStyle w:val="Heading3"/>
-      </w:pPr>
-      <w:r>
-        <w:rPr>
-          <w:lang w:val="zh_TW" w:bidi="zh_TW"/>
-        </w:rPr>
-        <w:t>死海位於何處？</w:t>
-      </w:r>
-    </w:p>
-    <w:p>
-      <w:pPr/>
-      <w:r>
-        <w:rPr>
-          <w:lang w:val="zh_TW" w:bidi="zh_TW"/>
-        </w:rPr>
-      </w:r>
-      <w:r>
-        <w:rPr>
-          <w:lang w:val="zh_TW" w:bidi="zh_TW"/>
-        </w:rPr>
-        <w:t>死海位於名為約旦谷的深谷中。這個谷也被稱為裂谷（the Rift Valley），因為它位於地球表面的狹長裂縫中。這個裂縫是世界上同類型裂縫中最長且最深的，始於土耳其南部的托羅斯山脈（Taurus Mountains），並穿過好幾個國家：敘利亞、黎巴嫩和巴勒斯坦。它還延伸穿過亞喀巴灣和紅海，最終到達東非的莫桑比克，在那裡被稱為非洲大裂谷（the Great African Rift Valley）。</w:t>
-      </w:r>
-    </w:p>
-    <w:p>
-      <w:pPr/>
-      <w:r>
-        <w:rPr>
-          <w:lang w:val="zh_TW" w:bidi="zh_TW"/>
-        </w:rPr>
-      </w:r>
-      <w:r>
-        <w:rPr>
-          <w:lang w:val="zh_TW" w:bidi="zh_TW"/>
-        </w:rPr>
-        <w:t>該谷寬3.2公里到24.1公里（2到15英里）不等。在最深處，靠近死海岸邊，裂谷下降到海平面以下396米（1300英尺），是地球上未被水覆蓋的最低點。</w:t>
-      </w:r>
-    </w:p>
-    <w:p>
-      <w:pPr>
-        <w:pStyle w:val="Heading3"/>
-      </w:pPr>
-      <w:r>
-        <w:rPr>
-          <w:lang w:val="zh_TW" w:bidi="zh_TW"/>
-        </w:rPr>
-        <w:t>死海有多大？</w:t>
-      </w:r>
-    </w:p>
-    <w:p>
-      <w:pPr/>
-      <w:r>
-        <w:rPr>
-          <w:lang w:val="zh_TW" w:bidi="zh_TW"/>
-        </w:rPr>
-      </w:r>
-      <w:r>
-        <w:rPr>
-          <w:lang w:val="zh_TW" w:bidi="zh_TW"/>
-        </w:rPr>
-        <w:t>死海呈矩形。由北向南，死海從約旦河流入的地方延伸約85公里（53英里）到南部的塞卜哈（Sebkha）鹽灘。死海寬約16公里（10英里）。陡峭的岩石懸崖在海的兩側拔地而起。</w:t>
-      </w:r>
-    </w:p>
-    <w:p>
-      <w:pPr/>
-      <w:r>
-        <w:rPr>
-          <w:lang w:val="zh_TW" w:bidi="zh_TW"/>
-        </w:rPr>
-      </w:r>
-      <w:r>
-        <w:rPr>
-          <w:lang w:val="zh_TW" w:bidi="zh_TW"/>
-        </w:rPr>
-        <w:t>死海被一片名為里桑半島的土地分為兩部分。這個半島從東岸延伸出約13.7公里（8.5英里）。死海北部較大且較深，最深點位於東北區域，深度約396米（1300英尺）。南部較淺，水深在1到9米（3到30英尺）之間。</w:t>
-      </w:r>
-    </w:p>
-    <w:p>
-      <w:pPr>
-        <w:pStyle w:val="Heading3"/>
-      </w:pPr>
-      <w:r>
-        <w:rPr>
-          <w:lang w:val="zh_TW" w:bidi="zh_TW"/>
-        </w:rPr>
-        <w:t>死海的水從哪裡來？</w:t>
-      </w:r>
-    </w:p>
-    <w:p>
-      <w:pPr/>
-      <w:r>
-        <w:rPr>
-          <w:lang w:val="zh_TW" w:bidi="zh_TW"/>
-        </w:rPr>
-      </w:r>
-      <w:r>
-        <w:rPr>
-          <w:lang w:val="zh_TW" w:bidi="zh_TW"/>
-        </w:rPr>
-        <w:t>死海的水有多個來源，約旦河是主要來源；也有來自全年流動的四到五條溪流，以及許多季節性溪流（稱為瓦迪，wadis）。每天約有640萬公噸（700萬噸）的水流入死海。然而，這些水只能通過蒸發消散，因為死海沒有出口。</w:t>
-      </w:r>
-    </w:p>
-    <w:p>
-      <w:pPr/>
-      <w:r>
-        <w:rPr>
-          <w:lang w:val="zh_TW" w:bidi="zh_TW"/>
-        </w:rPr>
-      </w:r>
-      <w:r>
-        <w:rPr>
-          <w:lang w:val="zh_TW" w:bidi="zh_TW"/>
-        </w:rPr>
-        <w:t>死海周圍地區非常乾燥。每年降雨量僅有5到13公分（2到5英寸）。天氣極其炎熱，尤其是在夏季，氣溫可達52攝氏度（125華氏度）。這種高溫導致大量水分蒸發，經常形成難以看透的濃霧。</w:t>
-      </w:r>
-    </w:p>
-    <w:p>
-      <w:pPr>
-        <w:pStyle w:val="Heading3"/>
-      </w:pPr>
-      <w:r>
-        <w:rPr>
-          <w:lang w:val="zh_TW" w:bidi="zh_TW"/>
-        </w:rPr>
-        <w:t>為什麼死海這麼鹹？</w:t>
-      </w:r>
-    </w:p>
-    <w:p>
-      <w:pPr/>
-      <w:r>
-        <w:rPr>
-          <w:lang w:val="zh_TW" w:bidi="zh_TW"/>
-        </w:rPr>
-      </w:r>
-      <w:r>
-        <w:rPr>
-          <w:lang w:val="zh_TW" w:bidi="zh_TW"/>
-        </w:rPr>
-        <w:t>流入死海的水已經非常鹹。這些水流經過含有氮和硫等礦物質的土壤，海底下的地下泉水為海水增加更多礦物質，包括溴、鎂和鈣。海岸有大量的硫磺和油泉沉積。</w:t>
-      </w:r>
-    </w:p>
-    <w:p>
-      <w:pPr/>
-      <w:r>
-        <w:rPr>
-          <w:lang w:val="zh_TW" w:bidi="zh_TW"/>
-        </w:rPr>
-      </w:r>
-      <w:r>
-        <w:rPr>
-          <w:lang w:val="zh_TW" w:bidi="zh_TW"/>
-        </w:rPr>
-        <w:t>在死海的東南部，有一個巨大的岩鹽礦床，可見的部分厚達91.4米（300英尺），但這僅是更大鹽層的頂部。整個鹽層約1371米（4500英尺）深，延伸約8公里（5英里）長。海底也有鹽晶體。</w:t>
-      </w:r>
-    </w:p>
-    <w:p>
-      <w:pPr/>
-      <w:r>
-        <w:rPr>
-          <w:lang w:val="zh_TW" w:bidi="zh_TW"/>
-        </w:rPr>
-      </w:r>
-      <w:r>
-        <w:rPr>
-          <w:lang w:val="zh_TW" w:bidi="zh_TW"/>
-        </w:rPr>
-        <w:t>所有這些因素使得死海非常鹹。死海水中含有約26%鹽分，而普通海水僅含有3.5%鹽分。這使得死海成為地球上最鹹的大型水域。死海的水鹹到沒有魚或植物可以生存，且鹽分含量還在增加。</w:t>
-      </w:r>
-    </w:p>
-    <w:p>
-      <w:pPr/>
-      <w:r>
-        <w:rPr>
-          <w:lang w:val="zh_TW" w:bidi="zh_TW"/>
-        </w:rPr>
-      </w:r>
-      <w:r>
-        <w:rPr>
-          <w:lang w:val="zh_TW" w:bidi="zh_TW"/>
-        </w:rPr>
-        <w:t>古代人們因為兩大原因而重視死海，就是其中的鹽和一種稱為瀝青的特殊物質。瀝青是天然的黑色物質，類似暴露在空氣中硬化後形成的焦油（tar）。人們用它來製作防水物品。</w:t>
-      </w:r>
-    </w:p>
-    <w:p>
-      <w:pPr/>
-      <w:r>
-        <w:rPr>
-          <w:lang w:val="zh_TW" w:bidi="zh_TW"/>
-        </w:rPr>
-      </w:r>
-      <w:r>
-        <w:rPr>
-          <w:lang w:val="zh_TW" w:bidi="zh_TW"/>
-        </w:rPr>
-        <w:t>在新約聖經時期，人稱納巴泰人的群體控制了來自死海的瀝青貿易。他們將這些瀝青賣給埃及，埃及人用它來保存屍體（這個過程稱為木乃伊化）。一些歷史學家認為，埃及的克麗奧佩特拉女王想要控制死海地區，以便掌控這項重要的瀝青貿易。</w:t>
-      </w:r>
-    </w:p>
-    <w:p>
-      <w:pPr>
-        <w:pStyle w:val="Heading3"/>
-      </w:pPr>
-      <w:r>
-        <w:rPr>
-          <w:lang w:val="zh_TW" w:bidi="zh_TW"/>
-        </w:rPr>
-        <w:t>聖經中的死海</w:t>
-      </w:r>
-    </w:p>
-    <w:p>
-      <w:pPr>
-        <w:pStyle w:val="Heading4"/>
-      </w:pPr>
-      <w:r>
-        <w:rPr>
-          <w:lang w:val="zh_TW" w:bidi="zh_TW"/>
-        </w:rPr>
-        <w:t>所多瑪和蛾摩拉</w:t>
-      </w:r>
-    </w:p>
-    <w:p>
-      <w:pPr/>
-      <w:r>
-        <w:rPr>
-          <w:lang w:val="zh_TW" w:bidi="zh_TW"/>
-        </w:rPr>
-      </w:r>
-      <w:r>
-        <w:rPr>
-          <w:lang w:val="zh_TW" w:bidi="zh_TW"/>
-        </w:rPr>
-        <w:t>今天，死海地區看起來空無一物且毫無生氣。這與我們所知的歷史相符。根據</w:t>
-      </w:r>
-      <w:hyperlink r:id="rId25">
+        <w:t>耶穌自己在被出賣的那夜，重複強調對祂的愛是以遵守祂的誡命來衡量的（</w:t>
+      </w:r>
+      <w:hyperlink r:id="rId19">
         <w:r>
           <w:rPr>
             <w:lang w:val="zh_TW" w:bidi="zh_TW"/>
@@ -864,69 +902,16 @@
             <w:color w:val="0000EE"/>
             <w:u w:val="single"/>
           </w:rPr>
-          <w:t>創世記十九章</w:t>
+          <w:t>約14:15、21、23–24</w:t>
         </w:r>
       </w:hyperlink>
       <w:r>
         <w:rPr>
           <w:lang w:val="zh_TW" w:bidi="zh_TW"/>
         </w:rPr>
-        <w:t>，這裡是古代城市所多瑪和蛾摩拉被毀滅的地方。位於海東南角的巨大鹽山，西頓山，因所多瑪城而得名。</w:t>
-      </w:r>
-    </w:p>
-    <w:p>
-      <w:pPr/>
-      <w:r>
-        <w:rPr>
-          <w:lang w:val="zh_TW" w:bidi="zh_TW"/>
-        </w:rPr>
-      </w:r>
-      <w:r>
-        <w:rPr>
-          <w:lang w:val="zh_TW" w:bidi="zh_TW"/>
-        </w:rPr>
-        <w:t>一位名叫尼爾森·格魯克（Nelson Glueck）的考古學家發現證據顯示，大約在5000年前（約公元前3000年），有多達70個城鎮存在於西頓山周圍地區。學者對於所多瑪和蛾摩拉如何被毀有不同看法。有些人認為是火山爆發造成的，另一些人則相信是地下富含石油的土壤自發爆炸所致。</w:t>
-      </w:r>
-    </w:p>
-    <w:p>
-      <w:pPr/>
-      <w:r>
-        <w:rPr>
-          <w:lang w:val="zh_TW" w:bidi="zh_TW"/>
-        </w:rPr>
-      </w:r>
-      <w:r>
-        <w:rPr>
-          <w:lang w:val="zh_TW" w:bidi="zh_TW"/>
-        </w:rPr>
-        <w:t>在這個地區，有許多由鹽製成的高柱。人們常稱這些柱子為「羅得的妻子」，因為在聖經故事中，羅得的妻子變成了一根鹽柱。</w:t>
-      </w:r>
-    </w:p>
-    <w:p>
-      <w:pPr>
-        <w:pStyle w:val="Heading4"/>
-      </w:pPr>
-      <w:r>
-        <w:rPr>
-          <w:lang w:val="zh_TW" w:bidi="zh_TW"/>
-        </w:rPr>
-        <w:t>死海作為藏身之所</w:t>
-      </w:r>
-    </w:p>
-    <w:p>
-      <w:pPr/>
-      <w:r>
-        <w:rPr>
-          <w:lang w:val="zh_TW" w:bidi="zh_TW"/>
-        </w:rPr>
-      </w:r>
-      <w:r>
-        <w:rPr>
-          <w:lang w:val="zh_TW" w:bidi="zh_TW"/>
-        </w:rPr>
-        <w:t>圍繞死海的空曠曠野，在歷史上一直是許多人藏身之地。後來成為以色列王的大衛，也曾在那裡躲避敵人（</w:t>
-      </w:r>
-      <w:hyperlink r:id="rId26">
+        <w:t>，</w:t>
+      </w:r>
+      <w:hyperlink r:id="rId24">
         <w:r>
           <w:rPr>
             <w:lang w:val="zh_TW" w:bidi="zh_TW"/>
@@ -935,41 +920,16 @@
             <w:color w:val="0000EE"/>
             <w:u w:val="single"/>
           </w:rPr>
-          <w:t>撒上23:29–24:22</w:t>
+          <w:t>15:10</w:t>
         </w:r>
       </w:hyperlink>
       <w:r>
         <w:rPr>
           <w:lang w:val="zh_TW" w:bidi="zh_TW"/>
         </w:rPr>
-        <w:t>）。後來，一個名為愛色尼派的宗教團體在靠近死海的昆蘭居住，以便在平靜祥和中學習和禱告。在第二次猶太人反抗羅馬的過程中，猶太戰士也利用這個地區來藏身。</w:t>
-      </w:r>
-    </w:p>
-    <w:p>
-      <w:pPr>
-        <w:pStyle w:val="Heading4"/>
-      </w:pPr>
-      <w:r>
-        <w:rPr>
-          <w:lang w:val="zh_TW" w:bidi="zh_TW"/>
-        </w:rPr>
-        <w:t>預言中的死海</w:t>
-      </w:r>
-    </w:p>
-    <w:p>
-      <w:pPr/>
-      <w:r>
-        <w:rPr>
-          <w:lang w:val="zh_TW" w:bidi="zh_TW"/>
-        </w:rPr>
-      </w:r>
-      <w:r>
-        <w:rPr>
-          <w:lang w:val="zh_TW" w:bidi="zh_TW"/>
-        </w:rPr>
-        <w:t>先知以西結提及在未來的時候，死海將會改變（</w:t>
-      </w:r>
-      <w:hyperlink r:id="rId27">
+        <w:t>）。祂也強調，祂對神父的愛是通過遵守父神的命令來表現的（</w:t>
+      </w:r>
+      <w:hyperlink r:id="rId40">
         <w:r>
           <w:rPr>
             <w:lang w:val="zh_TW" w:bidi="zh_TW"/>
@@ -978,16 +938,16 @@
             <w:color w:val="0000EE"/>
             <w:u w:val="single"/>
           </w:rPr>
-          <w:t>結47:1–12</w:t>
+          <w:t>14:31</w:t>
         </w:r>
       </w:hyperlink>
       <w:r>
         <w:rPr>
           <w:lang w:val="zh_TW" w:bidi="zh_TW"/>
         </w:rPr>
-        <w:t>；參</w:t>
-      </w:r>
-      <w:hyperlink r:id="rId24">
+        <w:t>）。聖經提到許多人的順服是出於他們對神的信心和愛（</w:t>
+      </w:r>
+      <w:hyperlink r:id="rId41">
         <w:r>
           <w:rPr>
             <w:lang w:val="zh_TW" w:bidi="zh_TW"/>
@@ -996,89 +956,16 @@
             <w:color w:val="0000EE"/>
             <w:u w:val="single"/>
           </w:rPr>
-          <w:t>亞14:8</w:t>
+          <w:t>來11章</w:t>
         </w:r>
       </w:hyperlink>
       <w:r>
         <w:rPr>
           <w:lang w:val="zh_TW" w:bidi="zh_TW"/>
         </w:rPr>
-        <w:t>）。他說有一天，海水會變甜，百物無法生活的海中將充滿生物。</w:t>
-      </w:r>
-      <w:r>
-        <w:rPr>
-          <w:lang w:val="zh_TW" w:bidi="zh_TW"/>
-        </w:rPr>
-      </w:r>
-      <w:r>
-        <w:rPr>
-          <w:lang w:val="zh_TW" w:bidi="zh_TW"/>
-        </w:rPr>
-      </w:r>
-    </w:p>
-    <w:p>
-      <w:pPr/>
-      <w:r>
-        <w:rPr>
-          <w:lang w:val="zh_TW" w:bidi="zh_TW"/>
-        </w:rPr>
-      </w:r>
-    </w:p>
-    <w:p>
-      <w:pPr>
-        <w:pStyle w:val="Heading2"/>
-      </w:pPr>
-      <w:r>
-        <w:rPr>
-          <w:lang w:val="zh_TW" w:bidi="zh_TW"/>
-        </w:rPr>
-        <w:t>死亡</w:t>
-      </w:r>
-      <w:r>
-        <w:rPr>
-          <w:lang w:val="zh_TW" w:bidi="zh_TW"/>
-        </w:rPr>
-      </w:r>
-    </w:p>
-    <w:p>
-      <w:pPr/>
-      <w:r>
-        <w:rPr>
-          <w:lang w:val="zh_TW" w:bidi="zh_TW"/>
-        </w:rPr>
-      </w:r>
-      <w:r>
-        <w:rPr>
-          <w:lang w:val="zh_TW" w:bidi="zh_TW"/>
-        </w:rPr>
-        <w:t>生命的終止（身體的死亡）或與神的分離（靈性的死亡）。</w:t>
-      </w:r>
-    </w:p>
-    <w:p>
-      <w:pPr>
-        <w:pStyle w:val="Heading3"/>
-      </w:pPr>
-      <w:r>
-        <w:rPr>
-          <w:lang w:val="zh_TW" w:bidi="zh_TW"/>
-        </w:rPr>
-        <w:t>舊約中的觀點</w:t>
-      </w:r>
-    </w:p>
-    <w:p>
-      <w:pPr/>
-      <w:r>
-        <w:rPr>
-          <w:lang w:val="zh_TW" w:bidi="zh_TW"/>
-        </w:rPr>
-      </w:r>
-      <w:r>
-        <w:rPr>
-          <w:lang w:val="zh_TW" w:bidi="zh_TW"/>
-        </w:rPr>
-        <w:t>在舊約中，死亡被視為生命的自然結束。一個以色列人的目標是過一個長壽而圓滿的生活，生養眾多的後代，並在兒孫滿堂的情況下，平安地去世。舊約多次表達對早逝的不滿（例如，希西家的哀求，</w:t>
-      </w:r>
-      <w:hyperlink r:id="rId28">
+        <w:t>）。例如，亞伯相信神並獻上更美的祭物（</w:t>
+      </w:r>
+      <w:hyperlink r:id="rId42">
         <w:r>
           <w:rPr>
             <w:lang w:val="zh_TW" w:bidi="zh_TW"/>
@@ -1087,16 +974,16 @@
             <w:color w:val="0000EE"/>
             <w:u w:val="single"/>
           </w:rPr>
-          <w:t>王下20:1–11</w:t>
+          <w:t>4</w:t>
         </w:r>
       </w:hyperlink>
       <w:r>
         <w:rPr>
           <w:lang w:val="zh_TW" w:bidi="zh_TW"/>
         </w:rPr>
-        <w:t>）。早逝可能被視為神審判的結果；因此，約伯認為需要在死亡之前為自己的品格辯護（</w:t>
-      </w:r>
-      <w:hyperlink r:id="rId29">
+        <w:t>節）。挪亞相信神的話而建造了一艘大船（或方舟；見</w:t>
+      </w:r>
+      <w:hyperlink r:id="rId43">
         <w:r>
           <w:rPr>
             <w:lang w:val="zh_TW" w:bidi="zh_TW"/>
@@ -1105,16 +992,16 @@
             <w:color w:val="0000EE"/>
             <w:u w:val="single"/>
           </w:rPr>
-          <w:t>伯19:25–26</w:t>
+          <w:t>7</w:t>
         </w:r>
       </w:hyperlink>
       <w:r>
         <w:rPr>
           <w:lang w:val="zh_TW" w:bidi="zh_TW"/>
         </w:rPr>
-        <w:t>）。只有</w:t>
-      </w:r>
-      <w:hyperlink r:id="rId30">
+        <w:t>節）。亞伯拉罕憑著信心在神的指示下離開吾珥的家，那時他並不知道自己的目的地（</w:t>
+      </w:r>
+      <w:hyperlink r:id="rId22">
         <w:r>
           <w:rPr>
             <w:lang w:val="zh_TW" w:bidi="zh_TW"/>
@@ -1123,30 +1010,16 @@
             <w:color w:val="0000EE"/>
             <w:u w:val="single"/>
           </w:rPr>
-          <w:t>傳道書三章19至20節</w:t>
+          <w:t>8</w:t>
         </w:r>
       </w:hyperlink>
       <w:r>
         <w:rPr>
           <w:lang w:val="zh_TW" w:bidi="zh_TW"/>
         </w:rPr>
-        <w:t>對死亡表達徹頭徹尾的悲觀情緒——該書可能受到當時非希伯來文化相當大的影響。</w:t>
-      </w:r>
-    </w:p>
-    <w:p>
-      <w:pPr/>
-      <w:r>
-        <w:rPr>
-          <w:lang w:val="zh_TW" w:bidi="zh_TW"/>
-        </w:rPr>
-      </w:r>
-      <w:r>
-        <w:rPr>
-          <w:lang w:val="zh_TW" w:bidi="zh_TW"/>
-        </w:rPr>
-        <w:t>雖然死亡是生命的自然終結，卻從未被視為是令人愉快的事。死亡將人與人類群體斷絕，也與神的同在和事奉隔絕。雖然神可能會在人面對死亡時提供安慰（</w:t>
-      </w:r>
-      <w:hyperlink r:id="rId31">
+        <w:t>節）。摩西因信神而拒絕了被稱為法老兒子的特權，寧願選擇與神的百姓以色列人同在（</w:t>
+      </w:r>
+      <w:hyperlink r:id="rId44">
         <w:r>
           <w:rPr>
             <w:lang w:val="zh_TW" w:bidi="zh_TW"/>
@@ -1155,16 +1028,16 @@
             <w:color w:val="0000EE"/>
             <w:u w:val="single"/>
           </w:rPr>
-          <w:t>詩73:23–28</w:t>
+          <w:t>24–25</w:t>
         </w:r>
       </w:hyperlink>
       <w:r>
         <w:rPr>
           <w:lang w:val="zh_TW" w:bidi="zh_TW"/>
         </w:rPr>
-        <w:t>），但在聖經中，神很少被描述為與死者同在，只有在較晚期的聖經文獻中才有此描寫（</w:t>
-      </w:r>
-      <w:hyperlink r:id="rId32">
+        <w:t>節）。信而順服神的最大例子是耶穌基督自己。祂虛己，取了奴僕的形象，謙卑自己，順服至死，甚至死在十字架上（</w:t>
+      </w:r>
+      <w:hyperlink r:id="rId45">
         <w:r>
           <w:rPr>
             <w:lang w:val="zh_TW" w:bidi="zh_TW"/>
@@ -1173,3213 +1046,14 @@
             <w:color w:val="0000EE"/>
             <w:u w:val="single"/>
           </w:rPr>
-          <w:t>詩139:8</w:t>
+          <w:t>腓2:7–8</w:t>
         </w:r>
       </w:hyperlink>
       <w:r>
         <w:rPr>
           <w:lang w:val="zh_TW" w:bidi="zh_TW"/>
         </w:rPr>
-        <w:t>）。因此，死亡從未被視為通向更美好生命的門檻。</w:t>
-      </w:r>
-    </w:p>
-    <w:p>
-      <w:pPr/>
-      <w:r>
-        <w:rPr>
-          <w:lang w:val="zh_TW" w:bidi="zh_TW"/>
-        </w:rPr>
-      </w:r>
-      <w:r>
-        <w:rPr>
-          <w:lang w:val="zh_TW" w:bidi="zh_TW"/>
-        </w:rPr>
-        <w:t>罪與死亡的關係可以在摩西律法的死刑中一窺究竟。一位嚴重的罪犯會被處死。處罰性短語「他必被剪除」表明，儘管整個民族繼續存活，但犯罪者因死亡與民族分離。以色列人被警告，若不遵守神的誡命，可能會因與神的團契破裂而導致早逝（</w:t>
-      </w:r>
-      <w:hyperlink r:id="rId33">
-        <w:r>
-          <w:rPr>
-            <w:lang w:val="zh_TW" w:bidi="zh_TW"/>
-          </w:rPr>
-          <w:rPr>
-            <w:color w:val="0000EE"/>
-            <w:u w:val="single"/>
-          </w:rPr>
-          <w:t>申30:15–20</w:t>
-        </w:r>
-      </w:hyperlink>
-      <w:r>
-        <w:rPr>
-          <w:lang w:val="zh_TW" w:bidi="zh_TW"/>
-        </w:rPr>
-        <w:t>；</w:t>
-      </w:r>
-      <w:hyperlink r:id="rId34">
-        <w:r>
-          <w:rPr>
-            <w:lang w:val="zh_TW" w:bidi="zh_TW"/>
-          </w:rPr>
-          <w:rPr>
-            <w:color w:val="0000EE"/>
-            <w:u w:val="single"/>
-          </w:rPr>
-          <w:t>耶21:8</w:t>
-        </w:r>
-      </w:hyperlink>
-      <w:r>
-        <w:rPr>
-          <w:lang w:val="zh_TW" w:bidi="zh_TW"/>
-        </w:rPr>
-        <w:t>；</w:t>
-      </w:r>
-      <w:hyperlink r:id="rId35">
-        <w:r>
-          <w:rPr>
-            <w:lang w:val="zh_TW" w:bidi="zh_TW"/>
-          </w:rPr>
-          <w:rPr>
-            <w:color w:val="0000EE"/>
-            <w:u w:val="single"/>
-          </w:rPr>
-          <w:t>結18:21–32</w:t>
-        </w:r>
-      </w:hyperlink>
-      <w:r>
-        <w:rPr>
-          <w:lang w:val="zh_TW" w:bidi="zh_TW"/>
-        </w:rPr>
         <w:t>）。</w:t>
-      </w:r>
-    </w:p>
-    <w:p>
-      <w:pPr/>
-      <w:r>
-        <w:rPr>
-          <w:lang w:val="zh_TW" w:bidi="zh_TW"/>
-        </w:rPr>
-      </w:r>
-      <w:r>
-        <w:rPr>
-          <w:lang w:val="zh_TW" w:bidi="zh_TW"/>
-        </w:rPr>
-        <w:t>在兩約之間時期，隨著猶太人對來世和復活的觀念更加明確，對死亡的思考也隨之發展。死亡本身，而非僅僅是早逝，開始被視為是罪惡的結果（</w:t>
-      </w:r>
-      <w:hyperlink r:id="rId36">
-        <w:r>
-          <w:rPr>
-            <w:lang w:val="zh_TW" w:bidi="zh_TW"/>
-          </w:rPr>
-          <w:rPr>
-            <w:color w:val="0000EE"/>
-            <w:u w:val="single"/>
-          </w:rPr>
-          <w:t>以斯拉二書3:7</w:t>
-        </w:r>
-      </w:hyperlink>
-      <w:r>
-        <w:rPr>
-          <w:lang w:val="zh_TW" w:bidi="zh_TW"/>
-        </w:rPr>
-        <w:t>；</w:t>
-      </w:r>
-      <w:hyperlink r:id="rId37">
-        <w:r>
-          <w:rPr>
-            <w:lang w:val="zh_TW" w:bidi="zh_TW"/>
-          </w:rPr>
-          <w:rPr>
-            <w:color w:val="0000EE"/>
-            <w:u w:val="single"/>
-          </w:rPr>
-          <w:t>便西拉智訓25:24</w:t>
-        </w:r>
-      </w:hyperlink>
-      <w:r>
-        <w:rPr>
-          <w:lang w:val="zh_TW" w:bidi="zh_TW"/>
-        </w:rPr>
-        <w:t>）。有時會將所有的死亡描繪為「第一次犯罪」（亞當和夏娃的悖逆）的結果。在其它記載中，人是因自己的罪而死。聖經中首次明確指出死人復活和最終審判或懲罰的概念出現在但以理書（</w:t>
-      </w:r>
-      <w:hyperlink r:id="rId38">
-        <w:r>
-          <w:rPr>
-            <w:lang w:val="zh_TW" w:bidi="zh_TW"/>
-          </w:rPr>
-          <w:rPr>
-            <w:color w:val="0000EE"/>
-            <w:u w:val="single"/>
-          </w:rPr>
-          <w:t>但12:2</w:t>
-        </w:r>
-      </w:hyperlink>
-      <w:r>
-        <w:rPr>
-          <w:lang w:val="zh_TW" w:bidi="zh_TW"/>
-        </w:rPr>
-        <w:t>），這是舊約中最後完成的書卷之一。這一教導在兩約中間期被反覆提及（以斯拉二書7:31–44）。在此期間，人們認為靈魂在死亡後依然存在，或者以某種永生的形式存在（所羅門智訓3:4，4:1；馬加比四書16:13，17:12）又或等待復活（以諾一書102章）。一些經外文獻融入了希臘的思想，認為身體是應該擺脫的負擔——這種觀念與希伯來思想格格不入。</w:t>
-      </w:r>
-    </w:p>
-    <w:p>
-      <w:pPr/>
-      <w:r>
-        <w:rPr>
-          <w:lang w:val="zh_TW" w:bidi="zh_TW"/>
-        </w:rPr>
-      </w:r>
-      <w:r>
-        <w:rPr>
-          <w:lang w:val="zh_TW" w:bidi="zh_TW"/>
-        </w:rPr>
-        <w:t>然而，復活以及從死亡中救贖生命的概念，為新約的啟示——聚焦於基督的復活及其勝過死亡的啟示——奠定了基礎。</w:t>
-      </w:r>
-    </w:p>
-    <w:p>
-      <w:pPr>
-        <w:pStyle w:val="Heading3"/>
-      </w:pPr>
-      <w:r>
-        <w:rPr>
-          <w:lang w:val="zh_TW" w:bidi="zh_TW"/>
-        </w:rPr>
-        <w:t>新約中的觀點</w:t>
-      </w:r>
-    </w:p>
-    <w:p>
-      <w:pPr/>
-      <w:r>
-        <w:rPr>
-          <w:lang w:val="zh_TW" w:bidi="zh_TW"/>
-        </w:rPr>
-      </w:r>
-      <w:r>
-        <w:rPr>
-          <w:lang w:val="zh_TW" w:bidi="zh_TW"/>
-        </w:rPr>
-        <w:t>在新約中，死亡被視為一個神學問題，而非僅僅是一個個人事件。死亡超越了僅僅是生命的結束，作者們幾乎毫無困難地接受這一事實。死亡被認為會影響個人生命的每一個層面。唯有神是不朽的，是世界上所有生命的源頭（</w:t>
-      </w:r>
-      <w:hyperlink r:id="rId39">
-        <w:r>
-          <w:rPr>
-            <w:lang w:val="zh_TW" w:bidi="zh_TW"/>
-          </w:rPr>
-          <w:rPr>
-            <w:color w:val="0000EE"/>
-            <w:u w:val="single"/>
-          </w:rPr>
-          <w:t>羅4:17</w:t>
-        </w:r>
-      </w:hyperlink>
-      <w:r>
-        <w:rPr>
-          <w:lang w:val="zh_TW" w:bidi="zh_TW"/>
-        </w:rPr>
-        <w:t>；</w:t>
-      </w:r>
-      <w:hyperlink r:id="rId40">
-        <w:r>
-          <w:rPr>
-            <w:lang w:val="zh_TW" w:bidi="zh_TW"/>
-          </w:rPr>
-          <w:rPr>
-            <w:color w:val="0000EE"/>
-            <w:u w:val="single"/>
-          </w:rPr>
-          <w:t>提前6:16</w:t>
-        </w:r>
-      </w:hyperlink>
-      <w:r>
-        <w:rPr>
-          <w:lang w:val="zh_TW" w:bidi="zh_TW"/>
-        </w:rPr>
-        <w:t>）。唯有當人與神的生命有適當的關係時，他們才能真正活著。但自從罪進入世界以來，人與神之間的個人交流已經變得不自然（</w:t>
-      </w:r>
-      <w:hyperlink r:id="rId41">
-        <w:r>
-          <w:rPr>
-            <w:lang w:val="zh_TW" w:bidi="zh_TW"/>
-          </w:rPr>
-          <w:rPr>
-            <w:color w:val="0000EE"/>
-            <w:u w:val="single"/>
-          </w:rPr>
-          <w:t>羅5:12、17–18</w:t>
-        </w:r>
-      </w:hyperlink>
-      <w:r>
-        <w:rPr>
-          <w:lang w:val="zh_TW" w:bidi="zh_TW"/>
-        </w:rPr>
-        <w:t>；</w:t>
-      </w:r>
-      <w:hyperlink r:id="rId42">
-        <w:r>
-          <w:rPr>
-            <w:lang w:val="zh_TW" w:bidi="zh_TW"/>
-          </w:rPr>
-          <w:rPr>
-            <w:color w:val="0000EE"/>
-            <w:u w:val="single"/>
-          </w:rPr>
-          <w:t>林前15:22</w:t>
-        </w:r>
-      </w:hyperlink>
-      <w:r>
-        <w:rPr>
-          <w:lang w:val="zh_TW" w:bidi="zh_TW"/>
-        </w:rPr>
-        <w:t>）。當亞當與神分離時，這種分離帶來了死亡。每個人都追隨亞當的腳步（</w:t>
-      </w:r>
-      <w:hyperlink r:id="rId43">
-        <w:r>
-          <w:rPr>
-            <w:lang w:val="zh_TW" w:bidi="zh_TW"/>
-          </w:rPr>
-          <w:rPr>
-            <w:color w:val="0000EE"/>
-            <w:u w:val="single"/>
-          </w:rPr>
-          <w:t>羅3:23，</w:t>
-        </w:r>
-      </w:hyperlink>
-      <w:hyperlink r:id="rId44">
-        <w:r>
-          <w:rPr>
-            <w:lang w:val="zh_TW" w:bidi="zh_TW"/>
-          </w:rPr>
-          <w:rPr>
-            <w:color w:val="0000EE"/>
-            <w:u w:val="single"/>
-          </w:rPr>
-          <w:t>5:12</w:t>
-        </w:r>
-      </w:hyperlink>
-      <w:r>
-        <w:rPr>
-          <w:lang w:val="zh_TW" w:bidi="zh_TW"/>
-        </w:rPr>
-        <w:t>），因此死亡成為每個人的必然結果（</w:t>
-      </w:r>
-      <w:hyperlink r:id="rId45">
-        <w:r>
-          <w:rPr>
-            <w:lang w:val="zh_TW" w:bidi="zh_TW"/>
-          </w:rPr>
-          <w:rPr>
-            <w:color w:val="0000EE"/>
-            <w:u w:val="single"/>
-          </w:rPr>
-          <w:t>羅6:23</w:t>
-        </w:r>
-      </w:hyperlink>
-      <w:r>
-        <w:rPr>
-          <w:lang w:val="zh_TW" w:bidi="zh_TW"/>
-        </w:rPr>
-        <w:t>；</w:t>
-      </w:r>
-      <w:hyperlink r:id="rId46">
-        <w:r>
-          <w:rPr>
-            <w:lang w:val="zh_TW" w:bidi="zh_TW"/>
-          </w:rPr>
-          <w:rPr>
-            <w:color w:val="0000EE"/>
-            <w:u w:val="single"/>
-          </w:rPr>
-          <w:t>來9:27</w:t>
-        </w:r>
-      </w:hyperlink>
-      <w:r>
-        <w:rPr>
-          <w:lang w:val="zh_TW" w:bidi="zh_TW"/>
-        </w:rPr>
-        <w:t>）。因此，死亡不僅僅是人生命結束時發生的事情，也體現在人與神的隔絕中。</w:t>
-      </w:r>
-    </w:p>
-    <w:p>
-      <w:pPr/>
-      <w:r>
-        <w:rPr>
-          <w:lang w:val="zh_TW" w:bidi="zh_TW"/>
-        </w:rPr>
-      </w:r>
-      <w:r>
-        <w:rPr>
-          <w:lang w:val="zh_TW" w:bidi="zh_TW"/>
-        </w:rPr>
-        <w:t>死亡的影響極其廣泛。它影響文化的每一個層面。所有人的生活都籠罩在對死亡的恐懼之下（</w:t>
-      </w:r>
-      <w:hyperlink r:id="rId47">
-        <w:r>
-          <w:rPr>
-            <w:lang w:val="zh_TW" w:bidi="zh_TW"/>
-          </w:rPr>
-          <w:rPr>
-            <w:color w:val="0000EE"/>
-            <w:u w:val="single"/>
-          </w:rPr>
-          <w:t>羅8:15</w:t>
-        </w:r>
-      </w:hyperlink>
-      <w:r>
-        <w:rPr>
-          <w:lang w:val="zh_TW" w:bidi="zh_TW"/>
-        </w:rPr>
-        <w:t>；</w:t>
-      </w:r>
-      <w:hyperlink r:id="rId48">
-        <w:r>
-          <w:rPr>
-            <w:lang w:val="zh_TW" w:bidi="zh_TW"/>
-          </w:rPr>
-          <w:rPr>
-            <w:color w:val="0000EE"/>
-            <w:u w:val="single"/>
-          </w:rPr>
-          <w:t>來2:15</w:t>
-        </w:r>
-      </w:hyperlink>
-      <w:r>
-        <w:rPr>
-          <w:lang w:val="zh_TW" w:bidi="zh_TW"/>
-        </w:rPr>
-        <w:t>）。死亡掌管一切「體貼肉體」的事物（</w:t>
-      </w:r>
-      <w:hyperlink r:id="rId49">
-        <w:r>
-          <w:rPr>
-            <w:lang w:val="zh_TW" w:bidi="zh_TW"/>
-          </w:rPr>
-          <w:rPr>
-            <w:color w:val="0000EE"/>
-            <w:u w:val="single"/>
-          </w:rPr>
-          <w:t>羅8:6</w:t>
-        </w:r>
-      </w:hyperlink>
-      <w:r>
-        <w:rPr>
-          <w:lang w:val="zh_TW" w:bidi="zh_TW"/>
-        </w:rPr>
-        <w:t>）。凡不與基督建立關係的人，都活在死亡的狀態中（</w:t>
-      </w:r>
-      <w:hyperlink r:id="rId50">
-        <w:r>
-          <w:rPr>
-            <w:lang w:val="zh_TW" w:bidi="zh_TW"/>
-          </w:rPr>
-          <w:rPr>
-            <w:color w:val="0000EE"/>
-            <w:u w:val="single"/>
-          </w:rPr>
-          <w:t>約3:16–18</w:t>
-        </w:r>
-      </w:hyperlink>
-      <w:r>
-        <w:rPr>
-          <w:lang w:val="zh_TW" w:bidi="zh_TW"/>
-        </w:rPr>
-        <w:t>；</w:t>
-      </w:r>
-      <w:hyperlink r:id="rId51">
-        <w:r>
-          <w:rPr>
-            <w:lang w:val="zh_TW" w:bidi="zh_TW"/>
-          </w:rPr>
-          <w:rPr>
-            <w:color w:val="0000EE"/>
-            <w:u w:val="single"/>
-          </w:rPr>
-          <w:t>約一5:12</w:t>
-        </w:r>
-      </w:hyperlink>
-      <w:r>
-        <w:rPr>
-          <w:lang w:val="zh_TW" w:bidi="zh_TW"/>
-        </w:rPr>
-        <w:t>）。統治世界的魔鬼被稱為死亡之主（</w:t>
-      </w:r>
-      <w:hyperlink r:id="rId52">
-        <w:r>
-          <w:rPr>
-            <w:lang w:val="zh_TW" w:bidi="zh_TW"/>
-          </w:rPr>
-          <w:rPr>
-            <w:color w:val="0000EE"/>
-            <w:u w:val="single"/>
-          </w:rPr>
-          <w:t>來2:14</w:t>
-        </w:r>
-      </w:hyperlink>
-      <w:r>
-        <w:rPr>
-          <w:lang w:val="zh_TW" w:bidi="zh_TW"/>
-        </w:rPr>
-        <w:t>）。有時，死亡被人格化為一個在世界上肆虐的鬼魔力量，但最終被基督自己制服，祂是唯一能戰勝死亡的（</w:t>
-      </w:r>
-      <w:hyperlink r:id="rId53">
-        <w:r>
-          <w:rPr>
-            <w:lang w:val="zh_TW" w:bidi="zh_TW"/>
-          </w:rPr>
-          <w:rPr>
-            <w:color w:val="0000EE"/>
-            <w:u w:val="single"/>
-          </w:rPr>
-          <w:t>林前15:26–27</w:t>
-        </w:r>
-      </w:hyperlink>
-      <w:r>
-        <w:rPr>
-          <w:lang w:val="zh_TW" w:bidi="zh_TW"/>
-        </w:rPr>
-        <w:t>；</w:t>
-      </w:r>
-      <w:hyperlink r:id="rId54">
-        <w:r>
-          <w:rPr>
-            <w:lang w:val="zh_TW" w:bidi="zh_TW"/>
-          </w:rPr>
-          <w:rPr>
-            <w:color w:val="0000EE"/>
-            <w:u w:val="single"/>
-          </w:rPr>
-          <w:t>啟6:8，</w:t>
-        </w:r>
-      </w:hyperlink>
-      <w:hyperlink r:id="rId55">
-        <w:r>
-          <w:rPr>
-            <w:lang w:val="zh_TW" w:bidi="zh_TW"/>
-          </w:rPr>
-          <w:rPr>
-            <w:color w:val="0000EE"/>
-            <w:u w:val="single"/>
-          </w:rPr>
-          <w:t>20:13–14</w:t>
-        </w:r>
-      </w:hyperlink>
-      <w:r>
-        <w:rPr>
-          <w:lang w:val="zh_TW" w:bidi="zh_TW"/>
-        </w:rPr>
-        <w:t>）。</w:t>
-      </w:r>
-    </w:p>
-    <w:p>
-      <w:pPr/>
-      <w:r>
-        <w:rPr>
-          <w:lang w:val="zh_TW" w:bidi="zh_TW"/>
-        </w:rPr>
-      </w:r>
-      <w:r>
-        <w:rPr>
-          <w:lang w:val="zh_TW" w:bidi="zh_TW"/>
-        </w:rPr>
-        <w:t>基督死了，埋葬了，並在第三天復活（</w:t>
-      </w:r>
-      <w:hyperlink r:id="rId56">
-        <w:r>
-          <w:rPr>
-            <w:lang w:val="zh_TW" w:bidi="zh_TW"/>
-          </w:rPr>
-          <w:rPr>
-            <w:color w:val="0000EE"/>
-            <w:u w:val="single"/>
-          </w:rPr>
-          <w:t>羅4:25</w:t>
-        </w:r>
-      </w:hyperlink>
-      <w:r>
-        <w:rPr>
-          <w:lang w:val="zh_TW" w:bidi="zh_TW"/>
-        </w:rPr>
-        <w:t>；</w:t>
-      </w:r>
-      <w:hyperlink r:id="rId57">
-        <w:r>
-          <w:rPr>
-            <w:lang w:val="zh_TW" w:bidi="zh_TW"/>
-          </w:rPr>
-          <w:rPr>
-            <w:color w:val="0000EE"/>
-            <w:u w:val="single"/>
-          </w:rPr>
-          <w:t>林前15:3–4</w:t>
-        </w:r>
-      </w:hyperlink>
-      <w:r>
-        <w:rPr>
-          <w:lang w:val="zh_TW" w:bidi="zh_TW"/>
-        </w:rPr>
-        <w:t>；</w:t>
-      </w:r>
-      <w:hyperlink r:id="rId58">
-        <w:r>
-          <w:rPr>
-            <w:lang w:val="zh_TW" w:bidi="zh_TW"/>
-          </w:rPr>
-          <w:rPr>
-            <w:color w:val="0000EE"/>
-            <w:u w:val="single"/>
-          </w:rPr>
-          <w:t>帖前4:14</w:t>
-        </w:r>
-      </w:hyperlink>
-      <w:r>
-        <w:rPr>
-          <w:lang w:val="zh_TW" w:bidi="zh_TW"/>
-        </w:rPr>
-        <w:t>）。通過這一歷史事件，死亡的權勢被破壞了。新約以多種方式表達基督降服於死亡是為了贖罪。祂順服以至於死（</w:t>
-      </w:r>
-      <w:hyperlink r:id="rId59">
-        <w:r>
-          <w:rPr>
-            <w:lang w:val="zh_TW" w:bidi="zh_TW"/>
-          </w:rPr>
-          <w:rPr>
-            <w:color w:val="0000EE"/>
-            <w:u w:val="single"/>
-          </w:rPr>
-          <w:t>腓2:8</w:t>
-        </w:r>
-      </w:hyperlink>
-      <w:r>
-        <w:rPr>
-          <w:lang w:val="zh_TW" w:bidi="zh_TW"/>
-        </w:rPr>
-        <w:t>）；祂為所有人的罪獻上自己（</w:t>
-      </w:r>
-      <w:hyperlink r:id="rId60">
-        <w:r>
-          <w:rPr>
-            <w:lang w:val="zh_TW" w:bidi="zh_TW"/>
-          </w:rPr>
-          <w:rPr>
-            <w:color w:val="0000EE"/>
-            <w:u w:val="single"/>
-          </w:rPr>
-          <w:t>林前5:7</w:t>
-        </w:r>
-      </w:hyperlink>
-      <w:r>
-        <w:rPr>
-          <w:lang w:val="zh_TW" w:bidi="zh_TW"/>
-        </w:rPr>
-        <w:t>；</w:t>
-      </w:r>
-      <w:hyperlink r:id="rId61">
-        <w:r>
-          <w:rPr>
-            <w:lang w:val="zh_TW" w:bidi="zh_TW"/>
-          </w:rPr>
-          <w:rPr>
-            <w:color w:val="0000EE"/>
-            <w:u w:val="single"/>
-          </w:rPr>
-          <w:t>林後5:15</w:t>
-        </w:r>
-      </w:hyperlink>
-      <w:r>
-        <w:rPr>
-          <w:lang w:val="zh_TW" w:bidi="zh_TW"/>
-        </w:rPr>
-        <w:t>）；並降入陰間，也就是死者之地（</w:t>
-      </w:r>
-      <w:hyperlink r:id="rId62">
-        <w:r>
-          <w:rPr>
-            <w:lang w:val="zh_TW" w:bidi="zh_TW"/>
-          </w:rPr>
-          <w:rPr>
-            <w:color w:val="0000EE"/>
-            <w:u w:val="single"/>
-          </w:rPr>
-          <w:t>彼前3:18–19</w:t>
-        </w:r>
-      </w:hyperlink>
-      <w:r>
-        <w:rPr>
-          <w:lang w:val="zh_TW" w:bidi="zh_TW"/>
-        </w:rPr>
-        <w:t>）。所有這些經文的主要點在於，祂沒有停留在死亡中，而是戰勝了魔鬼，奪去了死亡的權柄（鑰匙），並以得勝的姿態升天（</w:t>
-      </w:r>
-      <w:hyperlink r:id="rId63">
-        <w:r>
-          <w:rPr>
-            <w:lang w:val="zh_TW" w:bidi="zh_TW"/>
-          </w:rPr>
-          <w:rPr>
-            <w:color w:val="0000EE"/>
-            <w:u w:val="single"/>
-          </w:rPr>
-          <w:t>來2:14–15</w:t>
-        </w:r>
-      </w:hyperlink>
-      <w:r>
-        <w:rPr>
-          <w:lang w:val="zh_TW" w:bidi="zh_TW"/>
-        </w:rPr>
-        <w:t>；</w:t>
-      </w:r>
-      <w:hyperlink r:id="rId64">
-        <w:r>
-          <w:rPr>
-            <w:lang w:val="zh_TW" w:bidi="zh_TW"/>
-          </w:rPr>
-          <w:rPr>
-            <w:color w:val="0000EE"/>
-            <w:u w:val="single"/>
-          </w:rPr>
-          <w:t>啟1:17–18</w:t>
-        </w:r>
-      </w:hyperlink>
-      <w:r>
-        <w:rPr>
-          <w:lang w:val="zh_TW" w:bidi="zh_TW"/>
-        </w:rPr>
-        <w:t>）。耶穌基督的工作並非為了祂自己，而是為了那些歸向祂的人（</w:t>
-      </w:r>
-      <w:hyperlink r:id="rId65">
-        <w:r>
-          <w:rPr>
-            <w:lang w:val="zh_TW" w:bidi="zh_TW"/>
-          </w:rPr>
-          <w:rPr>
-            <w:color w:val="0000EE"/>
-            <w:u w:val="single"/>
-          </w:rPr>
-          <w:t>可10:45</w:t>
-        </w:r>
-      </w:hyperlink>
-      <w:r>
-        <w:rPr>
-          <w:lang w:val="zh_TW" w:bidi="zh_TW"/>
-        </w:rPr>
-        <w:t>；</w:t>
-      </w:r>
-      <w:hyperlink r:id="rId66">
-        <w:r>
-          <w:rPr>
-            <w:lang w:val="zh_TW" w:bidi="zh_TW"/>
-          </w:rPr>
-          <w:rPr>
-            <w:color w:val="0000EE"/>
-            <w:u w:val="single"/>
-          </w:rPr>
-          <w:t>羅5:6–8</w:t>
-        </w:r>
-      </w:hyperlink>
-      <w:r>
-        <w:rPr>
-          <w:lang w:val="zh_TW" w:bidi="zh_TW"/>
-        </w:rPr>
-        <w:t>；</w:t>
-      </w:r>
-      <w:hyperlink r:id="rId67">
-        <w:r>
-          <w:rPr>
-            <w:lang w:val="zh_TW" w:bidi="zh_TW"/>
-          </w:rPr>
-          <w:rPr>
-            <w:color w:val="0000EE"/>
-            <w:u w:val="single"/>
-          </w:rPr>
-          <w:t>帖前5:9–10</w:t>
-        </w:r>
-      </w:hyperlink>
-      <w:r>
-        <w:rPr>
-          <w:lang w:val="zh_TW" w:bidi="zh_TW"/>
-        </w:rPr>
-        <w:t>）。通過接受基督不應得的死亡，基督為祂的追隨者打破了死亡的權勢。</w:t>
-      </w:r>
-    </w:p>
-    <w:p>
-      <w:pPr/>
-      <w:r>
-        <w:rPr>
-          <w:lang w:val="zh_TW" w:bidi="zh_TW"/>
-        </w:rPr>
-      </w:r>
-      <w:r>
-        <w:rPr>
-          <w:lang w:val="zh_TW" w:bidi="zh_TW"/>
-        </w:rPr>
-        <w:t>因此，基督徒藉著基督的大能，從「這取死的身體」中被拯救出來（</w:t>
-      </w:r>
-      <w:hyperlink r:id="rId68">
-        <w:r>
-          <w:rPr>
-            <w:lang w:val="zh_TW" w:bidi="zh_TW"/>
-          </w:rPr>
-          <w:rPr>
-            <w:color w:val="0000EE"/>
-            <w:u w:val="single"/>
-          </w:rPr>
-          <w:t>羅7:24</w:t>
-        </w:r>
-      </w:hyperlink>
-      <w:r>
-        <w:rPr>
-          <w:lang w:val="zh_TW" w:bidi="zh_TW"/>
-        </w:rPr>
-        <w:t>）。救恩通過受洗歸入基督的死而來（</w:t>
-      </w:r>
-      <w:hyperlink r:id="rId69">
-        <w:r>
-          <w:rPr>
-            <w:lang w:val="zh_TW" w:bidi="zh_TW"/>
-          </w:rPr>
-          <w:rPr>
-            <w:color w:val="0000EE"/>
-            <w:u w:val="single"/>
-          </w:rPr>
-          <w:t>6:3–4</w:t>
-        </w:r>
-      </w:hyperlink>
-      <w:r>
-        <w:rPr>
-          <w:lang w:val="zh_TW" w:bidi="zh_TW"/>
-        </w:rPr>
-        <w:t>），並且「與基督同死」於這個世界和律法之下（</w:t>
-      </w:r>
-      <w:hyperlink r:id="rId70">
-        <w:r>
-          <w:rPr>
-            <w:lang w:val="zh_TW" w:bidi="zh_TW"/>
-          </w:rPr>
-          <w:rPr>
-            <w:color w:val="0000EE"/>
-            <w:u w:val="single"/>
-          </w:rPr>
-          <w:t>羅7:6</w:t>
-        </w:r>
-      </w:hyperlink>
-      <w:r>
-        <w:rPr>
-          <w:lang w:val="zh_TW" w:bidi="zh_TW"/>
-        </w:rPr>
-        <w:t>；</w:t>
-      </w:r>
-      <w:hyperlink r:id="rId71">
-        <w:r>
-          <w:rPr>
-            <w:lang w:val="zh_TW" w:bidi="zh_TW"/>
-          </w:rPr>
-          <w:rPr>
-            <w:color w:val="0000EE"/>
-            <w:u w:val="single"/>
-          </w:rPr>
-          <w:t>加6:14</w:t>
-        </w:r>
-      </w:hyperlink>
-      <w:r>
-        <w:rPr>
-          <w:lang w:val="zh_TW" w:bidi="zh_TW"/>
-        </w:rPr>
-        <w:t>；</w:t>
-      </w:r>
-      <w:hyperlink r:id="rId72">
-        <w:r>
-          <w:rPr>
-            <w:lang w:val="zh_TW" w:bidi="zh_TW"/>
-          </w:rPr>
-          <w:rPr>
-            <w:color w:val="0000EE"/>
-            <w:u w:val="single"/>
-          </w:rPr>
-          <w:t>西2:20</w:t>
-        </w:r>
-      </w:hyperlink>
-      <w:r>
-        <w:rPr>
-          <w:lang w:val="zh_TW" w:bidi="zh_TW"/>
-        </w:rPr>
-        <w:t>）。也就是說，神將基督的死視為信徒的死。叛逆世界的罪（</w:t>
-      </w:r>
-      <w:hyperlink r:id="rId73">
-        <w:r>
-          <w:rPr>
-            <w:lang w:val="zh_TW" w:bidi="zh_TW"/>
-          </w:rPr>
-          <w:rPr>
-            <w:color w:val="0000EE"/>
-            <w:u w:val="single"/>
-          </w:rPr>
-          <w:t>羅6:6</w:t>
-        </w:r>
-      </w:hyperlink>
-      <w:r>
-        <w:rPr>
-          <w:lang w:val="zh_TW" w:bidi="zh_TW"/>
-        </w:rPr>
-        <w:t>）和自我崇拜（為自己而活，</w:t>
-      </w:r>
-      <w:hyperlink r:id="rId74">
-        <w:r>
-          <w:rPr>
-            <w:lang w:val="zh_TW" w:bidi="zh_TW"/>
-          </w:rPr>
-          <w:rPr>
-            <w:color w:val="0000EE"/>
-            <w:u w:val="single"/>
-          </w:rPr>
-          <w:t>林後5:14–15</w:t>
-        </w:r>
-      </w:hyperlink>
-      <w:r>
-        <w:rPr>
-          <w:lang w:val="zh_TW" w:bidi="zh_TW"/>
-        </w:rPr>
-        <w:t>）都成為過去。耶穌為祂的子民而死，成為將祂的生命賜給他們的方式（</w:t>
-      </w:r>
-      <w:hyperlink r:id="rId75">
-        <w:r>
-          <w:rPr>
-            <w:lang w:val="zh_TW" w:bidi="zh_TW"/>
-          </w:rPr>
-          <w:rPr>
-            <w:color w:val="0000EE"/>
-            <w:u w:val="single"/>
-          </w:rPr>
-          <w:t>4:10</w:t>
-        </w:r>
-      </w:hyperlink>
-      <w:r>
-        <w:rPr>
-          <w:lang w:val="zh_TW" w:bidi="zh_TW"/>
-        </w:rPr>
-        <w:t>）。結果是信徒與世界分離，就像他們曾經與神隔絕一樣。從世界的角度來看，他們是死的；基督是他們唯一的生命（</w:t>
-      </w:r>
-      <w:hyperlink r:id="rId76">
-        <w:r>
-          <w:rPr>
-            <w:lang w:val="zh_TW" w:bidi="zh_TW"/>
-          </w:rPr>
-          <w:rPr>
-            <w:color w:val="0000EE"/>
-            <w:u w:val="single"/>
-          </w:rPr>
-          <w:t>西3:3</w:t>
-        </w:r>
-      </w:hyperlink>
-      <w:r>
-        <w:rPr>
-          <w:lang w:val="zh_TW" w:bidi="zh_TW"/>
-        </w:rPr>
-        <w:t>）。</w:t>
-      </w:r>
-    </w:p>
-    <w:p>
-      <w:pPr/>
-      <w:r>
-        <w:rPr>
-          <w:lang w:val="zh_TW" w:bidi="zh_TW"/>
-        </w:rPr>
-      </w:r>
-      <w:r>
-        <w:rPr>
-          <w:lang w:val="zh_TW" w:bidi="zh_TW"/>
-        </w:rPr>
-        <w:t>使徒約翰以稍微不同的方式表達了這一點。耶穌來到世上是為了將生命賜給死人（</w:t>
-      </w:r>
-      <w:hyperlink r:id="rId77">
-        <w:r>
-          <w:rPr>
-            <w:lang w:val="zh_TW" w:bidi="zh_TW"/>
-          </w:rPr>
-          <w:rPr>
-            <w:color w:val="0000EE"/>
-            <w:u w:val="single"/>
-          </w:rPr>
-          <w:t>約5:24</w:t>
-        </w:r>
-      </w:hyperlink>
-      <w:r>
-        <w:rPr>
-          <w:lang w:val="zh_TW" w:bidi="zh_TW"/>
-        </w:rPr>
-        <w:t>）。這生命的賜予不會發生在復活時，而是已經發生了。所有歸向耶穌的人立即從死亡進入生命。或者換句話說，那些遵守（順服）祂話語的人，永遠不會見到死亡（</w:t>
-      </w:r>
-      <w:hyperlink r:id="rId78">
-        <w:r>
-          <w:rPr>
-            <w:lang w:val="zh_TW" w:bidi="zh_TW"/>
-          </w:rPr>
-          <w:rPr>
-            <w:color w:val="0000EE"/>
-            <w:u w:val="single"/>
-          </w:rPr>
-          <w:t>8:51–52</w:t>
-        </w:r>
-      </w:hyperlink>
-      <w:r>
-        <w:rPr>
-          <w:lang w:val="zh_TW" w:bidi="zh_TW"/>
-        </w:rPr>
-        <w:t>）。重點在於所有不在基督裡的人，已經是死的，而那些信靠基督的人已經在享受生命。基督徒與非基督徒之間的根本差異在生與死的差別。</w:t>
-      </w:r>
-    </w:p>
-    <w:p>
-      <w:pPr/>
-      <w:r>
-        <w:rPr>
-          <w:lang w:val="zh_TW" w:bidi="zh_TW"/>
-        </w:rPr>
-      </w:r>
-      <w:r>
-        <w:rPr>
-          <w:lang w:val="zh_TW" w:bidi="zh_TW"/>
-        </w:rPr>
-        <w:t>新約作者自然知道基督徒也會死亡；他們的問題是如何找到合適的詞語來解釋其與非基督徒死亡的不同。肉體上死亡的信徒被說成是「在基督裡死了」（</w:t>
-      </w:r>
-      <w:hyperlink r:id="rId79">
-        <w:r>
-          <w:rPr>
-            <w:lang w:val="zh_TW" w:bidi="zh_TW"/>
-          </w:rPr>
-          <w:rPr>
-            <w:color w:val="0000EE"/>
-            <w:u w:val="single"/>
-          </w:rPr>
-          <w:t>帖前4:16）</w:t>
-        </w:r>
-      </w:hyperlink>
-      <w:r>
-        <w:rPr>
-          <w:lang w:val="zh_TW" w:bidi="zh_TW"/>
-        </w:rPr>
-        <w:t>。或者，他們根本不是死了，而只是「睡了」（</w:t>
-      </w:r>
-      <w:hyperlink r:id="rId80">
-        <w:r>
-          <w:rPr>
-            <w:lang w:val="zh_TW" w:bidi="zh_TW"/>
-          </w:rPr>
-          <w:rPr>
-            <w:color w:val="0000EE"/>
-            <w:u w:val="single"/>
-          </w:rPr>
-          <w:t>林前15:6、18、20、51</w:t>
-        </w:r>
-      </w:hyperlink>
-      <w:r>
-        <w:rPr>
-          <w:lang w:val="zh_TW" w:bidi="zh_TW"/>
-        </w:rPr>
-        <w:t>；</w:t>
-      </w:r>
-      <w:hyperlink r:id="rId81">
-        <w:r>
-          <w:rPr>
-            <w:lang w:val="zh_TW" w:bidi="zh_TW"/>
-          </w:rPr>
-          <w:rPr>
-            <w:color w:val="0000EE"/>
-            <w:u w:val="single"/>
-          </w:rPr>
-          <w:t>帖前4:13–15</w:t>
-        </w:r>
-      </w:hyperlink>
-      <w:r>
-        <w:rPr>
-          <w:lang w:val="zh_TW" w:bidi="zh_TW"/>
-        </w:rPr>
-        <w:t>；參</w:t>
-      </w:r>
-      <w:hyperlink r:id="rId82">
-        <w:r>
-          <w:rPr>
-            <w:lang w:val="zh_TW" w:bidi="zh_TW"/>
-          </w:rPr>
-          <w:rPr>
-            <w:color w:val="0000EE"/>
-            <w:u w:val="single"/>
-          </w:rPr>
-          <w:t>約11:11–14</w:t>
-        </w:r>
-      </w:hyperlink>
-      <w:r>
-        <w:rPr>
-          <w:lang w:val="zh_TW" w:bidi="zh_TW"/>
-        </w:rPr>
-        <w:t>耶穌的話）。雖然他們的肉身死了，但已故信徒並未與基督分離；也就是說，他們並不是真的死了。死亡與陰間的一切權勢都無法使信徒與基督分離（</w:t>
-      </w:r>
-      <w:hyperlink r:id="rId83">
-        <w:r>
-          <w:rPr>
-            <w:lang w:val="zh_TW" w:bidi="zh_TW"/>
-          </w:rPr>
-          <w:rPr>
-            <w:color w:val="0000EE"/>
-            <w:u w:val="single"/>
-          </w:rPr>
-          <w:t>羅8:38–39</w:t>
-        </w:r>
-      </w:hyperlink>
-      <w:r>
-        <w:rPr>
-          <w:lang w:val="zh_TW" w:bidi="zh_TW"/>
-        </w:rPr>
-        <w:t>）。對他們來說，死亡不是損失，而是得益；它使他們更接近基督（</w:t>
-      </w:r>
-      <w:hyperlink r:id="rId84">
-        <w:r>
-          <w:rPr>
-            <w:lang w:val="zh_TW" w:bidi="zh_TW"/>
-          </w:rPr>
-          <w:rPr>
-            <w:color w:val="0000EE"/>
-            <w:u w:val="single"/>
-          </w:rPr>
-          <w:t>林後5:1–10</w:t>
-        </w:r>
-      </w:hyperlink>
-      <w:r>
-        <w:rPr>
-          <w:lang w:val="zh_TW" w:bidi="zh_TW"/>
-        </w:rPr>
-        <w:t>；</w:t>
-      </w:r>
-      <w:hyperlink r:id="rId85">
-        <w:r>
-          <w:rPr>
-            <w:lang w:val="zh_TW" w:bidi="zh_TW"/>
-          </w:rPr>
-          <w:rPr>
-            <w:color w:val="0000EE"/>
-            <w:u w:val="single"/>
-          </w:rPr>
-          <w:t>腓1:20–21</w:t>
-        </w:r>
-      </w:hyperlink>
-      <w:r>
-        <w:rPr>
-          <w:lang w:val="zh_TW" w:bidi="zh_TW"/>
-        </w:rPr>
-        <w:t>）。更重要的是，信徒還將分享基督對肉體死亡的勝利。因為祂是那些從死裡復活之人的「初熟的果子」（</w:t>
-      </w:r>
-      <w:hyperlink r:id="rId86">
-        <w:r>
-          <w:rPr>
-            <w:lang w:val="zh_TW" w:bidi="zh_TW"/>
-          </w:rPr>
-          <w:rPr>
-            <w:color w:val="0000EE"/>
-            <w:u w:val="single"/>
-          </w:rPr>
-          <w:t>林前15:20</w:t>
-        </w:r>
-      </w:hyperlink>
-      <w:r>
-        <w:rPr>
-          <w:lang w:val="zh_TW" w:bidi="zh_TW"/>
-        </w:rPr>
-        <w:t>；</w:t>
-      </w:r>
-      <w:hyperlink r:id="rId87">
-        <w:r>
-          <w:rPr>
-            <w:lang w:val="zh_TW" w:bidi="zh_TW"/>
-          </w:rPr>
-          <w:rPr>
-            <w:color w:val="0000EE"/>
-            <w:u w:val="single"/>
-          </w:rPr>
-          <w:t>西1:18</w:t>
-        </w:r>
-      </w:hyperlink>
-      <w:r>
-        <w:rPr>
-          <w:lang w:val="zh_TW" w:bidi="zh_TW"/>
-        </w:rPr>
-        <w:t>），那些「在基督裡」的人將在「末日」復活與祂同在，完全且完整。</w:t>
-      </w:r>
-    </w:p>
-    <w:p>
-      <w:pPr/>
-      <w:r>
-        <w:rPr>
-          <w:lang w:val="zh_TW" w:bidi="zh_TW"/>
-        </w:rPr>
-      </w:r>
-      <w:r>
-        <w:rPr>
-          <w:lang w:val="zh_TW" w:bidi="zh_TW"/>
-        </w:rPr>
-        <w:t>另一方面，對於那些不屬於基督的人，最終將與神完全分離。在最後的審判中，所有名字未記錄在「生命冊」上的人都將被投入火湖，與死亡和陰間為伴。這種與神的最終分離就是「第二次的死」（</w:t>
-      </w:r>
-      <w:hyperlink r:id="rId88">
-        <w:r>
-          <w:rPr>
-            <w:lang w:val="zh_TW" w:bidi="zh_TW"/>
-          </w:rPr>
-          <w:rPr>
-            <w:color w:val="0000EE"/>
-            <w:u w:val="single"/>
-          </w:rPr>
-          <w:t>啟20:14</w:t>
-        </w:r>
-      </w:hyperlink>
-      <w:r>
-        <w:rPr>
-          <w:lang w:val="zh_TW" w:bidi="zh_TW"/>
-        </w:rPr>
-        <w:t>）。然而，基督徒已經從死亡中得救（</w:t>
-      </w:r>
-      <w:hyperlink r:id="rId89">
-        <w:r>
-          <w:rPr>
-            <w:lang w:val="zh_TW" w:bidi="zh_TW"/>
-          </w:rPr>
-          <w:rPr>
-            <w:color w:val="0000EE"/>
-            <w:u w:val="single"/>
-          </w:rPr>
-          <w:t>雅5:20</w:t>
-        </w:r>
-      </w:hyperlink>
-      <w:r>
-        <w:rPr>
-          <w:lang w:val="zh_TW" w:bidi="zh_TW"/>
-        </w:rPr>
-        <w:t>；</w:t>
-      </w:r>
-      <w:hyperlink r:id="rId90">
-        <w:r>
-          <w:rPr>
-            <w:lang w:val="zh_TW" w:bidi="zh_TW"/>
-          </w:rPr>
-          <w:rPr>
-            <w:color w:val="0000EE"/>
-            <w:u w:val="single"/>
-          </w:rPr>
-          <w:t>約一3:14</w:t>
-        </w:r>
-      </w:hyperlink>
-      <w:r>
-        <w:rPr>
-          <w:lang w:val="zh_TW" w:bidi="zh_TW"/>
-        </w:rPr>
-        <w:t>）。第二次的死對那些忠於基督的人毫無權勢（</w:t>
-      </w:r>
-      <w:hyperlink r:id="rId91">
-        <w:r>
-          <w:rPr>
-            <w:lang w:val="zh_TW" w:bidi="zh_TW"/>
-          </w:rPr>
-          <w:rPr>
-            <w:color w:val="0000EE"/>
-            <w:u w:val="single"/>
-          </w:rPr>
-          <w:t>啟2:11，</w:t>
-        </w:r>
-      </w:hyperlink>
-      <w:hyperlink r:id="rId92">
-        <w:r>
-          <w:rPr>
-            <w:lang w:val="zh_TW" w:bidi="zh_TW"/>
-          </w:rPr>
-          <w:rPr>
-            <w:color w:val="0000EE"/>
-            <w:u w:val="single"/>
-          </w:rPr>
-          <w:t>20:6</w:t>
-        </w:r>
-      </w:hyperlink>
-      <w:r>
-        <w:rPr>
-          <w:lang w:val="zh_TW" w:bidi="zh_TW"/>
-        </w:rPr>
-        <w:t>）。相反，他們將與神同住，在神的同在中不再有死亡，因為神本身就是生命（</w:t>
-      </w:r>
-      <w:hyperlink r:id="rId93">
-        <w:r>
-          <w:rPr>
-            <w:lang w:val="zh_TW" w:bidi="zh_TW"/>
-          </w:rPr>
-          <w:rPr>
-            <w:color w:val="0000EE"/>
-            <w:u w:val="single"/>
-          </w:rPr>
-          <w:t>21:4</w:t>
-        </w:r>
-      </w:hyperlink>
-      <w:r>
-        <w:rPr>
-          <w:lang w:val="zh_TW" w:bidi="zh_TW"/>
-        </w:rPr>
-        <w:t>）。</w:t>
-      </w:r>
-    </w:p>
-    <w:p>
-      <w:pPr/>
-      <w:r>
-        <w:rPr>
-          <w:lang w:val="zh_TW" w:bidi="zh_TW"/>
-        </w:rPr>
-      </w:r>
-      <w:r>
-        <w:rPr>
-          <w:i/>
-          <w:lang w:val="zh_TW" w:bidi="zh_TW"/>
-        </w:rPr>
-        <w:t>另見</w:t>
-      </w:r>
-      <w:r>
-        <w:rPr>
-          <w:lang w:val="zh_TW" w:bidi="zh_TW"/>
-        </w:rPr>
-        <w:t xml:space="preserve"> </w:t>
-      </w:r>
-      <w:r>
-        <w:rPr>
-          <w:lang w:val="zh_TW" w:bidi="zh_TW"/>
-        </w:rPr>
-        <w:t>死者之地</w:t>
-      </w:r>
-      <w:r>
-        <w:rPr>
-          <w:lang w:val="zh_TW" w:bidi="zh_TW"/>
-        </w:rPr>
-        <w:t>；</w:t>
-      </w:r>
-      <w:r>
-        <w:rPr>
-          <w:lang w:val="zh_TW" w:bidi="zh_TW"/>
-        </w:rPr>
-        <w:t>中間狀態</w:t>
-      </w:r>
-      <w:r>
-        <w:rPr>
-          <w:lang w:val="zh_TW" w:bidi="zh_TW"/>
-        </w:rPr>
-        <w:t>；</w:t>
-      </w:r>
-      <w:r>
-        <w:rPr>
-          <w:lang w:val="zh_TW" w:bidi="zh_TW"/>
-        </w:rPr>
-        <w:t>神的忿怒</w:t>
-      </w:r>
-      <w:r>
-        <w:rPr>
-          <w:lang w:val="zh_TW" w:bidi="zh_TW"/>
-        </w:rPr>
-        <w:t>。</w:t>
-      </w:r>
-      <w:r>
-        <w:rPr>
-          <w:lang w:val="zh_TW" w:bidi="zh_TW"/>
-        </w:rPr>
-      </w:r>
-      <w:r>
-        <w:rPr>
-          <w:lang w:val="zh_TW" w:bidi="zh_TW"/>
-        </w:rPr>
-      </w:r>
-    </w:p>
-    <w:p>
-      <w:pPr/>
-      <w:r>
-        <w:rPr>
-          <w:lang w:val="zh_TW" w:bidi="zh_TW"/>
-        </w:rPr>
-      </w:r>
-    </w:p>
-    <w:p>
-      <w:pPr>
-        <w:pStyle w:val="Heading2"/>
-      </w:pPr>
-      <w:r>
-        <w:rPr>
-          <w:lang w:val="zh_TW" w:bidi="zh_TW"/>
-        </w:rPr>
-        <w:t>死者之地</w:t>
-      </w:r>
-      <w:r>
-        <w:rPr>
-          <w:lang w:val="zh_TW" w:bidi="zh_TW"/>
-        </w:rPr>
-      </w:r>
-    </w:p>
-    <w:p>
-      <w:pPr/>
-      <w:r>
-        <w:rPr>
-          <w:lang w:val="zh_TW" w:bidi="zh_TW"/>
-        </w:rPr>
-      </w:r>
-      <w:r>
-        <w:rPr>
-          <w:lang w:val="zh_TW" w:bidi="zh_TW"/>
-        </w:rPr>
-        <w:t>此用語涵蓋聖經多個指向死者歸宿的描述式意象，包括舊約中的「陰間（Sheol）」和「坑」，以及新約中的「陰間（Hades）」、「地獄（Gehenna）」、「樂園（Paradise）」和「亞伯拉罕的懷裡」。隨著希伯來人愈來愈理解生命和死後之事，他們對死亡的觀念，初期模糊認知，得以發展到新約更為完整的概念。</w:t>
-      </w:r>
-    </w:p>
-    <w:p>
-      <w:pPr>
-        <w:pStyle w:val="Heading3"/>
-      </w:pPr>
-      <w:r>
-        <w:rPr>
-          <w:lang w:val="zh_TW" w:bidi="zh_TW"/>
-        </w:rPr>
-        <w:t>舊約聖經</w:t>
-      </w:r>
-    </w:p>
-    <w:p>
-      <w:pPr/>
-      <w:r>
-        <w:rPr>
-          <w:lang w:val="zh_TW" w:bidi="zh_TW"/>
-        </w:rPr>
-      </w:r>
-      <w:r>
-        <w:rPr>
-          <w:lang w:val="zh_TW" w:bidi="zh_TW"/>
-        </w:rPr>
-        <w:t>舊約關於死者的信息有限。根據某些經文，死亡之後，人下降到陰間（常被翻譯為「墳墓」、「地獄」、「坑」或簡單稱為「死裡」），在某些情況下，僅僅指埋葬的墳墓（</w:t>
-      </w:r>
-      <w:hyperlink r:id="rId94">
-        <w:r>
-          <w:rPr>
-            <w:lang w:val="zh_TW" w:bidi="zh_TW"/>
-          </w:rPr>
-          <w:rPr>
-            <w:color w:val="0000EE"/>
-            <w:u w:val="single"/>
-          </w:rPr>
-          <w:t>民16:30、33</w:t>
-        </w:r>
-      </w:hyperlink>
-      <w:r>
-        <w:rPr>
-          <w:lang w:val="zh_TW" w:bidi="zh_TW"/>
-        </w:rPr>
-        <w:t>），但更多時候是指一個地下世界。這個死者的居所被描繪為地下的地方，人會「下到」那裡（</w:t>
-      </w:r>
-      <w:hyperlink r:id="rId95">
-        <w:r>
-          <w:rPr>
-            <w:lang w:val="zh_TW" w:bidi="zh_TW"/>
-          </w:rPr>
-          <w:rPr>
-            <w:color w:val="0000EE"/>
-            <w:u w:val="single"/>
-          </w:rPr>
-          <w:t>創42:38</w:t>
-        </w:r>
-      </w:hyperlink>
-      <w:r>
-        <w:rPr>
-          <w:lang w:val="zh_TW" w:bidi="zh_TW"/>
-        </w:rPr>
-        <w:t>；</w:t>
-      </w:r>
-      <w:hyperlink r:id="rId96">
-        <w:r>
-          <w:rPr>
-            <w:lang w:val="zh_TW" w:bidi="zh_TW"/>
-          </w:rPr>
-          <w:rPr>
-            <w:color w:val="0000EE"/>
-            <w:u w:val="single"/>
-          </w:rPr>
-          <w:t>箴15:24</w:t>
-        </w:r>
-      </w:hyperlink>
-      <w:r>
-        <w:rPr>
-          <w:lang w:val="zh_TW" w:bidi="zh_TW"/>
-        </w:rPr>
-        <w:t>；</w:t>
-      </w:r>
-      <w:hyperlink r:id="rId97">
-        <w:r>
-          <w:rPr>
-            <w:lang w:val="zh_TW" w:bidi="zh_TW"/>
-          </w:rPr>
-          <w:rPr>
-            <w:color w:val="0000EE"/>
-            <w:u w:val="single"/>
-          </w:rPr>
-          <w:t>結26:20</w:t>
-        </w:r>
-      </w:hyperlink>
-      <w:r>
-        <w:rPr>
-          <w:lang w:val="zh_TW" w:bidi="zh_TW"/>
-        </w:rPr>
-        <w:t>），並且是幽暗（</w:t>
-      </w:r>
-      <w:hyperlink r:id="rId98">
-        <w:r>
-          <w:rPr>
-            <w:lang w:val="zh_TW" w:bidi="zh_TW"/>
-          </w:rPr>
-          <w:rPr>
-            <w:color w:val="0000EE"/>
-            <w:u w:val="single"/>
-          </w:rPr>
-          <w:t>伯10:21–22</w:t>
-        </w:r>
-      </w:hyperlink>
-      <w:r>
-        <w:rPr>
-          <w:lang w:val="zh_TW" w:bidi="zh_TW"/>
-        </w:rPr>
-        <w:t>）、寂靜（</w:t>
-      </w:r>
-      <w:hyperlink r:id="rId99">
-        <w:r>
-          <w:rPr>
-            <w:lang w:val="zh_TW" w:bidi="zh_TW"/>
-          </w:rPr>
-          <w:rPr>
-            <w:color w:val="0000EE"/>
-            <w:u w:val="single"/>
-          </w:rPr>
-          <w:t>詩94:17，</w:t>
-        </w:r>
-      </w:hyperlink>
-      <w:hyperlink r:id="rId100">
-        <w:r>
-          <w:rPr>
-            <w:lang w:val="zh_TW" w:bidi="zh_TW"/>
-          </w:rPr>
-          <w:rPr>
-            <w:color w:val="0000EE"/>
-            <w:u w:val="single"/>
-          </w:rPr>
-          <w:t>115:17</w:t>
-        </w:r>
-      </w:hyperlink>
-      <w:r>
-        <w:rPr>
-          <w:lang w:val="zh_TW" w:bidi="zh_TW"/>
-        </w:rPr>
-        <w:t>）和忘記之地（</w:t>
-      </w:r>
-      <w:hyperlink r:id="rId101">
-        <w:r>
-          <w:rPr>
-            <w:lang w:val="zh_TW" w:bidi="zh_TW"/>
-          </w:rPr>
-          <w:rPr>
-            <w:color w:val="0000EE"/>
-            <w:u w:val="single"/>
-          </w:rPr>
-          <w:t>詩88:12</w:t>
-        </w:r>
-      </w:hyperlink>
-      <w:r>
-        <w:rPr>
-          <w:lang w:val="zh_TW" w:bidi="zh_TW"/>
-        </w:rPr>
-        <w:t>）。神不會在「陰間」被記念，也不再有人歌頌祂（</w:t>
-      </w:r>
-      <w:hyperlink r:id="rId102">
-        <w:r>
-          <w:rPr>
-            <w:lang w:val="zh_TW" w:bidi="zh_TW"/>
-          </w:rPr>
-          <w:rPr>
-            <w:color w:val="0000EE"/>
-            <w:u w:val="single"/>
-          </w:rPr>
-          <w:t>詩6:5，</w:t>
-        </w:r>
-      </w:hyperlink>
-      <w:hyperlink r:id="rId103">
-        <w:r>
-          <w:rPr>
-            <w:lang w:val="zh_TW" w:bidi="zh_TW"/>
-          </w:rPr>
-          <w:rPr>
-            <w:color w:val="0000EE"/>
-            <w:u w:val="single"/>
-          </w:rPr>
-          <w:t>30:9，</w:t>
-        </w:r>
-      </w:hyperlink>
-      <w:hyperlink r:id="rId100">
-        <w:r>
-          <w:rPr>
-            <w:lang w:val="zh_TW" w:bidi="zh_TW"/>
-          </w:rPr>
-          <w:rPr>
-            <w:color w:val="0000EE"/>
-            <w:u w:val="single"/>
-          </w:rPr>
-          <w:t>115:17</w:t>
-        </w:r>
-      </w:hyperlink>
-      <w:r>
-        <w:rPr>
-          <w:lang w:val="zh_TW" w:bidi="zh_TW"/>
-        </w:rPr>
-        <w:t>），甚至人們相信，連神也不會記念那裡的人（</w:t>
-      </w:r>
-      <w:hyperlink r:id="rId104">
-        <w:r>
-          <w:rPr>
-            <w:lang w:val="zh_TW" w:bidi="zh_TW"/>
-          </w:rPr>
-          <w:rPr>
-            <w:color w:val="0000EE"/>
-            <w:u w:val="single"/>
-          </w:rPr>
-          <w:t>詩88:5、11</w:t>
-        </w:r>
-      </w:hyperlink>
-      <w:r>
-        <w:rPr>
-          <w:lang w:val="zh_TW" w:bidi="zh_TW"/>
-        </w:rPr>
-        <w:t>；</w:t>
-      </w:r>
-      <w:hyperlink r:id="rId105">
-        <w:r>
-          <w:rPr>
-            <w:lang w:val="zh_TW" w:bidi="zh_TW"/>
-          </w:rPr>
-          <w:rPr>
-            <w:color w:val="0000EE"/>
-            <w:u w:val="single"/>
-          </w:rPr>
-          <w:t>賽38:18</w:t>
-        </w:r>
-      </w:hyperlink>
-      <w:r>
-        <w:rPr>
-          <w:lang w:val="zh_TW" w:bidi="zh_TW"/>
-        </w:rPr>
-        <w:t>）。死者被視為永久與神隔絕，無法參與祂在歷史中的作為。雖然生與死之間的界線有時可說是模糊不清（如在</w:t>
-      </w:r>
-      <w:hyperlink r:id="rId106">
-        <w:r>
-          <w:rPr>
-            <w:lang w:val="zh_TW" w:bidi="zh_TW"/>
-          </w:rPr>
-          <w:rPr>
-            <w:color w:val="0000EE"/>
-            <w:u w:val="single"/>
-          </w:rPr>
-          <w:t>列王紀下四章32至37節</w:t>
-        </w:r>
-      </w:hyperlink>
-      <w:r>
-        <w:rPr>
-          <w:lang w:val="zh_TW" w:bidi="zh_TW"/>
-        </w:rPr>
-        <w:t>中的復活，又在</w:t>
-      </w:r>
-      <w:hyperlink r:id="rId107">
-        <w:r>
-          <w:rPr>
-            <w:lang w:val="zh_TW" w:bidi="zh_TW"/>
-          </w:rPr>
-          <w:rPr>
-            <w:color w:val="0000EE"/>
-            <w:u w:val="single"/>
-          </w:rPr>
-          <w:t>撒母耳記上二十八章7至25節</w:t>
-        </w:r>
-      </w:hyperlink>
-      <w:r>
-        <w:rPr>
-          <w:lang w:val="zh_TW" w:bidi="zh_TW"/>
-        </w:rPr>
-        <w:t>中，撒母耳的鬼魂所示），但猶太人明確禁止與死者溝通（</w:t>
-      </w:r>
-      <w:hyperlink r:id="rId108">
-        <w:r>
-          <w:rPr>
-            <w:lang w:val="zh_TW" w:bidi="zh_TW"/>
-          </w:rPr>
-          <w:rPr>
-            <w:color w:val="0000EE"/>
-            <w:u w:val="single"/>
-          </w:rPr>
-          <w:t>申18:11</w:t>
-        </w:r>
-      </w:hyperlink>
-      <w:r>
-        <w:rPr>
-          <w:lang w:val="zh_TW" w:bidi="zh_TW"/>
-        </w:rPr>
-        <w:t>）。（拜祭死者在以色列周邊的列國中，是普遍的習俗。）</w:t>
-      </w:r>
-    </w:p>
-    <w:p>
-      <w:pPr/>
-      <w:r>
-        <w:rPr>
-          <w:lang w:val="zh_TW" w:bidi="zh_TW"/>
-        </w:rPr>
-      </w:r>
-      <w:r>
-        <w:rPr>
-          <w:lang w:val="zh_TW" w:bidi="zh_TW"/>
-        </w:rPr>
-        <w:t>雖然人在陰間的命運不能真正稱為生命，但它仍被視為一種存在狀態，或許還可能與同胞和祖先相伴（</w:t>
-      </w:r>
-      <w:hyperlink r:id="rId109">
-        <w:r>
-          <w:rPr>
-            <w:lang w:val="zh_TW" w:bidi="zh_TW"/>
-          </w:rPr>
-          <w:rPr>
-            <w:color w:val="0000EE"/>
-            <w:u w:val="single"/>
-          </w:rPr>
-          <w:t>創25:8</w:t>
-        </w:r>
-      </w:hyperlink>
-      <w:r>
-        <w:rPr>
-          <w:lang w:val="zh_TW" w:bidi="zh_TW"/>
-        </w:rPr>
-        <w:t>；</w:t>
-      </w:r>
-      <w:hyperlink r:id="rId110">
-        <w:r>
-          <w:rPr>
-            <w:lang w:val="zh_TW" w:bidi="zh_TW"/>
-          </w:rPr>
-          <w:rPr>
-            <w:color w:val="0000EE"/>
-            <w:u w:val="single"/>
-          </w:rPr>
-          <w:t>結32:17–30</w:t>
-        </w:r>
-      </w:hyperlink>
-      <w:r>
-        <w:rPr>
-          <w:lang w:val="zh_TW" w:bidi="zh_TW"/>
-        </w:rPr>
-        <w:t>）。然而，陰間並不在神的能力範圍之外（</w:t>
-      </w:r>
-      <w:hyperlink r:id="rId32">
-        <w:r>
-          <w:rPr>
-            <w:lang w:val="zh_TW" w:bidi="zh_TW"/>
-          </w:rPr>
-          <w:rPr>
-            <w:color w:val="0000EE"/>
-            <w:u w:val="single"/>
-          </w:rPr>
-          <w:t>詩139:8</w:t>
-        </w:r>
-      </w:hyperlink>
-      <w:r>
-        <w:rPr>
-          <w:lang w:val="zh_TW" w:bidi="zh_TW"/>
-        </w:rPr>
-        <w:t>；</w:t>
-      </w:r>
-      <w:hyperlink r:id="rId111">
-        <w:r>
-          <w:rPr>
-            <w:lang w:val="zh_TW" w:bidi="zh_TW"/>
-          </w:rPr>
-          <w:rPr>
-            <w:color w:val="0000EE"/>
-            <w:u w:val="single"/>
-          </w:rPr>
-          <w:t>摩9:2</w:t>
-        </w:r>
-      </w:hyperlink>
-      <w:r>
-        <w:rPr>
-          <w:lang w:val="zh_TW" w:bidi="zh_TW"/>
-        </w:rPr>
-        <w:t>；</w:t>
-      </w:r>
-      <w:hyperlink r:id="rId112">
-        <w:r>
-          <w:rPr>
-            <w:lang w:val="zh_TW" w:bidi="zh_TW"/>
-          </w:rPr>
-          <w:rPr>
-            <w:color w:val="0000EE"/>
-            <w:u w:val="single"/>
-          </w:rPr>
-          <w:t>拿2:2</w:t>
-        </w:r>
-      </w:hyperlink>
-      <w:r>
-        <w:rPr>
-          <w:lang w:val="zh_TW" w:bidi="zh_TW"/>
-        </w:rPr>
-        <w:t>）。雖然陰間被描繪成貪婪飢渴的怪物，會吞噬活人（</w:t>
-      </w:r>
-      <w:hyperlink r:id="rId113">
-        <w:r>
-          <w:rPr>
-            <w:lang w:val="zh_TW" w:bidi="zh_TW"/>
-          </w:rPr>
-          <w:rPr>
-            <w:color w:val="0000EE"/>
-            <w:u w:val="single"/>
-          </w:rPr>
-          <w:t>箴27:20，</w:t>
-        </w:r>
-      </w:hyperlink>
-      <w:hyperlink r:id="rId114">
-        <w:r>
-          <w:rPr>
-            <w:lang w:val="zh_TW" w:bidi="zh_TW"/>
-          </w:rPr>
-          <w:rPr>
-            <w:color w:val="0000EE"/>
-            <w:u w:val="single"/>
-          </w:rPr>
-          <w:t>30:16</w:t>
-        </w:r>
-      </w:hyperlink>
-      <w:r>
-        <w:rPr>
-          <w:lang w:val="zh_TW" w:bidi="zh_TW"/>
-        </w:rPr>
-        <w:t>），但神的大能仍能拯救人脫離掌控（</w:t>
-      </w:r>
-      <w:hyperlink r:id="rId115">
-        <w:r>
-          <w:rPr>
-            <w:lang w:val="zh_TW" w:bidi="zh_TW"/>
-          </w:rPr>
-          <w:rPr>
-            <w:color w:val="0000EE"/>
-            <w:u w:val="single"/>
-          </w:rPr>
-          <w:t>詩49:15，</w:t>
-        </w:r>
-      </w:hyperlink>
-      <w:hyperlink r:id="rId116">
-        <w:r>
-          <w:rPr>
-            <w:lang w:val="zh_TW" w:bidi="zh_TW"/>
-          </w:rPr>
-          <w:rPr>
-            <w:color w:val="0000EE"/>
-            <w:u w:val="single"/>
-          </w:rPr>
-          <w:t>86:13</w:t>
-        </w:r>
-      </w:hyperlink>
-      <w:r>
-        <w:rPr>
-          <w:lang w:val="zh_TW" w:bidi="zh_TW"/>
-        </w:rPr>
-        <w:t>）。到舊約時期末期，人們甚至有希望最終從陰間得救（</w:t>
-      </w:r>
-      <w:hyperlink r:id="rId117">
-        <w:r>
-          <w:rPr>
-            <w:lang w:val="zh_TW" w:bidi="zh_TW"/>
-          </w:rPr>
-          <w:rPr>
-            <w:color w:val="0000EE"/>
-            <w:u w:val="single"/>
-          </w:rPr>
-          <w:t>伯14:13–22，</w:t>
-        </w:r>
-      </w:hyperlink>
-      <w:hyperlink r:id="rId118">
-        <w:r>
-          <w:rPr>
-            <w:lang w:val="zh_TW" w:bidi="zh_TW"/>
-          </w:rPr>
-          <w:rPr>
-            <w:color w:val="0000EE"/>
-            <w:u w:val="single"/>
-          </w:rPr>
-          <w:t>19:25–27</w:t>
-        </w:r>
-      </w:hyperlink>
-      <w:r>
-        <w:rPr>
-          <w:lang w:val="zh_TW" w:bidi="zh_TW"/>
-        </w:rPr>
-        <w:t>；</w:t>
-      </w:r>
-      <w:hyperlink r:id="rId115">
-        <w:r>
-          <w:rPr>
-            <w:lang w:val="zh_TW" w:bidi="zh_TW"/>
-          </w:rPr>
-          <w:rPr>
-            <w:color w:val="0000EE"/>
-            <w:u w:val="single"/>
-          </w:rPr>
-          <w:t>詩49:15，</w:t>
-        </w:r>
-      </w:hyperlink>
-      <w:hyperlink r:id="rId31">
-        <w:r>
-          <w:rPr>
-            <w:lang w:val="zh_TW" w:bidi="zh_TW"/>
-          </w:rPr>
-          <w:rPr>
-            <w:color w:val="0000EE"/>
-            <w:u w:val="single"/>
-          </w:rPr>
-          <w:t>73:23–28</w:t>
-        </w:r>
-      </w:hyperlink>
-      <w:r>
-        <w:rPr>
-          <w:lang w:val="zh_TW" w:bidi="zh_TW"/>
-        </w:rPr>
-        <w:t>），但只有但以理書明確表達了這份盼望（</w:t>
-      </w:r>
-      <w:hyperlink r:id="rId119">
-        <w:r>
-          <w:rPr>
-            <w:lang w:val="zh_TW" w:bidi="zh_TW"/>
-          </w:rPr>
-          <w:rPr>
-            <w:color w:val="0000EE"/>
-            <w:u w:val="single"/>
-          </w:rPr>
-          <w:t>但12:1–2</w:t>
-        </w:r>
-      </w:hyperlink>
-      <w:r>
-        <w:rPr>
-          <w:lang w:val="zh_TW" w:bidi="zh_TW"/>
-        </w:rPr>
-        <w:t>）。因此，雖然古代希伯來人並未像新約使徒保羅那樣，可以坦然面對死亡（</w:t>
-      </w:r>
-      <w:hyperlink r:id="rId120">
-        <w:r>
-          <w:rPr>
-            <w:lang w:val="zh_TW" w:bidi="zh_TW"/>
-          </w:rPr>
-          <w:rPr>
-            <w:color w:val="0000EE"/>
-            <w:u w:val="single"/>
-          </w:rPr>
-          <w:t>林後5:1–8</w:t>
-        </w:r>
-      </w:hyperlink>
-      <w:r>
-        <w:rPr>
-          <w:lang w:val="zh_TW" w:bidi="zh_TW"/>
-        </w:rPr>
-        <w:t>；</w:t>
-      </w:r>
-      <w:hyperlink r:id="rId121">
-        <w:r>
-          <w:rPr>
-            <w:lang w:val="zh_TW" w:bidi="zh_TW"/>
-          </w:rPr>
-          <w:rPr>
-            <w:color w:val="0000EE"/>
-            <w:u w:val="single"/>
-          </w:rPr>
-          <w:t>腓1:21–23</w:t>
-        </w:r>
-      </w:hyperlink>
-      <w:r>
-        <w:rPr>
-          <w:lang w:val="zh_TW" w:bidi="zh_TW"/>
-        </w:rPr>
-        <w:t>），但他們逐漸明白死亡並非一個毫無盼望的狀態。</w:t>
-      </w:r>
-    </w:p>
-    <w:p>
-      <w:pPr>
-        <w:pStyle w:val="Heading3"/>
-      </w:pPr>
-      <w:r>
-        <w:rPr>
-          <w:lang w:val="zh_TW" w:bidi="zh_TW"/>
-        </w:rPr>
-        <w:t>兩約之間的著作</w:t>
-      </w:r>
-    </w:p>
-    <w:p>
-      <w:pPr/>
-      <w:r>
-        <w:rPr>
-          <w:lang w:val="zh_TW" w:bidi="zh_TW"/>
-        </w:rPr>
-      </w:r>
-      <w:r>
-        <w:rPr>
-          <w:lang w:val="zh_TW" w:bidi="zh_TW"/>
-        </w:rPr>
-        <w:t>在被擄與新約時期的開始之間（公元前586–公元30，與舊約結束的時期部分重疊），與波斯和希臘宗教的接觸，促使猶太人釐清他們對死後生命的觀念。舊約翻譯成希臘文時，人們用希臘文Hades（陰間的名稱）來翻譯希伯來文的Sheol。在新約中，Hades成為死者居所的通用名稱。</w:t>
-      </w:r>
-    </w:p>
-    <w:p>
-      <w:pPr/>
-      <w:r>
-        <w:rPr>
-          <w:lang w:val="zh_TW" w:bidi="zh_TW"/>
-        </w:rPr>
-      </w:r>
-      <w:r>
-        <w:rPr>
-          <w:lang w:val="zh_TW" w:bidi="zh_TW"/>
-        </w:rPr>
-        <w:t>新名稱的出現也帶來了新的觀念，有多個關於死者歸宿的觀點開始流傳。一個常見的觀點出現在偽經以諾一書第二十二章中，描述死者被安置在一座大山的中空位置，等待最後的審判。其中有一個相對愉快的區域，是為義人預備的；另一個則是為惡人準備，充滿痛苦的地方。其他作者則延續舊約Hades或Sheol的概念，視其為一個與神和幸福隔絕的地方（</w:t>
-      </w:r>
-      <w:hyperlink r:id="rId122">
-        <w:r>
-          <w:rPr>
-            <w:lang w:val="zh_TW" w:bidi="zh_TW"/>
-          </w:rPr>
-          <w:rPr>
-            <w:color w:val="0000EE"/>
-            <w:u w:val="single"/>
-          </w:rPr>
-          <w:t>便西拉智訓14:12、16，</w:t>
-        </w:r>
-      </w:hyperlink>
-      <w:hyperlink r:id="rId123">
-        <w:r>
-          <w:rPr>
-            <w:lang w:val="zh_TW" w:bidi="zh_TW"/>
-          </w:rPr>
-          <w:rPr>
-            <w:color w:val="0000EE"/>
-            <w:u w:val="single"/>
-          </w:rPr>
-          <w:t>17:27–28</w:t>
-        </w:r>
-      </w:hyperlink>
-      <w:r>
-        <w:rPr>
-          <w:lang w:val="zh_TW" w:bidi="zh_TW"/>
-        </w:rPr>
-        <w:t>）。</w:t>
-      </w:r>
-    </w:p>
-    <w:p>
-      <w:pPr/>
-      <w:r>
-        <w:rPr>
-          <w:lang w:val="zh_TW" w:bidi="zh_TW"/>
-        </w:rPr>
-      </w:r>
-      <w:r>
-        <w:rPr>
-          <w:lang w:val="zh_TW" w:bidi="zh_TW"/>
-        </w:rPr>
-        <w:t>在那段時期，猶太人也開始使用新詞「地獄」（Gehenna，希伯來文Hinnom），是一個山谷的名字，位於耶路撒冷南方。該山谷在舊約時期以獻兒童為祭的可憎行為著稱（</w:t>
-      </w:r>
-      <w:hyperlink r:id="rId124">
-        <w:r>
-          <w:rPr>
-            <w:lang w:val="zh_TW" w:bidi="zh_TW"/>
-          </w:rPr>
-          <w:rPr>
-            <w:color w:val="0000EE"/>
-            <w:u w:val="single"/>
-          </w:rPr>
-          <w:t>王下23:10;</w:t>
-        </w:r>
-      </w:hyperlink>
-      <w:r>
-        <w:rPr>
-          <w:lang w:val="zh_TW" w:bidi="zh_TW"/>
-        </w:rPr>
-        <w:t xml:space="preserve"> </w:t>
-      </w:r>
-      <w:hyperlink r:id="rId125">
-        <w:r>
-          <w:rPr>
-            <w:lang w:val="zh_TW" w:bidi="zh_TW"/>
-          </w:rPr>
-          <w:rPr>
-            <w:color w:val="0000EE"/>
-            <w:u w:val="single"/>
-          </w:rPr>
-          <w:t>歷代志下</w:t>
-        </w:r>
-      </w:hyperlink>
-      <w:r>
-        <w:rPr>
-          <w:lang w:val="zh_TW" w:bidi="zh_TW"/>
-        </w:rPr>
-        <w:t xml:space="preserve"> 28:3; </w:t>
-      </w:r>
-      <w:hyperlink r:id="rId126">
-        <w:r>
-          <w:rPr>
-            <w:lang w:val="zh_TW" w:bidi="zh_TW"/>
-          </w:rPr>
-          <w:rPr>
-            <w:color w:val="0000EE"/>
-            <w:u w:val="single"/>
-          </w:rPr>
-          <w:t xml:space="preserve">33:6 </w:t>
-        </w:r>
-      </w:hyperlink>
-      <w:r>
-        <w:rPr>
-          <w:lang w:val="zh_TW" w:bidi="zh_TW"/>
-        </w:rPr>
-        <w:t>)，而在新約時期則以焚燒垃圾聞名。地獄成為惡人死後歸宿的稱呼，是一個充滿火焰折磨的地方（以諾一書90:20–27；</w:t>
-      </w:r>
-      <w:hyperlink r:id="rId127">
-        <w:r>
-          <w:rPr>
-            <w:lang w:val="zh_TW" w:bidi="zh_TW"/>
-          </w:rPr>
-          <w:rPr>
-            <w:color w:val="0000EE"/>
-            <w:u w:val="single"/>
-          </w:rPr>
-          <w:t>以斯拉二書7:70</w:t>
-        </w:r>
-      </w:hyperlink>
-      <w:r>
-        <w:rPr>
-          <w:lang w:val="zh_TW" w:bidi="zh_TW"/>
-        </w:rPr>
-        <w:t>）。與此懲罰之地相對的是「樂園」（paradise，源自波斯文，指快樂園地），義人在那裡享受福樂。</w:t>
-      </w:r>
-    </w:p>
-    <w:p>
-      <w:pPr/>
-      <w:r>
-        <w:rPr>
-          <w:lang w:val="zh_TW" w:bidi="zh_TW"/>
-        </w:rPr>
-      </w:r>
-      <w:r>
-        <w:rPr>
-          <w:lang w:val="zh_TW" w:bidi="zh_TW"/>
-        </w:rPr>
-        <w:t>所有這些概念——陰間、地獄、樂園，都被新約作者塑造成最適切基督啟示的形式。</w:t>
-      </w:r>
-    </w:p>
-    <w:p>
-      <w:pPr>
-        <w:pStyle w:val="Heading3"/>
-      </w:pPr>
-      <w:r>
-        <w:rPr>
-          <w:lang w:val="zh_TW" w:bidi="zh_TW"/>
-        </w:rPr>
-        <w:t>新約聖經</w:t>
-      </w:r>
-    </w:p>
-    <w:p>
-      <w:pPr/>
-      <w:r>
-        <w:rPr>
-          <w:lang w:val="zh_TW" w:bidi="zh_TW"/>
-        </w:rPr>
-      </w:r>
-      <w:r>
-        <w:rPr>
-          <w:lang w:val="zh_TW" w:bidi="zh_TW"/>
-        </w:rPr>
-        <w:t>雖然新約使用了多種詞語來描述死者的居所，但實際提及的次數相當少，總共只有約35節經文。這些經文主要集中在福音書和啟示錄。使徒保羅對天堂多有言說，但只有耶穌和約翰對地獄有較多的描述。</w:t>
-      </w:r>
-    </w:p>
-    <w:p>
-      <w:pPr/>
-      <w:r>
-        <w:rPr>
-          <w:lang w:val="zh_TW" w:bidi="zh_TW"/>
-        </w:rPr>
-      </w:r>
-      <w:r>
-        <w:rPr>
-          <w:lang w:val="zh_TW" w:bidi="zh_TW"/>
-        </w:rPr>
-        <w:t>「陰間（Hades）」這個詞僅在耶穌的比喻中出現一次，即財主和拉撒路的比喻（</w:t>
-      </w:r>
-      <w:hyperlink r:id="rId128">
-        <w:r>
-          <w:rPr>
-            <w:lang w:val="zh_TW" w:bidi="zh_TW"/>
-          </w:rPr>
-          <w:rPr>
-            <w:color w:val="0000EE"/>
-            <w:u w:val="single"/>
-          </w:rPr>
-          <w:t>路16:23</w:t>
-        </w:r>
-      </w:hyperlink>
-      <w:r>
-        <w:rPr>
-          <w:lang w:val="zh_TW" w:bidi="zh_TW"/>
-        </w:rPr>
-        <w:t>）。在該比喻中，陰間是一個充滿痛苦的地方，是惡人死後的去處。這種痛苦被描述為「火焰」，即使肉體已死，仍能對人造成身體上的折磨。凡在痛苦中的人，皆不會得到任何安慰。</w:t>
-      </w:r>
-    </w:p>
-    <w:p>
-      <w:pPr/>
-      <w:r>
-        <w:rPr>
-          <w:lang w:val="zh_TW" w:bidi="zh_TW"/>
-        </w:rPr>
-      </w:r>
-      <w:r>
-        <w:rPr>
-          <w:lang w:val="zh_TW" w:bidi="zh_TW"/>
-        </w:rPr>
-        <w:t>雖然惡人在死後立即進入陰間，但他們的最終歸宿是地獄，一個充滿火和蟲的地方，象徵著腐敗（</w:t>
-      </w:r>
-      <w:hyperlink r:id="rId129">
-        <w:r>
-          <w:rPr>
-            <w:lang w:val="zh_TW" w:bidi="zh_TW"/>
-          </w:rPr>
-          <w:rPr>
-            <w:color w:val="0000EE"/>
-            <w:u w:val="single"/>
-          </w:rPr>
-          <w:t>太5:22、29–30，</w:t>
-        </w:r>
-      </w:hyperlink>
-      <w:hyperlink r:id="rId130">
-        <w:r>
-          <w:rPr>
-            <w:lang w:val="zh_TW" w:bidi="zh_TW"/>
-          </w:rPr>
-          <w:rPr>
-            <w:color w:val="0000EE"/>
-            <w:u w:val="single"/>
-          </w:rPr>
-          <w:t>18:9</w:t>
-        </w:r>
-      </w:hyperlink>
-      <w:r>
-        <w:rPr>
-          <w:lang w:val="zh_TW" w:bidi="zh_TW"/>
-        </w:rPr>
-        <w:t>；</w:t>
-      </w:r>
-      <w:hyperlink r:id="rId131">
-        <w:r>
-          <w:rPr>
-            <w:lang w:val="zh_TW" w:bidi="zh_TW"/>
-          </w:rPr>
-          <w:rPr>
-            <w:color w:val="0000EE"/>
-            <w:u w:val="single"/>
-          </w:rPr>
-          <w:t>可9:48</w:t>
-        </w:r>
-      </w:hyperlink>
-      <w:r>
-        <w:rPr>
-          <w:lang w:val="zh_TW" w:bidi="zh_TW"/>
-        </w:rPr>
-        <w:t>，引用自</w:t>
-      </w:r>
-      <w:hyperlink r:id="rId132">
-        <w:r>
-          <w:rPr>
-            <w:lang w:val="zh_TW" w:bidi="zh_TW"/>
-          </w:rPr>
-          <w:rPr>
-            <w:color w:val="0000EE"/>
-            <w:u w:val="single"/>
-          </w:rPr>
-          <w:t>賽66:24</w:t>
-        </w:r>
-      </w:hyperlink>
-      <w:r>
-        <w:rPr>
-          <w:lang w:val="zh_TW" w:bidi="zh_TW"/>
-        </w:rPr>
-        <w:t>）。耶穌也稱地獄為「外邊黑暗」，那裡將有「哀哭切齒」（</w:t>
-      </w:r>
-      <w:hyperlink r:id="rId133">
-        <w:r>
-          <w:rPr>
-            <w:lang w:val="zh_TW" w:bidi="zh_TW"/>
-          </w:rPr>
-          <w:rPr>
-            <w:color w:val="0000EE"/>
-            <w:u w:val="single"/>
-          </w:rPr>
-          <w:t>太8:12，</w:t>
-        </w:r>
-      </w:hyperlink>
-      <w:hyperlink r:id="rId134">
-        <w:r>
-          <w:rPr>
-            <w:lang w:val="zh_TW" w:bidi="zh_TW"/>
-          </w:rPr>
-          <w:rPr>
-            <w:color w:val="0000EE"/>
-            <w:u w:val="single"/>
-          </w:rPr>
-          <w:t>22:13</w:t>
-        </w:r>
-      </w:hyperlink>
-      <w:r>
-        <w:rPr>
-          <w:lang w:val="zh_TW" w:bidi="zh_TW"/>
-        </w:rPr>
-        <w:t>）。顯然，在最後的審判之後，惡人將被基督的命令送往那裡（</w:t>
-      </w:r>
-      <w:hyperlink r:id="rId135">
-        <w:r>
-          <w:rPr>
-            <w:lang w:val="zh_TW" w:bidi="zh_TW"/>
-          </w:rPr>
-          <w:rPr>
-            <w:color w:val="0000EE"/>
-            <w:u w:val="single"/>
-          </w:rPr>
-          <w:t>約5:22、27</w:t>
-        </w:r>
-      </w:hyperlink>
-      <w:r>
-        <w:rPr>
-          <w:lang w:val="zh_TW" w:bidi="zh_TW"/>
-        </w:rPr>
-        <w:t>；</w:t>
-      </w:r>
-      <w:hyperlink r:id="rId136">
-        <w:r>
-          <w:rPr>
-            <w:lang w:val="zh_TW" w:bidi="zh_TW"/>
-          </w:rPr>
-          <w:rPr>
-            <w:color w:val="0000EE"/>
-            <w:u w:val="single"/>
-          </w:rPr>
-          <w:t>徒10:42，</w:t>
-        </w:r>
-      </w:hyperlink>
-      <w:hyperlink r:id="rId137">
-        <w:r>
-          <w:rPr>
-            <w:lang w:val="zh_TW" w:bidi="zh_TW"/>
-          </w:rPr>
-          <w:rPr>
-            <w:color w:val="0000EE"/>
-            <w:u w:val="single"/>
-          </w:rPr>
-          <w:t>17:31</w:t>
-        </w:r>
-      </w:hyperlink>
-      <w:r>
-        <w:rPr>
-          <w:lang w:val="zh_TW" w:bidi="zh_TW"/>
-        </w:rPr>
-        <w:t>；</w:t>
-      </w:r>
-      <w:hyperlink r:id="rId138">
-        <w:r>
-          <w:rPr>
-            <w:lang w:val="zh_TW" w:bidi="zh_TW"/>
-          </w:rPr>
-          <w:rPr>
-            <w:color w:val="0000EE"/>
-            <w:u w:val="single"/>
-          </w:rPr>
-          <w:t>提後4:1</w:t>
-        </w:r>
-      </w:hyperlink>
-      <w:r>
-        <w:rPr>
-          <w:lang w:val="zh_TW" w:bidi="zh_TW"/>
-        </w:rPr>
-        <w:t>）。那個折磨之地，承接舊約陰間作為與神分離之地的負面概念。</w:t>
-      </w:r>
-    </w:p>
-    <w:p>
-      <w:pPr/>
-      <w:r>
-        <w:rPr>
-          <w:lang w:val="zh_TW" w:bidi="zh_TW"/>
-        </w:rPr>
-      </w:r>
-      <w:r>
-        <w:rPr>
-          <w:lang w:val="zh_TW" w:bidi="zh_TW"/>
-        </w:rPr>
-        <w:t>耶穌宣揚悔改的信息，強調地獄的危險，較少提到義人死後所到之處。然而，義人終會在最後的審判後進入「國」，而非地獄（</w:t>
-      </w:r>
-      <w:hyperlink r:id="rId139">
-        <w:r>
-          <w:rPr>
-            <w:lang w:val="zh_TW" w:bidi="zh_TW"/>
-          </w:rPr>
-          <w:rPr>
-            <w:color w:val="0000EE"/>
-            <w:u w:val="single"/>
-          </w:rPr>
-          <w:t>太25:34</w:t>
-        </w:r>
-      </w:hyperlink>
-      <w:r>
-        <w:rPr>
-          <w:lang w:val="zh_TW" w:bidi="zh_TW"/>
-        </w:rPr>
-        <w:t>）。耶穌兩次暗示義人在死後立即進入蒙福的狀態。</w:t>
-      </w:r>
-      <w:hyperlink r:id="rId140">
-        <w:r>
-          <w:rPr>
-            <w:lang w:val="zh_TW" w:bidi="zh_TW"/>
-          </w:rPr>
-          <w:rPr>
-            <w:color w:val="0000EE"/>
-            <w:u w:val="single"/>
-          </w:rPr>
-          <w:t>路加福音十六章22節</w:t>
-        </w:r>
-      </w:hyperlink>
-      <w:r>
-        <w:rPr>
-          <w:lang w:val="zh_TW" w:bidi="zh_TW"/>
-        </w:rPr>
-        <w:t>提到死去的拉撒路在「亞伯拉罕的懷裡」，那是一個充滿安慰和平安的地方。在</w:t>
-      </w:r>
-      <w:hyperlink r:id="rId141">
-        <w:r>
-          <w:rPr>
-            <w:lang w:val="zh_TW" w:bidi="zh_TW"/>
-          </w:rPr>
-          <w:rPr>
-            <w:color w:val="0000EE"/>
-            <w:u w:val="single"/>
-          </w:rPr>
-          <w:t>路加福音二十三章43節</w:t>
-        </w:r>
-      </w:hyperlink>
-      <w:r>
-        <w:rPr>
-          <w:lang w:val="zh_TW" w:bidi="zh_TW"/>
-        </w:rPr>
-        <w:t>中，耶穌應許將與垂死的強盜一起進入天堂，那裡稱為樂園。保羅的措辭表明樂園似乎與天堂一致（</w:t>
-      </w:r>
-      <w:hyperlink r:id="rId142">
-        <w:r>
-          <w:rPr>
-            <w:lang w:val="zh_TW" w:bidi="zh_TW"/>
-          </w:rPr>
-          <w:rPr>
-            <w:color w:val="0000EE"/>
-            <w:u w:val="single"/>
-          </w:rPr>
-          <w:t>林後12:2–3</w:t>
-        </w:r>
-      </w:hyperlink>
-      <w:r>
-        <w:rPr>
-          <w:lang w:val="zh_TW" w:bidi="zh_TW"/>
-        </w:rPr>
-        <w:t>），而約翰則將樂園與新天新地聯繫起來（</w:t>
-      </w:r>
-      <w:hyperlink r:id="rId143">
-        <w:r>
-          <w:rPr>
-            <w:lang w:val="zh_TW" w:bidi="zh_TW"/>
-          </w:rPr>
-          <w:rPr>
-            <w:color w:val="0000EE"/>
-            <w:u w:val="single"/>
-          </w:rPr>
-          <w:t>啟2:7，</w:t>
-        </w:r>
-      </w:hyperlink>
-      <w:hyperlink r:id="rId144">
-        <w:r>
-          <w:rPr>
-            <w:lang w:val="zh_TW" w:bidi="zh_TW"/>
-          </w:rPr>
-          <w:rPr>
-            <w:color w:val="0000EE"/>
-            <w:u w:val="single"/>
-          </w:rPr>
-          <w:t>21:1–2，</w:t>
-        </w:r>
-      </w:hyperlink>
-      <w:hyperlink r:id="rId145">
-        <w:r>
-          <w:rPr>
-            <w:lang w:val="zh_TW" w:bidi="zh_TW"/>
-          </w:rPr>
-          <w:rPr>
-            <w:color w:val="0000EE"/>
-            <w:u w:val="single"/>
-          </w:rPr>
-          <w:t>22:1–2</w:t>
-        </w:r>
-      </w:hyperlink>
-      <w:r>
-        <w:rPr>
-          <w:lang w:val="zh_TW" w:bidi="zh_TW"/>
-        </w:rPr>
-        <w:t>）。</w:t>
-      </w:r>
-    </w:p>
-    <w:p>
-      <w:pPr/>
-      <w:r>
-        <w:rPr>
-          <w:lang w:val="zh_TW" w:bidi="zh_TW"/>
-        </w:rPr>
-      </w:r>
-      <w:r>
-        <w:rPr>
-          <w:lang w:val="zh_TW" w:bidi="zh_TW"/>
-        </w:rPr>
-        <w:t>保羅和新約書信的其他作者，對惡人死後的居所所言不多。保羅僅在路過時提到「無底坑（the abyss）」（譯註：和合本譯為陰間）——他對陰間之坑的稱呼（</w:t>
-      </w:r>
-      <w:hyperlink r:id="rId146">
-        <w:r>
-          <w:rPr>
-            <w:lang w:val="zh_TW" w:bidi="zh_TW"/>
-          </w:rPr>
-          <w:rPr>
-            <w:color w:val="0000EE"/>
-            <w:u w:val="single"/>
-          </w:rPr>
-          <w:t>羅10:7</w:t>
-        </w:r>
-      </w:hyperlink>
-      <w:r>
-        <w:rPr>
-          <w:lang w:val="zh_TW" w:bidi="zh_TW"/>
-        </w:rPr>
-        <w:t>）。他提到基督降在「地下」（</w:t>
-      </w:r>
-      <w:hyperlink r:id="rId147">
-        <w:r>
-          <w:rPr>
-            <w:lang w:val="zh_TW" w:bidi="zh_TW"/>
-          </w:rPr>
-          <w:rPr>
-            <w:color w:val="0000EE"/>
-            <w:u w:val="single"/>
-          </w:rPr>
-          <w:t>弗4:9</w:t>
-        </w:r>
-      </w:hyperlink>
-      <w:r>
-        <w:rPr>
-          <w:lang w:val="zh_TW" w:bidi="zh_TW"/>
-        </w:rPr>
-        <w:t>），可能只是表達基督在死後去了死者的居所（「地下」是猶太拉比用來指陰間/地獄的用語）。彼得提到基督在死後，藉著「靈」去到某個「監獄」，向那裡的「靈」傳道（</w:t>
-      </w:r>
-      <w:hyperlink r:id="rId148">
-        <w:r>
-          <w:rPr>
-            <w:lang w:val="zh_TW" w:bidi="zh_TW"/>
-          </w:rPr>
-          <w:rPr>
-            <w:color w:val="0000EE"/>
-            <w:u w:val="single"/>
-          </w:rPr>
-          <w:t>彼前3:18–20</w:t>
-        </w:r>
-      </w:hyperlink>
-      <w:r>
-        <w:rPr>
-          <w:lang w:val="zh_TW" w:bidi="zh_TW"/>
-        </w:rPr>
-        <w:t>）。人們對該經文有不同解釋。一些人認為基督進入陰間（Hades），向挪亞時代墮落的天使（「神的兒子們」，</w:t>
-      </w:r>
-      <w:hyperlink r:id="rId149">
-        <w:r>
-          <w:rPr>
-            <w:lang w:val="zh_TW" w:bidi="zh_TW"/>
-          </w:rPr>
-          <w:rPr>
-            <w:color w:val="0000EE"/>
-            <w:u w:val="single"/>
-          </w:rPr>
-          <w:t>創6:1–4</w:t>
-        </w:r>
-      </w:hyperlink>
-      <w:r>
-        <w:rPr>
-          <w:lang w:val="zh_TW" w:bidi="zh_TW"/>
-        </w:rPr>
-        <w:t>）傳道，而不是向被囚禁的人類靈魂傳道。在</w:t>
-      </w:r>
-      <w:hyperlink r:id="rId150">
-        <w:r>
-          <w:rPr>
-            <w:lang w:val="zh_TW" w:bidi="zh_TW"/>
-          </w:rPr>
-          <w:rPr>
-            <w:color w:val="0000EE"/>
-            <w:u w:val="single"/>
-          </w:rPr>
-          <w:t>彼得後書二章4節</w:t>
-        </w:r>
-      </w:hyperlink>
-      <w:r>
-        <w:rPr>
-          <w:lang w:val="zh_TW" w:bidi="zh_TW"/>
-        </w:rPr>
-        <w:t>中，用於描述靈魂監獄的用語（通常譯為「地獄」）來自「塔耳塔洛斯」（Tartarus），是另一個指冥界的希臘文名稱。</w:t>
-      </w:r>
-    </w:p>
-    <w:p>
-      <w:pPr/>
-      <w:r>
-        <w:rPr>
-          <w:lang w:val="zh_TW" w:bidi="zh_TW"/>
-        </w:rPr>
-      </w:r>
-      <w:r>
-        <w:rPr>
-          <w:lang w:val="zh_TW" w:bidi="zh_TW"/>
-        </w:rPr>
-        <w:t>保羅多次提及義人死後的居所。最早期的幾卷書信中，他從未提到義人死後的所在地，只提到他們將會復活（</w:t>
-      </w:r>
-      <w:hyperlink r:id="rId151">
-        <w:r>
-          <w:rPr>
-            <w:lang w:val="zh_TW" w:bidi="zh_TW"/>
-          </w:rPr>
-          <w:rPr>
-            <w:color w:val="0000EE"/>
-            <w:u w:val="single"/>
-          </w:rPr>
-          <w:t>林前15章</w:t>
-        </w:r>
-      </w:hyperlink>
-      <w:r>
-        <w:rPr>
-          <w:lang w:val="zh_TW" w:bidi="zh_TW"/>
-        </w:rPr>
-        <w:t>；</w:t>
-      </w:r>
-      <w:hyperlink r:id="rId152">
-        <w:r>
-          <w:rPr>
-            <w:lang w:val="zh_TW" w:bidi="zh_TW"/>
-          </w:rPr>
-          <w:rPr>
-            <w:color w:val="0000EE"/>
-            <w:u w:val="single"/>
-          </w:rPr>
-          <w:t>帖前4:13–17</w:t>
-        </w:r>
-      </w:hyperlink>
-      <w:r>
-        <w:rPr>
-          <w:lang w:val="zh_TW" w:bidi="zh_TW"/>
-        </w:rPr>
-        <w:t>）。在幾乎必死後（</w:t>
-      </w:r>
-      <w:hyperlink r:id="rId153">
-        <w:r>
-          <w:rPr>
-            <w:lang w:val="zh_TW" w:bidi="zh_TW"/>
-          </w:rPr>
-          <w:rPr>
-            <w:color w:val="0000EE"/>
-            <w:u w:val="single"/>
-          </w:rPr>
-          <w:t>林後1:8–11</w:t>
-        </w:r>
-      </w:hyperlink>
-      <w:r>
-        <w:rPr>
-          <w:lang w:val="zh_TW" w:bidi="zh_TW"/>
-        </w:rPr>
-        <w:t>），他開始討論死者「去了哪裡」。保羅說，死亡意味著與基督同在，是比活著更好（</w:t>
-      </w:r>
-      <w:hyperlink r:id="rId154">
-        <w:r>
-          <w:rPr>
-            <w:lang w:val="zh_TW" w:bidi="zh_TW"/>
-          </w:rPr>
-          <w:rPr>
-            <w:color w:val="0000EE"/>
-            <w:u w:val="single"/>
-          </w:rPr>
-          <w:t>腓1:23</w:t>
-        </w:r>
-      </w:hyperlink>
-      <w:r>
-        <w:rPr>
-          <w:lang w:val="zh_TW" w:bidi="zh_TW"/>
-        </w:rPr>
-        <w:t>）。「離開身體」就是「與主同住」（</w:t>
-      </w:r>
-      <w:hyperlink r:id="rId155">
-        <w:r>
-          <w:rPr>
-            <w:lang w:val="zh_TW" w:bidi="zh_TW"/>
-          </w:rPr>
-          <w:rPr>
-            <w:color w:val="0000EE"/>
-            <w:u w:val="single"/>
-          </w:rPr>
-          <w:t>林後5:8</w:t>
-        </w:r>
-      </w:hyperlink>
-      <w:r>
-        <w:rPr>
-          <w:lang w:val="zh_TW" w:bidi="zh_TW"/>
-        </w:rPr>
-        <w:t>）。保羅可能指義人死後直接進入樂園與耶穌同在（參</w:t>
-      </w:r>
-      <w:hyperlink r:id="rId156">
-        <w:r>
-          <w:rPr>
-            <w:lang w:val="zh_TW" w:bidi="zh_TW"/>
-          </w:rPr>
-          <w:rPr>
-            <w:color w:val="0000EE"/>
-            <w:u w:val="single"/>
-          </w:rPr>
-          <w:t>林後12:2–4</w:t>
-        </w:r>
-      </w:hyperlink>
-      <w:r>
-        <w:rPr>
-          <w:lang w:val="zh_TW" w:bidi="zh_TW"/>
-        </w:rPr>
-        <w:t>，保羅稱天堂為第三層天）。死亡絕對無法使基督徒與基督分離（</w:t>
-      </w:r>
-      <w:hyperlink r:id="rId83">
-        <w:r>
-          <w:rPr>
-            <w:lang w:val="zh_TW" w:bidi="zh_TW"/>
-          </w:rPr>
-          <w:rPr>
-            <w:color w:val="0000EE"/>
-            <w:u w:val="single"/>
-          </w:rPr>
-          <w:t>羅8:38–39</w:t>
-        </w:r>
-      </w:hyperlink>
-      <w:r>
-        <w:rPr>
-          <w:lang w:val="zh_TW" w:bidi="zh_TW"/>
-        </w:rPr>
-        <w:t>），反而使他們進入神的同在。</w:t>
-      </w:r>
-    </w:p>
-    <w:p>
-      <w:pPr/>
-      <w:r>
-        <w:rPr>
-          <w:lang w:val="zh_TW" w:bidi="zh_TW"/>
-        </w:rPr>
-      </w:r>
-      <w:r>
-        <w:rPr>
-          <w:lang w:val="zh_TW" w:bidi="zh_TW"/>
-        </w:rPr>
-        <w:t>啟示錄對於死者的居所，特別是惡人死後的居所，有大量描述。它用兩個名稱來描述那地方，分別是「無底坑」，指所有邪靈的居所或監獄；以及「陰間」，指人類死後的居所。無底坑會出現折磨人類的鬼魔形態（</w:t>
-      </w:r>
-      <w:hyperlink r:id="rId157">
-        <w:r>
-          <w:rPr>
-            <w:lang w:val="zh_TW" w:bidi="zh_TW"/>
-          </w:rPr>
-          <w:rPr>
-            <w:color w:val="0000EE"/>
-            <w:u w:val="single"/>
-          </w:rPr>
-          <w:t>啟9:1–11</w:t>
-        </w:r>
-      </w:hyperlink>
-      <w:r>
-        <w:rPr>
-          <w:lang w:val="zh_TW" w:bidi="zh_TW"/>
-        </w:rPr>
-        <w:t>）和撒但的「獸」，後者殺死兩個見證人，並帶同「大淫婦」（</w:t>
-      </w:r>
-      <w:hyperlink r:id="rId158">
-        <w:r>
-          <w:rPr>
-            <w:lang w:val="zh_TW" w:bidi="zh_TW"/>
-          </w:rPr>
-          <w:rPr>
-            <w:color w:val="0000EE"/>
-            <w:u w:val="single"/>
-          </w:rPr>
-          <w:t>11:7，</w:t>
-        </w:r>
-      </w:hyperlink>
-      <w:hyperlink r:id="rId159">
-        <w:r>
-          <w:rPr>
-            <w:lang w:val="zh_TW" w:bidi="zh_TW"/>
-          </w:rPr>
-          <w:rPr>
-            <w:color w:val="0000EE"/>
-            <w:u w:val="single"/>
-          </w:rPr>
-          <w:t>17章</w:t>
-        </w:r>
-      </w:hyperlink>
-      <w:r>
-        <w:rPr>
-          <w:lang w:val="zh_TW" w:bidi="zh_TW"/>
-        </w:rPr>
-        <w:t>）。撒但自己將被囚禁在那裡（</w:t>
-      </w:r>
-      <w:hyperlink r:id="rId160">
-        <w:r>
-          <w:rPr>
-            <w:lang w:val="zh_TW" w:bidi="zh_TW"/>
-          </w:rPr>
-          <w:rPr>
-            <w:color w:val="0000EE"/>
-            <w:u w:val="single"/>
-          </w:rPr>
-          <w:t>20:2–3</w:t>
-        </w:r>
-      </w:hyperlink>
-      <w:r>
-        <w:rPr>
-          <w:lang w:val="zh_TW" w:bidi="zh_TW"/>
-        </w:rPr>
-        <w:t>）。耶穌將其描述為一個魔鬼及其使者預備的地方（參見</w:t>
-      </w:r>
-      <w:hyperlink r:id="rId161">
-        <w:r>
-          <w:rPr>
-            <w:lang w:val="zh_TW" w:bidi="zh_TW"/>
-          </w:rPr>
-          <w:rPr>
-            <w:color w:val="0000EE"/>
-            <w:u w:val="single"/>
-          </w:rPr>
-          <w:t>太25:41</w:t>
-        </w:r>
-      </w:hyperlink>
-      <w:r>
-        <w:rPr>
-          <w:lang w:val="zh_TW" w:bidi="zh_TW"/>
-        </w:rPr>
-        <w:t>）。對基督徒來說，這裡的好消息是，無底坑或陰間並不是一個自主的領域。啟示錄開篇時，耶穌宣告他握有陰間的鑰匙（</w:t>
-      </w:r>
-      <w:hyperlink r:id="rId162">
-        <w:r>
-          <w:rPr>
-            <w:lang w:val="zh_TW" w:bidi="zh_TW"/>
-          </w:rPr>
-          <w:rPr>
-            <w:color w:val="0000EE"/>
-            <w:u w:val="single"/>
-          </w:rPr>
-          <w:t>啟1:18</w:t>
-        </w:r>
-      </w:hyperlink>
-      <w:r>
-        <w:rPr>
-          <w:lang w:val="zh_TW" w:bidi="zh_TW"/>
-        </w:rPr>
-        <w:t>），最後祂將迫使它交出死者（</w:t>
-      </w:r>
-      <w:hyperlink r:id="rId163">
-        <w:r>
-          <w:rPr>
-            <w:lang w:val="zh_TW" w:bidi="zh_TW"/>
-          </w:rPr>
-          <w:rPr>
-            <w:color w:val="0000EE"/>
-            <w:u w:val="single"/>
-          </w:rPr>
-          <w:t>20:13</w:t>
-        </w:r>
-      </w:hyperlink>
-      <w:r>
-        <w:rPr>
-          <w:lang w:val="zh_TW" w:bidi="zh_TW"/>
-        </w:rPr>
-        <w:t>）。在此之前，無底坑的鑰匙不在撒但手中，而是掛在天上的鑰匙圈上，只分給神的使者（</w:t>
-      </w:r>
-      <w:hyperlink r:id="rId164">
-        <w:r>
-          <w:rPr>
-            <w:lang w:val="zh_TW" w:bidi="zh_TW"/>
-          </w:rPr>
-          <w:rPr>
-            <w:color w:val="0000EE"/>
-            <w:u w:val="single"/>
-          </w:rPr>
-          <w:t>9:1，</w:t>
-        </w:r>
-      </w:hyperlink>
-      <w:hyperlink r:id="rId165">
-        <w:r>
-          <w:rPr>
-            <w:lang w:val="zh_TW" w:bidi="zh_TW"/>
-          </w:rPr>
-          <w:rPr>
-            <w:color w:val="0000EE"/>
-            <w:u w:val="single"/>
-          </w:rPr>
-          <w:t>20:1</w:t>
-        </w:r>
-      </w:hyperlink>
-      <w:r>
-        <w:rPr>
-          <w:lang w:val="zh_TW" w:bidi="zh_TW"/>
-        </w:rPr>
-        <w:t>）。最終，陰間、死亡和惡人將被投入火湖（地獄），在那裡他們將遭受永恆的折磨（</w:t>
-      </w:r>
-      <w:hyperlink r:id="rId166">
-        <w:r>
-          <w:rPr>
-            <w:lang w:val="zh_TW" w:bidi="zh_TW"/>
-          </w:rPr>
-          <w:rPr>
-            <w:color w:val="0000EE"/>
-            <w:u w:val="single"/>
-          </w:rPr>
-          <w:t>19:20</w:t>
-        </w:r>
-      </w:hyperlink>
-      <w:hyperlink r:id="rId167">
-        <w:r>
-          <w:rPr>
-            <w:lang w:val="zh_TW" w:bidi="zh_TW"/>
-          </w:rPr>
-          <w:rPr>
-            <w:color w:val="0000EE"/>
-            <w:u w:val="single"/>
-          </w:rPr>
-          <w:t>，20:10、14–15，</w:t>
-        </w:r>
-      </w:hyperlink>
-      <w:hyperlink r:id="rId168">
-        <w:r>
-          <w:rPr>
-            <w:lang w:val="zh_TW" w:bidi="zh_TW"/>
-          </w:rPr>
-          <w:rPr>
-            <w:color w:val="0000EE"/>
-            <w:u w:val="single"/>
-          </w:rPr>
-          <w:t>21:8</w:t>
-        </w:r>
-      </w:hyperlink>
-      <w:r>
-        <w:rPr>
-          <w:lang w:val="zh_TW" w:bidi="zh_TW"/>
-        </w:rPr>
-        <w:t>）。</w:t>
-      </w:r>
-    </w:p>
-    <w:p>
-      <w:pPr/>
-      <w:r>
-        <w:rPr>
-          <w:lang w:val="zh_TW" w:bidi="zh_TW"/>
-        </w:rPr>
-      </w:r>
-      <w:r>
-        <w:rPr>
-          <w:lang w:val="zh_TW" w:bidi="zh_TW"/>
-        </w:rPr>
-        <w:t>啟示錄的作者約翰同意保羅的看法，義人死後的命運不會與惡人相同。他們不會去陰間，而是去天堂。殉道者出現在祭壇下，為他們向神呼求伸冤（</w:t>
-      </w:r>
-      <w:hyperlink r:id="rId169">
-        <w:r>
-          <w:rPr>
-            <w:lang w:val="zh_TW" w:bidi="zh_TW"/>
-          </w:rPr>
-          <w:rPr>
-            <w:color w:val="0000EE"/>
-            <w:u w:val="single"/>
-          </w:rPr>
-          <w:t>啟6:9–11</w:t>
-        </w:r>
-      </w:hyperlink>
-      <w:r>
-        <w:rPr>
-          <w:lang w:val="zh_TW" w:bidi="zh_TW"/>
-        </w:rPr>
-        <w:t>）。在另一個意象中，無數的基督徒出現在神的寶座前讚美祂（</w:t>
-      </w:r>
-      <w:hyperlink r:id="rId170">
-        <w:r>
-          <w:rPr>
-            <w:lang w:val="zh_TW" w:bidi="zh_TW"/>
-          </w:rPr>
-          <w:rPr>
-            <w:color w:val="0000EE"/>
-            <w:u w:val="single"/>
-          </w:rPr>
-          <w:t>7:9–17</w:t>
-        </w:r>
-      </w:hyperlink>
-      <w:r>
-        <w:rPr>
-          <w:lang w:val="zh_TW" w:bidi="zh_TW"/>
-        </w:rPr>
-        <w:t>）。這些信徒由基督親自牧養，不再忍受飢餓、口渴、不適或悲傷。</w:t>
-      </w:r>
-    </w:p>
-    <w:p>
-      <w:pPr>
-        <w:pStyle w:val="Heading3"/>
-      </w:pPr>
-      <w:r>
-        <w:rPr>
-          <w:lang w:val="zh_TW" w:bidi="zh_TW"/>
-        </w:rPr>
-        <w:t>結論</w:t>
-      </w:r>
-    </w:p>
-    <w:p>
-      <w:pPr/>
-      <w:r>
-        <w:rPr>
-          <w:lang w:val="zh_TW" w:bidi="zh_TW"/>
-        </w:rPr>
-      </w:r>
-      <w:r>
-        <w:rPr>
-          <w:lang w:val="zh_TW" w:bidi="zh_TW"/>
-        </w:rPr>
-        <w:t>總而言之，在舊約中，對於死者的所在地最初是一種模糊不清的概念，指一個與生命和神分離的地方。後來的作者認為，不應只有一個共同的地方（陰間〔Sheol〕），而應有兩個地方。根據基督教的教導，惡人進入陰間（Hades），這是一個充滿痛苦的地方，他們將在那裡受苦，直到審判之日；最終，他們將被丟入火湖，即地獄（Gehenna）。然而，陰間的掌管者不是魔鬼，而是基督，他掌控著整個受造世界。義人不會進入陰間，而是直接進入樂園（「亞伯拉罕的懷裡」或天堂）。在那裡，他們與基督同在；憑著信心已經親眼看見，痛苦已化為祝福，禱告也化為讚美。基督徒相信，死亡雖然令人敬畏，是「末了的仇敵」，卻不會折磨他們。死亡無法使他們與主分離，反而帶他們面對面與所愛的主相見。</w:t>
-      </w:r>
-    </w:p>
-    <w:p>
-      <w:pPr/>
-      <w:r>
-        <w:rPr>
-          <w:lang w:val="zh_TW" w:bidi="zh_TW"/>
-        </w:rPr>
-      </w:r>
-      <w:r>
-        <w:rPr>
-          <w:lang w:val="zh_TW" w:bidi="zh_TW"/>
-        </w:rPr>
-        <w:t>這次相會可能是在人死後立即發生，也可能是在復活之時發生——中間的時間毫無意義，不過如同睡眠。換句話說，對於信徒而言，死後的下一個經歷便是與基督相會。</w:t>
-      </w:r>
-    </w:p>
-    <w:p>
-      <w:pPr/>
-      <w:r>
-        <w:rPr>
-          <w:lang w:val="zh_TW" w:bidi="zh_TW"/>
-        </w:rPr>
-      </w:r>
-      <w:r>
-        <w:rPr>
-          <w:lang w:val="zh_TW" w:bidi="zh_TW"/>
-        </w:rPr>
-        <w:t>舊約和新約都將死亡描述為睡眠。在舊約中，當一個人死時，常被描述為「與列祖同睡」（例如，</w:t>
-      </w:r>
-      <w:hyperlink r:id="rId171">
-        <w:r>
-          <w:rPr>
-            <w:lang w:val="zh_TW" w:bidi="zh_TW"/>
-          </w:rPr>
-          <w:rPr>
-            <w:color w:val="0000EE"/>
-            <w:u w:val="single"/>
-          </w:rPr>
-          <w:t>申31:16</w:t>
-        </w:r>
-      </w:hyperlink>
-      <w:r>
-        <w:rPr>
-          <w:lang w:val="zh_TW" w:bidi="zh_TW"/>
-        </w:rPr>
-        <w:t>；</w:t>
-      </w:r>
-      <w:hyperlink r:id="rId172">
-        <w:r>
-          <w:rPr>
-            <w:lang w:val="zh_TW" w:bidi="zh_TW"/>
-          </w:rPr>
-          <w:rPr>
-            <w:color w:val="0000EE"/>
-            <w:u w:val="single"/>
-          </w:rPr>
-          <w:t>撒下7:12</w:t>
-        </w:r>
-      </w:hyperlink>
-      <w:r>
-        <w:rPr>
-          <w:lang w:val="zh_TW" w:bidi="zh_TW"/>
-        </w:rPr>
-        <w:t>）。耶穌自己也將死亡稱為睡眠（</w:t>
-      </w:r>
-      <w:hyperlink r:id="rId173">
-        <w:r>
-          <w:rPr>
-            <w:lang w:val="zh_TW" w:bidi="zh_TW"/>
-          </w:rPr>
-          <w:rPr>
-            <w:color w:val="0000EE"/>
-            <w:u w:val="single"/>
-          </w:rPr>
-          <w:t>太9:24</w:t>
-        </w:r>
-      </w:hyperlink>
-      <w:r>
-        <w:rPr>
-          <w:lang w:val="zh_TW" w:bidi="zh_TW"/>
-        </w:rPr>
-        <w:t>；</w:t>
-      </w:r>
-      <w:hyperlink r:id="rId174">
-        <w:r>
-          <w:rPr>
-            <w:lang w:val="zh_TW" w:bidi="zh_TW"/>
-          </w:rPr>
-          <w:rPr>
-            <w:color w:val="0000EE"/>
-            <w:u w:val="single"/>
-          </w:rPr>
-          <w:t>約11:11</w:t>
-        </w:r>
-      </w:hyperlink>
-      <w:r>
-        <w:rPr>
-          <w:lang w:val="zh_TW" w:bidi="zh_TW"/>
-        </w:rPr>
-        <w:t>）。使徒保羅也持相同看法（</w:t>
-      </w:r>
-      <w:hyperlink r:id="rId175">
-        <w:r>
-          <w:rPr>
-            <w:lang w:val="zh_TW" w:bidi="zh_TW"/>
-          </w:rPr>
-          <w:rPr>
-            <w:color w:val="0000EE"/>
-            <w:u w:val="single"/>
-          </w:rPr>
-          <w:t>林前11:30，</w:t>
-        </w:r>
-      </w:hyperlink>
-      <w:hyperlink r:id="rId176">
-        <w:r>
-          <w:rPr>
-            <w:lang w:val="zh_TW" w:bidi="zh_TW"/>
-          </w:rPr>
-          <w:rPr>
-            <w:color w:val="0000EE"/>
-            <w:u w:val="single"/>
-          </w:rPr>
-          <w:t>15:20、51</w:t>
-        </w:r>
-      </w:hyperlink>
-      <w:r>
-        <w:rPr>
-          <w:lang w:val="zh_TW" w:bidi="zh_TW"/>
-        </w:rPr>
-        <w:t>；</w:t>
-      </w:r>
-      <w:hyperlink r:id="rId58">
-        <w:r>
-          <w:rPr>
-            <w:lang w:val="zh_TW" w:bidi="zh_TW"/>
-          </w:rPr>
-          <w:rPr>
-            <w:color w:val="0000EE"/>
-            <w:u w:val="single"/>
-          </w:rPr>
-          <w:t>帖前4:14</w:t>
-        </w:r>
-      </w:hyperlink>
-      <w:r>
-        <w:rPr>
-          <w:lang w:val="zh_TW" w:bidi="zh_TW"/>
-        </w:rPr>
-        <w:t>），至少在部分經文中，表明死亡只屬暫時。因此，它被稱為睡眠。舊約</w:t>
-      </w:r>
-      <w:hyperlink r:id="rId38">
-        <w:r>
-          <w:rPr>
-            <w:lang w:val="zh_TW" w:bidi="zh_TW"/>
-          </w:rPr>
-          <w:rPr>
-            <w:color w:val="0000EE"/>
-            <w:u w:val="single"/>
-          </w:rPr>
-          <w:t>但以理書十二章2節</w:t>
-        </w:r>
-      </w:hyperlink>
-      <w:r>
-        <w:rPr>
-          <w:lang w:val="zh_TW" w:bidi="zh_TW"/>
-        </w:rPr>
-        <w:t>也指出死亡如同睡眠，直到死者復活——有些進入永生，有些進入羞辱和永遠的憎惡之中。</w:t>
-      </w:r>
-    </w:p>
-    <w:p>
-      <w:pPr/>
-      <w:r>
-        <w:rPr>
-          <w:lang w:val="zh_TW" w:bidi="zh_TW"/>
-        </w:rPr>
-      </w:r>
-      <w:r>
-        <w:rPr>
-          <w:i/>
-          <w:lang w:val="zh_TW" w:bidi="zh_TW"/>
-        </w:rPr>
-        <w:t>另見</w:t>
-      </w:r>
-      <w:r>
-        <w:rPr>
-          <w:lang w:val="zh_TW" w:bidi="zh_TW"/>
-        </w:rPr>
-        <w:t xml:space="preserve"> </w:t>
-      </w:r>
-      <w:r>
-        <w:rPr>
-          <w:lang w:val="zh_TW" w:bidi="zh_TW"/>
-        </w:rPr>
-        <w:t>地獄（欣嫩子谷）；</w:t>
-      </w:r>
-      <w:r>
-        <w:rPr>
-          <w:lang w:val="zh_TW" w:bidi="zh_TW"/>
-        </w:rPr>
-        <w:t>陰間；</w:t>
-      </w:r>
-      <w:r>
-        <w:rPr>
-          <w:lang w:val="zh_TW" w:bidi="zh_TW"/>
-        </w:rPr>
-        <w:t>天（天堂）；</w:t>
-      </w:r>
-      <w:r>
-        <w:rPr>
-          <w:lang w:val="zh_TW" w:bidi="zh_TW"/>
-        </w:rPr>
-        <w:t>地獄；</w:t>
-      </w:r>
-      <w:r>
-        <w:rPr>
-          <w:lang w:val="zh_TW" w:bidi="zh_TW"/>
-        </w:rPr>
-        <w:t>中間狀態；</w:t>
-      </w:r>
-      <w:r>
-        <w:rPr>
-          <w:lang w:val="zh_TW" w:bidi="zh_TW"/>
-        </w:rPr>
-        <w:t>樂園；</w:t>
-      </w:r>
-      <w:r>
-        <w:rPr>
-          <w:lang w:val="zh_TW" w:bidi="zh_TW"/>
-        </w:rPr>
-        <w:t>陰間</w:t>
-      </w:r>
-      <w:r>
-        <w:rPr>
-          <w:lang w:val="zh_TW" w:bidi="zh_TW"/>
-        </w:rPr>
-        <w:t>。</w:t>
       </w:r>
       <w:r>
         <w:rPr>

--- a/zht/docx/146.content.docx
+++ b/zht/docx/146.content.docx
@@ -149,7 +149,7 @@
         <w:rPr>
           <w:lang w:val="zh_TW" w:bidi="zh_TW"/>
         </w:rPr>
-        <w:t>sha</w:t>
+        <w:t>sai</w:t>
       </w:r>
       <w:r>
         <w:rPr>
@@ -212,401 +212,7 @@
         <w:rPr>
           <w:lang w:val="zh_TW" w:bidi="zh_TW"/>
         </w:rPr>
-        <w:t>沙拉</w:t>
-      </w:r>
-      <w:r>
-        <w:rPr>
-          <w:lang w:val="zh_TW" w:bidi="zh_TW"/>
-        </w:rPr>
-      </w:r>
-    </w:p>
-    <w:p>
-      <w:pPr>
-        <w:pStyle w:val="Heading2"/>
-      </w:pPr>
-      <w:r>
-        <w:rPr>
-          <w:lang w:val="zh_TW" w:bidi="zh_TW"/>
-        </w:rPr>
-        <w:t>沙拉（</w:t>
-      </w:r>
-      <w:r>
-        <w:rPr>
-          <w:lang w:val="zh_TW" w:bidi="zh_TW"/>
-        </w:rPr>
-        <w:t>Salah</w:t>
-      </w:r>
-      <w:r>
-        <w:rPr>
-          <w:lang w:val="zh_TW" w:bidi="zh_TW"/>
-        </w:rPr>
-        <w:t>）</w:t>
-      </w:r>
-    </w:p>
-    <w:p>
-      <w:pPr/>
-      <w:r>
-        <w:rPr>
-          <w:lang w:val="zh_TW" w:bidi="zh_TW"/>
-        </w:rPr>
-      </w:r>
-      <w:r>
-        <w:rPr>
-          <w:lang w:val="zh_TW" w:bidi="zh_TW"/>
-        </w:rPr>
-        <w:t>在</w:t>
-      </w:r>
-      <w:hyperlink r:id="rId13">
-        <w:r>
-          <w:rPr>
-            <w:lang w:val="zh_TW" w:bidi="zh_TW"/>
-          </w:rPr>
-          <w:rPr>
-            <w:color w:val="0000EE"/>
-            <w:u w:val="single"/>
-          </w:rPr>
-          <w:t>創世記十章24節</w:t>
-        </w:r>
-      </w:hyperlink>
-      <w:r>
-        <w:rPr>
-          <w:lang w:val="zh_TW" w:bidi="zh_TW"/>
-        </w:rPr>
-        <w:t>和</w:t>
-      </w:r>
-      <w:hyperlink r:id="rId14">
-        <w:r>
-          <w:rPr>
-            <w:lang w:val="zh_TW" w:bidi="zh_TW"/>
-          </w:rPr>
-          <w:rPr>
-            <w:color w:val="0000EE"/>
-            <w:u w:val="single"/>
-          </w:rPr>
-          <w:t>十一章12至15節</w:t>
-        </w:r>
-      </w:hyperlink>
-      <w:r>
-        <w:rPr>
-          <w:lang w:val="zh_TW" w:bidi="zh_TW"/>
-        </w:rPr>
-        <w:t>中，這是沙拉（Shelah）——希伯的父親——在某些譯本中的拼寫形式。</w:t>
-      </w:r>
-      <w:r>
-        <w:rPr>
-          <w:i/>
-          <w:lang w:val="zh_TW" w:bidi="zh_TW"/>
-        </w:rPr>
-        <w:t>見</w:t>
-      </w:r>
-      <w:r>
-        <w:rPr>
-          <w:lang w:val="zh_TW" w:bidi="zh_TW"/>
-        </w:rPr>
-        <w:t>沙拉 #1</w:t>
-      </w:r>
-      <w:r>
-        <w:rPr>
-          <w:lang w:val="zh_TW" w:bidi="zh_TW"/>
-        </w:rPr>
-        <w:t>。</w:t>
-      </w:r>
-      <w:r>
-        <w:rPr>
-          <w:lang w:val="zh_TW" w:bidi="zh_TW"/>
-        </w:rPr>
-      </w:r>
-      <w:r>
-        <w:rPr>
-          <w:lang w:val="zh_TW" w:bidi="zh_TW"/>
-        </w:rPr>
-      </w:r>
-    </w:p>
-    <w:p>
-      <w:pPr/>
-      <w:r>
-        <w:rPr>
-          <w:lang w:val="zh_TW" w:bidi="zh_TW"/>
-        </w:rPr>
-      </w:r>
-    </w:p>
-    <w:p>
-      <w:pPr>
-        <w:pStyle w:val="Heading2"/>
-      </w:pPr>
-      <w:r>
-        <w:rPr>
-          <w:lang w:val="zh_TW" w:bidi="zh_TW"/>
-        </w:rPr>
-        <w:t>沙拉</w:t>
-      </w:r>
-      <w:r>
-        <w:rPr>
-          <w:lang w:val="zh_TW" w:bidi="zh_TW"/>
-        </w:rPr>
-      </w:r>
-    </w:p>
-    <w:p>
-      <w:pPr>
-        <w:pStyle w:val="ListNumber"/>
-        <w:numPr>
-          <w:ilvl w:val="0"/>
-          <w:numId w:val="14"/>
-        </w:numPr>
-        <w:spacing w:line="240" w:lineRule="auto"/>
-        <w:ind w:left="720"/>
-      </w:pPr>
-      <w:r>
-        <w:rPr>
-          <w:lang w:val="zh_TW" w:bidi="zh_TW"/>
-        </w:rPr>
-      </w:r>
-      <w:r>
-        <w:rPr>
-          <w:lang w:val="zh_TW" w:bidi="zh_TW"/>
-        </w:rPr>
-        <w:t>亞法撒的兒子，也是希伯的父親（</w:t>
-      </w:r>
-      <w:hyperlink r:id="rId13">
-        <w:r>
-          <w:rPr>
-            <w:lang w:val="zh_TW" w:bidi="zh_TW"/>
-          </w:rPr>
-          <w:rPr>
-            <w:color w:val="0000EE"/>
-            <w:u w:val="single"/>
-          </w:rPr>
-          <w:t>創10:24</w:t>
-        </w:r>
-      </w:hyperlink>
-      <w:r>
-        <w:rPr>
-          <w:lang w:val="zh_TW" w:bidi="zh_TW"/>
-        </w:rPr>
-        <w:t>，</w:t>
-      </w:r>
-      <w:hyperlink r:id="rId14">
-        <w:r>
-          <w:rPr>
-            <w:lang w:val="zh_TW" w:bidi="zh_TW"/>
-          </w:rPr>
-          <w:rPr>
-            <w:color w:val="0000EE"/>
-            <w:u w:val="single"/>
-          </w:rPr>
-          <w:t>11:12–15</w:t>
-        </w:r>
-      </w:hyperlink>
-      <w:r>
-        <w:rPr>
-          <w:lang w:val="zh_TW" w:bidi="zh_TW"/>
-        </w:rPr>
-        <w:t>；</w:t>
-      </w:r>
-      <w:hyperlink r:id="rId15">
-        <w:r>
-          <w:rPr>
-            <w:lang w:val="zh_TW" w:bidi="zh_TW"/>
-          </w:rPr>
-          <w:rPr>
-            <w:color w:val="0000EE"/>
-            <w:u w:val="single"/>
-          </w:rPr>
-          <w:t>代上1:18</w:t>
-        </w:r>
-      </w:hyperlink>
-      <w:r>
-        <w:rPr>
-          <w:lang w:val="zh_TW" w:bidi="zh_TW"/>
-        </w:rPr>
-        <w:t>）。在路加福音所記載的耶穌祖先名單中，沙拉被列為該南的兒子，而該南則是亞法撒的兒子（</w:t>
-      </w:r>
-      <w:hyperlink r:id="rId16">
-        <w:r>
-          <w:rPr>
-            <w:lang w:val="zh_TW" w:bidi="zh_TW"/>
-          </w:rPr>
-          <w:rPr>
-            <w:color w:val="0000EE"/>
-            <w:u w:val="single"/>
-          </w:rPr>
-          <w:t>路3:35</w:t>
-        </w:r>
-      </w:hyperlink>
-      <w:r>
-        <w:rPr>
-          <w:lang w:val="zh_TW" w:bidi="zh_TW"/>
-        </w:rPr>
-        <w:t>）。</w:t>
-        <w:br/>
-      </w:r>
-      <w:r>
-        <w:rPr>
-          <w:i/>
-          <w:lang w:val="zh_TW" w:bidi="zh_TW"/>
-        </w:rPr>
-        <w:t>見</w:t>
-      </w:r>
-      <w:r>
-        <w:rPr>
-          <w:lang w:val="zh_TW" w:bidi="zh_TW"/>
-        </w:rPr>
-        <w:t>耶穌基督的家譜</w:t>
-      </w:r>
-      <w:r>
-        <w:rPr>
-          <w:lang w:val="zh_TW" w:bidi="zh_TW"/>
-        </w:rPr>
-        <w:t xml:space="preserve">。 </w:t>
-      </w:r>
-    </w:p>
-    <w:p>
-      <w:pPr>
-        <w:pStyle w:val="ListNumber"/>
-        <w:spacing w:line="240" w:lineRule="auto"/>
-        <w:ind w:left="720"/>
-      </w:pPr>
-      <w:r>
-        <w:rPr>
-          <w:lang w:val="zh_TW" w:bidi="zh_TW"/>
-        </w:rPr>
-      </w:r>
-      <w:r>
-        <w:rPr>
-          <w:lang w:val="zh_TW" w:bidi="zh_TW"/>
-        </w:rPr>
-        <w:t>猶大與迦南女子書亞所生的第三個兒子，出生在猶大的小鎮</w:t>
-      </w:r>
-      <w:r>
-        <w:rPr>
-          <w:lang w:val="zh_TW" w:bidi="zh_TW"/>
-        </w:rPr>
-        <w:t>基悉</w:t>
-      </w:r>
-      <w:r>
-        <w:rPr>
-          <w:lang w:val="zh_TW" w:bidi="zh_TW"/>
-        </w:rPr>
-        <w:t>（</w:t>
-      </w:r>
-      <w:hyperlink r:id="rId17">
-        <w:r>
-          <w:rPr>
-            <w:lang w:val="zh_TW" w:bidi="zh_TW"/>
-          </w:rPr>
-          <w:rPr>
-            <w:color w:val="0000EE"/>
-            <w:u w:val="single"/>
-          </w:rPr>
-          <w:t>創38:5</w:t>
-        </w:r>
-      </w:hyperlink>
-      <w:r>
-        <w:rPr>
-          <w:lang w:val="zh_TW" w:bidi="zh_TW"/>
-        </w:rPr>
-        <w:t>；</w:t>
-      </w:r>
-      <w:hyperlink r:id="rId18">
-        <w:r>
-          <w:rPr>
-            <w:lang w:val="zh_TW" w:bidi="zh_TW"/>
-          </w:rPr>
-          <w:rPr>
-            <w:color w:val="0000EE"/>
-            <w:u w:val="single"/>
-          </w:rPr>
-          <w:t>代上2:3</w:t>
-        </w:r>
-      </w:hyperlink>
-      <w:r>
-        <w:rPr>
-          <w:lang w:val="zh_TW" w:bidi="zh_TW"/>
-        </w:rPr>
-        <w:t>；譯註：和合本將此人名譯為「示拉」）。沙拉為示拉族的起源（譯註：和合本譯為「示拉」；</w:t>
-      </w:r>
-      <w:hyperlink r:id="rId19">
-        <w:r>
-          <w:rPr>
-            <w:lang w:val="zh_TW" w:bidi="zh_TW"/>
-          </w:rPr>
-          <w:rPr>
-            <w:color w:val="0000EE"/>
-            <w:u w:val="single"/>
-          </w:rPr>
-          <w:t>民26:20</w:t>
-        </w:r>
-      </w:hyperlink>
-      <w:r>
-        <w:rPr>
-          <w:lang w:val="zh_TW" w:bidi="zh_TW"/>
-        </w:rPr>
-        <w:t>）。在</w:t>
-      </w:r>
-      <w:hyperlink r:id="rId20">
-        <w:r>
-          <w:rPr>
-            <w:lang w:val="zh_TW" w:bidi="zh_TW"/>
-          </w:rPr>
-          <w:rPr>
-            <w:color w:val="0000EE"/>
-            <w:u w:val="single"/>
-          </w:rPr>
-          <w:t>尼希米記十一章5節</w:t>
-        </w:r>
-      </w:hyperlink>
-      <w:r>
-        <w:rPr>
-          <w:lang w:val="zh_TW" w:bidi="zh_TW"/>
-        </w:rPr>
-        <w:t>和</w:t>
-      </w:r>
-      <w:hyperlink r:id="rId21">
-        <w:r>
-          <w:rPr>
-            <w:lang w:val="zh_TW" w:bidi="zh_TW"/>
-          </w:rPr>
-          <w:rPr>
-            <w:color w:val="0000EE"/>
-            <w:u w:val="single"/>
-          </w:rPr>
-          <w:t>歷代志上九章5節</w:t>
-        </w:r>
-      </w:hyperlink>
-      <w:r>
-        <w:rPr>
-          <w:lang w:val="zh_TW" w:bidi="zh_TW"/>
-        </w:rPr>
-        <w:t>中，原本的「示羅/示羅尼（Shilonite）」（譯註：和合本在這兩處將其分別譯為「示羅尼」和「示羅」）可能應該要被更正為「示拉（Shelanite）」。</w:t>
-      </w:r>
-      <w:r>
-        <w:rPr>
-          <w:lang w:val="zh_TW" w:bidi="zh_TW"/>
-        </w:rPr>
-      </w:r>
-      <w:r>
-        <w:rPr>
-          <w:lang w:val="zh_TW" w:bidi="zh_TW"/>
-        </w:rPr>
-      </w:r>
-    </w:p>
-    <w:p>
-      <w:pPr/>
-      <w:r>
-        <w:rPr>
-          <w:lang w:val="zh_TW" w:bidi="zh_TW"/>
-        </w:rPr>
-      </w:r>
-    </w:p>
-    <w:p>
-      <w:pPr>
-        <w:pStyle w:val="Heading2"/>
-      </w:pPr>
-      <w:r>
-        <w:rPr>
-          <w:lang w:val="zh_TW" w:bidi="zh_TW"/>
-        </w:rPr>
-        <w:t>沙列</w:t>
+        <w:t>塞特</w:t>
       </w:r>
       <w:r>
         <w:rPr>
@@ -625,21 +231,9 @@
         <w:rPr>
           <w:lang w:val="zh_TW" w:bidi="zh_TW"/>
         </w:rPr>
-        <w:t>約</w:t>
+        <w:t>亞當和夏娃的第三個兒子。他取代了被該隱殺害的亞伯（</w:t>
       </w:r>
-      <w:r>
-        <w:rPr>
-          <w:lang w:val="zh_TW" w:bidi="zh_TW"/>
-        </w:rPr>
-        <w:t>坍</w:t>
-      </w:r>
-      <w:r>
-        <w:rPr>
-          <w:lang w:val="zh_TW" w:bidi="zh_TW"/>
-        </w:rPr>
-        <w:t>的兒子，也是一個居住在葉門（Yemen）的阿拉伯支族的祖先（</w:t>
-      </w:r>
-      <w:hyperlink r:id="rId22">
+      <w:hyperlink r:id="rId13">
         <w:r>
           <w:rPr>
             <w:lang w:val="zh_TW" w:bidi="zh_TW"/>
@@ -648,16 +242,16 @@
             <w:color w:val="0000EE"/>
             <w:u w:val="single"/>
           </w:rPr>
-          <w:t>創10:26</w:t>
+          <w:t>創4:25</w:t>
         </w:r>
       </w:hyperlink>
       <w:r>
         <w:rPr>
           <w:lang w:val="zh_TW" w:bidi="zh_TW"/>
         </w:rPr>
-        <w:t>；</w:t>
+        <w:t>）。在</w:t>
       </w:r>
-      <w:hyperlink r:id="rId23">
+      <w:hyperlink r:id="rId14">
         <w:r>
           <w:rPr>
             <w:lang w:val="zh_TW" w:bidi="zh_TW"/>
@@ -666,72 +260,16 @@
             <w:color w:val="0000EE"/>
             <w:u w:val="single"/>
           </w:rPr>
-          <w:t>代上1:20</w:t>
+          <w:t>創世記五章3至8節</w:t>
         </w:r>
       </w:hyperlink>
       <w:r>
         <w:rPr>
           <w:lang w:val="zh_TW" w:bidi="zh_TW"/>
         </w:rPr>
-        <w:t>）。</w:t>
+        <w:t>、</w:t>
       </w:r>
-      <w:r>
-        <w:rPr>
-          <w:lang w:val="zh_TW" w:bidi="zh_TW"/>
-        </w:rPr>
-      </w:r>
-      <w:r>
-        <w:rPr>
-          <w:lang w:val="zh_TW" w:bidi="zh_TW"/>
-        </w:rPr>
-      </w:r>
-    </w:p>
-    <w:p>
-      <w:pPr/>
-      <w:r>
-        <w:rPr>
-          <w:lang w:val="zh_TW" w:bidi="zh_TW"/>
-        </w:rPr>
-      </w:r>
-    </w:p>
-    <w:p>
-      <w:pPr>
-        <w:pStyle w:val="Heading2"/>
-      </w:pPr>
-      <w:r>
-        <w:rPr>
-          <w:lang w:val="zh_TW" w:bidi="zh_TW"/>
-        </w:rPr>
-        <w:t>沙瑪</w:t>
-      </w:r>
-      <w:r>
-        <w:rPr>
-          <w:lang w:val="zh_TW" w:bidi="zh_TW"/>
-        </w:rPr>
-      </w:r>
-    </w:p>
-    <w:p>
-      <w:pPr>
-        <w:pStyle w:val="ListNumber"/>
-        <w:numPr>
-          <w:ilvl w:val="0"/>
-          <w:numId w:val="15"/>
-        </w:numPr>
-        <w:spacing w:line="240" w:lineRule="auto"/>
-        <w:ind w:left="720"/>
-      </w:pPr>
-      <w:r>
-        <w:rPr>
-          <w:lang w:val="zh_TW" w:bidi="zh_TW"/>
-        </w:rPr>
-      </w:r>
-      <w:r>
-        <w:rPr>
-          <w:lang w:val="zh_TW" w:bidi="zh_TW"/>
-        </w:rPr>
-        <w:t>流珥的四個兒子之一。流珥是以掃的兒子。沙瑪後來成為以東地的一位族長（</w:t>
-      </w:r>
-      <w:hyperlink r:id="rId24">
+      <w:hyperlink r:id="rId15">
         <w:r>
           <w:rPr>
             <w:lang w:val="zh_TW" w:bidi="zh_TW"/>
@@ -740,16 +278,16 @@
             <w:color w:val="0000EE"/>
             <w:u w:val="single"/>
           </w:rPr>
-          <w:t>創36:13</w:t>
+          <w:t>歷代志上一章1節</w:t>
         </w:r>
       </w:hyperlink>
       <w:r>
         <w:rPr>
           <w:lang w:val="zh_TW" w:bidi="zh_TW"/>
         </w:rPr>
-        <w:t>、</w:t>
+        <w:t>（有英文譯本拼寫為Sheth），以及</w:t>
       </w:r>
-      <w:hyperlink r:id="rId24">
+      <w:hyperlink r:id="rId16">
         <w:r>
           <w:rPr>
             <w:lang w:val="zh_TW" w:bidi="zh_TW"/>
@@ -758,372 +296,14 @@
             <w:color w:val="0000EE"/>
             <w:u w:val="single"/>
           </w:rPr>
-          <w:t>17</w:t>
+          <w:t>路加福音三章38節</w:t>
         </w:r>
       </w:hyperlink>
       <w:r>
         <w:rPr>
           <w:lang w:val="zh_TW" w:bidi="zh_TW"/>
         </w:rPr>
-        <w:t>；</w:t>
-      </w:r>
-      <w:hyperlink r:id="rId25">
-        <w:r>
-          <w:rPr>
-            <w:lang w:val="zh_TW" w:bidi="zh_TW"/>
-          </w:rPr>
-          <w:rPr>
-            <w:color w:val="0000EE"/>
-            <w:u w:val="single"/>
-          </w:rPr>
-          <w:t>代上1:37</w:t>
-        </w:r>
-      </w:hyperlink>
-      <w:r>
-        <w:rPr>
-          <w:lang w:val="zh_TW" w:bidi="zh_TW"/>
-        </w:rPr>
-        <w:t>）。</w:t>
-      </w:r>
-    </w:p>
-    <w:p>
-      <w:pPr>
-        <w:pStyle w:val="ListNumber"/>
-        <w:spacing w:line="240" w:lineRule="auto"/>
-        <w:ind w:left="720"/>
-      </w:pPr>
-      <w:r>
-        <w:rPr>
-          <w:lang w:val="zh_TW" w:bidi="zh_TW"/>
-        </w:rPr>
-      </w:r>
-      <w:r>
-        <w:rPr>
-          <w:lang w:val="zh_TW" w:bidi="zh_TW"/>
-        </w:rPr>
-        <w:t>耶西八個兒子中的第三個，也是大衛王的兄長（</w:t>
-      </w:r>
-      <w:hyperlink r:id="rId26">
-        <w:r>
-          <w:rPr>
-            <w:lang w:val="zh_TW" w:bidi="zh_TW"/>
-          </w:rPr>
-          <w:rPr>
-            <w:color w:val="0000EE"/>
-            <w:u w:val="single"/>
-          </w:rPr>
-          <w:t>撒上16:9</w:t>
-        </w:r>
-      </w:hyperlink>
-      <w:r>
-        <w:rPr>
-          <w:lang w:val="zh_TW" w:bidi="zh_TW"/>
-        </w:rPr>
-        <w:t>，</w:t>
-      </w:r>
-      <w:hyperlink r:id="rId27">
-        <w:r>
-          <w:rPr>
-            <w:lang w:val="zh_TW" w:bidi="zh_TW"/>
-          </w:rPr>
-          <w:rPr>
-            <w:color w:val="0000EE"/>
-            <w:u w:val="single"/>
-          </w:rPr>
-          <w:t>17:13</w:t>
-        </w:r>
-      </w:hyperlink>
-      <w:r>
-        <w:rPr>
-          <w:lang w:val="zh_TW" w:bidi="zh_TW"/>
-        </w:rPr>
-        <w:t>）。沙瑪是約拿單和約拿達的父親（</w:t>
-      </w:r>
-      <w:hyperlink r:id="rId28">
-        <w:r>
-          <w:rPr>
-            <w:lang w:val="zh_TW" w:bidi="zh_TW"/>
-          </w:rPr>
-          <w:rPr>
-            <w:color w:val="0000EE"/>
-            <w:u w:val="single"/>
-          </w:rPr>
-          <w:t>撒下21:20–21</w:t>
-        </w:r>
-      </w:hyperlink>
-      <w:r>
-        <w:rPr>
-          <w:lang w:val="zh_TW" w:bidi="zh_TW"/>
-        </w:rPr>
-        <w:t>，</w:t>
-      </w:r>
-      <w:hyperlink r:id="rId29">
-        <w:r>
-          <w:rPr>
-            <w:lang w:val="zh_TW" w:bidi="zh_TW"/>
-          </w:rPr>
-          <w:rPr>
-            <w:color w:val="0000EE"/>
-            <w:u w:val="single"/>
-          </w:rPr>
-          <w:t>13:3–39</w:t>
-        </w:r>
-      </w:hyperlink>
-      <w:r>
-        <w:rPr>
-          <w:lang w:val="zh_TW" w:bidi="zh_TW"/>
-        </w:rPr>
-        <w:t>）。聖經也用其它名字稱呼他，包括示米亞（Shimea，</w:t>
-      </w:r>
-      <w:hyperlink r:id="rId30">
-        <w:r>
-          <w:rPr>
-            <w:lang w:val="zh_TW" w:bidi="zh_TW"/>
-          </w:rPr>
-          <w:rPr>
-            <w:color w:val="0000EE"/>
-            <w:u w:val="single"/>
-          </w:rPr>
-          <w:t>代上2:13</w:t>
-        </w:r>
-      </w:hyperlink>
-      <w:r>
-        <w:rPr>
-          <w:lang w:val="zh_TW" w:bidi="zh_TW"/>
-        </w:rPr>
-        <w:t>，</w:t>
-      </w:r>
-      <w:hyperlink r:id="rId31">
-        <w:r>
-          <w:rPr>
-            <w:lang w:val="zh_TW" w:bidi="zh_TW"/>
-          </w:rPr>
-          <w:rPr>
-            <w:color w:val="0000EE"/>
-            <w:u w:val="single"/>
-          </w:rPr>
-          <w:t>20:7</w:t>
-        </w:r>
-      </w:hyperlink>
-      <w:r>
-        <w:rPr>
-          <w:lang w:val="zh_TW" w:bidi="zh_TW"/>
-        </w:rPr>
-        <w:t>）、示米亞（Shimeah，</w:t>
-      </w:r>
-      <w:hyperlink r:id="rId32">
-        <w:r>
-          <w:rPr>
-            <w:lang w:val="zh_TW" w:bidi="zh_TW"/>
-          </w:rPr>
-          <w:rPr>
-            <w:color w:val="0000EE"/>
-            <w:u w:val="single"/>
-          </w:rPr>
-          <w:t>撒下13:3</w:t>
-        </w:r>
-      </w:hyperlink>
-      <w:r>
-        <w:rPr>
-          <w:lang w:val="zh_TW" w:bidi="zh_TW"/>
-        </w:rPr>
-        <w:t>）和示每（Shimei，</w:t>
-      </w:r>
-      <w:hyperlink r:id="rId33">
-        <w:r>
-          <w:rPr>
-            <w:lang w:val="zh_TW" w:bidi="zh_TW"/>
-          </w:rPr>
-          <w:rPr>
-            <w:color w:val="0000EE"/>
-            <w:u w:val="single"/>
-          </w:rPr>
-          <w:t>21:21</w:t>
-        </w:r>
-      </w:hyperlink>
-      <w:r>
-        <w:rPr>
-          <w:lang w:val="zh_TW" w:bidi="zh_TW"/>
-        </w:rPr>
-        <w:t>）。</w:t>
-      </w:r>
-    </w:p>
-    <w:p>
-      <w:pPr>
-        <w:pStyle w:val="ListNumber"/>
-        <w:spacing w:line="240" w:lineRule="auto"/>
-        <w:ind w:left="720"/>
-      </w:pPr>
-      <w:r>
-        <w:rPr>
-          <w:lang w:val="zh_TW" w:bidi="zh_TW"/>
-        </w:rPr>
-      </w:r>
-      <w:r>
-        <w:rPr>
-          <w:lang w:val="zh_TW" w:bidi="zh_TW"/>
-        </w:rPr>
-        <w:t>哈拉人亞基的兒子。他是大衛最傑出的勇士之一。他因獨自在利希抵擋非利士人而聞名（</w:t>
-      </w:r>
-      <w:hyperlink r:id="rId34">
-        <w:r>
-          <w:rPr>
-            <w:lang w:val="zh_TW" w:bidi="zh_TW"/>
-          </w:rPr>
-          <w:rPr>
-            <w:color w:val="0000EE"/>
-            <w:u w:val="single"/>
-          </w:rPr>
-          <w:t>撒下23:11–12</w:t>
-        </w:r>
-      </w:hyperlink>
-      <w:r>
-        <w:rPr>
-          <w:lang w:val="zh_TW" w:bidi="zh_TW"/>
-        </w:rPr>
-        <w:t>）。</w:t>
-      </w:r>
-    </w:p>
-    <w:p>
-      <w:pPr>
-        <w:pStyle w:val="ListNumber"/>
-        <w:spacing w:line="240" w:lineRule="auto"/>
-        <w:ind w:left="720"/>
-      </w:pPr>
-      <w:r>
-        <w:rPr>
-          <w:lang w:val="zh_TW" w:bidi="zh_TW"/>
-        </w:rPr>
-      </w:r>
-      <w:r>
-        <w:rPr>
-          <w:lang w:val="zh_TW" w:bidi="zh_TW"/>
-        </w:rPr>
-        <w:t>大衛麾下30位勇士之一。他的名字在名單中列在伊勒哈難和以利加之間（</w:t>
-      </w:r>
-      <w:hyperlink r:id="rId35">
-        <w:r>
-          <w:rPr>
-            <w:lang w:val="zh_TW" w:bidi="zh_TW"/>
-          </w:rPr>
-          <w:rPr>
-            <w:color w:val="0000EE"/>
-            <w:u w:val="single"/>
-          </w:rPr>
-          <w:t>撒下23:24–25</w:t>
-        </w:r>
-      </w:hyperlink>
-      <w:r>
-        <w:rPr>
-          <w:lang w:val="zh_TW" w:bidi="zh_TW"/>
-        </w:rPr>
-        <w:t>）。</w:t>
-      </w:r>
-      <w:hyperlink r:id="rId36">
-        <w:r>
-          <w:rPr>
-            <w:lang w:val="zh_TW" w:bidi="zh_TW"/>
-          </w:rPr>
-          <w:rPr>
-            <w:color w:val="0000EE"/>
-            <w:u w:val="single"/>
-          </w:rPr>
-          <w:t>歷代志上十一章27節</w:t>
-        </w:r>
-      </w:hyperlink>
-      <w:r>
-        <w:rPr>
-          <w:lang w:val="zh_TW" w:bidi="zh_TW"/>
-        </w:rPr>
-        <w:t>稱他為沙瑪（Shammoth，可能是沙瑪的複數形式）。在</w:t>
-      </w:r>
-      <w:hyperlink r:id="rId37">
-        <w:r>
-          <w:rPr>
-            <w:lang w:val="zh_TW" w:bidi="zh_TW"/>
-          </w:rPr>
-          <w:rPr>
-            <w:color w:val="0000EE"/>
-            <w:u w:val="single"/>
-          </w:rPr>
-          <w:t>二十七章8節</w:t>
-        </w:r>
-      </w:hyperlink>
-      <w:r>
-        <w:rPr>
-          <w:lang w:val="zh_TW" w:bidi="zh_TW"/>
-        </w:rPr>
-        <w:t>中，他可能就是稱為伊斯拉人珊合的那位人物；珊合是大衛軍隊一個班次的統領。</w:t>
-      </w:r>
-    </w:p>
-    <w:p>
-      <w:pPr>
-        <w:pStyle w:val="ListNumber"/>
-        <w:spacing w:line="240" w:lineRule="auto"/>
-        <w:ind w:left="720"/>
-      </w:pPr>
-      <w:r>
-        <w:rPr>
-          <w:lang w:val="zh_TW" w:bidi="zh_TW"/>
-        </w:rPr>
-      </w:r>
-      <w:r>
-        <w:rPr>
-          <w:lang w:val="zh_TW" w:bidi="zh_TW"/>
-        </w:rPr>
-        <w:t>哈拉人。他是大衛的勇士之一。他的名字在名單中列在約拿單和亞希暗之間（</w:t>
-      </w:r>
-      <w:hyperlink r:id="rId38">
-        <w:r>
-          <w:rPr>
-            <w:lang w:val="zh_TW" w:bidi="zh_TW"/>
-          </w:rPr>
-          <w:rPr>
-            <w:color w:val="0000EE"/>
-            <w:u w:val="single"/>
-          </w:rPr>
-          <w:t>撒下23:33</w:t>
-        </w:r>
-      </w:hyperlink>
-      <w:r>
-        <w:rPr>
-          <w:lang w:val="zh_TW" w:bidi="zh_TW"/>
-        </w:rPr>
-        <w:t>）。</w:t>
-      </w:r>
-      <w:r>
-        <w:rPr>
-          <w:lang w:val="zh_TW" w:bidi="zh_TW"/>
-        </w:rPr>
-      </w:r>
-      <w:r>
-        <w:rPr>
-          <w:lang w:val="zh_TW" w:bidi="zh_TW"/>
-        </w:rPr>
-      </w:r>
-    </w:p>
-    <w:p>
-      <w:pPr/>
-      <w:r>
-        <w:rPr>
-          <w:lang w:val="zh_TW" w:bidi="zh_TW"/>
-        </w:rPr>
-      </w:r>
-    </w:p>
-    <w:p>
-      <w:pPr>
-        <w:pStyle w:val="Heading2"/>
-      </w:pPr>
-      <w:r>
-        <w:rPr>
-          <w:lang w:val="zh_TW" w:bidi="zh_TW"/>
-        </w:rPr>
-        <w:t>沙微谷</w:t>
-      </w:r>
-      <w:r>
-        <w:rPr>
-          <w:lang w:val="zh_TW" w:bidi="zh_TW"/>
-        </w:rPr>
+        <w:t>的家譜中，塞特被記載為亞當的長子。耶穌正是藉著塞特的譜系而生。塞特是以挪士的父親，並活了912年。</w:t>
       </w:r>
     </w:p>
     <w:p>
@@ -1135,248 +315,22 @@
       </w:r>
       <w:r>
         <w:rPr>
-          <w:lang w:val="zh_TW" w:bidi="zh_TW"/>
-        </w:rPr>
-        <w:t>這是</w:t>
-      </w:r>
-      <w:hyperlink r:id="rId39">
-        <w:r>
-          <w:rPr>
-            <w:lang w:val="zh_TW" w:bidi="zh_TW"/>
-          </w:rPr>
-          <w:rPr>
-            <w:color w:val="0000EE"/>
-            <w:u w:val="single"/>
-          </w:rPr>
-          <w:t>創世記十四章17節</w:t>
-        </w:r>
-      </w:hyperlink>
-      <w:r>
-        <w:rPr>
-          <w:lang w:val="zh_TW" w:bidi="zh_TW"/>
-        </w:rPr>
-        <w:t>中提到的王谷的另一個名稱。這片山谷位於耶路撒冷附近。</w:t>
-      </w:r>
-      <w:r>
-        <w:rPr>
           <w:i/>
           <w:lang w:val="zh_TW" w:bidi="zh_TW"/>
         </w:rPr>
-        <w:t>見</w:t>
+        <w:t>另見</w:t>
       </w:r>
       <w:r>
         <w:rPr>
           <w:lang w:val="zh_TW" w:bidi="zh_TW"/>
         </w:rPr>
-        <w:t>王谷</w:t>
+        <w:t>耶穌基督的家譜</w:t>
       </w:r>
       <w:r>
         <w:rPr>
           <w:lang w:val="zh_TW" w:bidi="zh_TW"/>
         </w:rPr>
         <w:t>。</w:t>
-      </w:r>
-      <w:r>
-        <w:rPr>
-          <w:lang w:val="zh_TW" w:bidi="zh_TW"/>
-        </w:rPr>
-      </w:r>
-      <w:r>
-        <w:rPr>
-          <w:lang w:val="zh_TW" w:bidi="zh_TW"/>
-        </w:rPr>
-      </w:r>
-    </w:p>
-    <w:p>
-      <w:pPr/>
-      <w:r>
-        <w:rPr>
-          <w:lang w:val="zh_TW" w:bidi="zh_TW"/>
-        </w:rPr>
-      </w:r>
-    </w:p>
-    <w:p>
-      <w:pPr>
-        <w:pStyle w:val="Heading2"/>
-      </w:pPr>
-      <w:r>
-        <w:rPr>
-          <w:lang w:val="zh_TW" w:bidi="zh_TW"/>
-        </w:rPr>
-        <w:t>沙微谷</w:t>
-      </w:r>
-      <w:r>
-        <w:rPr>
-          <w:lang w:val="zh_TW" w:bidi="zh_TW"/>
-        </w:rPr>
-      </w:r>
-    </w:p>
-    <w:p>
-      <w:pPr>
-        <w:pStyle w:val="Heading2"/>
-      </w:pPr>
-      <w:r>
-        <w:rPr>
-          <w:lang w:val="zh_TW" w:bidi="zh_TW"/>
-        </w:rPr>
-        <w:t>沙微谷（</w:t>
-      </w:r>
-      <w:r>
-        <w:rPr>
-          <w:lang w:val="zh_TW" w:bidi="zh_TW"/>
-        </w:rPr>
-        <w:t>Valley of Shaveh</w:t>
-      </w:r>
-      <w:r>
-        <w:rPr>
-          <w:lang w:val="zh_TW" w:bidi="zh_TW"/>
-        </w:rPr>
-        <w:t>）</w:t>
-      </w:r>
-    </w:p>
-    <w:p>
-      <w:pPr/>
-      <w:r>
-        <w:rPr>
-          <w:lang w:val="zh_TW" w:bidi="zh_TW"/>
-        </w:rPr>
-      </w:r>
-      <w:r>
-        <w:rPr>
-          <w:lang w:val="zh_TW" w:bidi="zh_TW"/>
-        </w:rPr>
-        <w:t>位於撒冷附近的山谷，在</w:t>
-      </w:r>
-      <w:hyperlink r:id="rId39">
-        <w:r>
-          <w:rPr>
-            <w:lang w:val="zh_TW" w:bidi="zh_TW"/>
-          </w:rPr>
-          <w:rPr>
-            <w:color w:val="0000EE"/>
-            <w:u w:val="single"/>
-          </w:rPr>
-          <w:t>創世記十四章17節</w:t>
-        </w:r>
-      </w:hyperlink>
-      <w:r>
-        <w:rPr>
-          <w:lang w:val="zh_TW" w:bidi="zh_TW"/>
-        </w:rPr>
-        <w:t>中也被稱為王谷。見</w:t>
-      </w:r>
-      <w:r>
-        <w:rPr>
-          <w:lang w:val="zh_TW" w:bidi="zh_TW"/>
-        </w:rPr>
-        <w:t>王谷</w:t>
-      </w:r>
-      <w:r>
-        <w:rPr>
-          <w:lang w:val="zh_TW" w:bidi="zh_TW"/>
-        </w:rPr>
-        <w:t>。</w:t>
-      </w:r>
-      <w:r>
-        <w:rPr>
-          <w:lang w:val="zh_TW" w:bidi="zh_TW"/>
-        </w:rPr>
-      </w:r>
-      <w:r>
-        <w:rPr>
-          <w:lang w:val="zh_TW" w:bidi="zh_TW"/>
-        </w:rPr>
-      </w:r>
-    </w:p>
-    <w:p>
-      <w:pPr/>
-      <w:r>
-        <w:rPr>
-          <w:lang w:val="zh_TW" w:bidi="zh_TW"/>
-        </w:rPr>
-      </w:r>
-    </w:p>
-    <w:p>
-      <w:pPr>
-        <w:pStyle w:val="Heading2"/>
-      </w:pPr>
-      <w:r>
-        <w:rPr>
-          <w:lang w:val="zh_TW" w:bidi="zh_TW"/>
-        </w:rPr>
-        <w:t>沙微‧基列亭</w:t>
-      </w:r>
-      <w:r>
-        <w:rPr>
-          <w:lang w:val="zh_TW" w:bidi="zh_TW"/>
-        </w:rPr>
-      </w:r>
-    </w:p>
-    <w:p>
-      <w:pPr>
-        <w:pStyle w:val="Heading2"/>
-      </w:pPr>
-      <w:r>
-        <w:rPr>
-          <w:lang w:val="zh_TW" w:bidi="zh_TW"/>
-        </w:rPr>
-        <w:t>沙微‧基列亭（Shaveh Kiriathaim）</w:t>
-      </w:r>
-    </w:p>
-    <w:p>
-      <w:pPr/>
-      <w:r>
-        <w:rPr>
-          <w:lang w:val="zh_TW" w:bidi="zh_TW"/>
-        </w:rPr>
-      </w:r>
-      <w:r>
-        <w:rPr>
-          <w:lang w:val="zh_TW" w:bidi="zh_TW"/>
-        </w:rPr>
-        <w:t>這是</w:t>
-      </w:r>
-      <w:r>
-        <w:rPr>
-          <w:lang w:val="zh_TW" w:bidi="zh_TW"/>
-        </w:rPr>
-        <w:t>死海以東、靠近基列亭城的一片平原，為以米人所居住</w:t>
-      </w:r>
-      <w:r>
-        <w:rPr>
-          <w:lang w:val="zh_TW" w:bidi="zh_TW"/>
-        </w:rPr>
-        <w:t>。沙微·基列亭的以米人被列為</w:t>
-      </w:r>
-      <w:r>
-        <w:rPr>
-          <w:lang w:val="zh_TW" w:bidi="zh_TW"/>
-        </w:rPr>
-        <w:t>基大老瑪</w:t>
-      </w:r>
-      <w:r>
-        <w:rPr>
-          <w:lang w:val="zh_TW" w:bidi="zh_TW"/>
-        </w:rPr>
-        <w:t>王及其盟軍擊敗的眾多部族之一（</w:t>
-      </w:r>
-      <w:hyperlink r:id="rId40">
-        <w:r>
-          <w:rPr>
-            <w:lang w:val="zh_TW" w:bidi="zh_TW"/>
-          </w:rPr>
-          <w:rPr>
-            <w:color w:val="0000EE"/>
-            <w:u w:val="single"/>
-          </w:rPr>
-          <w:t>創14:5</w:t>
-        </w:r>
-      </w:hyperlink>
-      <w:r>
-        <w:rPr>
-          <w:lang w:val="zh_TW" w:bidi="zh_TW"/>
-        </w:rPr>
-        <w:t>；在一些譯本中，這詞拼寫為「Kiriathaim」）。這片平原後來是由呂便的子孫所繼承。</w:t>
       </w:r>
       <w:r>
         <w:rPr>
@@ -3278,18 +2232,6 @@
   </w:num>
   <w:num w:numId="13" w16cid:durableId="592781308">
     <w:abstractNumId w:val="11"/>
-  </w:num>
-  <w:num w:numId="14">
-    <w:abstractNumId w:val="3"/>
-    <w:lvlOverride w:ilvl="0">
-      <w:startOverride w:val="1"/>
-    </w:lvlOverride>
-  </w:num>
-  <w:num w:numId="15">
-    <w:abstractNumId w:val="3"/>
-    <w:lvlOverride w:ilvl="0">
-      <w:startOverride w:val="1"/>
-    </w:lvlOverride>
   </w:num>
   <w:numIdMacAtCleanup w:val="10"/>
 </w:numbering>

--- a/zht/docx/146.content.docx
+++ b/zht/docx/146.content.docx
@@ -233,72 +233,48 @@
         </w:rPr>
         <w:t>亞當和夏娃的第三個兒子。他取代了被該隱殺害的亞伯（</w:t>
       </w:r>
-      <w:hyperlink r:id="rId13">
-        <w:r>
-          <w:rPr>
-            <w:lang w:val="zh_TW" w:bidi="zh_TW"/>
-          </w:rPr>
-          <w:rPr>
-            <w:color w:val="0000EE"/>
-            <w:u w:val="single"/>
-          </w:rPr>
-          <w:t>創4:25</w:t>
-        </w:r>
-      </w:hyperlink>
+      <w:r>
+        <w:rPr>
+          <w:lang w:val="zh_TW" w:bidi="zh_TW"/>
+        </w:rPr>
+        <w:t>創4:25</w:t>
+      </w:r>
       <w:r>
         <w:rPr>
           <w:lang w:val="zh_TW" w:bidi="zh_TW"/>
         </w:rPr>
         <w:t>）。在</w:t>
       </w:r>
-      <w:hyperlink r:id="rId14">
-        <w:r>
-          <w:rPr>
-            <w:lang w:val="zh_TW" w:bidi="zh_TW"/>
-          </w:rPr>
-          <w:rPr>
-            <w:color w:val="0000EE"/>
-            <w:u w:val="single"/>
-          </w:rPr>
-          <w:t>創世記五章3至8節</w:t>
-        </w:r>
-      </w:hyperlink>
+      <w:r>
+        <w:rPr>
+          <w:lang w:val="zh_TW" w:bidi="zh_TW"/>
+        </w:rPr>
+        <w:t>創世記五章3至8節</w:t>
+      </w:r>
       <w:r>
         <w:rPr>
           <w:lang w:val="zh_TW" w:bidi="zh_TW"/>
         </w:rPr>
         <w:t>、</w:t>
       </w:r>
-      <w:hyperlink r:id="rId15">
-        <w:r>
-          <w:rPr>
-            <w:lang w:val="zh_TW" w:bidi="zh_TW"/>
-          </w:rPr>
-          <w:rPr>
-            <w:color w:val="0000EE"/>
-            <w:u w:val="single"/>
-          </w:rPr>
-          <w:t>歷代志上一章1節</w:t>
-        </w:r>
-      </w:hyperlink>
+      <w:r>
+        <w:rPr>
+          <w:lang w:val="zh_TW" w:bidi="zh_TW"/>
+        </w:rPr>
+        <w:t>歷代志上一章1節</w:t>
+      </w:r>
       <w:r>
         <w:rPr>
           <w:lang w:val="zh_TW" w:bidi="zh_TW"/>
         </w:rPr>
         <w:t>（有英文譯本拼寫為Sheth），以及</w:t>
       </w:r>
-      <w:hyperlink r:id="rId16">
-        <w:r>
-          <w:rPr>
-            <w:lang w:val="zh_TW" w:bidi="zh_TW"/>
-          </w:rPr>
-          <w:rPr>
-            <w:color w:val="0000EE"/>
-            <w:u w:val="single"/>
-          </w:rPr>
-          <w:t>路加福音三章38節</w:t>
-        </w:r>
-      </w:hyperlink>
+      <w:r>
+        <w:rPr>
+          <w:lang w:val="zh_TW" w:bidi="zh_TW"/>
+        </w:rPr>
+        <w:t>路加福音三章38節</w:t>
+      </w:r>
       <w:r>
         <w:rPr>
           <w:lang w:val="zh_TW" w:bidi="zh_TW"/>
